--- a/development log.docx
+++ b/development log.docx
@@ -7,7 +7,22 @@
         <w:t>Geometry Dash on SFML</w:t>
       </w:r>
     </w:p>
-    <w:p/>
+    <w:p>
+      <w:r>
+        <w:t>Code to push commits from local VS code:</w:t>
+      </w:r>
+    </w:p>
+    <w:p>
+      <w:r>
+        <w:t xml:space="preserve">git commit -m "Stage 2: </w:t>
+      </w:r>
+      <w:r>
+        <w:t>G</w:t>
+      </w:r>
+      <w:r>
+        <w:t>ravity and vertical movement"</w:t>
+      </w:r>
+    </w:p>
     <w:p>
       <w:r>
         <w:t xml:space="preserve">(July 21) </w:t>
@@ -241,6 +256,9 @@
     </w:p>
     <w:p>
       <w:r>
+        <w:rPr>
+          <w:noProof/>
+        </w:rPr>
         <w:lastRenderedPageBreak/>
         <w:drawing>
           <wp:inline distT="0" distB="0" distL="0" distR="0" wp14:anchorId="2594824D" wp14:editId="32267E1E">
@@ -258,7 +276,7 @@
                     <pic:cNvPicPr/>
                   </pic:nvPicPr>
                   <pic:blipFill>
-                    <a:blip r:embed="rId4"/>
+                    <a:blip r:embed="rId5"/>
                     <a:stretch>
                       <a:fillRect/>
                     </a:stretch>
@@ -318,6 +336,8025 @@
         <w:t>.</w:t>
       </w:r>
     </w:p>
+    <w:p>
+      <w:pPr>
+        <w:pStyle w:val="p1"/>
+      </w:pPr>
+      <w:r>
+        <w:t xml:space="preserve">Added the following to </w:t>
+      </w:r>
+      <w:proofErr w:type="spellStart"/>
+      <w:r>
+        <w:t>player.h</w:t>
+      </w:r>
+      <w:proofErr w:type="spellEnd"/>
+      <w:r>
+        <w:t>:</w:t>
+      </w:r>
+    </w:p>
+    <w:p>
+      <w:pPr>
+        <w:shd w:val="clear" w:color="auto" w:fill="1F1F1F"/>
+        <w:spacing w:after="0" w:line="270" w:lineRule="atLeast"/>
+        <w:rPr>
+          <w:rFonts w:ascii="Menlo" w:eastAsia="Times New Roman" w:hAnsi="Menlo" w:cs="Menlo"/>
+          <w:color w:val="CCCCCC"/>
+          <w:kern w:val="0"/>
+          <w:sz w:val="18"/>
+          <w:szCs w:val="18"/>
+          <w14:ligatures w14:val="none"/>
+        </w:rPr>
+      </w:pPr>
+      <w:r>
+        <w:rPr>
+          <w:rFonts w:ascii="Menlo" w:eastAsia="Times New Roman" w:hAnsi="Menlo" w:cs="Menlo"/>
+          <w:color w:val="569CD6"/>
+          <w:kern w:val="0"/>
+          <w:sz w:val="18"/>
+          <w:szCs w:val="18"/>
+          <w14:ligatures w14:val="none"/>
+        </w:rPr>
+        <w:t xml:space="preserve">    </w:t>
+      </w:r>
+      <w:r>
+        <w:rPr>
+          <w:rFonts w:ascii="Menlo" w:eastAsia="Times New Roman" w:hAnsi="Menlo" w:cs="Menlo"/>
+          <w:color w:val="569CD6"/>
+          <w:kern w:val="0"/>
+          <w:sz w:val="18"/>
+          <w:szCs w:val="18"/>
+          <w14:ligatures w14:val="none"/>
+        </w:rPr>
+        <w:t>float</w:t>
+      </w:r>
+      <w:r>
+        <w:rPr>
+          <w:rFonts w:ascii="Menlo" w:eastAsia="Times New Roman" w:hAnsi="Menlo" w:cs="Menlo"/>
+          <w:color w:val="CCCCCC"/>
+          <w:kern w:val="0"/>
+          <w:sz w:val="18"/>
+          <w:szCs w:val="18"/>
+          <w14:ligatures w14:val="none"/>
+        </w:rPr>
+        <w:t xml:space="preserve"> </w:t>
+      </w:r>
+      <w:proofErr w:type="spellStart"/>
+      <w:r>
+        <w:rPr>
+          <w:rFonts w:ascii="Menlo" w:eastAsia="Times New Roman" w:hAnsi="Menlo" w:cs="Menlo"/>
+          <w:color w:val="CCCCCC"/>
+          <w:kern w:val="0"/>
+          <w:sz w:val="18"/>
+          <w:szCs w:val="18"/>
+          <w14:ligatures w14:val="none"/>
+        </w:rPr>
+        <w:t>horizontalSpeed</w:t>
+      </w:r>
+      <w:proofErr w:type="spellEnd"/>
+      <w:r>
+        <w:rPr>
+          <w:rFonts w:ascii="Menlo" w:eastAsia="Times New Roman" w:hAnsi="Menlo" w:cs="Menlo"/>
+          <w:color w:val="CCCCCC"/>
+          <w:kern w:val="0"/>
+          <w:sz w:val="18"/>
+          <w:szCs w:val="18"/>
+          <w14:ligatures w14:val="none"/>
+        </w:rPr>
+        <w:t>;</w:t>
+      </w:r>
+    </w:p>
+    <w:p>
+      <w:pPr>
+        <w:shd w:val="clear" w:color="auto" w:fill="1F1F1F"/>
+        <w:spacing w:after="0" w:line="270" w:lineRule="atLeast"/>
+        <w:rPr>
+          <w:rFonts w:ascii="Menlo" w:eastAsia="Times New Roman" w:hAnsi="Menlo" w:cs="Menlo"/>
+          <w:color w:val="CCCCCC"/>
+          <w:kern w:val="0"/>
+          <w:sz w:val="18"/>
+          <w:szCs w:val="18"/>
+          <w14:ligatures w14:val="none"/>
+        </w:rPr>
+      </w:pPr>
+      <w:r>
+        <w:rPr>
+          <w:rFonts w:ascii="Menlo" w:eastAsia="Times New Roman" w:hAnsi="Menlo" w:cs="Menlo"/>
+          <w:color w:val="CCCCCC"/>
+          <w:kern w:val="0"/>
+          <w:sz w:val="18"/>
+          <w:szCs w:val="18"/>
+          <w14:ligatures w14:val="none"/>
+        </w:rPr>
+        <w:t xml:space="preserve">    </w:t>
+      </w:r>
+      <w:r>
+        <w:rPr>
+          <w:rFonts w:ascii="Menlo" w:eastAsia="Times New Roman" w:hAnsi="Menlo" w:cs="Menlo"/>
+          <w:color w:val="569CD6"/>
+          <w:kern w:val="0"/>
+          <w:sz w:val="18"/>
+          <w:szCs w:val="18"/>
+          <w14:ligatures w14:val="none"/>
+        </w:rPr>
+        <w:t>float</w:t>
+      </w:r>
+      <w:r>
+        <w:rPr>
+          <w:rFonts w:ascii="Menlo" w:eastAsia="Times New Roman" w:hAnsi="Menlo" w:cs="Menlo"/>
+          <w:color w:val="CCCCCC"/>
+          <w:kern w:val="0"/>
+          <w:sz w:val="18"/>
+          <w:szCs w:val="18"/>
+          <w14:ligatures w14:val="none"/>
+        </w:rPr>
+        <w:t xml:space="preserve"> </w:t>
+      </w:r>
+      <w:proofErr w:type="spellStart"/>
+      <w:r>
+        <w:rPr>
+          <w:rFonts w:ascii="Menlo" w:eastAsia="Times New Roman" w:hAnsi="Menlo" w:cs="Menlo"/>
+          <w:color w:val="CCCCCC"/>
+          <w:kern w:val="0"/>
+          <w:sz w:val="18"/>
+          <w:szCs w:val="18"/>
+          <w14:ligatures w14:val="none"/>
+        </w:rPr>
+        <w:t>verticalVelocity</w:t>
+      </w:r>
+      <w:proofErr w:type="spellEnd"/>
+      <w:r>
+        <w:rPr>
+          <w:rFonts w:ascii="Menlo" w:eastAsia="Times New Roman" w:hAnsi="Menlo" w:cs="Menlo"/>
+          <w:color w:val="CCCCCC"/>
+          <w:kern w:val="0"/>
+          <w:sz w:val="18"/>
+          <w:szCs w:val="18"/>
+          <w14:ligatures w14:val="none"/>
+        </w:rPr>
+        <w:t>;</w:t>
+      </w:r>
+    </w:p>
+    <w:p>
+      <w:pPr>
+        <w:shd w:val="clear" w:color="auto" w:fill="1F1F1F"/>
+        <w:spacing w:after="0" w:line="270" w:lineRule="atLeast"/>
+        <w:rPr>
+          <w:rFonts w:ascii="Menlo" w:eastAsia="Times New Roman" w:hAnsi="Menlo" w:cs="Menlo"/>
+          <w:color w:val="CCCCCC"/>
+          <w:kern w:val="0"/>
+          <w:sz w:val="18"/>
+          <w:szCs w:val="18"/>
+          <w14:ligatures w14:val="none"/>
+        </w:rPr>
+      </w:pPr>
+      <w:r>
+        <w:rPr>
+          <w:rFonts w:ascii="Menlo" w:eastAsia="Times New Roman" w:hAnsi="Menlo" w:cs="Menlo"/>
+          <w:color w:val="CCCCCC"/>
+          <w:kern w:val="0"/>
+          <w:sz w:val="18"/>
+          <w:szCs w:val="18"/>
+          <w14:ligatures w14:val="none"/>
+        </w:rPr>
+        <w:t xml:space="preserve">    </w:t>
+      </w:r>
+      <w:r>
+        <w:rPr>
+          <w:rFonts w:ascii="Menlo" w:eastAsia="Times New Roman" w:hAnsi="Menlo" w:cs="Menlo"/>
+          <w:color w:val="569CD6"/>
+          <w:kern w:val="0"/>
+          <w:sz w:val="18"/>
+          <w:szCs w:val="18"/>
+          <w14:ligatures w14:val="none"/>
+        </w:rPr>
+        <w:t>float</w:t>
+      </w:r>
+      <w:r>
+        <w:rPr>
+          <w:rFonts w:ascii="Menlo" w:eastAsia="Times New Roman" w:hAnsi="Menlo" w:cs="Menlo"/>
+          <w:color w:val="CCCCCC"/>
+          <w:kern w:val="0"/>
+          <w:sz w:val="18"/>
+          <w:szCs w:val="18"/>
+          <w14:ligatures w14:val="none"/>
+        </w:rPr>
+        <w:t xml:space="preserve"> gravity;</w:t>
+      </w:r>
+    </w:p>
+    <w:p>
+      <w:pPr>
+        <w:shd w:val="clear" w:color="auto" w:fill="1F1F1F"/>
+        <w:spacing w:after="0" w:line="270" w:lineRule="atLeast"/>
+        <w:rPr>
+          <w:rFonts w:ascii="Menlo" w:eastAsia="Times New Roman" w:hAnsi="Menlo" w:cs="Menlo"/>
+          <w:color w:val="CCCCCC"/>
+          <w:kern w:val="0"/>
+          <w:sz w:val="18"/>
+          <w:szCs w:val="18"/>
+          <w14:ligatures w14:val="none"/>
+        </w:rPr>
+      </w:pPr>
+      <w:r>
+        <w:rPr>
+          <w:rFonts w:ascii="Menlo" w:eastAsia="Times New Roman" w:hAnsi="Menlo" w:cs="Menlo"/>
+          <w:color w:val="CCCCCC"/>
+          <w:kern w:val="0"/>
+          <w:sz w:val="18"/>
+          <w:szCs w:val="18"/>
+          <w14:ligatures w14:val="none"/>
+        </w:rPr>
+        <w:t xml:space="preserve">    </w:t>
+      </w:r>
+      <w:r>
+        <w:rPr>
+          <w:rFonts w:ascii="Menlo" w:eastAsia="Times New Roman" w:hAnsi="Menlo" w:cs="Menlo"/>
+          <w:color w:val="569CD6"/>
+          <w:kern w:val="0"/>
+          <w:sz w:val="18"/>
+          <w:szCs w:val="18"/>
+          <w14:ligatures w14:val="none"/>
+        </w:rPr>
+        <w:t>float</w:t>
+      </w:r>
+      <w:r>
+        <w:rPr>
+          <w:rFonts w:ascii="Menlo" w:eastAsia="Times New Roman" w:hAnsi="Menlo" w:cs="Menlo"/>
+          <w:color w:val="CCCCCC"/>
+          <w:kern w:val="0"/>
+          <w:sz w:val="18"/>
+          <w:szCs w:val="18"/>
+          <w14:ligatures w14:val="none"/>
+        </w:rPr>
+        <w:t xml:space="preserve"> </w:t>
+      </w:r>
+      <w:proofErr w:type="spellStart"/>
+      <w:r>
+        <w:rPr>
+          <w:rFonts w:ascii="Menlo" w:eastAsia="Times New Roman" w:hAnsi="Menlo" w:cs="Menlo"/>
+          <w:color w:val="CCCCCC"/>
+          <w:kern w:val="0"/>
+          <w:sz w:val="18"/>
+          <w:szCs w:val="18"/>
+          <w14:ligatures w14:val="none"/>
+        </w:rPr>
+        <w:t>groundY</w:t>
+      </w:r>
+      <w:proofErr w:type="spellEnd"/>
+      <w:r>
+        <w:rPr>
+          <w:rFonts w:ascii="Menlo" w:eastAsia="Times New Roman" w:hAnsi="Menlo" w:cs="Menlo"/>
+          <w:color w:val="CCCCCC"/>
+          <w:kern w:val="0"/>
+          <w:sz w:val="18"/>
+          <w:szCs w:val="18"/>
+          <w14:ligatures w14:val="none"/>
+        </w:rPr>
+        <w:t>;</w:t>
+      </w:r>
+    </w:p>
+    <w:p>
+      <w:pPr>
+        <w:pStyle w:val="p1"/>
+      </w:pPr>
+    </w:p>
+    <w:p>
+      <w:pPr>
+        <w:pStyle w:val="p1"/>
+      </w:pPr>
+      <w:r>
+        <w:t xml:space="preserve">In player.cpp, this is </w:t>
+      </w:r>
+      <w:proofErr w:type="spellStart"/>
+      <w:r>
+        <w:t>gravioty</w:t>
+      </w:r>
+      <w:proofErr w:type="spellEnd"/>
+      <w:r>
+        <w:t xml:space="preserve"> calculation: </w:t>
+      </w:r>
+    </w:p>
+    <w:p>
+      <w:pPr>
+        <w:pStyle w:val="p1"/>
+      </w:pPr>
+      <w:proofErr w:type="spellStart"/>
+      <w:r>
+        <w:t>verticalVelocity</w:t>
+      </w:r>
+      <w:proofErr w:type="spellEnd"/>
+      <w:r>
+        <w:t xml:space="preserve"> += gravity * </w:t>
+      </w:r>
+      <w:proofErr w:type="spellStart"/>
+      <w:r>
+        <w:t>deltaTime</w:t>
+      </w:r>
+      <w:proofErr w:type="spellEnd"/>
+      <w:r>
+        <w:t>;</w:t>
+      </w:r>
+    </w:p>
+    <w:p>
+      <w:pPr>
+        <w:pStyle w:val="p1"/>
+      </w:pPr>
+      <w:r>
+        <w:t>Implementation of horizontal and vertical movement:</w:t>
+      </w:r>
+    </w:p>
+    <w:p>
+      <w:pPr>
+        <w:shd w:val="clear" w:color="auto" w:fill="1F1F1F"/>
+        <w:spacing w:after="0" w:line="270" w:lineRule="atLeast"/>
+        <w:rPr>
+          <w:rFonts w:ascii="Menlo" w:eastAsia="Times New Roman" w:hAnsi="Menlo" w:cs="Menlo"/>
+          <w:color w:val="CCCCCC"/>
+          <w:kern w:val="0"/>
+          <w:sz w:val="18"/>
+          <w:szCs w:val="18"/>
+          <w14:ligatures w14:val="none"/>
+        </w:rPr>
+      </w:pPr>
+      <w:proofErr w:type="spellStart"/>
+      <w:proofErr w:type="gramStart"/>
+      <w:r>
+        <w:rPr>
+          <w:rFonts w:ascii="Menlo" w:eastAsia="Times New Roman" w:hAnsi="Menlo" w:cs="Menlo"/>
+          <w:color w:val="9CDCFE"/>
+          <w:kern w:val="0"/>
+          <w:sz w:val="18"/>
+          <w:szCs w:val="18"/>
+          <w14:ligatures w14:val="none"/>
+        </w:rPr>
+        <w:t>box</w:t>
+      </w:r>
+      <w:r>
+        <w:rPr>
+          <w:rFonts w:ascii="Menlo" w:eastAsia="Times New Roman" w:hAnsi="Menlo" w:cs="Menlo"/>
+          <w:color w:val="CCCCCC"/>
+          <w:kern w:val="0"/>
+          <w:sz w:val="18"/>
+          <w:szCs w:val="18"/>
+          <w14:ligatures w14:val="none"/>
+        </w:rPr>
+        <w:t>.</w:t>
+      </w:r>
+      <w:r>
+        <w:rPr>
+          <w:rFonts w:ascii="Menlo" w:eastAsia="Times New Roman" w:hAnsi="Menlo" w:cs="Menlo"/>
+          <w:color w:val="DCDCAA"/>
+          <w:kern w:val="0"/>
+          <w:sz w:val="18"/>
+          <w:szCs w:val="18"/>
+          <w14:ligatures w14:val="none"/>
+        </w:rPr>
+        <w:t>move</w:t>
+      </w:r>
+      <w:proofErr w:type="spellEnd"/>
+      <w:proofErr w:type="gramEnd"/>
+      <w:r>
+        <w:rPr>
+          <w:rFonts w:ascii="Menlo" w:eastAsia="Times New Roman" w:hAnsi="Menlo" w:cs="Menlo"/>
+          <w:color w:val="CCCCCC"/>
+          <w:kern w:val="0"/>
+          <w:sz w:val="18"/>
+          <w:szCs w:val="18"/>
+          <w14:ligatures w14:val="none"/>
+        </w:rPr>
+        <w:t>(</w:t>
+      </w:r>
+    </w:p>
+    <w:p>
+      <w:pPr>
+        <w:shd w:val="clear" w:color="auto" w:fill="1F1F1F"/>
+        <w:spacing w:after="0" w:line="270" w:lineRule="atLeast"/>
+        <w:rPr>
+          <w:rFonts w:ascii="Menlo" w:eastAsia="Times New Roman" w:hAnsi="Menlo" w:cs="Menlo"/>
+          <w:color w:val="CCCCCC"/>
+          <w:kern w:val="0"/>
+          <w:sz w:val="18"/>
+          <w:szCs w:val="18"/>
+          <w14:ligatures w14:val="none"/>
+        </w:rPr>
+      </w:pPr>
+      <w:r>
+        <w:rPr>
+          <w:rFonts w:ascii="Menlo" w:eastAsia="Times New Roman" w:hAnsi="Menlo" w:cs="Menlo"/>
+          <w:color w:val="CCCCCC"/>
+          <w:kern w:val="0"/>
+          <w:sz w:val="18"/>
+          <w:szCs w:val="18"/>
+          <w14:ligatures w14:val="none"/>
+        </w:rPr>
+        <w:t xml:space="preserve">        </w:t>
+      </w:r>
+      <w:proofErr w:type="spellStart"/>
+      <w:r>
+        <w:rPr>
+          <w:rFonts w:ascii="Menlo" w:eastAsia="Times New Roman" w:hAnsi="Menlo" w:cs="Menlo"/>
+          <w:color w:val="9CDCFE"/>
+          <w:kern w:val="0"/>
+          <w:sz w:val="18"/>
+          <w:szCs w:val="18"/>
+          <w14:ligatures w14:val="none"/>
+        </w:rPr>
+        <w:t>horizontalSpeed</w:t>
+      </w:r>
+      <w:proofErr w:type="spellEnd"/>
+      <w:r>
+        <w:rPr>
+          <w:rFonts w:ascii="Menlo" w:eastAsia="Times New Roman" w:hAnsi="Menlo" w:cs="Menlo"/>
+          <w:color w:val="CCCCCC"/>
+          <w:kern w:val="0"/>
+          <w:sz w:val="18"/>
+          <w:szCs w:val="18"/>
+          <w14:ligatures w14:val="none"/>
+        </w:rPr>
+        <w:t xml:space="preserve"> </w:t>
+      </w:r>
+      <w:r>
+        <w:rPr>
+          <w:rFonts w:ascii="Menlo" w:eastAsia="Times New Roman" w:hAnsi="Menlo" w:cs="Menlo"/>
+          <w:color w:val="D4D4D4"/>
+          <w:kern w:val="0"/>
+          <w:sz w:val="18"/>
+          <w:szCs w:val="18"/>
+          <w14:ligatures w14:val="none"/>
+        </w:rPr>
+        <w:t>*</w:t>
+      </w:r>
+      <w:r>
+        <w:rPr>
+          <w:rFonts w:ascii="Menlo" w:eastAsia="Times New Roman" w:hAnsi="Menlo" w:cs="Menlo"/>
+          <w:color w:val="CCCCCC"/>
+          <w:kern w:val="0"/>
+          <w:sz w:val="18"/>
+          <w:szCs w:val="18"/>
+          <w14:ligatures w14:val="none"/>
+        </w:rPr>
+        <w:t xml:space="preserve"> </w:t>
+      </w:r>
+      <w:proofErr w:type="spellStart"/>
+      <w:r>
+        <w:rPr>
+          <w:rFonts w:ascii="Menlo" w:eastAsia="Times New Roman" w:hAnsi="Menlo" w:cs="Menlo"/>
+          <w:color w:val="9CDCFE"/>
+          <w:kern w:val="0"/>
+          <w:sz w:val="18"/>
+          <w:szCs w:val="18"/>
+          <w14:ligatures w14:val="none"/>
+        </w:rPr>
+        <w:t>deltaTime</w:t>
+      </w:r>
+      <w:proofErr w:type="spellEnd"/>
+      <w:r>
+        <w:rPr>
+          <w:rFonts w:ascii="Menlo" w:eastAsia="Times New Roman" w:hAnsi="Menlo" w:cs="Menlo"/>
+          <w:color w:val="CCCCCC"/>
+          <w:kern w:val="0"/>
+          <w:sz w:val="18"/>
+          <w:szCs w:val="18"/>
+          <w14:ligatures w14:val="none"/>
+        </w:rPr>
+        <w:t>,</w:t>
+      </w:r>
+    </w:p>
+    <w:p>
+      <w:pPr>
+        <w:shd w:val="clear" w:color="auto" w:fill="1F1F1F"/>
+        <w:spacing w:after="0" w:line="270" w:lineRule="atLeast"/>
+        <w:rPr>
+          <w:rFonts w:ascii="Menlo" w:eastAsia="Times New Roman" w:hAnsi="Menlo" w:cs="Menlo"/>
+          <w:color w:val="CCCCCC"/>
+          <w:kern w:val="0"/>
+          <w:sz w:val="18"/>
+          <w:szCs w:val="18"/>
+          <w14:ligatures w14:val="none"/>
+        </w:rPr>
+      </w:pPr>
+      <w:r>
+        <w:rPr>
+          <w:rFonts w:ascii="Menlo" w:eastAsia="Times New Roman" w:hAnsi="Menlo" w:cs="Menlo"/>
+          <w:color w:val="CCCCCC"/>
+          <w:kern w:val="0"/>
+          <w:sz w:val="18"/>
+          <w:szCs w:val="18"/>
+          <w14:ligatures w14:val="none"/>
+        </w:rPr>
+        <w:t xml:space="preserve">        </w:t>
+      </w:r>
+      <w:proofErr w:type="spellStart"/>
+      <w:r>
+        <w:rPr>
+          <w:rFonts w:ascii="Menlo" w:eastAsia="Times New Roman" w:hAnsi="Menlo" w:cs="Menlo"/>
+          <w:color w:val="9CDCFE"/>
+          <w:kern w:val="0"/>
+          <w:sz w:val="18"/>
+          <w:szCs w:val="18"/>
+          <w14:ligatures w14:val="none"/>
+        </w:rPr>
+        <w:t>verticalVelocity</w:t>
+      </w:r>
+      <w:proofErr w:type="spellEnd"/>
+      <w:r>
+        <w:rPr>
+          <w:rFonts w:ascii="Menlo" w:eastAsia="Times New Roman" w:hAnsi="Menlo" w:cs="Menlo"/>
+          <w:color w:val="CCCCCC"/>
+          <w:kern w:val="0"/>
+          <w:sz w:val="18"/>
+          <w:szCs w:val="18"/>
+          <w14:ligatures w14:val="none"/>
+        </w:rPr>
+        <w:t xml:space="preserve"> </w:t>
+      </w:r>
+      <w:r>
+        <w:rPr>
+          <w:rFonts w:ascii="Menlo" w:eastAsia="Times New Roman" w:hAnsi="Menlo" w:cs="Menlo"/>
+          <w:color w:val="D4D4D4"/>
+          <w:kern w:val="0"/>
+          <w:sz w:val="18"/>
+          <w:szCs w:val="18"/>
+          <w14:ligatures w14:val="none"/>
+        </w:rPr>
+        <w:t>*</w:t>
+      </w:r>
+      <w:r>
+        <w:rPr>
+          <w:rFonts w:ascii="Menlo" w:eastAsia="Times New Roman" w:hAnsi="Menlo" w:cs="Menlo"/>
+          <w:color w:val="CCCCCC"/>
+          <w:kern w:val="0"/>
+          <w:sz w:val="18"/>
+          <w:szCs w:val="18"/>
+          <w14:ligatures w14:val="none"/>
+        </w:rPr>
+        <w:t xml:space="preserve"> </w:t>
+      </w:r>
+      <w:proofErr w:type="spellStart"/>
+      <w:r>
+        <w:rPr>
+          <w:rFonts w:ascii="Menlo" w:eastAsia="Times New Roman" w:hAnsi="Menlo" w:cs="Menlo"/>
+          <w:color w:val="9CDCFE"/>
+          <w:kern w:val="0"/>
+          <w:sz w:val="18"/>
+          <w:szCs w:val="18"/>
+          <w14:ligatures w14:val="none"/>
+        </w:rPr>
+        <w:t>deltaTime</w:t>
+      </w:r>
+      <w:proofErr w:type="spellEnd"/>
+    </w:p>
+    <w:p>
+      <w:pPr>
+        <w:shd w:val="clear" w:color="auto" w:fill="1F1F1F"/>
+        <w:spacing w:after="0" w:line="270" w:lineRule="atLeast"/>
+        <w:rPr>
+          <w:rFonts w:ascii="Menlo" w:eastAsia="Times New Roman" w:hAnsi="Menlo" w:cs="Menlo"/>
+          <w:color w:val="CCCCCC"/>
+          <w:kern w:val="0"/>
+          <w:sz w:val="18"/>
+          <w:szCs w:val="18"/>
+          <w14:ligatures w14:val="none"/>
+        </w:rPr>
+      </w:pPr>
+      <w:r>
+        <w:rPr>
+          <w:rFonts w:ascii="Menlo" w:eastAsia="Times New Roman" w:hAnsi="Menlo" w:cs="Menlo"/>
+          <w:color w:val="CCCCCC"/>
+          <w:kern w:val="0"/>
+          <w:sz w:val="18"/>
+          <w:szCs w:val="18"/>
+          <w14:ligatures w14:val="none"/>
+        </w:rPr>
+        <w:t xml:space="preserve">    );</w:t>
+      </w:r>
+    </w:p>
+    <w:p>
+      <w:pPr>
+        <w:pStyle w:val="p1"/>
+      </w:pPr>
+    </w:p>
+    <w:p>
+      <w:pPr>
+        <w:pStyle w:val="p1"/>
+      </w:pPr>
+      <w:r>
+        <w:t xml:space="preserve">Added floor collision/reposition mechanics: </w:t>
+      </w:r>
+    </w:p>
+    <w:p>
+      <w:pPr>
+        <w:shd w:val="clear" w:color="auto" w:fill="1F1F1F"/>
+        <w:spacing w:after="0" w:line="270" w:lineRule="atLeast"/>
+        <w:rPr>
+          <w:rFonts w:ascii="Menlo" w:eastAsia="Times New Roman" w:hAnsi="Menlo" w:cs="Menlo"/>
+          <w:color w:val="CCCCCC"/>
+          <w:kern w:val="0"/>
+          <w:sz w:val="18"/>
+          <w:szCs w:val="18"/>
+          <w14:ligatures w14:val="none"/>
+        </w:rPr>
+      </w:pPr>
+      <w:r>
+        <w:rPr>
+          <w:rFonts w:ascii="Menlo" w:eastAsia="Times New Roman" w:hAnsi="Menlo" w:cs="Menlo"/>
+          <w:color w:val="569CD6"/>
+          <w:kern w:val="0"/>
+          <w:sz w:val="18"/>
+          <w:szCs w:val="18"/>
+          <w14:ligatures w14:val="none"/>
+        </w:rPr>
+        <w:t>float</w:t>
+      </w:r>
+      <w:r>
+        <w:rPr>
+          <w:rFonts w:ascii="Menlo" w:eastAsia="Times New Roman" w:hAnsi="Menlo" w:cs="Menlo"/>
+          <w:color w:val="CCCCCC"/>
+          <w:kern w:val="0"/>
+          <w:sz w:val="18"/>
+          <w:szCs w:val="18"/>
+          <w14:ligatures w14:val="none"/>
+        </w:rPr>
+        <w:t xml:space="preserve"> </w:t>
+      </w:r>
+      <w:proofErr w:type="spellStart"/>
+      <w:r>
+        <w:rPr>
+          <w:rFonts w:ascii="Menlo" w:eastAsia="Times New Roman" w:hAnsi="Menlo" w:cs="Menlo"/>
+          <w:color w:val="9CDCFE"/>
+          <w:kern w:val="0"/>
+          <w:sz w:val="18"/>
+          <w:szCs w:val="18"/>
+          <w14:ligatures w14:val="none"/>
+        </w:rPr>
+        <w:t>playerBottom</w:t>
+      </w:r>
+      <w:proofErr w:type="spellEnd"/>
+      <w:r>
+        <w:rPr>
+          <w:rFonts w:ascii="Menlo" w:eastAsia="Times New Roman" w:hAnsi="Menlo" w:cs="Menlo"/>
+          <w:color w:val="CCCCCC"/>
+          <w:kern w:val="0"/>
+          <w:sz w:val="18"/>
+          <w:szCs w:val="18"/>
+          <w14:ligatures w14:val="none"/>
+        </w:rPr>
+        <w:t xml:space="preserve"> </w:t>
+      </w:r>
+      <w:r>
+        <w:rPr>
+          <w:rFonts w:ascii="Menlo" w:eastAsia="Times New Roman" w:hAnsi="Menlo" w:cs="Menlo"/>
+          <w:color w:val="D4D4D4"/>
+          <w:kern w:val="0"/>
+          <w:sz w:val="18"/>
+          <w:szCs w:val="18"/>
+          <w14:ligatures w14:val="none"/>
+        </w:rPr>
+        <w:t>=</w:t>
+      </w:r>
+      <w:r>
+        <w:rPr>
+          <w:rFonts w:ascii="Menlo" w:eastAsia="Times New Roman" w:hAnsi="Menlo" w:cs="Menlo"/>
+          <w:color w:val="CCCCCC"/>
+          <w:kern w:val="0"/>
+          <w:sz w:val="18"/>
+          <w:szCs w:val="18"/>
+          <w14:ligatures w14:val="none"/>
+        </w:rPr>
+        <w:t xml:space="preserve"> </w:t>
+      </w:r>
+      <w:proofErr w:type="spellStart"/>
+      <w:proofErr w:type="gramStart"/>
+      <w:r>
+        <w:rPr>
+          <w:rFonts w:ascii="Menlo" w:eastAsia="Times New Roman" w:hAnsi="Menlo" w:cs="Menlo"/>
+          <w:color w:val="9CDCFE"/>
+          <w:kern w:val="0"/>
+          <w:sz w:val="18"/>
+          <w:szCs w:val="18"/>
+          <w14:ligatures w14:val="none"/>
+        </w:rPr>
+        <w:t>box</w:t>
+      </w:r>
+      <w:r>
+        <w:rPr>
+          <w:rFonts w:ascii="Menlo" w:eastAsia="Times New Roman" w:hAnsi="Menlo" w:cs="Menlo"/>
+          <w:color w:val="CCCCCC"/>
+          <w:kern w:val="0"/>
+          <w:sz w:val="18"/>
+          <w:szCs w:val="18"/>
+          <w14:ligatures w14:val="none"/>
+        </w:rPr>
+        <w:t>.</w:t>
+      </w:r>
+      <w:r>
+        <w:rPr>
+          <w:rFonts w:ascii="Menlo" w:eastAsia="Times New Roman" w:hAnsi="Menlo" w:cs="Menlo"/>
+          <w:color w:val="DCDCAA"/>
+          <w:kern w:val="0"/>
+          <w:sz w:val="18"/>
+          <w:szCs w:val="18"/>
+          <w14:ligatures w14:val="none"/>
+        </w:rPr>
+        <w:t>getPosition</w:t>
+      </w:r>
+      <w:proofErr w:type="spellEnd"/>
+      <w:proofErr w:type="gramEnd"/>
+      <w:r>
+        <w:rPr>
+          <w:rFonts w:ascii="Menlo" w:eastAsia="Times New Roman" w:hAnsi="Menlo" w:cs="Menlo"/>
+          <w:color w:val="CCCCCC"/>
+          <w:kern w:val="0"/>
+          <w:sz w:val="18"/>
+          <w:szCs w:val="18"/>
+          <w14:ligatures w14:val="none"/>
+        </w:rPr>
+        <w:t>(</w:t>
+      </w:r>
+      <w:proofErr w:type="gramStart"/>
+      <w:r>
+        <w:rPr>
+          <w:rFonts w:ascii="Menlo" w:eastAsia="Times New Roman" w:hAnsi="Menlo" w:cs="Menlo"/>
+          <w:color w:val="CCCCCC"/>
+          <w:kern w:val="0"/>
+          <w:sz w:val="18"/>
+          <w:szCs w:val="18"/>
+          <w14:ligatures w14:val="none"/>
+        </w:rPr>
+        <w:t>).</w:t>
+      </w:r>
+      <w:r>
+        <w:rPr>
+          <w:rFonts w:ascii="Menlo" w:eastAsia="Times New Roman" w:hAnsi="Menlo" w:cs="Menlo"/>
+          <w:color w:val="9CDCFE"/>
+          <w:kern w:val="0"/>
+          <w:sz w:val="18"/>
+          <w:szCs w:val="18"/>
+          <w14:ligatures w14:val="none"/>
+        </w:rPr>
+        <w:t>y</w:t>
+      </w:r>
+      <w:proofErr w:type="gramEnd"/>
+      <w:r>
+        <w:rPr>
+          <w:rFonts w:ascii="Menlo" w:eastAsia="Times New Roman" w:hAnsi="Menlo" w:cs="Menlo"/>
+          <w:color w:val="CCCCCC"/>
+          <w:kern w:val="0"/>
+          <w:sz w:val="18"/>
+          <w:szCs w:val="18"/>
+          <w14:ligatures w14:val="none"/>
+        </w:rPr>
+        <w:t xml:space="preserve"> </w:t>
+      </w:r>
+      <w:r>
+        <w:rPr>
+          <w:rFonts w:ascii="Menlo" w:eastAsia="Times New Roman" w:hAnsi="Menlo" w:cs="Menlo"/>
+          <w:color w:val="D4D4D4"/>
+          <w:kern w:val="0"/>
+          <w:sz w:val="18"/>
+          <w:szCs w:val="18"/>
+          <w14:ligatures w14:val="none"/>
+        </w:rPr>
+        <w:t>+</w:t>
+      </w:r>
+      <w:r>
+        <w:rPr>
+          <w:rFonts w:ascii="Menlo" w:eastAsia="Times New Roman" w:hAnsi="Menlo" w:cs="Menlo"/>
+          <w:color w:val="CCCCCC"/>
+          <w:kern w:val="0"/>
+          <w:sz w:val="18"/>
+          <w:szCs w:val="18"/>
+          <w14:ligatures w14:val="none"/>
+        </w:rPr>
+        <w:t xml:space="preserve"> </w:t>
+      </w:r>
+      <w:proofErr w:type="spellStart"/>
+      <w:proofErr w:type="gramStart"/>
+      <w:r>
+        <w:rPr>
+          <w:rFonts w:ascii="Menlo" w:eastAsia="Times New Roman" w:hAnsi="Menlo" w:cs="Menlo"/>
+          <w:color w:val="9CDCFE"/>
+          <w:kern w:val="0"/>
+          <w:sz w:val="18"/>
+          <w:szCs w:val="18"/>
+          <w14:ligatures w14:val="none"/>
+        </w:rPr>
+        <w:t>box</w:t>
+      </w:r>
+      <w:r>
+        <w:rPr>
+          <w:rFonts w:ascii="Menlo" w:eastAsia="Times New Roman" w:hAnsi="Menlo" w:cs="Menlo"/>
+          <w:color w:val="CCCCCC"/>
+          <w:kern w:val="0"/>
+          <w:sz w:val="18"/>
+          <w:szCs w:val="18"/>
+          <w14:ligatures w14:val="none"/>
+        </w:rPr>
+        <w:t>.</w:t>
+      </w:r>
+      <w:r>
+        <w:rPr>
+          <w:rFonts w:ascii="Menlo" w:eastAsia="Times New Roman" w:hAnsi="Menlo" w:cs="Menlo"/>
+          <w:color w:val="DCDCAA"/>
+          <w:kern w:val="0"/>
+          <w:sz w:val="18"/>
+          <w:szCs w:val="18"/>
+          <w14:ligatures w14:val="none"/>
+        </w:rPr>
+        <w:t>getSize</w:t>
+      </w:r>
+      <w:proofErr w:type="spellEnd"/>
+      <w:proofErr w:type="gramEnd"/>
+      <w:r>
+        <w:rPr>
+          <w:rFonts w:ascii="Menlo" w:eastAsia="Times New Roman" w:hAnsi="Menlo" w:cs="Menlo"/>
+          <w:color w:val="CCCCCC"/>
+          <w:kern w:val="0"/>
+          <w:sz w:val="18"/>
+          <w:szCs w:val="18"/>
+          <w14:ligatures w14:val="none"/>
+        </w:rPr>
+        <w:t>(</w:t>
+      </w:r>
+      <w:proofErr w:type="gramStart"/>
+      <w:r>
+        <w:rPr>
+          <w:rFonts w:ascii="Menlo" w:eastAsia="Times New Roman" w:hAnsi="Menlo" w:cs="Menlo"/>
+          <w:color w:val="CCCCCC"/>
+          <w:kern w:val="0"/>
+          <w:sz w:val="18"/>
+          <w:szCs w:val="18"/>
+          <w14:ligatures w14:val="none"/>
+        </w:rPr>
+        <w:t>).</w:t>
+      </w:r>
+      <w:r>
+        <w:rPr>
+          <w:rFonts w:ascii="Menlo" w:eastAsia="Times New Roman" w:hAnsi="Menlo" w:cs="Menlo"/>
+          <w:color w:val="9CDCFE"/>
+          <w:kern w:val="0"/>
+          <w:sz w:val="18"/>
+          <w:szCs w:val="18"/>
+          <w14:ligatures w14:val="none"/>
+        </w:rPr>
+        <w:t>y</w:t>
+      </w:r>
+      <w:proofErr w:type="gramEnd"/>
+      <w:r>
+        <w:rPr>
+          <w:rFonts w:ascii="Menlo" w:eastAsia="Times New Roman" w:hAnsi="Menlo" w:cs="Menlo"/>
+          <w:color w:val="CCCCCC"/>
+          <w:kern w:val="0"/>
+          <w:sz w:val="18"/>
+          <w:szCs w:val="18"/>
+          <w14:ligatures w14:val="none"/>
+        </w:rPr>
+        <w:t>;</w:t>
+      </w:r>
+    </w:p>
+    <w:p>
+      <w:pPr>
+        <w:shd w:val="clear" w:color="auto" w:fill="1F1F1F"/>
+        <w:spacing w:after="0" w:line="270" w:lineRule="atLeast"/>
+        <w:rPr>
+          <w:rFonts w:ascii="Menlo" w:eastAsia="Times New Roman" w:hAnsi="Menlo" w:cs="Menlo"/>
+          <w:color w:val="CCCCCC"/>
+          <w:kern w:val="0"/>
+          <w:sz w:val="18"/>
+          <w:szCs w:val="18"/>
+          <w14:ligatures w14:val="none"/>
+        </w:rPr>
+      </w:pPr>
+    </w:p>
+    <w:p>
+      <w:pPr>
+        <w:shd w:val="clear" w:color="auto" w:fill="1F1F1F"/>
+        <w:spacing w:after="0" w:line="270" w:lineRule="atLeast"/>
+        <w:rPr>
+          <w:rFonts w:ascii="Menlo" w:eastAsia="Times New Roman" w:hAnsi="Menlo" w:cs="Menlo"/>
+          <w:color w:val="CCCCCC"/>
+          <w:kern w:val="0"/>
+          <w:sz w:val="18"/>
+          <w:szCs w:val="18"/>
+          <w14:ligatures w14:val="none"/>
+        </w:rPr>
+      </w:pPr>
+      <w:r>
+        <w:rPr>
+          <w:rFonts w:ascii="Menlo" w:eastAsia="Times New Roman" w:hAnsi="Menlo" w:cs="Menlo"/>
+          <w:color w:val="CCCCCC"/>
+          <w:kern w:val="0"/>
+          <w:sz w:val="18"/>
+          <w:szCs w:val="18"/>
+          <w14:ligatures w14:val="none"/>
+        </w:rPr>
+        <w:t xml:space="preserve">    </w:t>
+      </w:r>
+      <w:r>
+        <w:rPr>
+          <w:rFonts w:ascii="Menlo" w:eastAsia="Times New Roman" w:hAnsi="Menlo" w:cs="Menlo"/>
+          <w:color w:val="C586C0"/>
+          <w:kern w:val="0"/>
+          <w:sz w:val="18"/>
+          <w:szCs w:val="18"/>
+          <w14:ligatures w14:val="none"/>
+        </w:rPr>
+        <w:t>if</w:t>
+      </w:r>
+      <w:r>
+        <w:rPr>
+          <w:rFonts w:ascii="Menlo" w:eastAsia="Times New Roman" w:hAnsi="Menlo" w:cs="Menlo"/>
+          <w:color w:val="CCCCCC"/>
+          <w:kern w:val="0"/>
+          <w:sz w:val="18"/>
+          <w:szCs w:val="18"/>
+          <w14:ligatures w14:val="none"/>
+        </w:rPr>
+        <w:t xml:space="preserve"> (</w:t>
+      </w:r>
+      <w:proofErr w:type="spellStart"/>
+      <w:r>
+        <w:rPr>
+          <w:rFonts w:ascii="Menlo" w:eastAsia="Times New Roman" w:hAnsi="Menlo" w:cs="Menlo"/>
+          <w:color w:val="9CDCFE"/>
+          <w:kern w:val="0"/>
+          <w:sz w:val="18"/>
+          <w:szCs w:val="18"/>
+          <w14:ligatures w14:val="none"/>
+        </w:rPr>
+        <w:t>playerBottom</w:t>
+      </w:r>
+      <w:proofErr w:type="spellEnd"/>
+      <w:r>
+        <w:rPr>
+          <w:rFonts w:ascii="Menlo" w:eastAsia="Times New Roman" w:hAnsi="Menlo" w:cs="Menlo"/>
+          <w:color w:val="CCCCCC"/>
+          <w:kern w:val="0"/>
+          <w:sz w:val="18"/>
+          <w:szCs w:val="18"/>
+          <w14:ligatures w14:val="none"/>
+        </w:rPr>
+        <w:t xml:space="preserve"> </w:t>
+      </w:r>
+      <w:r>
+        <w:rPr>
+          <w:rFonts w:ascii="Menlo" w:eastAsia="Times New Roman" w:hAnsi="Menlo" w:cs="Menlo"/>
+          <w:color w:val="D4D4D4"/>
+          <w:kern w:val="0"/>
+          <w:sz w:val="18"/>
+          <w:szCs w:val="18"/>
+          <w14:ligatures w14:val="none"/>
+        </w:rPr>
+        <w:t>&gt;=</w:t>
+      </w:r>
+      <w:r>
+        <w:rPr>
+          <w:rFonts w:ascii="Menlo" w:eastAsia="Times New Roman" w:hAnsi="Menlo" w:cs="Menlo"/>
+          <w:color w:val="CCCCCC"/>
+          <w:kern w:val="0"/>
+          <w:sz w:val="18"/>
+          <w:szCs w:val="18"/>
+          <w14:ligatures w14:val="none"/>
+        </w:rPr>
+        <w:t xml:space="preserve"> </w:t>
+      </w:r>
+      <w:proofErr w:type="spellStart"/>
+      <w:r>
+        <w:rPr>
+          <w:rFonts w:ascii="Menlo" w:eastAsia="Times New Roman" w:hAnsi="Menlo" w:cs="Menlo"/>
+          <w:color w:val="9CDCFE"/>
+          <w:kern w:val="0"/>
+          <w:sz w:val="18"/>
+          <w:szCs w:val="18"/>
+          <w14:ligatures w14:val="none"/>
+        </w:rPr>
+        <w:t>groundY</w:t>
+      </w:r>
+      <w:proofErr w:type="spellEnd"/>
+      <w:r>
+        <w:rPr>
+          <w:rFonts w:ascii="Menlo" w:eastAsia="Times New Roman" w:hAnsi="Menlo" w:cs="Menlo"/>
+          <w:color w:val="CCCCCC"/>
+          <w:kern w:val="0"/>
+          <w:sz w:val="18"/>
+          <w:szCs w:val="18"/>
+          <w14:ligatures w14:val="none"/>
+        </w:rPr>
+        <w:t>) {</w:t>
+      </w:r>
+    </w:p>
+    <w:p>
+      <w:pPr>
+        <w:shd w:val="clear" w:color="auto" w:fill="1F1F1F"/>
+        <w:spacing w:after="0" w:line="270" w:lineRule="atLeast"/>
+        <w:rPr>
+          <w:rFonts w:ascii="Menlo" w:eastAsia="Times New Roman" w:hAnsi="Menlo" w:cs="Menlo"/>
+          <w:color w:val="CCCCCC"/>
+          <w:kern w:val="0"/>
+          <w:sz w:val="18"/>
+          <w:szCs w:val="18"/>
+          <w14:ligatures w14:val="none"/>
+        </w:rPr>
+      </w:pPr>
+      <w:r>
+        <w:rPr>
+          <w:rFonts w:ascii="Menlo" w:eastAsia="Times New Roman" w:hAnsi="Menlo" w:cs="Menlo"/>
+          <w:color w:val="CCCCCC"/>
+          <w:kern w:val="0"/>
+          <w:sz w:val="18"/>
+          <w:szCs w:val="18"/>
+          <w14:ligatures w14:val="none"/>
+        </w:rPr>
+        <w:t xml:space="preserve">        </w:t>
+      </w:r>
+      <w:proofErr w:type="spellStart"/>
+      <w:proofErr w:type="gramStart"/>
+      <w:r>
+        <w:rPr>
+          <w:rFonts w:ascii="Menlo" w:eastAsia="Times New Roman" w:hAnsi="Menlo" w:cs="Menlo"/>
+          <w:color w:val="9CDCFE"/>
+          <w:kern w:val="0"/>
+          <w:sz w:val="18"/>
+          <w:szCs w:val="18"/>
+          <w14:ligatures w14:val="none"/>
+        </w:rPr>
+        <w:t>box</w:t>
+      </w:r>
+      <w:r>
+        <w:rPr>
+          <w:rFonts w:ascii="Menlo" w:eastAsia="Times New Roman" w:hAnsi="Menlo" w:cs="Menlo"/>
+          <w:color w:val="CCCCCC"/>
+          <w:kern w:val="0"/>
+          <w:sz w:val="18"/>
+          <w:szCs w:val="18"/>
+          <w14:ligatures w14:val="none"/>
+        </w:rPr>
+        <w:t>.</w:t>
+      </w:r>
+      <w:r>
+        <w:rPr>
+          <w:rFonts w:ascii="Menlo" w:eastAsia="Times New Roman" w:hAnsi="Menlo" w:cs="Menlo"/>
+          <w:color w:val="DCDCAA"/>
+          <w:kern w:val="0"/>
+          <w:sz w:val="18"/>
+          <w:szCs w:val="18"/>
+          <w14:ligatures w14:val="none"/>
+        </w:rPr>
+        <w:t>setPosition</w:t>
+      </w:r>
+      <w:proofErr w:type="spellEnd"/>
+      <w:proofErr w:type="gramEnd"/>
+      <w:r>
+        <w:rPr>
+          <w:rFonts w:ascii="Menlo" w:eastAsia="Times New Roman" w:hAnsi="Menlo" w:cs="Menlo"/>
+          <w:color w:val="CCCCCC"/>
+          <w:kern w:val="0"/>
+          <w:sz w:val="18"/>
+          <w:szCs w:val="18"/>
+          <w14:ligatures w14:val="none"/>
+        </w:rPr>
+        <w:t>(</w:t>
+      </w:r>
+    </w:p>
+    <w:p>
+      <w:pPr>
+        <w:shd w:val="clear" w:color="auto" w:fill="1F1F1F"/>
+        <w:spacing w:after="0" w:line="270" w:lineRule="atLeast"/>
+        <w:rPr>
+          <w:rFonts w:ascii="Menlo" w:eastAsia="Times New Roman" w:hAnsi="Menlo" w:cs="Menlo"/>
+          <w:color w:val="CCCCCC"/>
+          <w:kern w:val="0"/>
+          <w:sz w:val="18"/>
+          <w:szCs w:val="18"/>
+          <w14:ligatures w14:val="none"/>
+        </w:rPr>
+      </w:pPr>
+      <w:r>
+        <w:rPr>
+          <w:rFonts w:ascii="Menlo" w:eastAsia="Times New Roman" w:hAnsi="Menlo" w:cs="Menlo"/>
+          <w:color w:val="CCCCCC"/>
+          <w:kern w:val="0"/>
+          <w:sz w:val="18"/>
+          <w:szCs w:val="18"/>
+          <w14:ligatures w14:val="none"/>
+        </w:rPr>
+        <w:t xml:space="preserve">            </w:t>
+      </w:r>
+      <w:proofErr w:type="spellStart"/>
+      <w:proofErr w:type="gramStart"/>
+      <w:r>
+        <w:rPr>
+          <w:rFonts w:ascii="Menlo" w:eastAsia="Times New Roman" w:hAnsi="Menlo" w:cs="Menlo"/>
+          <w:color w:val="9CDCFE"/>
+          <w:kern w:val="0"/>
+          <w:sz w:val="18"/>
+          <w:szCs w:val="18"/>
+          <w14:ligatures w14:val="none"/>
+        </w:rPr>
+        <w:t>box</w:t>
+      </w:r>
+      <w:r>
+        <w:rPr>
+          <w:rFonts w:ascii="Menlo" w:eastAsia="Times New Roman" w:hAnsi="Menlo" w:cs="Menlo"/>
+          <w:color w:val="CCCCCC"/>
+          <w:kern w:val="0"/>
+          <w:sz w:val="18"/>
+          <w:szCs w:val="18"/>
+          <w14:ligatures w14:val="none"/>
+        </w:rPr>
+        <w:t>.</w:t>
+      </w:r>
+      <w:r>
+        <w:rPr>
+          <w:rFonts w:ascii="Menlo" w:eastAsia="Times New Roman" w:hAnsi="Menlo" w:cs="Menlo"/>
+          <w:color w:val="DCDCAA"/>
+          <w:kern w:val="0"/>
+          <w:sz w:val="18"/>
+          <w:szCs w:val="18"/>
+          <w14:ligatures w14:val="none"/>
+        </w:rPr>
+        <w:t>getPosition</w:t>
+      </w:r>
+      <w:proofErr w:type="spellEnd"/>
+      <w:proofErr w:type="gramEnd"/>
+      <w:r>
+        <w:rPr>
+          <w:rFonts w:ascii="Menlo" w:eastAsia="Times New Roman" w:hAnsi="Menlo" w:cs="Menlo"/>
+          <w:color w:val="CCCCCC"/>
+          <w:kern w:val="0"/>
+          <w:sz w:val="18"/>
+          <w:szCs w:val="18"/>
+          <w14:ligatures w14:val="none"/>
+        </w:rPr>
+        <w:t>().</w:t>
+      </w:r>
+      <w:r>
+        <w:rPr>
+          <w:rFonts w:ascii="Menlo" w:eastAsia="Times New Roman" w:hAnsi="Menlo" w:cs="Menlo"/>
+          <w:color w:val="9CDCFE"/>
+          <w:kern w:val="0"/>
+          <w:sz w:val="18"/>
+          <w:szCs w:val="18"/>
+          <w14:ligatures w14:val="none"/>
+        </w:rPr>
+        <w:t>x</w:t>
+      </w:r>
+      <w:r>
+        <w:rPr>
+          <w:rFonts w:ascii="Menlo" w:eastAsia="Times New Roman" w:hAnsi="Menlo" w:cs="Menlo"/>
+          <w:color w:val="CCCCCC"/>
+          <w:kern w:val="0"/>
+          <w:sz w:val="18"/>
+          <w:szCs w:val="18"/>
+          <w14:ligatures w14:val="none"/>
+        </w:rPr>
+        <w:t>,</w:t>
+      </w:r>
+    </w:p>
+    <w:p>
+      <w:pPr>
+        <w:shd w:val="clear" w:color="auto" w:fill="1F1F1F"/>
+        <w:spacing w:after="0" w:line="270" w:lineRule="atLeast"/>
+        <w:rPr>
+          <w:rFonts w:ascii="Menlo" w:eastAsia="Times New Roman" w:hAnsi="Menlo" w:cs="Menlo"/>
+          <w:color w:val="CCCCCC"/>
+          <w:kern w:val="0"/>
+          <w:sz w:val="18"/>
+          <w:szCs w:val="18"/>
+          <w14:ligatures w14:val="none"/>
+        </w:rPr>
+      </w:pPr>
+      <w:r>
+        <w:rPr>
+          <w:rFonts w:ascii="Menlo" w:eastAsia="Times New Roman" w:hAnsi="Menlo" w:cs="Menlo"/>
+          <w:color w:val="CCCCCC"/>
+          <w:kern w:val="0"/>
+          <w:sz w:val="18"/>
+          <w:szCs w:val="18"/>
+          <w14:ligatures w14:val="none"/>
+        </w:rPr>
+        <w:t xml:space="preserve">            </w:t>
+      </w:r>
+      <w:proofErr w:type="spellStart"/>
+      <w:r>
+        <w:rPr>
+          <w:rFonts w:ascii="Menlo" w:eastAsia="Times New Roman" w:hAnsi="Menlo" w:cs="Menlo"/>
+          <w:color w:val="9CDCFE"/>
+          <w:kern w:val="0"/>
+          <w:sz w:val="18"/>
+          <w:szCs w:val="18"/>
+          <w14:ligatures w14:val="none"/>
+        </w:rPr>
+        <w:t>groundY</w:t>
+      </w:r>
+      <w:proofErr w:type="spellEnd"/>
+      <w:r>
+        <w:rPr>
+          <w:rFonts w:ascii="Menlo" w:eastAsia="Times New Roman" w:hAnsi="Menlo" w:cs="Menlo"/>
+          <w:color w:val="CCCCCC"/>
+          <w:kern w:val="0"/>
+          <w:sz w:val="18"/>
+          <w:szCs w:val="18"/>
+          <w14:ligatures w14:val="none"/>
+        </w:rPr>
+        <w:t xml:space="preserve"> </w:t>
+      </w:r>
+      <w:r>
+        <w:rPr>
+          <w:rFonts w:ascii="Menlo" w:eastAsia="Times New Roman" w:hAnsi="Menlo" w:cs="Menlo"/>
+          <w:color w:val="D4D4D4"/>
+          <w:kern w:val="0"/>
+          <w:sz w:val="18"/>
+          <w:szCs w:val="18"/>
+          <w14:ligatures w14:val="none"/>
+        </w:rPr>
+        <w:t>-</w:t>
+      </w:r>
+      <w:r>
+        <w:rPr>
+          <w:rFonts w:ascii="Menlo" w:eastAsia="Times New Roman" w:hAnsi="Menlo" w:cs="Menlo"/>
+          <w:color w:val="CCCCCC"/>
+          <w:kern w:val="0"/>
+          <w:sz w:val="18"/>
+          <w:szCs w:val="18"/>
+          <w14:ligatures w14:val="none"/>
+        </w:rPr>
+        <w:t xml:space="preserve"> </w:t>
+      </w:r>
+      <w:proofErr w:type="spellStart"/>
+      <w:proofErr w:type="gramStart"/>
+      <w:r>
+        <w:rPr>
+          <w:rFonts w:ascii="Menlo" w:eastAsia="Times New Roman" w:hAnsi="Menlo" w:cs="Menlo"/>
+          <w:color w:val="9CDCFE"/>
+          <w:kern w:val="0"/>
+          <w:sz w:val="18"/>
+          <w:szCs w:val="18"/>
+          <w14:ligatures w14:val="none"/>
+        </w:rPr>
+        <w:t>box</w:t>
+      </w:r>
+      <w:r>
+        <w:rPr>
+          <w:rFonts w:ascii="Menlo" w:eastAsia="Times New Roman" w:hAnsi="Menlo" w:cs="Menlo"/>
+          <w:color w:val="CCCCCC"/>
+          <w:kern w:val="0"/>
+          <w:sz w:val="18"/>
+          <w:szCs w:val="18"/>
+          <w14:ligatures w14:val="none"/>
+        </w:rPr>
+        <w:t>.</w:t>
+      </w:r>
+      <w:r>
+        <w:rPr>
+          <w:rFonts w:ascii="Menlo" w:eastAsia="Times New Roman" w:hAnsi="Menlo" w:cs="Menlo"/>
+          <w:color w:val="DCDCAA"/>
+          <w:kern w:val="0"/>
+          <w:sz w:val="18"/>
+          <w:szCs w:val="18"/>
+          <w14:ligatures w14:val="none"/>
+        </w:rPr>
+        <w:t>getSize</w:t>
+      </w:r>
+      <w:proofErr w:type="spellEnd"/>
+      <w:proofErr w:type="gramEnd"/>
+      <w:r>
+        <w:rPr>
+          <w:rFonts w:ascii="Menlo" w:eastAsia="Times New Roman" w:hAnsi="Menlo" w:cs="Menlo"/>
+          <w:color w:val="CCCCCC"/>
+          <w:kern w:val="0"/>
+          <w:sz w:val="18"/>
+          <w:szCs w:val="18"/>
+          <w14:ligatures w14:val="none"/>
+        </w:rPr>
+        <w:t>(</w:t>
+      </w:r>
+      <w:proofErr w:type="gramStart"/>
+      <w:r>
+        <w:rPr>
+          <w:rFonts w:ascii="Menlo" w:eastAsia="Times New Roman" w:hAnsi="Menlo" w:cs="Menlo"/>
+          <w:color w:val="CCCCCC"/>
+          <w:kern w:val="0"/>
+          <w:sz w:val="18"/>
+          <w:szCs w:val="18"/>
+          <w14:ligatures w14:val="none"/>
+        </w:rPr>
+        <w:t>).</w:t>
+      </w:r>
+      <w:r>
+        <w:rPr>
+          <w:rFonts w:ascii="Menlo" w:eastAsia="Times New Roman" w:hAnsi="Menlo" w:cs="Menlo"/>
+          <w:color w:val="9CDCFE"/>
+          <w:kern w:val="0"/>
+          <w:sz w:val="18"/>
+          <w:szCs w:val="18"/>
+          <w14:ligatures w14:val="none"/>
+        </w:rPr>
+        <w:t>y</w:t>
+      </w:r>
+      <w:proofErr w:type="gramEnd"/>
+    </w:p>
+    <w:p>
+      <w:pPr>
+        <w:shd w:val="clear" w:color="auto" w:fill="1F1F1F"/>
+        <w:spacing w:after="0" w:line="270" w:lineRule="atLeast"/>
+        <w:rPr>
+          <w:rFonts w:ascii="Menlo" w:eastAsia="Times New Roman" w:hAnsi="Menlo" w:cs="Menlo"/>
+          <w:color w:val="CCCCCC"/>
+          <w:kern w:val="0"/>
+          <w:sz w:val="18"/>
+          <w:szCs w:val="18"/>
+          <w14:ligatures w14:val="none"/>
+        </w:rPr>
+      </w:pPr>
+      <w:r>
+        <w:rPr>
+          <w:rFonts w:ascii="Menlo" w:eastAsia="Times New Roman" w:hAnsi="Menlo" w:cs="Menlo"/>
+          <w:color w:val="CCCCCC"/>
+          <w:kern w:val="0"/>
+          <w:sz w:val="18"/>
+          <w:szCs w:val="18"/>
+          <w14:ligatures w14:val="none"/>
+        </w:rPr>
+        <w:t xml:space="preserve">        );</w:t>
+      </w:r>
+    </w:p>
+    <w:p>
+      <w:pPr>
+        <w:pStyle w:val="p1"/>
+      </w:pPr>
+    </w:p>
+    <w:p>
+      <w:pPr>
+        <w:pStyle w:val="p1"/>
+      </w:pPr>
+    </w:p>
+    <w:p>
+      <w:pPr>
+        <w:pStyle w:val="p1"/>
+      </w:pPr>
+      <w:r>
+        <w:t xml:space="preserve">Future thoughts/ideas: </w:t>
+      </w:r>
+      <w:r>
+        <w:t xml:space="preserve">Move the camera with the box, </w:t>
+      </w:r>
+      <w:r>
+        <w:t xml:space="preserve">using View object in </w:t>
+      </w:r>
+      <w:proofErr w:type="spellStart"/>
+      <w:r>
+        <w:t>sfml</w:t>
+      </w:r>
+      <w:proofErr w:type="spellEnd"/>
+    </w:p>
+    <w:p>
+      <w:pPr>
+        <w:pStyle w:val="p1"/>
+      </w:pPr>
+    </w:p>
+    <w:p>
+      <w:pPr>
+        <w:pStyle w:val="p1"/>
+      </w:pPr>
+    </w:p>
+    <w:p>
+      <w:pPr>
+        <w:pStyle w:val="p1"/>
+      </w:pPr>
+    </w:p>
+    <w:p>
+      <w:pPr>
+        <w:pStyle w:val="p1"/>
+      </w:pPr>
+      <w:r>
+        <w:lastRenderedPageBreak/>
+        <w:t>July 2</w:t>
+      </w:r>
+      <w:r>
+        <w:t>7</w:t>
+      </w:r>
+      <w:r>
+        <w:t>:</w:t>
+      </w:r>
+    </w:p>
+    <w:p>
+      <w:pPr>
+        <w:pStyle w:val="p1"/>
+      </w:pPr>
+      <w:r>
+        <w:t xml:space="preserve">Goal today is to replace hardcoded floor </w:t>
+      </w:r>
+      <w:proofErr w:type="spellStart"/>
+      <w:r>
+        <w:t>groundY</w:t>
+      </w:r>
+      <w:proofErr w:type="spellEnd"/>
+      <w:r>
+        <w:t xml:space="preserve"> with a reusable Platform class. It will:</w:t>
+      </w:r>
+    </w:p>
+    <w:p>
+      <w:pPr>
+        <w:pStyle w:val="p1"/>
+        <w:numPr>
+          <w:ilvl w:val="0"/>
+          <w:numId w:val="2"/>
+        </w:numPr>
+      </w:pPr>
+      <w:r>
+        <w:t>Store a rectangular shape</w:t>
+      </w:r>
+    </w:p>
+    <w:p>
+      <w:pPr>
+        <w:pStyle w:val="p1"/>
+        <w:numPr>
+          <w:ilvl w:val="0"/>
+          <w:numId w:val="2"/>
+        </w:numPr>
+      </w:pPr>
+      <w:r>
+        <w:t>Draws itself</w:t>
+      </w:r>
+    </w:p>
+    <w:p>
+      <w:pPr>
+        <w:pStyle w:val="p1"/>
+        <w:numPr>
+          <w:ilvl w:val="0"/>
+          <w:numId w:val="2"/>
+        </w:numPr>
+      </w:pPr>
+      <w:r>
+        <w:t>Provide collision bounds</w:t>
+      </w:r>
+    </w:p>
+    <w:p>
+      <w:pPr>
+        <w:pStyle w:val="p1"/>
+        <w:numPr>
+          <w:ilvl w:val="0"/>
+          <w:numId w:val="2"/>
+        </w:numPr>
+      </w:pPr>
+      <w:r>
+        <w:t>And report the top edge of the platform</w:t>
+      </w:r>
+    </w:p>
+    <w:p>
+      <w:pPr>
+        <w:pStyle w:val="p1"/>
+      </w:pPr>
+      <w:r>
+        <w:t xml:space="preserve">File </w:t>
+      </w:r>
+      <w:proofErr w:type="spellStart"/>
+      <w:r>
+        <w:t>Platform.h</w:t>
+      </w:r>
+      <w:proofErr w:type="spellEnd"/>
+      <w:r>
+        <w:t>:</w:t>
+      </w:r>
+    </w:p>
+    <w:p>
+      <w:pPr>
+        <w:shd w:val="clear" w:color="auto" w:fill="1F1F1F"/>
+        <w:spacing w:after="0" w:line="270" w:lineRule="atLeast"/>
+        <w:rPr>
+          <w:rFonts w:ascii="Menlo" w:eastAsia="Times New Roman" w:hAnsi="Menlo" w:cs="Menlo"/>
+          <w:color w:val="CCCCCC"/>
+          <w:kern w:val="0"/>
+          <w:sz w:val="18"/>
+          <w:szCs w:val="18"/>
+          <w14:ligatures w14:val="none"/>
+        </w:rPr>
+      </w:pPr>
+      <w:r>
+        <w:rPr>
+          <w:rFonts w:ascii="Menlo" w:eastAsia="Times New Roman" w:hAnsi="Menlo" w:cs="Menlo"/>
+          <w:color w:val="C586C0"/>
+          <w:kern w:val="0"/>
+          <w:sz w:val="18"/>
+          <w:szCs w:val="18"/>
+          <w14:ligatures w14:val="none"/>
+        </w:rPr>
+        <w:t>#ifndef</w:t>
+      </w:r>
+      <w:r>
+        <w:rPr>
+          <w:rFonts w:ascii="Menlo" w:eastAsia="Times New Roman" w:hAnsi="Menlo" w:cs="Menlo"/>
+          <w:color w:val="569CD6"/>
+          <w:kern w:val="0"/>
+          <w:sz w:val="18"/>
+          <w:szCs w:val="18"/>
+          <w14:ligatures w14:val="none"/>
+        </w:rPr>
+        <w:t xml:space="preserve"> PLATFORM_H</w:t>
+      </w:r>
+    </w:p>
+    <w:p>
+      <w:pPr>
+        <w:shd w:val="clear" w:color="auto" w:fill="1F1F1F"/>
+        <w:spacing w:after="0" w:line="270" w:lineRule="atLeast"/>
+        <w:rPr>
+          <w:rFonts w:ascii="Menlo" w:eastAsia="Times New Roman" w:hAnsi="Menlo" w:cs="Menlo"/>
+          <w:color w:val="CCCCCC"/>
+          <w:kern w:val="0"/>
+          <w:sz w:val="18"/>
+          <w:szCs w:val="18"/>
+          <w14:ligatures w14:val="none"/>
+        </w:rPr>
+      </w:pPr>
+      <w:r>
+        <w:rPr>
+          <w:rFonts w:ascii="Menlo" w:eastAsia="Times New Roman" w:hAnsi="Menlo" w:cs="Menlo"/>
+          <w:color w:val="C586C0"/>
+          <w:kern w:val="0"/>
+          <w:sz w:val="18"/>
+          <w:szCs w:val="18"/>
+          <w14:ligatures w14:val="none"/>
+        </w:rPr>
+        <w:t>#define</w:t>
+      </w:r>
+      <w:r>
+        <w:rPr>
+          <w:rFonts w:ascii="Menlo" w:eastAsia="Times New Roman" w:hAnsi="Menlo" w:cs="Menlo"/>
+          <w:color w:val="569CD6"/>
+          <w:kern w:val="0"/>
+          <w:sz w:val="18"/>
+          <w:szCs w:val="18"/>
+          <w14:ligatures w14:val="none"/>
+        </w:rPr>
+        <w:t xml:space="preserve"> PLATFORM_H</w:t>
+      </w:r>
+    </w:p>
+    <w:p>
+      <w:pPr>
+        <w:shd w:val="clear" w:color="auto" w:fill="1F1F1F"/>
+        <w:spacing w:after="0" w:line="270" w:lineRule="atLeast"/>
+        <w:rPr>
+          <w:rFonts w:ascii="Menlo" w:eastAsia="Times New Roman" w:hAnsi="Menlo" w:cs="Menlo"/>
+          <w:color w:val="CCCCCC"/>
+          <w:kern w:val="0"/>
+          <w:sz w:val="18"/>
+          <w:szCs w:val="18"/>
+          <w14:ligatures w14:val="none"/>
+        </w:rPr>
+      </w:pPr>
+      <w:r>
+        <w:rPr>
+          <w:rFonts w:ascii="Menlo" w:eastAsia="Times New Roman" w:hAnsi="Menlo" w:cs="Menlo"/>
+          <w:color w:val="C586C0"/>
+          <w:kern w:val="0"/>
+          <w:sz w:val="18"/>
+          <w:szCs w:val="18"/>
+          <w14:ligatures w14:val="none"/>
+        </w:rPr>
+        <w:t>#include</w:t>
+      </w:r>
+      <w:r>
+        <w:rPr>
+          <w:rFonts w:ascii="Menlo" w:eastAsia="Times New Roman" w:hAnsi="Menlo" w:cs="Menlo"/>
+          <w:color w:val="569CD6"/>
+          <w:kern w:val="0"/>
+          <w:sz w:val="18"/>
+          <w:szCs w:val="18"/>
+          <w14:ligatures w14:val="none"/>
+        </w:rPr>
+        <w:t xml:space="preserve"> </w:t>
+      </w:r>
+      <w:r>
+        <w:rPr>
+          <w:rFonts w:ascii="Menlo" w:eastAsia="Times New Roman" w:hAnsi="Menlo" w:cs="Menlo"/>
+          <w:color w:val="CE9178"/>
+          <w:kern w:val="0"/>
+          <w:sz w:val="18"/>
+          <w:szCs w:val="18"/>
+          <w14:ligatures w14:val="none"/>
+        </w:rPr>
+        <w:t>&lt;SFML/Graphics.hpp&gt;</w:t>
+      </w:r>
+    </w:p>
+    <w:p>
+      <w:pPr>
+        <w:shd w:val="clear" w:color="auto" w:fill="1F1F1F"/>
+        <w:spacing w:after="0" w:line="270" w:lineRule="atLeast"/>
+        <w:rPr>
+          <w:rFonts w:ascii="Menlo" w:eastAsia="Times New Roman" w:hAnsi="Menlo" w:cs="Menlo"/>
+          <w:color w:val="CCCCCC"/>
+          <w:kern w:val="0"/>
+          <w:sz w:val="18"/>
+          <w:szCs w:val="18"/>
+          <w14:ligatures w14:val="none"/>
+        </w:rPr>
+      </w:pPr>
+    </w:p>
+    <w:p>
+      <w:pPr>
+        <w:shd w:val="clear" w:color="auto" w:fill="1F1F1F"/>
+        <w:spacing w:after="0" w:line="270" w:lineRule="atLeast"/>
+        <w:rPr>
+          <w:rFonts w:ascii="Menlo" w:eastAsia="Times New Roman" w:hAnsi="Menlo" w:cs="Menlo"/>
+          <w:color w:val="CCCCCC"/>
+          <w:kern w:val="0"/>
+          <w:sz w:val="18"/>
+          <w:szCs w:val="18"/>
+          <w14:ligatures w14:val="none"/>
+        </w:rPr>
+      </w:pPr>
+      <w:r>
+        <w:rPr>
+          <w:rFonts w:ascii="Menlo" w:eastAsia="Times New Roman" w:hAnsi="Menlo" w:cs="Menlo"/>
+          <w:color w:val="569CD6"/>
+          <w:kern w:val="0"/>
+          <w:sz w:val="18"/>
+          <w:szCs w:val="18"/>
+          <w14:ligatures w14:val="none"/>
+        </w:rPr>
+        <w:t>class</w:t>
+      </w:r>
+      <w:r>
+        <w:rPr>
+          <w:rFonts w:ascii="Menlo" w:eastAsia="Times New Roman" w:hAnsi="Menlo" w:cs="Menlo"/>
+          <w:color w:val="CCCCCC"/>
+          <w:kern w:val="0"/>
+          <w:sz w:val="18"/>
+          <w:szCs w:val="18"/>
+          <w14:ligatures w14:val="none"/>
+        </w:rPr>
+        <w:t xml:space="preserve"> </w:t>
+      </w:r>
+      <w:r>
+        <w:rPr>
+          <w:rFonts w:ascii="Menlo" w:eastAsia="Times New Roman" w:hAnsi="Menlo" w:cs="Menlo"/>
+          <w:color w:val="4EC9B0"/>
+          <w:kern w:val="0"/>
+          <w:sz w:val="18"/>
+          <w:szCs w:val="18"/>
+          <w14:ligatures w14:val="none"/>
+        </w:rPr>
+        <w:t>Platform</w:t>
+      </w:r>
+      <w:r>
+        <w:rPr>
+          <w:rFonts w:ascii="Menlo" w:eastAsia="Times New Roman" w:hAnsi="Menlo" w:cs="Menlo"/>
+          <w:color w:val="CCCCCC"/>
+          <w:kern w:val="0"/>
+          <w:sz w:val="18"/>
+          <w:szCs w:val="18"/>
+          <w14:ligatures w14:val="none"/>
+        </w:rPr>
+        <w:t xml:space="preserve"> {</w:t>
+      </w:r>
+    </w:p>
+    <w:p>
+      <w:pPr>
+        <w:shd w:val="clear" w:color="auto" w:fill="1F1F1F"/>
+        <w:spacing w:after="0" w:line="270" w:lineRule="atLeast"/>
+        <w:rPr>
+          <w:rFonts w:ascii="Menlo" w:eastAsia="Times New Roman" w:hAnsi="Menlo" w:cs="Menlo"/>
+          <w:color w:val="CCCCCC"/>
+          <w:kern w:val="0"/>
+          <w:sz w:val="18"/>
+          <w:szCs w:val="18"/>
+          <w14:ligatures w14:val="none"/>
+        </w:rPr>
+      </w:pPr>
+      <w:r>
+        <w:rPr>
+          <w:rFonts w:ascii="Menlo" w:eastAsia="Times New Roman" w:hAnsi="Menlo" w:cs="Menlo"/>
+          <w:color w:val="569CD6"/>
+          <w:kern w:val="0"/>
+          <w:sz w:val="18"/>
+          <w:szCs w:val="18"/>
+          <w14:ligatures w14:val="none"/>
+        </w:rPr>
+        <w:t>private:</w:t>
+      </w:r>
+    </w:p>
+    <w:p>
+      <w:pPr>
+        <w:shd w:val="clear" w:color="auto" w:fill="1F1F1F"/>
+        <w:spacing w:after="0" w:line="270" w:lineRule="atLeast"/>
+        <w:rPr>
+          <w:rFonts w:ascii="Menlo" w:eastAsia="Times New Roman" w:hAnsi="Menlo" w:cs="Menlo"/>
+          <w:color w:val="CCCCCC"/>
+          <w:kern w:val="0"/>
+          <w:sz w:val="18"/>
+          <w:szCs w:val="18"/>
+          <w14:ligatures w14:val="none"/>
+        </w:rPr>
+      </w:pPr>
+      <w:r>
+        <w:rPr>
+          <w:rFonts w:ascii="Menlo" w:eastAsia="Times New Roman" w:hAnsi="Menlo" w:cs="Menlo"/>
+          <w:color w:val="CCCCCC"/>
+          <w:kern w:val="0"/>
+          <w:sz w:val="18"/>
+          <w:szCs w:val="18"/>
+          <w14:ligatures w14:val="none"/>
+        </w:rPr>
+        <w:t xml:space="preserve">    </w:t>
+      </w:r>
+      <w:proofErr w:type="gramStart"/>
+      <w:r>
+        <w:rPr>
+          <w:rFonts w:ascii="Menlo" w:eastAsia="Times New Roman" w:hAnsi="Menlo" w:cs="Menlo"/>
+          <w:color w:val="4EC9B0"/>
+          <w:kern w:val="0"/>
+          <w:sz w:val="18"/>
+          <w:szCs w:val="18"/>
+          <w14:ligatures w14:val="none"/>
+        </w:rPr>
+        <w:t>sf</w:t>
+      </w:r>
+      <w:r>
+        <w:rPr>
+          <w:rFonts w:ascii="Menlo" w:eastAsia="Times New Roman" w:hAnsi="Menlo" w:cs="Menlo"/>
+          <w:color w:val="CCCCCC"/>
+          <w:kern w:val="0"/>
+          <w:sz w:val="18"/>
+          <w:szCs w:val="18"/>
+          <w14:ligatures w14:val="none"/>
+        </w:rPr>
+        <w:t>::</w:t>
+      </w:r>
+      <w:proofErr w:type="spellStart"/>
+      <w:proofErr w:type="gramEnd"/>
+      <w:r>
+        <w:rPr>
+          <w:rFonts w:ascii="Menlo" w:eastAsia="Times New Roman" w:hAnsi="Menlo" w:cs="Menlo"/>
+          <w:color w:val="4EC9B0"/>
+          <w:kern w:val="0"/>
+          <w:sz w:val="18"/>
+          <w:szCs w:val="18"/>
+          <w14:ligatures w14:val="none"/>
+        </w:rPr>
+        <w:t>RectangleShape</w:t>
+      </w:r>
+      <w:proofErr w:type="spellEnd"/>
+      <w:r>
+        <w:rPr>
+          <w:rFonts w:ascii="Menlo" w:eastAsia="Times New Roman" w:hAnsi="Menlo" w:cs="Menlo"/>
+          <w:color w:val="CCCCCC"/>
+          <w:kern w:val="0"/>
+          <w:sz w:val="18"/>
+          <w:szCs w:val="18"/>
+          <w14:ligatures w14:val="none"/>
+        </w:rPr>
+        <w:t xml:space="preserve"> </w:t>
+      </w:r>
+      <w:r>
+        <w:rPr>
+          <w:rFonts w:ascii="Menlo" w:eastAsia="Times New Roman" w:hAnsi="Menlo" w:cs="Menlo"/>
+          <w:color w:val="9CDCFE"/>
+          <w:kern w:val="0"/>
+          <w:sz w:val="18"/>
+          <w:szCs w:val="18"/>
+          <w14:ligatures w14:val="none"/>
+        </w:rPr>
+        <w:t>shape</w:t>
+      </w:r>
+      <w:r>
+        <w:rPr>
+          <w:rFonts w:ascii="Menlo" w:eastAsia="Times New Roman" w:hAnsi="Menlo" w:cs="Menlo"/>
+          <w:color w:val="CCCCCC"/>
+          <w:kern w:val="0"/>
+          <w:sz w:val="18"/>
+          <w:szCs w:val="18"/>
+          <w14:ligatures w14:val="none"/>
+        </w:rPr>
+        <w:t>;</w:t>
+      </w:r>
+    </w:p>
+    <w:p>
+      <w:pPr>
+        <w:shd w:val="clear" w:color="auto" w:fill="1F1F1F"/>
+        <w:spacing w:after="0" w:line="270" w:lineRule="atLeast"/>
+        <w:rPr>
+          <w:rFonts w:ascii="Menlo" w:eastAsia="Times New Roman" w:hAnsi="Menlo" w:cs="Menlo"/>
+          <w:color w:val="CCCCCC"/>
+          <w:kern w:val="0"/>
+          <w:sz w:val="18"/>
+          <w:szCs w:val="18"/>
+          <w14:ligatures w14:val="none"/>
+        </w:rPr>
+      </w:pPr>
+    </w:p>
+    <w:p>
+      <w:pPr>
+        <w:shd w:val="clear" w:color="auto" w:fill="1F1F1F"/>
+        <w:spacing w:after="0" w:line="270" w:lineRule="atLeast"/>
+        <w:rPr>
+          <w:rFonts w:ascii="Menlo" w:eastAsia="Times New Roman" w:hAnsi="Menlo" w:cs="Menlo"/>
+          <w:color w:val="CCCCCC"/>
+          <w:kern w:val="0"/>
+          <w:sz w:val="18"/>
+          <w:szCs w:val="18"/>
+          <w14:ligatures w14:val="none"/>
+        </w:rPr>
+      </w:pPr>
+      <w:r>
+        <w:rPr>
+          <w:rFonts w:ascii="Menlo" w:eastAsia="Times New Roman" w:hAnsi="Menlo" w:cs="Menlo"/>
+          <w:color w:val="569CD6"/>
+          <w:kern w:val="0"/>
+          <w:sz w:val="18"/>
+          <w:szCs w:val="18"/>
+          <w14:ligatures w14:val="none"/>
+        </w:rPr>
+        <w:t>public:</w:t>
+      </w:r>
+    </w:p>
+    <w:p>
+      <w:pPr>
+        <w:shd w:val="clear" w:color="auto" w:fill="1F1F1F"/>
+        <w:spacing w:after="0" w:line="270" w:lineRule="atLeast"/>
+        <w:rPr>
+          <w:rFonts w:ascii="Menlo" w:eastAsia="Times New Roman" w:hAnsi="Menlo" w:cs="Menlo"/>
+          <w:color w:val="CCCCCC"/>
+          <w:kern w:val="0"/>
+          <w:sz w:val="18"/>
+          <w:szCs w:val="18"/>
+          <w14:ligatures w14:val="none"/>
+        </w:rPr>
+      </w:pPr>
+      <w:r>
+        <w:rPr>
+          <w:rFonts w:ascii="Menlo" w:eastAsia="Times New Roman" w:hAnsi="Menlo" w:cs="Menlo"/>
+          <w:color w:val="CCCCCC"/>
+          <w:kern w:val="0"/>
+          <w:sz w:val="18"/>
+          <w:szCs w:val="18"/>
+          <w14:ligatures w14:val="none"/>
+        </w:rPr>
+        <w:t xml:space="preserve">    </w:t>
+      </w:r>
+      <w:proofErr w:type="gramStart"/>
+      <w:r>
+        <w:rPr>
+          <w:rFonts w:ascii="Menlo" w:eastAsia="Times New Roman" w:hAnsi="Menlo" w:cs="Menlo"/>
+          <w:color w:val="DCDCAA"/>
+          <w:kern w:val="0"/>
+          <w:sz w:val="18"/>
+          <w:szCs w:val="18"/>
+          <w14:ligatures w14:val="none"/>
+        </w:rPr>
+        <w:t>Platform</w:t>
+      </w:r>
+      <w:r>
+        <w:rPr>
+          <w:rFonts w:ascii="Menlo" w:eastAsia="Times New Roman" w:hAnsi="Menlo" w:cs="Menlo"/>
+          <w:color w:val="CCCCCC"/>
+          <w:kern w:val="0"/>
+          <w:sz w:val="18"/>
+          <w:szCs w:val="18"/>
+          <w14:ligatures w14:val="none"/>
+        </w:rPr>
+        <w:t>(</w:t>
+      </w:r>
+      <w:proofErr w:type="gramEnd"/>
+      <w:r>
+        <w:rPr>
+          <w:rFonts w:ascii="Menlo" w:eastAsia="Times New Roman" w:hAnsi="Menlo" w:cs="Menlo"/>
+          <w:color w:val="569CD6"/>
+          <w:kern w:val="0"/>
+          <w:sz w:val="18"/>
+          <w:szCs w:val="18"/>
+          <w14:ligatures w14:val="none"/>
+        </w:rPr>
+        <w:t>float</w:t>
+      </w:r>
+      <w:r>
+        <w:rPr>
+          <w:rFonts w:ascii="Menlo" w:eastAsia="Times New Roman" w:hAnsi="Menlo" w:cs="Menlo"/>
+          <w:color w:val="CCCCCC"/>
+          <w:kern w:val="0"/>
+          <w:sz w:val="18"/>
+          <w:szCs w:val="18"/>
+          <w14:ligatures w14:val="none"/>
+        </w:rPr>
+        <w:t xml:space="preserve"> </w:t>
+      </w:r>
+      <w:r>
+        <w:rPr>
+          <w:rFonts w:ascii="Menlo" w:eastAsia="Times New Roman" w:hAnsi="Menlo" w:cs="Menlo"/>
+          <w:color w:val="9CDCFE"/>
+          <w:kern w:val="0"/>
+          <w:sz w:val="18"/>
+          <w:szCs w:val="18"/>
+          <w14:ligatures w14:val="none"/>
+        </w:rPr>
+        <w:t>x</w:t>
+      </w:r>
+      <w:r>
+        <w:rPr>
+          <w:rFonts w:ascii="Menlo" w:eastAsia="Times New Roman" w:hAnsi="Menlo" w:cs="Menlo"/>
+          <w:color w:val="CCCCCC"/>
+          <w:kern w:val="0"/>
+          <w:sz w:val="18"/>
+          <w:szCs w:val="18"/>
+          <w14:ligatures w14:val="none"/>
+        </w:rPr>
+        <w:t xml:space="preserve">, </w:t>
+      </w:r>
+      <w:r>
+        <w:rPr>
+          <w:rFonts w:ascii="Menlo" w:eastAsia="Times New Roman" w:hAnsi="Menlo" w:cs="Menlo"/>
+          <w:color w:val="569CD6"/>
+          <w:kern w:val="0"/>
+          <w:sz w:val="18"/>
+          <w:szCs w:val="18"/>
+          <w14:ligatures w14:val="none"/>
+        </w:rPr>
+        <w:t>float</w:t>
+      </w:r>
+      <w:r>
+        <w:rPr>
+          <w:rFonts w:ascii="Menlo" w:eastAsia="Times New Roman" w:hAnsi="Menlo" w:cs="Menlo"/>
+          <w:color w:val="CCCCCC"/>
+          <w:kern w:val="0"/>
+          <w:sz w:val="18"/>
+          <w:szCs w:val="18"/>
+          <w14:ligatures w14:val="none"/>
+        </w:rPr>
+        <w:t xml:space="preserve"> </w:t>
+      </w:r>
+      <w:r>
+        <w:rPr>
+          <w:rFonts w:ascii="Menlo" w:eastAsia="Times New Roman" w:hAnsi="Menlo" w:cs="Menlo"/>
+          <w:color w:val="9CDCFE"/>
+          <w:kern w:val="0"/>
+          <w:sz w:val="18"/>
+          <w:szCs w:val="18"/>
+          <w14:ligatures w14:val="none"/>
+        </w:rPr>
+        <w:t>y</w:t>
+      </w:r>
+      <w:r>
+        <w:rPr>
+          <w:rFonts w:ascii="Menlo" w:eastAsia="Times New Roman" w:hAnsi="Menlo" w:cs="Menlo"/>
+          <w:color w:val="CCCCCC"/>
+          <w:kern w:val="0"/>
+          <w:sz w:val="18"/>
+          <w:szCs w:val="18"/>
+          <w14:ligatures w14:val="none"/>
+        </w:rPr>
+        <w:t xml:space="preserve">, </w:t>
+      </w:r>
+      <w:r>
+        <w:rPr>
+          <w:rFonts w:ascii="Menlo" w:eastAsia="Times New Roman" w:hAnsi="Menlo" w:cs="Menlo"/>
+          <w:color w:val="569CD6"/>
+          <w:kern w:val="0"/>
+          <w:sz w:val="18"/>
+          <w:szCs w:val="18"/>
+          <w14:ligatures w14:val="none"/>
+        </w:rPr>
+        <w:t>float</w:t>
+      </w:r>
+      <w:r>
+        <w:rPr>
+          <w:rFonts w:ascii="Menlo" w:eastAsia="Times New Roman" w:hAnsi="Menlo" w:cs="Menlo"/>
+          <w:color w:val="CCCCCC"/>
+          <w:kern w:val="0"/>
+          <w:sz w:val="18"/>
+          <w:szCs w:val="18"/>
+          <w14:ligatures w14:val="none"/>
+        </w:rPr>
+        <w:t xml:space="preserve"> </w:t>
+      </w:r>
+      <w:r>
+        <w:rPr>
+          <w:rFonts w:ascii="Menlo" w:eastAsia="Times New Roman" w:hAnsi="Menlo" w:cs="Menlo"/>
+          <w:color w:val="9CDCFE"/>
+          <w:kern w:val="0"/>
+          <w:sz w:val="18"/>
+          <w:szCs w:val="18"/>
+          <w14:ligatures w14:val="none"/>
+        </w:rPr>
+        <w:t>width</w:t>
+      </w:r>
+      <w:r>
+        <w:rPr>
+          <w:rFonts w:ascii="Menlo" w:eastAsia="Times New Roman" w:hAnsi="Menlo" w:cs="Menlo"/>
+          <w:color w:val="CCCCCC"/>
+          <w:kern w:val="0"/>
+          <w:sz w:val="18"/>
+          <w:szCs w:val="18"/>
+          <w14:ligatures w14:val="none"/>
+        </w:rPr>
+        <w:t xml:space="preserve">, </w:t>
+      </w:r>
+      <w:r>
+        <w:rPr>
+          <w:rFonts w:ascii="Menlo" w:eastAsia="Times New Roman" w:hAnsi="Menlo" w:cs="Menlo"/>
+          <w:color w:val="569CD6"/>
+          <w:kern w:val="0"/>
+          <w:sz w:val="18"/>
+          <w:szCs w:val="18"/>
+          <w14:ligatures w14:val="none"/>
+        </w:rPr>
+        <w:t>float</w:t>
+      </w:r>
+      <w:r>
+        <w:rPr>
+          <w:rFonts w:ascii="Menlo" w:eastAsia="Times New Roman" w:hAnsi="Menlo" w:cs="Menlo"/>
+          <w:color w:val="CCCCCC"/>
+          <w:kern w:val="0"/>
+          <w:sz w:val="18"/>
+          <w:szCs w:val="18"/>
+          <w14:ligatures w14:val="none"/>
+        </w:rPr>
+        <w:t xml:space="preserve"> </w:t>
+      </w:r>
+      <w:r>
+        <w:rPr>
+          <w:rFonts w:ascii="Menlo" w:eastAsia="Times New Roman" w:hAnsi="Menlo" w:cs="Menlo"/>
+          <w:color w:val="9CDCFE"/>
+          <w:kern w:val="0"/>
+          <w:sz w:val="18"/>
+          <w:szCs w:val="18"/>
+          <w14:ligatures w14:val="none"/>
+        </w:rPr>
+        <w:t>height</w:t>
+      </w:r>
+      <w:r>
+        <w:rPr>
+          <w:rFonts w:ascii="Menlo" w:eastAsia="Times New Roman" w:hAnsi="Menlo" w:cs="Menlo"/>
+          <w:color w:val="CCCCCC"/>
+          <w:kern w:val="0"/>
+          <w:sz w:val="18"/>
+          <w:szCs w:val="18"/>
+          <w14:ligatures w14:val="none"/>
+        </w:rPr>
+        <w:t>);</w:t>
+      </w:r>
+    </w:p>
+    <w:p>
+      <w:pPr>
+        <w:shd w:val="clear" w:color="auto" w:fill="1F1F1F"/>
+        <w:spacing w:after="0" w:line="270" w:lineRule="atLeast"/>
+        <w:rPr>
+          <w:rFonts w:ascii="Menlo" w:eastAsia="Times New Roman" w:hAnsi="Menlo" w:cs="Menlo"/>
+          <w:color w:val="CCCCCC"/>
+          <w:kern w:val="0"/>
+          <w:sz w:val="18"/>
+          <w:szCs w:val="18"/>
+          <w14:ligatures w14:val="none"/>
+        </w:rPr>
+      </w:pPr>
+    </w:p>
+    <w:p>
+      <w:pPr>
+        <w:shd w:val="clear" w:color="auto" w:fill="1F1F1F"/>
+        <w:spacing w:after="0" w:line="270" w:lineRule="atLeast"/>
+        <w:rPr>
+          <w:rFonts w:ascii="Menlo" w:eastAsia="Times New Roman" w:hAnsi="Menlo" w:cs="Menlo"/>
+          <w:color w:val="CCCCCC"/>
+          <w:kern w:val="0"/>
+          <w:sz w:val="18"/>
+          <w:szCs w:val="18"/>
+          <w14:ligatures w14:val="none"/>
+        </w:rPr>
+      </w:pPr>
+      <w:r>
+        <w:rPr>
+          <w:rFonts w:ascii="Menlo" w:eastAsia="Times New Roman" w:hAnsi="Menlo" w:cs="Menlo"/>
+          <w:color w:val="CCCCCC"/>
+          <w:kern w:val="0"/>
+          <w:sz w:val="18"/>
+          <w:szCs w:val="18"/>
+          <w14:ligatures w14:val="none"/>
+        </w:rPr>
+        <w:t xml:space="preserve">    </w:t>
+      </w:r>
+      <w:r>
+        <w:rPr>
+          <w:rFonts w:ascii="Menlo" w:eastAsia="Times New Roman" w:hAnsi="Menlo" w:cs="Menlo"/>
+          <w:color w:val="569CD6"/>
+          <w:kern w:val="0"/>
+          <w:sz w:val="18"/>
+          <w:szCs w:val="18"/>
+          <w14:ligatures w14:val="none"/>
+        </w:rPr>
+        <w:t>void</w:t>
+      </w:r>
+      <w:r>
+        <w:rPr>
+          <w:rFonts w:ascii="Menlo" w:eastAsia="Times New Roman" w:hAnsi="Menlo" w:cs="Menlo"/>
+          <w:color w:val="CCCCCC"/>
+          <w:kern w:val="0"/>
+          <w:sz w:val="18"/>
+          <w:szCs w:val="18"/>
+          <w14:ligatures w14:val="none"/>
+        </w:rPr>
+        <w:t xml:space="preserve"> </w:t>
+      </w:r>
+      <w:proofErr w:type="gramStart"/>
+      <w:r>
+        <w:rPr>
+          <w:rFonts w:ascii="Menlo" w:eastAsia="Times New Roman" w:hAnsi="Menlo" w:cs="Menlo"/>
+          <w:color w:val="DCDCAA"/>
+          <w:kern w:val="0"/>
+          <w:sz w:val="18"/>
+          <w:szCs w:val="18"/>
+          <w14:ligatures w14:val="none"/>
+        </w:rPr>
+        <w:t>draw</w:t>
+      </w:r>
+      <w:r>
+        <w:rPr>
+          <w:rFonts w:ascii="Menlo" w:eastAsia="Times New Roman" w:hAnsi="Menlo" w:cs="Menlo"/>
+          <w:color w:val="CCCCCC"/>
+          <w:kern w:val="0"/>
+          <w:sz w:val="18"/>
+          <w:szCs w:val="18"/>
+          <w14:ligatures w14:val="none"/>
+        </w:rPr>
+        <w:t>(</w:t>
+      </w:r>
+      <w:r>
+        <w:rPr>
+          <w:rFonts w:ascii="Menlo" w:eastAsia="Times New Roman" w:hAnsi="Menlo" w:cs="Menlo"/>
+          <w:color w:val="4EC9B0"/>
+          <w:kern w:val="0"/>
+          <w:sz w:val="18"/>
+          <w:szCs w:val="18"/>
+          <w14:ligatures w14:val="none"/>
+        </w:rPr>
+        <w:t>sf</w:t>
+      </w:r>
+      <w:r>
+        <w:rPr>
+          <w:rFonts w:ascii="Menlo" w:eastAsia="Times New Roman" w:hAnsi="Menlo" w:cs="Menlo"/>
+          <w:color w:val="CCCCCC"/>
+          <w:kern w:val="0"/>
+          <w:sz w:val="18"/>
+          <w:szCs w:val="18"/>
+          <w14:ligatures w14:val="none"/>
+        </w:rPr>
+        <w:t>::</w:t>
+      </w:r>
+      <w:proofErr w:type="spellStart"/>
+      <w:proofErr w:type="gramEnd"/>
+      <w:r>
+        <w:rPr>
+          <w:rFonts w:ascii="Menlo" w:eastAsia="Times New Roman" w:hAnsi="Menlo" w:cs="Menlo"/>
+          <w:color w:val="4EC9B0"/>
+          <w:kern w:val="0"/>
+          <w:sz w:val="18"/>
+          <w:szCs w:val="18"/>
+          <w14:ligatures w14:val="none"/>
+        </w:rPr>
+        <w:t>RenderWindow</w:t>
+      </w:r>
+      <w:proofErr w:type="spellEnd"/>
+      <w:r>
+        <w:rPr>
+          <w:rFonts w:ascii="Menlo" w:eastAsia="Times New Roman" w:hAnsi="Menlo" w:cs="Menlo"/>
+          <w:color w:val="569CD6"/>
+          <w:kern w:val="0"/>
+          <w:sz w:val="18"/>
+          <w:szCs w:val="18"/>
+          <w14:ligatures w14:val="none"/>
+        </w:rPr>
+        <w:t>&amp;</w:t>
+      </w:r>
+      <w:r>
+        <w:rPr>
+          <w:rFonts w:ascii="Menlo" w:eastAsia="Times New Roman" w:hAnsi="Menlo" w:cs="Menlo"/>
+          <w:color w:val="CCCCCC"/>
+          <w:kern w:val="0"/>
+          <w:sz w:val="18"/>
+          <w:szCs w:val="18"/>
+          <w14:ligatures w14:val="none"/>
+        </w:rPr>
+        <w:t xml:space="preserve"> </w:t>
+      </w:r>
+      <w:r>
+        <w:rPr>
+          <w:rFonts w:ascii="Menlo" w:eastAsia="Times New Roman" w:hAnsi="Menlo" w:cs="Menlo"/>
+          <w:color w:val="9CDCFE"/>
+          <w:kern w:val="0"/>
+          <w:sz w:val="18"/>
+          <w:szCs w:val="18"/>
+          <w14:ligatures w14:val="none"/>
+        </w:rPr>
+        <w:t>window</w:t>
+      </w:r>
+      <w:r>
+        <w:rPr>
+          <w:rFonts w:ascii="Menlo" w:eastAsia="Times New Roman" w:hAnsi="Menlo" w:cs="Menlo"/>
+          <w:color w:val="CCCCCC"/>
+          <w:kern w:val="0"/>
+          <w:sz w:val="18"/>
+          <w:szCs w:val="18"/>
+          <w14:ligatures w14:val="none"/>
+        </w:rPr>
+        <w:t xml:space="preserve">) </w:t>
+      </w:r>
+      <w:r>
+        <w:rPr>
+          <w:rFonts w:ascii="Menlo" w:eastAsia="Times New Roman" w:hAnsi="Menlo" w:cs="Menlo"/>
+          <w:color w:val="569CD6"/>
+          <w:kern w:val="0"/>
+          <w:sz w:val="18"/>
+          <w:szCs w:val="18"/>
+          <w14:ligatures w14:val="none"/>
+        </w:rPr>
+        <w:t>const</w:t>
+      </w:r>
+      <w:r>
+        <w:rPr>
+          <w:rFonts w:ascii="Menlo" w:eastAsia="Times New Roman" w:hAnsi="Menlo" w:cs="Menlo"/>
+          <w:color w:val="CCCCCC"/>
+          <w:kern w:val="0"/>
+          <w:sz w:val="18"/>
+          <w:szCs w:val="18"/>
+          <w14:ligatures w14:val="none"/>
+        </w:rPr>
+        <w:t>;</w:t>
+      </w:r>
+    </w:p>
+    <w:p>
+      <w:pPr>
+        <w:shd w:val="clear" w:color="auto" w:fill="1F1F1F"/>
+        <w:spacing w:after="0" w:line="270" w:lineRule="atLeast"/>
+        <w:rPr>
+          <w:rFonts w:ascii="Menlo" w:eastAsia="Times New Roman" w:hAnsi="Menlo" w:cs="Menlo"/>
+          <w:color w:val="CCCCCC"/>
+          <w:kern w:val="0"/>
+          <w:sz w:val="18"/>
+          <w:szCs w:val="18"/>
+          <w14:ligatures w14:val="none"/>
+        </w:rPr>
+      </w:pPr>
+    </w:p>
+    <w:p>
+      <w:pPr>
+        <w:shd w:val="clear" w:color="auto" w:fill="1F1F1F"/>
+        <w:spacing w:after="0" w:line="270" w:lineRule="atLeast"/>
+        <w:rPr>
+          <w:rFonts w:ascii="Menlo" w:eastAsia="Times New Roman" w:hAnsi="Menlo" w:cs="Menlo"/>
+          <w:color w:val="CCCCCC"/>
+          <w:kern w:val="0"/>
+          <w:sz w:val="18"/>
+          <w:szCs w:val="18"/>
+          <w14:ligatures w14:val="none"/>
+        </w:rPr>
+      </w:pPr>
+      <w:r>
+        <w:rPr>
+          <w:rFonts w:ascii="Menlo" w:eastAsia="Times New Roman" w:hAnsi="Menlo" w:cs="Menlo"/>
+          <w:color w:val="CCCCCC"/>
+          <w:kern w:val="0"/>
+          <w:sz w:val="18"/>
+          <w:szCs w:val="18"/>
+          <w14:ligatures w14:val="none"/>
+        </w:rPr>
+        <w:t xml:space="preserve">    </w:t>
+      </w:r>
+      <w:proofErr w:type="gramStart"/>
+      <w:r>
+        <w:rPr>
+          <w:rFonts w:ascii="Menlo" w:eastAsia="Times New Roman" w:hAnsi="Menlo" w:cs="Menlo"/>
+          <w:color w:val="4EC9B0"/>
+          <w:kern w:val="0"/>
+          <w:sz w:val="18"/>
+          <w:szCs w:val="18"/>
+          <w14:ligatures w14:val="none"/>
+        </w:rPr>
+        <w:t>sf</w:t>
+      </w:r>
+      <w:r>
+        <w:rPr>
+          <w:rFonts w:ascii="Menlo" w:eastAsia="Times New Roman" w:hAnsi="Menlo" w:cs="Menlo"/>
+          <w:color w:val="CCCCCC"/>
+          <w:kern w:val="0"/>
+          <w:sz w:val="18"/>
+          <w:szCs w:val="18"/>
+          <w14:ligatures w14:val="none"/>
+        </w:rPr>
+        <w:t>::</w:t>
+      </w:r>
+      <w:proofErr w:type="spellStart"/>
+      <w:proofErr w:type="gramEnd"/>
+      <w:r>
+        <w:rPr>
+          <w:rFonts w:ascii="Menlo" w:eastAsia="Times New Roman" w:hAnsi="Menlo" w:cs="Menlo"/>
+          <w:color w:val="4EC9B0"/>
+          <w:kern w:val="0"/>
+          <w:sz w:val="18"/>
+          <w:szCs w:val="18"/>
+          <w14:ligatures w14:val="none"/>
+        </w:rPr>
+        <w:t>FloatRect</w:t>
+      </w:r>
+      <w:proofErr w:type="spellEnd"/>
+      <w:r>
+        <w:rPr>
+          <w:rFonts w:ascii="Menlo" w:eastAsia="Times New Roman" w:hAnsi="Menlo" w:cs="Menlo"/>
+          <w:color w:val="CCCCCC"/>
+          <w:kern w:val="0"/>
+          <w:sz w:val="18"/>
+          <w:szCs w:val="18"/>
+          <w14:ligatures w14:val="none"/>
+        </w:rPr>
+        <w:t xml:space="preserve"> </w:t>
+      </w:r>
+      <w:proofErr w:type="spellStart"/>
+      <w:proofErr w:type="gramStart"/>
+      <w:r>
+        <w:rPr>
+          <w:rFonts w:ascii="Menlo" w:eastAsia="Times New Roman" w:hAnsi="Menlo" w:cs="Menlo"/>
+          <w:color w:val="DCDCAA"/>
+          <w:kern w:val="0"/>
+          <w:sz w:val="18"/>
+          <w:szCs w:val="18"/>
+          <w14:ligatures w14:val="none"/>
+        </w:rPr>
+        <w:t>getBounds</w:t>
+      </w:r>
+      <w:proofErr w:type="spellEnd"/>
+      <w:r>
+        <w:rPr>
+          <w:rFonts w:ascii="Menlo" w:eastAsia="Times New Roman" w:hAnsi="Menlo" w:cs="Menlo"/>
+          <w:color w:val="CCCCCC"/>
+          <w:kern w:val="0"/>
+          <w:sz w:val="18"/>
+          <w:szCs w:val="18"/>
+          <w14:ligatures w14:val="none"/>
+        </w:rPr>
+        <w:t>(</w:t>
+      </w:r>
+      <w:proofErr w:type="gramEnd"/>
+      <w:r>
+        <w:rPr>
+          <w:rFonts w:ascii="Menlo" w:eastAsia="Times New Roman" w:hAnsi="Menlo" w:cs="Menlo"/>
+          <w:color w:val="CCCCCC"/>
+          <w:kern w:val="0"/>
+          <w:sz w:val="18"/>
+          <w:szCs w:val="18"/>
+          <w14:ligatures w14:val="none"/>
+        </w:rPr>
+        <w:t xml:space="preserve">) </w:t>
+      </w:r>
+      <w:r>
+        <w:rPr>
+          <w:rFonts w:ascii="Menlo" w:eastAsia="Times New Roman" w:hAnsi="Menlo" w:cs="Menlo"/>
+          <w:color w:val="569CD6"/>
+          <w:kern w:val="0"/>
+          <w:sz w:val="18"/>
+          <w:szCs w:val="18"/>
+          <w14:ligatures w14:val="none"/>
+        </w:rPr>
+        <w:t>const</w:t>
+      </w:r>
+      <w:r>
+        <w:rPr>
+          <w:rFonts w:ascii="Menlo" w:eastAsia="Times New Roman" w:hAnsi="Menlo" w:cs="Menlo"/>
+          <w:color w:val="CCCCCC"/>
+          <w:kern w:val="0"/>
+          <w:sz w:val="18"/>
+          <w:szCs w:val="18"/>
+          <w14:ligatures w14:val="none"/>
+        </w:rPr>
+        <w:t>;</w:t>
+      </w:r>
+    </w:p>
+    <w:p>
+      <w:pPr>
+        <w:shd w:val="clear" w:color="auto" w:fill="1F1F1F"/>
+        <w:spacing w:after="0" w:line="270" w:lineRule="atLeast"/>
+        <w:rPr>
+          <w:rFonts w:ascii="Menlo" w:eastAsia="Times New Roman" w:hAnsi="Menlo" w:cs="Menlo"/>
+          <w:color w:val="CCCCCC"/>
+          <w:kern w:val="0"/>
+          <w:sz w:val="18"/>
+          <w:szCs w:val="18"/>
+          <w14:ligatures w14:val="none"/>
+        </w:rPr>
+      </w:pPr>
+    </w:p>
+    <w:p>
+      <w:pPr>
+        <w:shd w:val="clear" w:color="auto" w:fill="1F1F1F"/>
+        <w:spacing w:after="0" w:line="270" w:lineRule="atLeast"/>
+        <w:rPr>
+          <w:rFonts w:ascii="Menlo" w:eastAsia="Times New Roman" w:hAnsi="Menlo" w:cs="Menlo"/>
+          <w:color w:val="CCCCCC"/>
+          <w:kern w:val="0"/>
+          <w:sz w:val="18"/>
+          <w:szCs w:val="18"/>
+          <w14:ligatures w14:val="none"/>
+        </w:rPr>
+      </w:pPr>
+      <w:r>
+        <w:rPr>
+          <w:rFonts w:ascii="Menlo" w:eastAsia="Times New Roman" w:hAnsi="Menlo" w:cs="Menlo"/>
+          <w:color w:val="CCCCCC"/>
+          <w:kern w:val="0"/>
+          <w:sz w:val="18"/>
+          <w:szCs w:val="18"/>
+          <w14:ligatures w14:val="none"/>
+        </w:rPr>
+        <w:t xml:space="preserve">    </w:t>
+      </w:r>
+      <w:r>
+        <w:rPr>
+          <w:rFonts w:ascii="Menlo" w:eastAsia="Times New Roman" w:hAnsi="Menlo" w:cs="Menlo"/>
+          <w:color w:val="569CD6"/>
+          <w:kern w:val="0"/>
+          <w:sz w:val="18"/>
+          <w:szCs w:val="18"/>
+          <w14:ligatures w14:val="none"/>
+        </w:rPr>
+        <w:t>float</w:t>
+      </w:r>
+      <w:r>
+        <w:rPr>
+          <w:rFonts w:ascii="Menlo" w:eastAsia="Times New Roman" w:hAnsi="Menlo" w:cs="Menlo"/>
+          <w:color w:val="CCCCCC"/>
+          <w:kern w:val="0"/>
+          <w:sz w:val="18"/>
+          <w:szCs w:val="18"/>
+          <w14:ligatures w14:val="none"/>
+        </w:rPr>
+        <w:t xml:space="preserve"> </w:t>
+      </w:r>
+      <w:proofErr w:type="spellStart"/>
+      <w:proofErr w:type="gramStart"/>
+      <w:r>
+        <w:rPr>
+          <w:rFonts w:ascii="Menlo" w:eastAsia="Times New Roman" w:hAnsi="Menlo" w:cs="Menlo"/>
+          <w:color w:val="DCDCAA"/>
+          <w:kern w:val="0"/>
+          <w:sz w:val="18"/>
+          <w:szCs w:val="18"/>
+          <w14:ligatures w14:val="none"/>
+        </w:rPr>
+        <w:t>getTop</w:t>
+      </w:r>
+      <w:proofErr w:type="spellEnd"/>
+      <w:r>
+        <w:rPr>
+          <w:rFonts w:ascii="Menlo" w:eastAsia="Times New Roman" w:hAnsi="Menlo" w:cs="Menlo"/>
+          <w:color w:val="CCCCCC"/>
+          <w:kern w:val="0"/>
+          <w:sz w:val="18"/>
+          <w:szCs w:val="18"/>
+          <w14:ligatures w14:val="none"/>
+        </w:rPr>
+        <w:t>(</w:t>
+      </w:r>
+      <w:proofErr w:type="gramEnd"/>
+      <w:r>
+        <w:rPr>
+          <w:rFonts w:ascii="Menlo" w:eastAsia="Times New Roman" w:hAnsi="Menlo" w:cs="Menlo"/>
+          <w:color w:val="CCCCCC"/>
+          <w:kern w:val="0"/>
+          <w:sz w:val="18"/>
+          <w:szCs w:val="18"/>
+          <w14:ligatures w14:val="none"/>
+        </w:rPr>
+        <w:t xml:space="preserve">) </w:t>
+      </w:r>
+      <w:r>
+        <w:rPr>
+          <w:rFonts w:ascii="Menlo" w:eastAsia="Times New Roman" w:hAnsi="Menlo" w:cs="Menlo"/>
+          <w:color w:val="569CD6"/>
+          <w:kern w:val="0"/>
+          <w:sz w:val="18"/>
+          <w:szCs w:val="18"/>
+          <w14:ligatures w14:val="none"/>
+        </w:rPr>
+        <w:t>const</w:t>
+      </w:r>
+      <w:r>
+        <w:rPr>
+          <w:rFonts w:ascii="Menlo" w:eastAsia="Times New Roman" w:hAnsi="Menlo" w:cs="Menlo"/>
+          <w:color w:val="CCCCCC"/>
+          <w:kern w:val="0"/>
+          <w:sz w:val="18"/>
+          <w:szCs w:val="18"/>
+          <w14:ligatures w14:val="none"/>
+        </w:rPr>
+        <w:t>;</w:t>
+      </w:r>
+    </w:p>
+    <w:p>
+      <w:pPr>
+        <w:shd w:val="clear" w:color="auto" w:fill="1F1F1F"/>
+        <w:spacing w:after="0" w:line="270" w:lineRule="atLeast"/>
+        <w:rPr>
+          <w:rFonts w:ascii="Menlo" w:eastAsia="Times New Roman" w:hAnsi="Menlo" w:cs="Menlo"/>
+          <w:color w:val="CCCCCC"/>
+          <w:kern w:val="0"/>
+          <w:sz w:val="18"/>
+          <w:szCs w:val="18"/>
+          <w14:ligatures w14:val="none"/>
+        </w:rPr>
+      </w:pPr>
+      <w:r>
+        <w:rPr>
+          <w:rFonts w:ascii="Menlo" w:eastAsia="Times New Roman" w:hAnsi="Menlo" w:cs="Menlo"/>
+          <w:color w:val="CCCCCC"/>
+          <w:kern w:val="0"/>
+          <w:sz w:val="18"/>
+          <w:szCs w:val="18"/>
+          <w14:ligatures w14:val="none"/>
+        </w:rPr>
+        <w:t>};</w:t>
+      </w:r>
+    </w:p>
+    <w:p>
+      <w:pPr>
+        <w:shd w:val="clear" w:color="auto" w:fill="1F1F1F"/>
+        <w:spacing w:after="0" w:line="270" w:lineRule="atLeast"/>
+        <w:rPr>
+          <w:rFonts w:ascii="Menlo" w:eastAsia="Times New Roman" w:hAnsi="Menlo" w:cs="Menlo"/>
+          <w:color w:val="CCCCCC"/>
+          <w:kern w:val="0"/>
+          <w:sz w:val="18"/>
+          <w:szCs w:val="18"/>
+          <w14:ligatures w14:val="none"/>
+        </w:rPr>
+      </w:pPr>
+    </w:p>
+    <w:p>
+      <w:pPr>
+        <w:shd w:val="clear" w:color="auto" w:fill="1F1F1F"/>
+        <w:spacing w:after="0" w:line="270" w:lineRule="atLeast"/>
+        <w:rPr>
+          <w:rFonts w:ascii="Menlo" w:eastAsia="Times New Roman" w:hAnsi="Menlo" w:cs="Menlo"/>
+          <w:color w:val="CCCCCC"/>
+          <w:kern w:val="0"/>
+          <w:sz w:val="18"/>
+          <w:szCs w:val="18"/>
+          <w14:ligatures w14:val="none"/>
+        </w:rPr>
+      </w:pPr>
+      <w:r>
+        <w:rPr>
+          <w:rFonts w:ascii="Menlo" w:eastAsia="Times New Roman" w:hAnsi="Menlo" w:cs="Menlo"/>
+          <w:color w:val="C586C0"/>
+          <w:kern w:val="0"/>
+          <w:sz w:val="18"/>
+          <w:szCs w:val="18"/>
+          <w14:ligatures w14:val="none"/>
+        </w:rPr>
+        <w:t>#endif</w:t>
+      </w:r>
+    </w:p>
+    <w:p>
+      <w:pPr>
+        <w:pStyle w:val="p1"/>
+      </w:pPr>
+      <w:r>
+        <w:t xml:space="preserve">The class stores shape </w:t>
+      </w:r>
+      <w:proofErr w:type="spellStart"/>
+      <w:r>
+        <w:t>RectangleShape</w:t>
+      </w:r>
+      <w:proofErr w:type="spellEnd"/>
+    </w:p>
+    <w:p>
+      <w:pPr>
+        <w:pStyle w:val="p1"/>
+      </w:pPr>
+      <w:r>
+        <w:t xml:space="preserve">Constructor accepts </w:t>
+      </w:r>
+      <w:proofErr w:type="spellStart"/>
+      <w:r>
+        <w:t>xy</w:t>
+      </w:r>
+      <w:proofErr w:type="spellEnd"/>
+      <w:r>
+        <w:t xml:space="preserve"> position, width, and height</w:t>
+      </w:r>
+    </w:p>
+    <w:p>
+      <w:pPr>
+        <w:pStyle w:val="p1"/>
+      </w:pPr>
+      <w:r>
+        <w:t>File Platform.cpp:</w:t>
+      </w:r>
+    </w:p>
+    <w:p>
+      <w:pPr>
+        <w:shd w:val="clear" w:color="auto" w:fill="1F1F1F"/>
+        <w:spacing w:after="0" w:line="270" w:lineRule="atLeast"/>
+        <w:rPr>
+          <w:rFonts w:ascii="Menlo" w:eastAsia="Times New Roman" w:hAnsi="Menlo" w:cs="Menlo"/>
+          <w:color w:val="CCCCCC"/>
+          <w:kern w:val="0"/>
+          <w:sz w:val="18"/>
+          <w:szCs w:val="18"/>
+          <w14:ligatures w14:val="none"/>
+        </w:rPr>
+      </w:pPr>
+      <w:r>
+        <w:rPr>
+          <w:rFonts w:ascii="Menlo" w:eastAsia="Times New Roman" w:hAnsi="Menlo" w:cs="Menlo"/>
+          <w:color w:val="C586C0"/>
+          <w:kern w:val="0"/>
+          <w:sz w:val="18"/>
+          <w:szCs w:val="18"/>
+          <w14:ligatures w14:val="none"/>
+        </w:rPr>
+        <w:t>#include</w:t>
+      </w:r>
+      <w:r>
+        <w:rPr>
+          <w:rFonts w:ascii="Menlo" w:eastAsia="Times New Roman" w:hAnsi="Menlo" w:cs="Menlo"/>
+          <w:color w:val="569CD6"/>
+          <w:kern w:val="0"/>
+          <w:sz w:val="18"/>
+          <w:szCs w:val="18"/>
+          <w14:ligatures w14:val="none"/>
+        </w:rPr>
+        <w:t xml:space="preserve"> </w:t>
+      </w:r>
+      <w:r>
+        <w:rPr>
+          <w:rFonts w:ascii="Menlo" w:eastAsia="Times New Roman" w:hAnsi="Menlo" w:cs="Menlo"/>
+          <w:color w:val="CE9178"/>
+          <w:kern w:val="0"/>
+          <w:sz w:val="18"/>
+          <w:szCs w:val="18"/>
+          <w14:ligatures w14:val="none"/>
+        </w:rPr>
+        <w:t>"</w:t>
+      </w:r>
+      <w:proofErr w:type="spellStart"/>
+      <w:r>
+        <w:rPr>
+          <w:rFonts w:ascii="Menlo" w:eastAsia="Times New Roman" w:hAnsi="Menlo" w:cs="Menlo"/>
+          <w:color w:val="CE9178"/>
+          <w:kern w:val="0"/>
+          <w:sz w:val="18"/>
+          <w:szCs w:val="18"/>
+          <w14:ligatures w14:val="none"/>
+        </w:rPr>
+        <w:t>Platform.h</w:t>
+      </w:r>
+      <w:proofErr w:type="spellEnd"/>
+      <w:r>
+        <w:rPr>
+          <w:rFonts w:ascii="Menlo" w:eastAsia="Times New Roman" w:hAnsi="Menlo" w:cs="Menlo"/>
+          <w:color w:val="CE9178"/>
+          <w:kern w:val="0"/>
+          <w:sz w:val="18"/>
+          <w:szCs w:val="18"/>
+          <w14:ligatures w14:val="none"/>
+        </w:rPr>
+        <w:t>"</w:t>
+      </w:r>
+    </w:p>
+    <w:p>
+      <w:pPr>
+        <w:shd w:val="clear" w:color="auto" w:fill="1F1F1F"/>
+        <w:spacing w:after="0" w:line="270" w:lineRule="atLeast"/>
+        <w:rPr>
+          <w:rFonts w:ascii="Menlo" w:eastAsia="Times New Roman" w:hAnsi="Menlo" w:cs="Menlo"/>
+          <w:color w:val="CCCCCC"/>
+          <w:kern w:val="0"/>
+          <w:sz w:val="18"/>
+          <w:szCs w:val="18"/>
+          <w14:ligatures w14:val="none"/>
+        </w:rPr>
+      </w:pPr>
+    </w:p>
+    <w:p>
+      <w:pPr>
+        <w:shd w:val="clear" w:color="auto" w:fill="1F1F1F"/>
+        <w:spacing w:after="0" w:line="270" w:lineRule="atLeast"/>
+        <w:rPr>
+          <w:rFonts w:ascii="Menlo" w:eastAsia="Times New Roman" w:hAnsi="Menlo" w:cs="Menlo"/>
+          <w:color w:val="CCCCCC"/>
+          <w:kern w:val="0"/>
+          <w:sz w:val="18"/>
+          <w:szCs w:val="18"/>
+          <w14:ligatures w14:val="none"/>
+        </w:rPr>
+      </w:pPr>
+      <w:proofErr w:type="gramStart"/>
+      <w:r>
+        <w:rPr>
+          <w:rFonts w:ascii="Menlo" w:eastAsia="Times New Roman" w:hAnsi="Menlo" w:cs="Menlo"/>
+          <w:color w:val="4EC9B0"/>
+          <w:kern w:val="0"/>
+          <w:sz w:val="18"/>
+          <w:szCs w:val="18"/>
+          <w14:ligatures w14:val="none"/>
+        </w:rPr>
+        <w:t>Platform</w:t>
+      </w:r>
+      <w:r>
+        <w:rPr>
+          <w:rFonts w:ascii="Menlo" w:eastAsia="Times New Roman" w:hAnsi="Menlo" w:cs="Menlo"/>
+          <w:color w:val="CCCCCC"/>
+          <w:kern w:val="0"/>
+          <w:sz w:val="18"/>
+          <w:szCs w:val="18"/>
+          <w14:ligatures w14:val="none"/>
+        </w:rPr>
+        <w:t>::</w:t>
+      </w:r>
+      <w:r>
+        <w:rPr>
+          <w:rFonts w:ascii="Menlo" w:eastAsia="Times New Roman" w:hAnsi="Menlo" w:cs="Menlo"/>
+          <w:color w:val="DCDCAA"/>
+          <w:kern w:val="0"/>
+          <w:sz w:val="18"/>
+          <w:szCs w:val="18"/>
+          <w14:ligatures w14:val="none"/>
+        </w:rPr>
+        <w:t>Platform</w:t>
+      </w:r>
+      <w:r>
+        <w:rPr>
+          <w:rFonts w:ascii="Menlo" w:eastAsia="Times New Roman" w:hAnsi="Menlo" w:cs="Menlo"/>
+          <w:color w:val="CCCCCC"/>
+          <w:kern w:val="0"/>
+          <w:sz w:val="18"/>
+          <w:szCs w:val="18"/>
+          <w14:ligatures w14:val="none"/>
+        </w:rPr>
+        <w:t>(</w:t>
+      </w:r>
+      <w:proofErr w:type="gramEnd"/>
+      <w:r>
+        <w:rPr>
+          <w:rFonts w:ascii="Menlo" w:eastAsia="Times New Roman" w:hAnsi="Menlo" w:cs="Menlo"/>
+          <w:color w:val="569CD6"/>
+          <w:kern w:val="0"/>
+          <w:sz w:val="18"/>
+          <w:szCs w:val="18"/>
+          <w14:ligatures w14:val="none"/>
+        </w:rPr>
+        <w:t>float</w:t>
+      </w:r>
+      <w:r>
+        <w:rPr>
+          <w:rFonts w:ascii="Menlo" w:eastAsia="Times New Roman" w:hAnsi="Menlo" w:cs="Menlo"/>
+          <w:color w:val="CCCCCC"/>
+          <w:kern w:val="0"/>
+          <w:sz w:val="18"/>
+          <w:szCs w:val="18"/>
+          <w14:ligatures w14:val="none"/>
+        </w:rPr>
+        <w:t xml:space="preserve"> </w:t>
+      </w:r>
+      <w:r>
+        <w:rPr>
+          <w:rFonts w:ascii="Menlo" w:eastAsia="Times New Roman" w:hAnsi="Menlo" w:cs="Menlo"/>
+          <w:color w:val="9CDCFE"/>
+          <w:kern w:val="0"/>
+          <w:sz w:val="18"/>
+          <w:szCs w:val="18"/>
+          <w14:ligatures w14:val="none"/>
+        </w:rPr>
+        <w:t>x</w:t>
+      </w:r>
+      <w:r>
+        <w:rPr>
+          <w:rFonts w:ascii="Menlo" w:eastAsia="Times New Roman" w:hAnsi="Menlo" w:cs="Menlo"/>
+          <w:color w:val="CCCCCC"/>
+          <w:kern w:val="0"/>
+          <w:sz w:val="18"/>
+          <w:szCs w:val="18"/>
+          <w14:ligatures w14:val="none"/>
+        </w:rPr>
+        <w:t xml:space="preserve">, </w:t>
+      </w:r>
+      <w:r>
+        <w:rPr>
+          <w:rFonts w:ascii="Menlo" w:eastAsia="Times New Roman" w:hAnsi="Menlo" w:cs="Menlo"/>
+          <w:color w:val="569CD6"/>
+          <w:kern w:val="0"/>
+          <w:sz w:val="18"/>
+          <w:szCs w:val="18"/>
+          <w14:ligatures w14:val="none"/>
+        </w:rPr>
+        <w:t>float</w:t>
+      </w:r>
+      <w:r>
+        <w:rPr>
+          <w:rFonts w:ascii="Menlo" w:eastAsia="Times New Roman" w:hAnsi="Menlo" w:cs="Menlo"/>
+          <w:color w:val="CCCCCC"/>
+          <w:kern w:val="0"/>
+          <w:sz w:val="18"/>
+          <w:szCs w:val="18"/>
+          <w14:ligatures w14:val="none"/>
+        </w:rPr>
+        <w:t xml:space="preserve"> </w:t>
+      </w:r>
+      <w:r>
+        <w:rPr>
+          <w:rFonts w:ascii="Menlo" w:eastAsia="Times New Roman" w:hAnsi="Menlo" w:cs="Menlo"/>
+          <w:color w:val="9CDCFE"/>
+          <w:kern w:val="0"/>
+          <w:sz w:val="18"/>
+          <w:szCs w:val="18"/>
+          <w14:ligatures w14:val="none"/>
+        </w:rPr>
+        <w:t>y</w:t>
+      </w:r>
+      <w:r>
+        <w:rPr>
+          <w:rFonts w:ascii="Menlo" w:eastAsia="Times New Roman" w:hAnsi="Menlo" w:cs="Menlo"/>
+          <w:color w:val="CCCCCC"/>
+          <w:kern w:val="0"/>
+          <w:sz w:val="18"/>
+          <w:szCs w:val="18"/>
+          <w14:ligatures w14:val="none"/>
+        </w:rPr>
+        <w:t xml:space="preserve">, </w:t>
+      </w:r>
+      <w:r>
+        <w:rPr>
+          <w:rFonts w:ascii="Menlo" w:eastAsia="Times New Roman" w:hAnsi="Menlo" w:cs="Menlo"/>
+          <w:color w:val="569CD6"/>
+          <w:kern w:val="0"/>
+          <w:sz w:val="18"/>
+          <w:szCs w:val="18"/>
+          <w14:ligatures w14:val="none"/>
+        </w:rPr>
+        <w:t>float</w:t>
+      </w:r>
+      <w:r>
+        <w:rPr>
+          <w:rFonts w:ascii="Menlo" w:eastAsia="Times New Roman" w:hAnsi="Menlo" w:cs="Menlo"/>
+          <w:color w:val="CCCCCC"/>
+          <w:kern w:val="0"/>
+          <w:sz w:val="18"/>
+          <w:szCs w:val="18"/>
+          <w14:ligatures w14:val="none"/>
+        </w:rPr>
+        <w:t xml:space="preserve"> </w:t>
+      </w:r>
+      <w:r>
+        <w:rPr>
+          <w:rFonts w:ascii="Menlo" w:eastAsia="Times New Roman" w:hAnsi="Menlo" w:cs="Menlo"/>
+          <w:color w:val="9CDCFE"/>
+          <w:kern w:val="0"/>
+          <w:sz w:val="18"/>
+          <w:szCs w:val="18"/>
+          <w14:ligatures w14:val="none"/>
+        </w:rPr>
+        <w:t>width</w:t>
+      </w:r>
+      <w:r>
+        <w:rPr>
+          <w:rFonts w:ascii="Menlo" w:eastAsia="Times New Roman" w:hAnsi="Menlo" w:cs="Menlo"/>
+          <w:color w:val="CCCCCC"/>
+          <w:kern w:val="0"/>
+          <w:sz w:val="18"/>
+          <w:szCs w:val="18"/>
+          <w14:ligatures w14:val="none"/>
+        </w:rPr>
+        <w:t xml:space="preserve">, </w:t>
+      </w:r>
+      <w:r>
+        <w:rPr>
+          <w:rFonts w:ascii="Menlo" w:eastAsia="Times New Roman" w:hAnsi="Menlo" w:cs="Menlo"/>
+          <w:color w:val="569CD6"/>
+          <w:kern w:val="0"/>
+          <w:sz w:val="18"/>
+          <w:szCs w:val="18"/>
+          <w14:ligatures w14:val="none"/>
+        </w:rPr>
+        <w:t>float</w:t>
+      </w:r>
+      <w:r>
+        <w:rPr>
+          <w:rFonts w:ascii="Menlo" w:eastAsia="Times New Roman" w:hAnsi="Menlo" w:cs="Menlo"/>
+          <w:color w:val="CCCCCC"/>
+          <w:kern w:val="0"/>
+          <w:sz w:val="18"/>
+          <w:szCs w:val="18"/>
+          <w14:ligatures w14:val="none"/>
+        </w:rPr>
+        <w:t xml:space="preserve"> </w:t>
+      </w:r>
+      <w:r>
+        <w:rPr>
+          <w:rFonts w:ascii="Menlo" w:eastAsia="Times New Roman" w:hAnsi="Menlo" w:cs="Menlo"/>
+          <w:color w:val="9CDCFE"/>
+          <w:kern w:val="0"/>
+          <w:sz w:val="18"/>
+          <w:szCs w:val="18"/>
+          <w14:ligatures w14:val="none"/>
+        </w:rPr>
+        <w:t>height</w:t>
+      </w:r>
+      <w:r>
+        <w:rPr>
+          <w:rFonts w:ascii="Menlo" w:eastAsia="Times New Roman" w:hAnsi="Menlo" w:cs="Menlo"/>
+          <w:color w:val="CCCCCC"/>
+          <w:kern w:val="0"/>
+          <w:sz w:val="18"/>
+          <w:szCs w:val="18"/>
+          <w14:ligatures w14:val="none"/>
+        </w:rPr>
+        <w:t>) {</w:t>
+      </w:r>
+    </w:p>
+    <w:p>
+      <w:pPr>
+        <w:shd w:val="clear" w:color="auto" w:fill="1F1F1F"/>
+        <w:spacing w:after="0" w:line="270" w:lineRule="atLeast"/>
+        <w:rPr>
+          <w:rFonts w:ascii="Menlo" w:eastAsia="Times New Roman" w:hAnsi="Menlo" w:cs="Menlo"/>
+          <w:color w:val="CCCCCC"/>
+          <w:kern w:val="0"/>
+          <w:sz w:val="18"/>
+          <w:szCs w:val="18"/>
+          <w14:ligatures w14:val="none"/>
+        </w:rPr>
+      </w:pPr>
+      <w:r>
+        <w:rPr>
+          <w:rFonts w:ascii="Menlo" w:eastAsia="Times New Roman" w:hAnsi="Menlo" w:cs="Menlo"/>
+          <w:color w:val="CCCCCC"/>
+          <w:kern w:val="0"/>
+          <w:sz w:val="18"/>
+          <w:szCs w:val="18"/>
+          <w14:ligatures w14:val="none"/>
+        </w:rPr>
+        <w:t xml:space="preserve">    </w:t>
+      </w:r>
+      <w:proofErr w:type="spellStart"/>
+      <w:proofErr w:type="gramStart"/>
+      <w:r>
+        <w:rPr>
+          <w:rFonts w:ascii="Menlo" w:eastAsia="Times New Roman" w:hAnsi="Menlo" w:cs="Menlo"/>
+          <w:color w:val="9CDCFE"/>
+          <w:kern w:val="0"/>
+          <w:sz w:val="18"/>
+          <w:szCs w:val="18"/>
+          <w14:ligatures w14:val="none"/>
+        </w:rPr>
+        <w:t>shape</w:t>
+      </w:r>
+      <w:r>
+        <w:rPr>
+          <w:rFonts w:ascii="Menlo" w:eastAsia="Times New Roman" w:hAnsi="Menlo" w:cs="Menlo"/>
+          <w:color w:val="CCCCCC"/>
+          <w:kern w:val="0"/>
+          <w:sz w:val="18"/>
+          <w:szCs w:val="18"/>
+          <w14:ligatures w14:val="none"/>
+        </w:rPr>
+        <w:t>.</w:t>
+      </w:r>
+      <w:r>
+        <w:rPr>
+          <w:rFonts w:ascii="Menlo" w:eastAsia="Times New Roman" w:hAnsi="Menlo" w:cs="Menlo"/>
+          <w:color w:val="DCDCAA"/>
+          <w:kern w:val="0"/>
+          <w:sz w:val="18"/>
+          <w:szCs w:val="18"/>
+          <w14:ligatures w14:val="none"/>
+        </w:rPr>
+        <w:t>setSize</w:t>
+      </w:r>
+      <w:proofErr w:type="spellEnd"/>
+      <w:proofErr w:type="gramEnd"/>
+      <w:r>
+        <w:rPr>
+          <w:rFonts w:ascii="Menlo" w:eastAsia="Times New Roman" w:hAnsi="Menlo" w:cs="Menlo"/>
+          <w:color w:val="CCCCCC"/>
+          <w:kern w:val="0"/>
+          <w:sz w:val="18"/>
+          <w:szCs w:val="18"/>
+          <w14:ligatures w14:val="none"/>
+        </w:rPr>
+        <w:t>(</w:t>
+      </w:r>
+      <w:proofErr w:type="gramStart"/>
+      <w:r>
+        <w:rPr>
+          <w:rFonts w:ascii="Menlo" w:eastAsia="Times New Roman" w:hAnsi="Menlo" w:cs="Menlo"/>
+          <w:color w:val="4EC9B0"/>
+          <w:kern w:val="0"/>
+          <w:sz w:val="18"/>
+          <w:szCs w:val="18"/>
+          <w14:ligatures w14:val="none"/>
+        </w:rPr>
+        <w:t>sf</w:t>
+      </w:r>
+      <w:r>
+        <w:rPr>
+          <w:rFonts w:ascii="Menlo" w:eastAsia="Times New Roman" w:hAnsi="Menlo" w:cs="Menlo"/>
+          <w:color w:val="CCCCCC"/>
+          <w:kern w:val="0"/>
+          <w:sz w:val="18"/>
+          <w:szCs w:val="18"/>
+          <w14:ligatures w14:val="none"/>
+        </w:rPr>
+        <w:t>::</w:t>
+      </w:r>
+      <w:proofErr w:type="gramEnd"/>
+      <w:r>
+        <w:rPr>
+          <w:rFonts w:ascii="Menlo" w:eastAsia="Times New Roman" w:hAnsi="Menlo" w:cs="Menlo"/>
+          <w:color w:val="4EC9B0"/>
+          <w:kern w:val="0"/>
+          <w:sz w:val="18"/>
+          <w:szCs w:val="18"/>
+          <w14:ligatures w14:val="none"/>
+        </w:rPr>
+        <w:t>Vector2</w:t>
+      </w:r>
+      <w:proofErr w:type="gramStart"/>
+      <w:r>
+        <w:rPr>
+          <w:rFonts w:ascii="Menlo" w:eastAsia="Times New Roman" w:hAnsi="Menlo" w:cs="Menlo"/>
+          <w:color w:val="4EC9B0"/>
+          <w:kern w:val="0"/>
+          <w:sz w:val="18"/>
+          <w:szCs w:val="18"/>
+          <w14:ligatures w14:val="none"/>
+        </w:rPr>
+        <w:t>f</w:t>
+      </w:r>
+      <w:r>
+        <w:rPr>
+          <w:rFonts w:ascii="Menlo" w:eastAsia="Times New Roman" w:hAnsi="Menlo" w:cs="Menlo"/>
+          <w:color w:val="CCCCCC"/>
+          <w:kern w:val="0"/>
+          <w:sz w:val="18"/>
+          <w:szCs w:val="18"/>
+          <w14:ligatures w14:val="none"/>
+        </w:rPr>
+        <w:t>(</w:t>
+      </w:r>
+      <w:proofErr w:type="gramEnd"/>
+      <w:r>
+        <w:rPr>
+          <w:rFonts w:ascii="Menlo" w:eastAsia="Times New Roman" w:hAnsi="Menlo" w:cs="Menlo"/>
+          <w:color w:val="9CDCFE"/>
+          <w:kern w:val="0"/>
+          <w:sz w:val="18"/>
+          <w:szCs w:val="18"/>
+          <w14:ligatures w14:val="none"/>
+        </w:rPr>
+        <w:t>width</w:t>
+      </w:r>
+      <w:r>
+        <w:rPr>
+          <w:rFonts w:ascii="Menlo" w:eastAsia="Times New Roman" w:hAnsi="Menlo" w:cs="Menlo"/>
+          <w:color w:val="CCCCCC"/>
+          <w:kern w:val="0"/>
+          <w:sz w:val="18"/>
+          <w:szCs w:val="18"/>
+          <w14:ligatures w14:val="none"/>
+        </w:rPr>
+        <w:t xml:space="preserve">, </w:t>
+      </w:r>
+      <w:r>
+        <w:rPr>
+          <w:rFonts w:ascii="Menlo" w:eastAsia="Times New Roman" w:hAnsi="Menlo" w:cs="Menlo"/>
+          <w:color w:val="9CDCFE"/>
+          <w:kern w:val="0"/>
+          <w:sz w:val="18"/>
+          <w:szCs w:val="18"/>
+          <w14:ligatures w14:val="none"/>
+        </w:rPr>
+        <w:t>height</w:t>
+      </w:r>
+      <w:r>
+        <w:rPr>
+          <w:rFonts w:ascii="Menlo" w:eastAsia="Times New Roman" w:hAnsi="Menlo" w:cs="Menlo"/>
+          <w:color w:val="CCCCCC"/>
+          <w:kern w:val="0"/>
+          <w:sz w:val="18"/>
+          <w:szCs w:val="18"/>
+          <w14:ligatures w14:val="none"/>
+        </w:rPr>
+        <w:t>));</w:t>
+      </w:r>
+    </w:p>
+    <w:p>
+      <w:pPr>
+        <w:shd w:val="clear" w:color="auto" w:fill="1F1F1F"/>
+        <w:spacing w:after="0" w:line="270" w:lineRule="atLeast"/>
+        <w:rPr>
+          <w:rFonts w:ascii="Menlo" w:eastAsia="Times New Roman" w:hAnsi="Menlo" w:cs="Menlo"/>
+          <w:color w:val="CCCCCC"/>
+          <w:kern w:val="0"/>
+          <w:sz w:val="18"/>
+          <w:szCs w:val="18"/>
+          <w14:ligatures w14:val="none"/>
+        </w:rPr>
+      </w:pPr>
+      <w:r>
+        <w:rPr>
+          <w:rFonts w:ascii="Menlo" w:eastAsia="Times New Roman" w:hAnsi="Menlo" w:cs="Menlo"/>
+          <w:color w:val="CCCCCC"/>
+          <w:kern w:val="0"/>
+          <w:sz w:val="18"/>
+          <w:szCs w:val="18"/>
+          <w14:ligatures w14:val="none"/>
+        </w:rPr>
+        <w:t xml:space="preserve">    </w:t>
+      </w:r>
+      <w:proofErr w:type="spellStart"/>
+      <w:proofErr w:type="gramStart"/>
+      <w:r>
+        <w:rPr>
+          <w:rFonts w:ascii="Menlo" w:eastAsia="Times New Roman" w:hAnsi="Menlo" w:cs="Menlo"/>
+          <w:color w:val="9CDCFE"/>
+          <w:kern w:val="0"/>
+          <w:sz w:val="18"/>
+          <w:szCs w:val="18"/>
+          <w14:ligatures w14:val="none"/>
+        </w:rPr>
+        <w:t>shape</w:t>
+      </w:r>
+      <w:r>
+        <w:rPr>
+          <w:rFonts w:ascii="Menlo" w:eastAsia="Times New Roman" w:hAnsi="Menlo" w:cs="Menlo"/>
+          <w:color w:val="CCCCCC"/>
+          <w:kern w:val="0"/>
+          <w:sz w:val="18"/>
+          <w:szCs w:val="18"/>
+          <w14:ligatures w14:val="none"/>
+        </w:rPr>
+        <w:t>.</w:t>
+      </w:r>
+      <w:r>
+        <w:rPr>
+          <w:rFonts w:ascii="Menlo" w:eastAsia="Times New Roman" w:hAnsi="Menlo" w:cs="Menlo"/>
+          <w:color w:val="DCDCAA"/>
+          <w:kern w:val="0"/>
+          <w:sz w:val="18"/>
+          <w:szCs w:val="18"/>
+          <w14:ligatures w14:val="none"/>
+        </w:rPr>
+        <w:t>setPosition</w:t>
+      </w:r>
+      <w:proofErr w:type="spellEnd"/>
+      <w:proofErr w:type="gramEnd"/>
+      <w:r>
+        <w:rPr>
+          <w:rFonts w:ascii="Menlo" w:eastAsia="Times New Roman" w:hAnsi="Menlo" w:cs="Menlo"/>
+          <w:color w:val="CCCCCC"/>
+          <w:kern w:val="0"/>
+          <w:sz w:val="18"/>
+          <w:szCs w:val="18"/>
+          <w14:ligatures w14:val="none"/>
+        </w:rPr>
+        <w:t>(</w:t>
+      </w:r>
+      <w:r>
+        <w:rPr>
+          <w:rFonts w:ascii="Menlo" w:eastAsia="Times New Roman" w:hAnsi="Menlo" w:cs="Menlo"/>
+          <w:color w:val="9CDCFE"/>
+          <w:kern w:val="0"/>
+          <w:sz w:val="18"/>
+          <w:szCs w:val="18"/>
+          <w14:ligatures w14:val="none"/>
+        </w:rPr>
+        <w:t>x</w:t>
+      </w:r>
+      <w:r>
+        <w:rPr>
+          <w:rFonts w:ascii="Menlo" w:eastAsia="Times New Roman" w:hAnsi="Menlo" w:cs="Menlo"/>
+          <w:color w:val="CCCCCC"/>
+          <w:kern w:val="0"/>
+          <w:sz w:val="18"/>
+          <w:szCs w:val="18"/>
+          <w14:ligatures w14:val="none"/>
+        </w:rPr>
+        <w:t xml:space="preserve">, </w:t>
+      </w:r>
+      <w:r>
+        <w:rPr>
+          <w:rFonts w:ascii="Menlo" w:eastAsia="Times New Roman" w:hAnsi="Menlo" w:cs="Menlo"/>
+          <w:color w:val="9CDCFE"/>
+          <w:kern w:val="0"/>
+          <w:sz w:val="18"/>
+          <w:szCs w:val="18"/>
+          <w14:ligatures w14:val="none"/>
+        </w:rPr>
+        <w:t>y</w:t>
+      </w:r>
+      <w:r>
+        <w:rPr>
+          <w:rFonts w:ascii="Menlo" w:eastAsia="Times New Roman" w:hAnsi="Menlo" w:cs="Menlo"/>
+          <w:color w:val="CCCCCC"/>
+          <w:kern w:val="0"/>
+          <w:sz w:val="18"/>
+          <w:szCs w:val="18"/>
+          <w14:ligatures w14:val="none"/>
+        </w:rPr>
+        <w:t>);</w:t>
+      </w:r>
+    </w:p>
+    <w:p>
+      <w:pPr>
+        <w:shd w:val="clear" w:color="auto" w:fill="1F1F1F"/>
+        <w:spacing w:after="0" w:line="270" w:lineRule="atLeast"/>
+        <w:rPr>
+          <w:rFonts w:ascii="Menlo" w:eastAsia="Times New Roman" w:hAnsi="Menlo" w:cs="Menlo"/>
+          <w:color w:val="CCCCCC"/>
+          <w:kern w:val="0"/>
+          <w:sz w:val="18"/>
+          <w:szCs w:val="18"/>
+          <w14:ligatures w14:val="none"/>
+        </w:rPr>
+      </w:pPr>
+      <w:r>
+        <w:rPr>
+          <w:rFonts w:ascii="Menlo" w:eastAsia="Times New Roman" w:hAnsi="Menlo" w:cs="Menlo"/>
+          <w:color w:val="CCCCCC"/>
+          <w:kern w:val="0"/>
+          <w:sz w:val="18"/>
+          <w:szCs w:val="18"/>
+          <w14:ligatures w14:val="none"/>
+        </w:rPr>
+        <w:t xml:space="preserve">    </w:t>
+      </w:r>
+      <w:proofErr w:type="spellStart"/>
+      <w:proofErr w:type="gramStart"/>
+      <w:r>
+        <w:rPr>
+          <w:rFonts w:ascii="Menlo" w:eastAsia="Times New Roman" w:hAnsi="Menlo" w:cs="Menlo"/>
+          <w:color w:val="9CDCFE"/>
+          <w:kern w:val="0"/>
+          <w:sz w:val="18"/>
+          <w:szCs w:val="18"/>
+          <w14:ligatures w14:val="none"/>
+        </w:rPr>
+        <w:t>shape</w:t>
+      </w:r>
+      <w:r>
+        <w:rPr>
+          <w:rFonts w:ascii="Menlo" w:eastAsia="Times New Roman" w:hAnsi="Menlo" w:cs="Menlo"/>
+          <w:color w:val="CCCCCC"/>
+          <w:kern w:val="0"/>
+          <w:sz w:val="18"/>
+          <w:szCs w:val="18"/>
+          <w14:ligatures w14:val="none"/>
+        </w:rPr>
+        <w:t>.</w:t>
+      </w:r>
+      <w:r>
+        <w:rPr>
+          <w:rFonts w:ascii="Menlo" w:eastAsia="Times New Roman" w:hAnsi="Menlo" w:cs="Menlo"/>
+          <w:color w:val="DCDCAA"/>
+          <w:kern w:val="0"/>
+          <w:sz w:val="18"/>
+          <w:szCs w:val="18"/>
+          <w14:ligatures w14:val="none"/>
+        </w:rPr>
+        <w:t>setFillColor</w:t>
+      </w:r>
+      <w:proofErr w:type="spellEnd"/>
+      <w:proofErr w:type="gramEnd"/>
+      <w:r>
+        <w:rPr>
+          <w:rFonts w:ascii="Menlo" w:eastAsia="Times New Roman" w:hAnsi="Menlo" w:cs="Menlo"/>
+          <w:color w:val="CCCCCC"/>
+          <w:kern w:val="0"/>
+          <w:sz w:val="18"/>
+          <w:szCs w:val="18"/>
+          <w14:ligatures w14:val="none"/>
+        </w:rPr>
+        <w:t>(</w:t>
+      </w:r>
+      <w:proofErr w:type="gramStart"/>
+      <w:r>
+        <w:rPr>
+          <w:rFonts w:ascii="Menlo" w:eastAsia="Times New Roman" w:hAnsi="Menlo" w:cs="Menlo"/>
+          <w:color w:val="4EC9B0"/>
+          <w:kern w:val="0"/>
+          <w:sz w:val="18"/>
+          <w:szCs w:val="18"/>
+          <w14:ligatures w14:val="none"/>
+        </w:rPr>
+        <w:t>sf</w:t>
+      </w:r>
+      <w:r>
+        <w:rPr>
+          <w:rFonts w:ascii="Menlo" w:eastAsia="Times New Roman" w:hAnsi="Menlo" w:cs="Menlo"/>
+          <w:color w:val="CCCCCC"/>
+          <w:kern w:val="0"/>
+          <w:sz w:val="18"/>
+          <w:szCs w:val="18"/>
+          <w14:ligatures w14:val="none"/>
+        </w:rPr>
+        <w:t>::</w:t>
+      </w:r>
+      <w:r>
+        <w:rPr>
+          <w:rFonts w:ascii="Menlo" w:eastAsia="Times New Roman" w:hAnsi="Menlo" w:cs="Menlo"/>
+          <w:color w:val="4EC9B0"/>
+          <w:kern w:val="0"/>
+          <w:sz w:val="18"/>
+          <w:szCs w:val="18"/>
+          <w14:ligatures w14:val="none"/>
+        </w:rPr>
+        <w:t>Color</w:t>
+      </w:r>
+      <w:r>
+        <w:rPr>
+          <w:rFonts w:ascii="Menlo" w:eastAsia="Times New Roman" w:hAnsi="Menlo" w:cs="Menlo"/>
+          <w:color w:val="CCCCCC"/>
+          <w:kern w:val="0"/>
+          <w:sz w:val="18"/>
+          <w:szCs w:val="18"/>
+          <w14:ligatures w14:val="none"/>
+        </w:rPr>
+        <w:t>(</w:t>
+      </w:r>
+      <w:proofErr w:type="gramEnd"/>
+      <w:r>
+        <w:rPr>
+          <w:rFonts w:ascii="Menlo" w:eastAsia="Times New Roman" w:hAnsi="Menlo" w:cs="Menlo"/>
+          <w:color w:val="B5CEA8"/>
+          <w:kern w:val="0"/>
+          <w:sz w:val="18"/>
+          <w:szCs w:val="18"/>
+          <w14:ligatures w14:val="none"/>
+        </w:rPr>
+        <w:t>100</w:t>
+      </w:r>
+      <w:r>
+        <w:rPr>
+          <w:rFonts w:ascii="Menlo" w:eastAsia="Times New Roman" w:hAnsi="Menlo" w:cs="Menlo"/>
+          <w:color w:val="CCCCCC"/>
+          <w:kern w:val="0"/>
+          <w:sz w:val="18"/>
+          <w:szCs w:val="18"/>
+          <w14:ligatures w14:val="none"/>
+        </w:rPr>
+        <w:t xml:space="preserve">, </w:t>
+      </w:r>
+      <w:r>
+        <w:rPr>
+          <w:rFonts w:ascii="Menlo" w:eastAsia="Times New Roman" w:hAnsi="Menlo" w:cs="Menlo"/>
+          <w:color w:val="B5CEA8"/>
+          <w:kern w:val="0"/>
+          <w:sz w:val="18"/>
+          <w:szCs w:val="18"/>
+          <w14:ligatures w14:val="none"/>
+        </w:rPr>
+        <w:t>100</w:t>
+      </w:r>
+      <w:r>
+        <w:rPr>
+          <w:rFonts w:ascii="Menlo" w:eastAsia="Times New Roman" w:hAnsi="Menlo" w:cs="Menlo"/>
+          <w:color w:val="CCCCCC"/>
+          <w:kern w:val="0"/>
+          <w:sz w:val="18"/>
+          <w:szCs w:val="18"/>
+          <w14:ligatures w14:val="none"/>
+        </w:rPr>
+        <w:t xml:space="preserve">, </w:t>
+      </w:r>
+      <w:r>
+        <w:rPr>
+          <w:rFonts w:ascii="Menlo" w:eastAsia="Times New Roman" w:hAnsi="Menlo" w:cs="Menlo"/>
+          <w:color w:val="B5CEA8"/>
+          <w:kern w:val="0"/>
+          <w:sz w:val="18"/>
+          <w:szCs w:val="18"/>
+          <w14:ligatures w14:val="none"/>
+        </w:rPr>
+        <w:t>100</w:t>
+      </w:r>
+      <w:r>
+        <w:rPr>
+          <w:rFonts w:ascii="Menlo" w:eastAsia="Times New Roman" w:hAnsi="Menlo" w:cs="Menlo"/>
+          <w:color w:val="CCCCCC"/>
+          <w:kern w:val="0"/>
+          <w:sz w:val="18"/>
+          <w:szCs w:val="18"/>
+          <w14:ligatures w14:val="none"/>
+        </w:rPr>
+        <w:t>));</w:t>
+      </w:r>
+    </w:p>
+    <w:p>
+      <w:pPr>
+        <w:shd w:val="clear" w:color="auto" w:fill="1F1F1F"/>
+        <w:spacing w:after="0" w:line="270" w:lineRule="atLeast"/>
+        <w:rPr>
+          <w:rFonts w:ascii="Menlo" w:eastAsia="Times New Roman" w:hAnsi="Menlo" w:cs="Menlo"/>
+          <w:color w:val="CCCCCC"/>
+          <w:kern w:val="0"/>
+          <w:sz w:val="18"/>
+          <w:szCs w:val="18"/>
+          <w14:ligatures w14:val="none"/>
+        </w:rPr>
+      </w:pPr>
+      <w:r>
+        <w:rPr>
+          <w:rFonts w:ascii="Menlo" w:eastAsia="Times New Roman" w:hAnsi="Menlo" w:cs="Menlo"/>
+          <w:color w:val="CCCCCC"/>
+          <w:kern w:val="0"/>
+          <w:sz w:val="18"/>
+          <w:szCs w:val="18"/>
+          <w14:ligatures w14:val="none"/>
+        </w:rPr>
+        <w:t>}</w:t>
+      </w:r>
+    </w:p>
+    <w:p>
+      <w:pPr>
+        <w:shd w:val="clear" w:color="auto" w:fill="1F1F1F"/>
+        <w:spacing w:after="0" w:line="270" w:lineRule="atLeast"/>
+        <w:rPr>
+          <w:rFonts w:ascii="Menlo" w:eastAsia="Times New Roman" w:hAnsi="Menlo" w:cs="Menlo"/>
+          <w:color w:val="CCCCCC"/>
+          <w:kern w:val="0"/>
+          <w:sz w:val="18"/>
+          <w:szCs w:val="18"/>
+          <w14:ligatures w14:val="none"/>
+        </w:rPr>
+      </w:pPr>
+    </w:p>
+    <w:p>
+      <w:pPr>
+        <w:shd w:val="clear" w:color="auto" w:fill="1F1F1F"/>
+        <w:spacing w:after="0" w:line="270" w:lineRule="atLeast"/>
+        <w:rPr>
+          <w:rFonts w:ascii="Menlo" w:eastAsia="Times New Roman" w:hAnsi="Menlo" w:cs="Menlo"/>
+          <w:color w:val="CCCCCC"/>
+          <w:kern w:val="0"/>
+          <w:sz w:val="18"/>
+          <w:szCs w:val="18"/>
+          <w14:ligatures w14:val="none"/>
+        </w:rPr>
+      </w:pPr>
+      <w:r>
+        <w:rPr>
+          <w:rFonts w:ascii="Menlo" w:eastAsia="Times New Roman" w:hAnsi="Menlo" w:cs="Menlo"/>
+          <w:color w:val="569CD6"/>
+          <w:kern w:val="0"/>
+          <w:sz w:val="18"/>
+          <w:szCs w:val="18"/>
+          <w14:ligatures w14:val="none"/>
+        </w:rPr>
+        <w:t>void</w:t>
+      </w:r>
+      <w:r>
+        <w:rPr>
+          <w:rFonts w:ascii="Menlo" w:eastAsia="Times New Roman" w:hAnsi="Menlo" w:cs="Menlo"/>
+          <w:color w:val="CCCCCC"/>
+          <w:kern w:val="0"/>
+          <w:sz w:val="18"/>
+          <w:szCs w:val="18"/>
+          <w14:ligatures w14:val="none"/>
+        </w:rPr>
+        <w:t xml:space="preserve"> </w:t>
+      </w:r>
+      <w:proofErr w:type="gramStart"/>
+      <w:r>
+        <w:rPr>
+          <w:rFonts w:ascii="Menlo" w:eastAsia="Times New Roman" w:hAnsi="Menlo" w:cs="Menlo"/>
+          <w:color w:val="4EC9B0"/>
+          <w:kern w:val="0"/>
+          <w:sz w:val="18"/>
+          <w:szCs w:val="18"/>
+          <w14:ligatures w14:val="none"/>
+        </w:rPr>
+        <w:t>Platform</w:t>
+      </w:r>
+      <w:r>
+        <w:rPr>
+          <w:rFonts w:ascii="Menlo" w:eastAsia="Times New Roman" w:hAnsi="Menlo" w:cs="Menlo"/>
+          <w:color w:val="CCCCCC"/>
+          <w:kern w:val="0"/>
+          <w:sz w:val="18"/>
+          <w:szCs w:val="18"/>
+          <w14:ligatures w14:val="none"/>
+        </w:rPr>
+        <w:t>::</w:t>
+      </w:r>
+      <w:r>
+        <w:rPr>
+          <w:rFonts w:ascii="Menlo" w:eastAsia="Times New Roman" w:hAnsi="Menlo" w:cs="Menlo"/>
+          <w:color w:val="DCDCAA"/>
+          <w:kern w:val="0"/>
+          <w:sz w:val="18"/>
+          <w:szCs w:val="18"/>
+          <w14:ligatures w14:val="none"/>
+        </w:rPr>
+        <w:t>draw</w:t>
+      </w:r>
+      <w:r>
+        <w:rPr>
+          <w:rFonts w:ascii="Menlo" w:eastAsia="Times New Roman" w:hAnsi="Menlo" w:cs="Menlo"/>
+          <w:color w:val="CCCCCC"/>
+          <w:kern w:val="0"/>
+          <w:sz w:val="18"/>
+          <w:szCs w:val="18"/>
+          <w14:ligatures w14:val="none"/>
+        </w:rPr>
+        <w:t>(</w:t>
+      </w:r>
+      <w:r>
+        <w:rPr>
+          <w:rFonts w:ascii="Menlo" w:eastAsia="Times New Roman" w:hAnsi="Menlo" w:cs="Menlo"/>
+          <w:color w:val="4EC9B0"/>
+          <w:kern w:val="0"/>
+          <w:sz w:val="18"/>
+          <w:szCs w:val="18"/>
+          <w14:ligatures w14:val="none"/>
+        </w:rPr>
+        <w:t>sf</w:t>
+      </w:r>
+      <w:r>
+        <w:rPr>
+          <w:rFonts w:ascii="Menlo" w:eastAsia="Times New Roman" w:hAnsi="Menlo" w:cs="Menlo"/>
+          <w:color w:val="CCCCCC"/>
+          <w:kern w:val="0"/>
+          <w:sz w:val="18"/>
+          <w:szCs w:val="18"/>
+          <w14:ligatures w14:val="none"/>
+        </w:rPr>
+        <w:t>::</w:t>
+      </w:r>
+      <w:proofErr w:type="spellStart"/>
+      <w:proofErr w:type="gramEnd"/>
+      <w:r>
+        <w:rPr>
+          <w:rFonts w:ascii="Menlo" w:eastAsia="Times New Roman" w:hAnsi="Menlo" w:cs="Menlo"/>
+          <w:color w:val="4EC9B0"/>
+          <w:kern w:val="0"/>
+          <w:sz w:val="18"/>
+          <w:szCs w:val="18"/>
+          <w14:ligatures w14:val="none"/>
+        </w:rPr>
+        <w:t>RenderWindow</w:t>
+      </w:r>
+      <w:proofErr w:type="spellEnd"/>
+      <w:r>
+        <w:rPr>
+          <w:rFonts w:ascii="Menlo" w:eastAsia="Times New Roman" w:hAnsi="Menlo" w:cs="Menlo"/>
+          <w:color w:val="569CD6"/>
+          <w:kern w:val="0"/>
+          <w:sz w:val="18"/>
+          <w:szCs w:val="18"/>
+          <w14:ligatures w14:val="none"/>
+        </w:rPr>
+        <w:t>&amp;</w:t>
+      </w:r>
+      <w:r>
+        <w:rPr>
+          <w:rFonts w:ascii="Menlo" w:eastAsia="Times New Roman" w:hAnsi="Menlo" w:cs="Menlo"/>
+          <w:color w:val="CCCCCC"/>
+          <w:kern w:val="0"/>
+          <w:sz w:val="18"/>
+          <w:szCs w:val="18"/>
+          <w14:ligatures w14:val="none"/>
+        </w:rPr>
+        <w:t xml:space="preserve"> </w:t>
+      </w:r>
+      <w:r>
+        <w:rPr>
+          <w:rFonts w:ascii="Menlo" w:eastAsia="Times New Roman" w:hAnsi="Menlo" w:cs="Menlo"/>
+          <w:color w:val="9CDCFE"/>
+          <w:kern w:val="0"/>
+          <w:sz w:val="18"/>
+          <w:szCs w:val="18"/>
+          <w14:ligatures w14:val="none"/>
+        </w:rPr>
+        <w:t>window</w:t>
+      </w:r>
+      <w:r>
+        <w:rPr>
+          <w:rFonts w:ascii="Menlo" w:eastAsia="Times New Roman" w:hAnsi="Menlo" w:cs="Menlo"/>
+          <w:color w:val="CCCCCC"/>
+          <w:kern w:val="0"/>
+          <w:sz w:val="18"/>
+          <w:szCs w:val="18"/>
+          <w14:ligatures w14:val="none"/>
+        </w:rPr>
+        <w:t xml:space="preserve">) </w:t>
+      </w:r>
+      <w:r>
+        <w:rPr>
+          <w:rFonts w:ascii="Menlo" w:eastAsia="Times New Roman" w:hAnsi="Menlo" w:cs="Menlo"/>
+          <w:color w:val="569CD6"/>
+          <w:kern w:val="0"/>
+          <w:sz w:val="18"/>
+          <w:szCs w:val="18"/>
+          <w14:ligatures w14:val="none"/>
+        </w:rPr>
+        <w:t>const</w:t>
+      </w:r>
+      <w:r>
+        <w:rPr>
+          <w:rFonts w:ascii="Menlo" w:eastAsia="Times New Roman" w:hAnsi="Menlo" w:cs="Menlo"/>
+          <w:color w:val="CCCCCC"/>
+          <w:kern w:val="0"/>
+          <w:sz w:val="18"/>
+          <w:szCs w:val="18"/>
+          <w14:ligatures w14:val="none"/>
+        </w:rPr>
+        <w:t xml:space="preserve"> {</w:t>
+      </w:r>
+    </w:p>
+    <w:p>
+      <w:pPr>
+        <w:shd w:val="clear" w:color="auto" w:fill="1F1F1F"/>
+        <w:spacing w:after="0" w:line="270" w:lineRule="atLeast"/>
+        <w:rPr>
+          <w:rFonts w:ascii="Menlo" w:eastAsia="Times New Roman" w:hAnsi="Menlo" w:cs="Menlo"/>
+          <w:color w:val="CCCCCC"/>
+          <w:kern w:val="0"/>
+          <w:sz w:val="18"/>
+          <w:szCs w:val="18"/>
+          <w14:ligatures w14:val="none"/>
+        </w:rPr>
+      </w:pPr>
+      <w:r>
+        <w:rPr>
+          <w:rFonts w:ascii="Menlo" w:eastAsia="Times New Roman" w:hAnsi="Menlo" w:cs="Menlo"/>
+          <w:color w:val="CCCCCC"/>
+          <w:kern w:val="0"/>
+          <w:sz w:val="18"/>
+          <w:szCs w:val="18"/>
+          <w14:ligatures w14:val="none"/>
+        </w:rPr>
+        <w:t xml:space="preserve">    </w:t>
+      </w:r>
+      <w:proofErr w:type="spellStart"/>
+      <w:proofErr w:type="gramStart"/>
+      <w:r>
+        <w:rPr>
+          <w:rFonts w:ascii="Menlo" w:eastAsia="Times New Roman" w:hAnsi="Menlo" w:cs="Menlo"/>
+          <w:color w:val="9CDCFE"/>
+          <w:kern w:val="0"/>
+          <w:sz w:val="18"/>
+          <w:szCs w:val="18"/>
+          <w14:ligatures w14:val="none"/>
+        </w:rPr>
+        <w:t>window</w:t>
+      </w:r>
+      <w:r>
+        <w:rPr>
+          <w:rFonts w:ascii="Menlo" w:eastAsia="Times New Roman" w:hAnsi="Menlo" w:cs="Menlo"/>
+          <w:color w:val="CCCCCC"/>
+          <w:kern w:val="0"/>
+          <w:sz w:val="18"/>
+          <w:szCs w:val="18"/>
+          <w14:ligatures w14:val="none"/>
+        </w:rPr>
+        <w:t>.</w:t>
+      </w:r>
+      <w:r>
+        <w:rPr>
+          <w:rFonts w:ascii="Menlo" w:eastAsia="Times New Roman" w:hAnsi="Menlo" w:cs="Menlo"/>
+          <w:color w:val="DCDCAA"/>
+          <w:kern w:val="0"/>
+          <w:sz w:val="18"/>
+          <w:szCs w:val="18"/>
+          <w14:ligatures w14:val="none"/>
+        </w:rPr>
+        <w:t>draw</w:t>
+      </w:r>
+      <w:proofErr w:type="spellEnd"/>
+      <w:proofErr w:type="gramEnd"/>
+      <w:r>
+        <w:rPr>
+          <w:rFonts w:ascii="Menlo" w:eastAsia="Times New Roman" w:hAnsi="Menlo" w:cs="Menlo"/>
+          <w:color w:val="CCCCCC"/>
+          <w:kern w:val="0"/>
+          <w:sz w:val="18"/>
+          <w:szCs w:val="18"/>
+          <w14:ligatures w14:val="none"/>
+        </w:rPr>
+        <w:t>(</w:t>
+      </w:r>
+      <w:r>
+        <w:rPr>
+          <w:rFonts w:ascii="Menlo" w:eastAsia="Times New Roman" w:hAnsi="Menlo" w:cs="Menlo"/>
+          <w:color w:val="9CDCFE"/>
+          <w:kern w:val="0"/>
+          <w:sz w:val="18"/>
+          <w:szCs w:val="18"/>
+          <w14:ligatures w14:val="none"/>
+        </w:rPr>
+        <w:t>shape</w:t>
+      </w:r>
+      <w:r>
+        <w:rPr>
+          <w:rFonts w:ascii="Menlo" w:eastAsia="Times New Roman" w:hAnsi="Menlo" w:cs="Menlo"/>
+          <w:color w:val="CCCCCC"/>
+          <w:kern w:val="0"/>
+          <w:sz w:val="18"/>
+          <w:szCs w:val="18"/>
+          <w14:ligatures w14:val="none"/>
+        </w:rPr>
+        <w:t>);</w:t>
+      </w:r>
+    </w:p>
+    <w:p>
+      <w:pPr>
+        <w:shd w:val="clear" w:color="auto" w:fill="1F1F1F"/>
+        <w:spacing w:after="0" w:line="270" w:lineRule="atLeast"/>
+        <w:rPr>
+          <w:rFonts w:ascii="Menlo" w:eastAsia="Times New Roman" w:hAnsi="Menlo" w:cs="Menlo"/>
+          <w:color w:val="CCCCCC"/>
+          <w:kern w:val="0"/>
+          <w:sz w:val="18"/>
+          <w:szCs w:val="18"/>
+          <w14:ligatures w14:val="none"/>
+        </w:rPr>
+      </w:pPr>
+      <w:r>
+        <w:rPr>
+          <w:rFonts w:ascii="Menlo" w:eastAsia="Times New Roman" w:hAnsi="Menlo" w:cs="Menlo"/>
+          <w:color w:val="CCCCCC"/>
+          <w:kern w:val="0"/>
+          <w:sz w:val="18"/>
+          <w:szCs w:val="18"/>
+          <w14:ligatures w14:val="none"/>
+        </w:rPr>
+        <w:lastRenderedPageBreak/>
+        <w:t>}</w:t>
+      </w:r>
+    </w:p>
+    <w:p>
+      <w:pPr>
+        <w:shd w:val="clear" w:color="auto" w:fill="1F1F1F"/>
+        <w:spacing w:after="0" w:line="270" w:lineRule="atLeast"/>
+        <w:rPr>
+          <w:rFonts w:ascii="Menlo" w:eastAsia="Times New Roman" w:hAnsi="Menlo" w:cs="Menlo"/>
+          <w:color w:val="CCCCCC"/>
+          <w:kern w:val="0"/>
+          <w:sz w:val="18"/>
+          <w:szCs w:val="18"/>
+          <w14:ligatures w14:val="none"/>
+        </w:rPr>
+      </w:pPr>
+    </w:p>
+    <w:p>
+      <w:pPr>
+        <w:shd w:val="clear" w:color="auto" w:fill="1F1F1F"/>
+        <w:spacing w:after="0" w:line="270" w:lineRule="atLeast"/>
+        <w:rPr>
+          <w:rFonts w:ascii="Menlo" w:eastAsia="Times New Roman" w:hAnsi="Menlo" w:cs="Menlo"/>
+          <w:color w:val="CCCCCC"/>
+          <w:kern w:val="0"/>
+          <w:sz w:val="18"/>
+          <w:szCs w:val="18"/>
+          <w14:ligatures w14:val="none"/>
+        </w:rPr>
+      </w:pPr>
+      <w:proofErr w:type="gramStart"/>
+      <w:r>
+        <w:rPr>
+          <w:rFonts w:ascii="Menlo" w:eastAsia="Times New Roman" w:hAnsi="Menlo" w:cs="Menlo"/>
+          <w:color w:val="4EC9B0"/>
+          <w:kern w:val="0"/>
+          <w:sz w:val="18"/>
+          <w:szCs w:val="18"/>
+          <w14:ligatures w14:val="none"/>
+        </w:rPr>
+        <w:t>sf</w:t>
+      </w:r>
+      <w:r>
+        <w:rPr>
+          <w:rFonts w:ascii="Menlo" w:eastAsia="Times New Roman" w:hAnsi="Menlo" w:cs="Menlo"/>
+          <w:color w:val="CCCCCC"/>
+          <w:kern w:val="0"/>
+          <w:sz w:val="18"/>
+          <w:szCs w:val="18"/>
+          <w14:ligatures w14:val="none"/>
+        </w:rPr>
+        <w:t>::</w:t>
+      </w:r>
+      <w:proofErr w:type="spellStart"/>
+      <w:proofErr w:type="gramEnd"/>
+      <w:r>
+        <w:rPr>
+          <w:rFonts w:ascii="Menlo" w:eastAsia="Times New Roman" w:hAnsi="Menlo" w:cs="Menlo"/>
+          <w:color w:val="4EC9B0"/>
+          <w:kern w:val="0"/>
+          <w:sz w:val="18"/>
+          <w:szCs w:val="18"/>
+          <w14:ligatures w14:val="none"/>
+        </w:rPr>
+        <w:t>FloatRect</w:t>
+      </w:r>
+      <w:proofErr w:type="spellEnd"/>
+      <w:r>
+        <w:rPr>
+          <w:rFonts w:ascii="Menlo" w:eastAsia="Times New Roman" w:hAnsi="Menlo" w:cs="Menlo"/>
+          <w:color w:val="CCCCCC"/>
+          <w:kern w:val="0"/>
+          <w:sz w:val="18"/>
+          <w:szCs w:val="18"/>
+          <w14:ligatures w14:val="none"/>
+        </w:rPr>
+        <w:t xml:space="preserve"> </w:t>
+      </w:r>
+      <w:proofErr w:type="gramStart"/>
+      <w:r>
+        <w:rPr>
+          <w:rFonts w:ascii="Menlo" w:eastAsia="Times New Roman" w:hAnsi="Menlo" w:cs="Menlo"/>
+          <w:color w:val="4EC9B0"/>
+          <w:kern w:val="0"/>
+          <w:sz w:val="18"/>
+          <w:szCs w:val="18"/>
+          <w14:ligatures w14:val="none"/>
+        </w:rPr>
+        <w:t>Platform</w:t>
+      </w:r>
+      <w:r>
+        <w:rPr>
+          <w:rFonts w:ascii="Menlo" w:eastAsia="Times New Roman" w:hAnsi="Menlo" w:cs="Menlo"/>
+          <w:color w:val="CCCCCC"/>
+          <w:kern w:val="0"/>
+          <w:sz w:val="18"/>
+          <w:szCs w:val="18"/>
+          <w14:ligatures w14:val="none"/>
+        </w:rPr>
+        <w:t>::</w:t>
+      </w:r>
+      <w:proofErr w:type="spellStart"/>
+      <w:r>
+        <w:rPr>
+          <w:rFonts w:ascii="Menlo" w:eastAsia="Times New Roman" w:hAnsi="Menlo" w:cs="Menlo"/>
+          <w:color w:val="DCDCAA"/>
+          <w:kern w:val="0"/>
+          <w:sz w:val="18"/>
+          <w:szCs w:val="18"/>
+          <w14:ligatures w14:val="none"/>
+        </w:rPr>
+        <w:t>getBounds</w:t>
+      </w:r>
+      <w:proofErr w:type="spellEnd"/>
+      <w:r>
+        <w:rPr>
+          <w:rFonts w:ascii="Menlo" w:eastAsia="Times New Roman" w:hAnsi="Menlo" w:cs="Menlo"/>
+          <w:color w:val="CCCCCC"/>
+          <w:kern w:val="0"/>
+          <w:sz w:val="18"/>
+          <w:szCs w:val="18"/>
+          <w14:ligatures w14:val="none"/>
+        </w:rPr>
+        <w:t>(</w:t>
+      </w:r>
+      <w:proofErr w:type="gramEnd"/>
+      <w:r>
+        <w:rPr>
+          <w:rFonts w:ascii="Menlo" w:eastAsia="Times New Roman" w:hAnsi="Menlo" w:cs="Menlo"/>
+          <w:color w:val="CCCCCC"/>
+          <w:kern w:val="0"/>
+          <w:sz w:val="18"/>
+          <w:szCs w:val="18"/>
+          <w14:ligatures w14:val="none"/>
+        </w:rPr>
+        <w:t xml:space="preserve">) </w:t>
+      </w:r>
+      <w:r>
+        <w:rPr>
+          <w:rFonts w:ascii="Menlo" w:eastAsia="Times New Roman" w:hAnsi="Menlo" w:cs="Menlo"/>
+          <w:color w:val="569CD6"/>
+          <w:kern w:val="0"/>
+          <w:sz w:val="18"/>
+          <w:szCs w:val="18"/>
+          <w14:ligatures w14:val="none"/>
+        </w:rPr>
+        <w:t>const</w:t>
+      </w:r>
+      <w:r>
+        <w:rPr>
+          <w:rFonts w:ascii="Menlo" w:eastAsia="Times New Roman" w:hAnsi="Menlo" w:cs="Menlo"/>
+          <w:color w:val="CCCCCC"/>
+          <w:kern w:val="0"/>
+          <w:sz w:val="18"/>
+          <w:szCs w:val="18"/>
+          <w14:ligatures w14:val="none"/>
+        </w:rPr>
+        <w:t xml:space="preserve"> {</w:t>
+      </w:r>
+    </w:p>
+    <w:p>
+      <w:pPr>
+        <w:shd w:val="clear" w:color="auto" w:fill="1F1F1F"/>
+        <w:spacing w:after="0" w:line="270" w:lineRule="atLeast"/>
+        <w:rPr>
+          <w:rFonts w:ascii="Menlo" w:eastAsia="Times New Roman" w:hAnsi="Menlo" w:cs="Menlo"/>
+          <w:color w:val="CCCCCC"/>
+          <w:kern w:val="0"/>
+          <w:sz w:val="18"/>
+          <w:szCs w:val="18"/>
+          <w14:ligatures w14:val="none"/>
+        </w:rPr>
+      </w:pPr>
+      <w:r>
+        <w:rPr>
+          <w:rFonts w:ascii="Menlo" w:eastAsia="Times New Roman" w:hAnsi="Menlo" w:cs="Menlo"/>
+          <w:color w:val="CCCCCC"/>
+          <w:kern w:val="0"/>
+          <w:sz w:val="18"/>
+          <w:szCs w:val="18"/>
+          <w14:ligatures w14:val="none"/>
+        </w:rPr>
+        <w:t xml:space="preserve">    </w:t>
+      </w:r>
+      <w:r>
+        <w:rPr>
+          <w:rFonts w:ascii="Menlo" w:eastAsia="Times New Roman" w:hAnsi="Menlo" w:cs="Menlo"/>
+          <w:color w:val="C586C0"/>
+          <w:kern w:val="0"/>
+          <w:sz w:val="18"/>
+          <w:szCs w:val="18"/>
+          <w14:ligatures w14:val="none"/>
+        </w:rPr>
+        <w:t>return</w:t>
+      </w:r>
+      <w:r>
+        <w:rPr>
+          <w:rFonts w:ascii="Menlo" w:eastAsia="Times New Roman" w:hAnsi="Menlo" w:cs="Menlo"/>
+          <w:color w:val="CCCCCC"/>
+          <w:kern w:val="0"/>
+          <w:sz w:val="18"/>
+          <w:szCs w:val="18"/>
+          <w14:ligatures w14:val="none"/>
+        </w:rPr>
+        <w:t xml:space="preserve"> </w:t>
+      </w:r>
+      <w:proofErr w:type="spellStart"/>
+      <w:proofErr w:type="gramStart"/>
+      <w:r>
+        <w:rPr>
+          <w:rFonts w:ascii="Menlo" w:eastAsia="Times New Roman" w:hAnsi="Menlo" w:cs="Menlo"/>
+          <w:color w:val="9CDCFE"/>
+          <w:kern w:val="0"/>
+          <w:sz w:val="18"/>
+          <w:szCs w:val="18"/>
+          <w14:ligatures w14:val="none"/>
+        </w:rPr>
+        <w:t>shape</w:t>
+      </w:r>
+      <w:r>
+        <w:rPr>
+          <w:rFonts w:ascii="Menlo" w:eastAsia="Times New Roman" w:hAnsi="Menlo" w:cs="Menlo"/>
+          <w:color w:val="CCCCCC"/>
+          <w:kern w:val="0"/>
+          <w:sz w:val="18"/>
+          <w:szCs w:val="18"/>
+          <w14:ligatures w14:val="none"/>
+        </w:rPr>
+        <w:t>.</w:t>
+      </w:r>
+      <w:r>
+        <w:rPr>
+          <w:rFonts w:ascii="Menlo" w:eastAsia="Times New Roman" w:hAnsi="Menlo" w:cs="Menlo"/>
+          <w:color w:val="DCDCAA"/>
+          <w:kern w:val="0"/>
+          <w:sz w:val="18"/>
+          <w:szCs w:val="18"/>
+          <w14:ligatures w14:val="none"/>
+        </w:rPr>
+        <w:t>getGlobalBounds</w:t>
+      </w:r>
+      <w:proofErr w:type="spellEnd"/>
+      <w:proofErr w:type="gramEnd"/>
+      <w:r>
+        <w:rPr>
+          <w:rFonts w:ascii="Menlo" w:eastAsia="Times New Roman" w:hAnsi="Menlo" w:cs="Menlo"/>
+          <w:color w:val="CCCCCC"/>
+          <w:kern w:val="0"/>
+          <w:sz w:val="18"/>
+          <w:szCs w:val="18"/>
+          <w14:ligatures w14:val="none"/>
+        </w:rPr>
+        <w:t>();</w:t>
+      </w:r>
+    </w:p>
+    <w:p>
+      <w:pPr>
+        <w:shd w:val="clear" w:color="auto" w:fill="1F1F1F"/>
+        <w:spacing w:after="0" w:line="270" w:lineRule="atLeast"/>
+        <w:rPr>
+          <w:rFonts w:ascii="Menlo" w:eastAsia="Times New Roman" w:hAnsi="Menlo" w:cs="Menlo"/>
+          <w:color w:val="CCCCCC"/>
+          <w:kern w:val="0"/>
+          <w:sz w:val="18"/>
+          <w:szCs w:val="18"/>
+          <w14:ligatures w14:val="none"/>
+        </w:rPr>
+      </w:pPr>
+      <w:r>
+        <w:rPr>
+          <w:rFonts w:ascii="Menlo" w:eastAsia="Times New Roman" w:hAnsi="Menlo" w:cs="Menlo"/>
+          <w:color w:val="CCCCCC"/>
+          <w:kern w:val="0"/>
+          <w:sz w:val="18"/>
+          <w:szCs w:val="18"/>
+          <w14:ligatures w14:val="none"/>
+        </w:rPr>
+        <w:t>}</w:t>
+      </w:r>
+    </w:p>
+    <w:p>
+      <w:pPr>
+        <w:shd w:val="clear" w:color="auto" w:fill="1F1F1F"/>
+        <w:spacing w:after="0" w:line="270" w:lineRule="atLeast"/>
+        <w:rPr>
+          <w:rFonts w:ascii="Menlo" w:eastAsia="Times New Roman" w:hAnsi="Menlo" w:cs="Menlo"/>
+          <w:color w:val="CCCCCC"/>
+          <w:kern w:val="0"/>
+          <w:sz w:val="18"/>
+          <w:szCs w:val="18"/>
+          <w14:ligatures w14:val="none"/>
+        </w:rPr>
+      </w:pPr>
+    </w:p>
+    <w:p>
+      <w:pPr>
+        <w:shd w:val="clear" w:color="auto" w:fill="1F1F1F"/>
+        <w:spacing w:after="0" w:line="270" w:lineRule="atLeast"/>
+        <w:rPr>
+          <w:rFonts w:ascii="Menlo" w:eastAsia="Times New Roman" w:hAnsi="Menlo" w:cs="Menlo"/>
+          <w:color w:val="CCCCCC"/>
+          <w:kern w:val="0"/>
+          <w:sz w:val="18"/>
+          <w:szCs w:val="18"/>
+          <w14:ligatures w14:val="none"/>
+        </w:rPr>
+      </w:pPr>
+      <w:r>
+        <w:rPr>
+          <w:rFonts w:ascii="Menlo" w:eastAsia="Times New Roman" w:hAnsi="Menlo" w:cs="Menlo"/>
+          <w:color w:val="569CD6"/>
+          <w:kern w:val="0"/>
+          <w:sz w:val="18"/>
+          <w:szCs w:val="18"/>
+          <w14:ligatures w14:val="none"/>
+        </w:rPr>
+        <w:t>float</w:t>
+      </w:r>
+      <w:r>
+        <w:rPr>
+          <w:rFonts w:ascii="Menlo" w:eastAsia="Times New Roman" w:hAnsi="Menlo" w:cs="Menlo"/>
+          <w:color w:val="CCCCCC"/>
+          <w:kern w:val="0"/>
+          <w:sz w:val="18"/>
+          <w:szCs w:val="18"/>
+          <w14:ligatures w14:val="none"/>
+        </w:rPr>
+        <w:t xml:space="preserve"> </w:t>
+      </w:r>
+      <w:proofErr w:type="gramStart"/>
+      <w:r>
+        <w:rPr>
+          <w:rFonts w:ascii="Menlo" w:eastAsia="Times New Roman" w:hAnsi="Menlo" w:cs="Menlo"/>
+          <w:color w:val="4EC9B0"/>
+          <w:kern w:val="0"/>
+          <w:sz w:val="18"/>
+          <w:szCs w:val="18"/>
+          <w14:ligatures w14:val="none"/>
+        </w:rPr>
+        <w:t>Platform</w:t>
+      </w:r>
+      <w:r>
+        <w:rPr>
+          <w:rFonts w:ascii="Menlo" w:eastAsia="Times New Roman" w:hAnsi="Menlo" w:cs="Menlo"/>
+          <w:color w:val="CCCCCC"/>
+          <w:kern w:val="0"/>
+          <w:sz w:val="18"/>
+          <w:szCs w:val="18"/>
+          <w14:ligatures w14:val="none"/>
+        </w:rPr>
+        <w:t>::</w:t>
+      </w:r>
+      <w:proofErr w:type="spellStart"/>
+      <w:r>
+        <w:rPr>
+          <w:rFonts w:ascii="Menlo" w:eastAsia="Times New Roman" w:hAnsi="Menlo" w:cs="Menlo"/>
+          <w:color w:val="DCDCAA"/>
+          <w:kern w:val="0"/>
+          <w:sz w:val="18"/>
+          <w:szCs w:val="18"/>
+          <w14:ligatures w14:val="none"/>
+        </w:rPr>
+        <w:t>getTop</w:t>
+      </w:r>
+      <w:proofErr w:type="spellEnd"/>
+      <w:r>
+        <w:rPr>
+          <w:rFonts w:ascii="Menlo" w:eastAsia="Times New Roman" w:hAnsi="Menlo" w:cs="Menlo"/>
+          <w:color w:val="CCCCCC"/>
+          <w:kern w:val="0"/>
+          <w:sz w:val="18"/>
+          <w:szCs w:val="18"/>
+          <w14:ligatures w14:val="none"/>
+        </w:rPr>
+        <w:t>(</w:t>
+      </w:r>
+      <w:proofErr w:type="gramEnd"/>
+      <w:r>
+        <w:rPr>
+          <w:rFonts w:ascii="Menlo" w:eastAsia="Times New Roman" w:hAnsi="Menlo" w:cs="Menlo"/>
+          <w:color w:val="CCCCCC"/>
+          <w:kern w:val="0"/>
+          <w:sz w:val="18"/>
+          <w:szCs w:val="18"/>
+          <w14:ligatures w14:val="none"/>
+        </w:rPr>
+        <w:t xml:space="preserve">) </w:t>
+      </w:r>
+      <w:r>
+        <w:rPr>
+          <w:rFonts w:ascii="Menlo" w:eastAsia="Times New Roman" w:hAnsi="Menlo" w:cs="Menlo"/>
+          <w:color w:val="569CD6"/>
+          <w:kern w:val="0"/>
+          <w:sz w:val="18"/>
+          <w:szCs w:val="18"/>
+          <w14:ligatures w14:val="none"/>
+        </w:rPr>
+        <w:t>const</w:t>
+      </w:r>
+      <w:r>
+        <w:rPr>
+          <w:rFonts w:ascii="Menlo" w:eastAsia="Times New Roman" w:hAnsi="Menlo" w:cs="Menlo"/>
+          <w:color w:val="CCCCCC"/>
+          <w:kern w:val="0"/>
+          <w:sz w:val="18"/>
+          <w:szCs w:val="18"/>
+          <w14:ligatures w14:val="none"/>
+        </w:rPr>
+        <w:t xml:space="preserve"> {</w:t>
+      </w:r>
+    </w:p>
+    <w:p>
+      <w:pPr>
+        <w:shd w:val="clear" w:color="auto" w:fill="1F1F1F"/>
+        <w:spacing w:after="0" w:line="270" w:lineRule="atLeast"/>
+        <w:rPr>
+          <w:rFonts w:ascii="Menlo" w:eastAsia="Times New Roman" w:hAnsi="Menlo" w:cs="Menlo"/>
+          <w:color w:val="CCCCCC"/>
+          <w:kern w:val="0"/>
+          <w:sz w:val="18"/>
+          <w:szCs w:val="18"/>
+          <w14:ligatures w14:val="none"/>
+        </w:rPr>
+      </w:pPr>
+      <w:r>
+        <w:rPr>
+          <w:rFonts w:ascii="Menlo" w:eastAsia="Times New Roman" w:hAnsi="Menlo" w:cs="Menlo"/>
+          <w:color w:val="CCCCCC"/>
+          <w:kern w:val="0"/>
+          <w:sz w:val="18"/>
+          <w:szCs w:val="18"/>
+          <w14:ligatures w14:val="none"/>
+        </w:rPr>
+        <w:t xml:space="preserve">    </w:t>
+      </w:r>
+      <w:r>
+        <w:rPr>
+          <w:rFonts w:ascii="Menlo" w:eastAsia="Times New Roman" w:hAnsi="Menlo" w:cs="Menlo"/>
+          <w:color w:val="C586C0"/>
+          <w:kern w:val="0"/>
+          <w:sz w:val="18"/>
+          <w:szCs w:val="18"/>
+          <w14:ligatures w14:val="none"/>
+        </w:rPr>
+        <w:t>return</w:t>
+      </w:r>
+      <w:r>
+        <w:rPr>
+          <w:rFonts w:ascii="Menlo" w:eastAsia="Times New Roman" w:hAnsi="Menlo" w:cs="Menlo"/>
+          <w:color w:val="CCCCCC"/>
+          <w:kern w:val="0"/>
+          <w:sz w:val="18"/>
+          <w:szCs w:val="18"/>
+          <w14:ligatures w14:val="none"/>
+        </w:rPr>
+        <w:t xml:space="preserve"> </w:t>
+      </w:r>
+      <w:proofErr w:type="spellStart"/>
+      <w:proofErr w:type="gramStart"/>
+      <w:r>
+        <w:rPr>
+          <w:rFonts w:ascii="Menlo" w:eastAsia="Times New Roman" w:hAnsi="Menlo" w:cs="Menlo"/>
+          <w:color w:val="9CDCFE"/>
+          <w:kern w:val="0"/>
+          <w:sz w:val="18"/>
+          <w:szCs w:val="18"/>
+          <w14:ligatures w14:val="none"/>
+        </w:rPr>
+        <w:t>shape</w:t>
+      </w:r>
+      <w:r>
+        <w:rPr>
+          <w:rFonts w:ascii="Menlo" w:eastAsia="Times New Roman" w:hAnsi="Menlo" w:cs="Menlo"/>
+          <w:color w:val="CCCCCC"/>
+          <w:kern w:val="0"/>
+          <w:sz w:val="18"/>
+          <w:szCs w:val="18"/>
+          <w14:ligatures w14:val="none"/>
+        </w:rPr>
+        <w:t>.</w:t>
+      </w:r>
+      <w:r>
+        <w:rPr>
+          <w:rFonts w:ascii="Menlo" w:eastAsia="Times New Roman" w:hAnsi="Menlo" w:cs="Menlo"/>
+          <w:color w:val="DCDCAA"/>
+          <w:kern w:val="0"/>
+          <w:sz w:val="18"/>
+          <w:szCs w:val="18"/>
+          <w14:ligatures w14:val="none"/>
+        </w:rPr>
+        <w:t>getPosition</w:t>
+      </w:r>
+      <w:proofErr w:type="spellEnd"/>
+      <w:proofErr w:type="gramEnd"/>
+      <w:r>
+        <w:rPr>
+          <w:rFonts w:ascii="Menlo" w:eastAsia="Times New Roman" w:hAnsi="Menlo" w:cs="Menlo"/>
+          <w:color w:val="CCCCCC"/>
+          <w:kern w:val="0"/>
+          <w:sz w:val="18"/>
+          <w:szCs w:val="18"/>
+          <w14:ligatures w14:val="none"/>
+        </w:rPr>
+        <w:t>(</w:t>
+      </w:r>
+      <w:proofErr w:type="gramStart"/>
+      <w:r>
+        <w:rPr>
+          <w:rFonts w:ascii="Menlo" w:eastAsia="Times New Roman" w:hAnsi="Menlo" w:cs="Menlo"/>
+          <w:color w:val="CCCCCC"/>
+          <w:kern w:val="0"/>
+          <w:sz w:val="18"/>
+          <w:szCs w:val="18"/>
+          <w14:ligatures w14:val="none"/>
+        </w:rPr>
+        <w:t>).</w:t>
+      </w:r>
+      <w:r>
+        <w:rPr>
+          <w:rFonts w:ascii="Menlo" w:eastAsia="Times New Roman" w:hAnsi="Menlo" w:cs="Menlo"/>
+          <w:color w:val="9CDCFE"/>
+          <w:kern w:val="0"/>
+          <w:sz w:val="18"/>
+          <w:szCs w:val="18"/>
+          <w14:ligatures w14:val="none"/>
+        </w:rPr>
+        <w:t>y</w:t>
+      </w:r>
+      <w:proofErr w:type="gramEnd"/>
+      <w:r>
+        <w:rPr>
+          <w:rFonts w:ascii="Menlo" w:eastAsia="Times New Roman" w:hAnsi="Menlo" w:cs="Menlo"/>
+          <w:color w:val="CCCCCC"/>
+          <w:kern w:val="0"/>
+          <w:sz w:val="18"/>
+          <w:szCs w:val="18"/>
+          <w14:ligatures w14:val="none"/>
+        </w:rPr>
+        <w:t>;</w:t>
+      </w:r>
+    </w:p>
+    <w:p>
+      <w:pPr>
+        <w:shd w:val="clear" w:color="auto" w:fill="1F1F1F"/>
+        <w:spacing w:after="0" w:line="270" w:lineRule="atLeast"/>
+        <w:rPr>
+          <w:rFonts w:ascii="Menlo" w:eastAsia="Times New Roman" w:hAnsi="Menlo" w:cs="Menlo"/>
+          <w:color w:val="CCCCCC"/>
+          <w:kern w:val="0"/>
+          <w:sz w:val="18"/>
+          <w:szCs w:val="18"/>
+          <w14:ligatures w14:val="none"/>
+        </w:rPr>
+      </w:pPr>
+      <w:r>
+        <w:rPr>
+          <w:rFonts w:ascii="Menlo" w:eastAsia="Times New Roman" w:hAnsi="Menlo" w:cs="Menlo"/>
+          <w:color w:val="CCCCCC"/>
+          <w:kern w:val="0"/>
+          <w:sz w:val="18"/>
+          <w:szCs w:val="18"/>
+          <w14:ligatures w14:val="none"/>
+        </w:rPr>
+        <w:t>}</w:t>
+      </w:r>
+    </w:p>
+    <w:p>
+      <w:pPr>
+        <w:pStyle w:val="p1"/>
+      </w:pPr>
+    </w:p>
+    <w:p>
+      <w:pPr>
+        <w:pStyle w:val="p1"/>
+      </w:pPr>
+      <w:r>
+        <w:t xml:space="preserve">Platform function accepts parameters </w:t>
+      </w:r>
+      <w:proofErr w:type="spellStart"/>
+      <w:r>
+        <w:t>xy</w:t>
+      </w:r>
+      <w:proofErr w:type="spellEnd"/>
+      <w:r>
+        <w:t xml:space="preserve"> coordinates and width + height of platform. It then sets size, position, and colors it a set color.</w:t>
+      </w:r>
+    </w:p>
+    <w:p>
+      <w:pPr>
+        <w:pStyle w:val="p1"/>
+      </w:pPr>
+      <w:proofErr w:type="spellStart"/>
+      <w:proofErr w:type="gramStart"/>
+      <w:r>
+        <w:t>getBounds</w:t>
+      </w:r>
+      <w:proofErr w:type="spellEnd"/>
+      <w:r>
+        <w:t>(</w:t>
+      </w:r>
+      <w:proofErr w:type="gramEnd"/>
+      <w:r>
+        <w:t>) here returns a rectangle containing left, top, width, height. These bounds will be used for collision detection later/</w:t>
+      </w:r>
+    </w:p>
+    <w:p>
+      <w:pPr>
+        <w:pStyle w:val="p1"/>
+      </w:pPr>
+      <w:proofErr w:type="spellStart"/>
+      <w:proofErr w:type="gramStart"/>
+      <w:r>
+        <w:t>getTop</w:t>
+      </w:r>
+      <w:proofErr w:type="spellEnd"/>
+      <w:r>
+        <w:t>(</w:t>
+      </w:r>
+      <w:proofErr w:type="gramEnd"/>
+      <w:r>
+        <w:t>) returns the platform’s top edge, the y coordinate.</w:t>
+      </w:r>
+    </w:p>
+    <w:p>
+      <w:pPr>
+        <w:pStyle w:val="p1"/>
+      </w:pPr>
+      <w:r>
+        <w:t>Main.cpp:</w:t>
+      </w:r>
+    </w:p>
+    <w:p>
+      <w:pPr>
+        <w:shd w:val="clear" w:color="auto" w:fill="1F1F1F"/>
+        <w:spacing w:after="0" w:line="270" w:lineRule="atLeast"/>
+        <w:rPr>
+          <w:rFonts w:ascii="Menlo" w:eastAsia="Times New Roman" w:hAnsi="Menlo" w:cs="Menlo"/>
+          <w:color w:val="CCCCCC"/>
+          <w:kern w:val="0"/>
+          <w:sz w:val="18"/>
+          <w:szCs w:val="18"/>
+          <w14:ligatures w14:val="none"/>
+        </w:rPr>
+      </w:pPr>
+      <w:r>
+        <w:rPr>
+          <w:rFonts w:ascii="Menlo" w:eastAsia="Times New Roman" w:hAnsi="Menlo" w:cs="Menlo"/>
+          <w:color w:val="C586C0"/>
+          <w:kern w:val="0"/>
+          <w:sz w:val="18"/>
+          <w:szCs w:val="18"/>
+          <w14:ligatures w14:val="none"/>
+        </w:rPr>
+        <w:t>#include</w:t>
+      </w:r>
+      <w:r>
+        <w:rPr>
+          <w:rFonts w:ascii="Menlo" w:eastAsia="Times New Roman" w:hAnsi="Menlo" w:cs="Menlo"/>
+          <w:color w:val="569CD6"/>
+          <w:kern w:val="0"/>
+          <w:sz w:val="18"/>
+          <w:szCs w:val="18"/>
+          <w14:ligatures w14:val="none"/>
+        </w:rPr>
+        <w:t xml:space="preserve"> </w:t>
+      </w:r>
+      <w:r>
+        <w:rPr>
+          <w:rFonts w:ascii="Menlo" w:eastAsia="Times New Roman" w:hAnsi="Menlo" w:cs="Menlo"/>
+          <w:color w:val="CE9178"/>
+          <w:kern w:val="0"/>
+          <w:sz w:val="18"/>
+          <w:szCs w:val="18"/>
+          <w14:ligatures w14:val="none"/>
+        </w:rPr>
+        <w:t>&lt;SFML/Graphics.hpp&gt;</w:t>
+      </w:r>
+    </w:p>
+    <w:p>
+      <w:pPr>
+        <w:shd w:val="clear" w:color="auto" w:fill="1F1F1F"/>
+        <w:spacing w:after="0" w:line="270" w:lineRule="atLeast"/>
+        <w:rPr>
+          <w:rFonts w:ascii="Menlo" w:eastAsia="Times New Roman" w:hAnsi="Menlo" w:cs="Menlo"/>
+          <w:color w:val="CCCCCC"/>
+          <w:kern w:val="0"/>
+          <w:sz w:val="18"/>
+          <w:szCs w:val="18"/>
+          <w14:ligatures w14:val="none"/>
+        </w:rPr>
+      </w:pPr>
+      <w:r>
+        <w:rPr>
+          <w:rFonts w:ascii="Menlo" w:eastAsia="Times New Roman" w:hAnsi="Menlo" w:cs="Menlo"/>
+          <w:color w:val="C586C0"/>
+          <w:kern w:val="0"/>
+          <w:sz w:val="18"/>
+          <w:szCs w:val="18"/>
+          <w14:ligatures w14:val="none"/>
+        </w:rPr>
+        <w:t>#include</w:t>
+      </w:r>
+      <w:r>
+        <w:rPr>
+          <w:rFonts w:ascii="Menlo" w:eastAsia="Times New Roman" w:hAnsi="Menlo" w:cs="Menlo"/>
+          <w:color w:val="569CD6"/>
+          <w:kern w:val="0"/>
+          <w:sz w:val="18"/>
+          <w:szCs w:val="18"/>
+          <w14:ligatures w14:val="none"/>
+        </w:rPr>
+        <w:t xml:space="preserve"> </w:t>
+      </w:r>
+      <w:r>
+        <w:rPr>
+          <w:rFonts w:ascii="Menlo" w:eastAsia="Times New Roman" w:hAnsi="Menlo" w:cs="Menlo"/>
+          <w:color w:val="CE9178"/>
+          <w:kern w:val="0"/>
+          <w:sz w:val="18"/>
+          <w:szCs w:val="18"/>
+          <w14:ligatures w14:val="none"/>
+        </w:rPr>
+        <w:t>"</w:t>
+      </w:r>
+      <w:proofErr w:type="spellStart"/>
+      <w:r>
+        <w:rPr>
+          <w:rFonts w:ascii="Menlo" w:eastAsia="Times New Roman" w:hAnsi="Menlo" w:cs="Menlo"/>
+          <w:color w:val="CE9178"/>
+          <w:kern w:val="0"/>
+          <w:sz w:val="18"/>
+          <w:szCs w:val="18"/>
+          <w14:ligatures w14:val="none"/>
+        </w:rPr>
+        <w:t>Player.h</w:t>
+      </w:r>
+      <w:proofErr w:type="spellEnd"/>
+      <w:r>
+        <w:rPr>
+          <w:rFonts w:ascii="Menlo" w:eastAsia="Times New Roman" w:hAnsi="Menlo" w:cs="Menlo"/>
+          <w:color w:val="CE9178"/>
+          <w:kern w:val="0"/>
+          <w:sz w:val="18"/>
+          <w:szCs w:val="18"/>
+          <w14:ligatures w14:val="none"/>
+        </w:rPr>
+        <w:t>"</w:t>
+      </w:r>
+    </w:p>
+    <w:p>
+      <w:pPr>
+        <w:shd w:val="clear" w:color="auto" w:fill="1F1F1F"/>
+        <w:spacing w:after="0" w:line="270" w:lineRule="atLeast"/>
+        <w:rPr>
+          <w:rFonts w:ascii="Menlo" w:eastAsia="Times New Roman" w:hAnsi="Menlo" w:cs="Menlo"/>
+          <w:color w:val="CCCCCC"/>
+          <w:kern w:val="0"/>
+          <w:sz w:val="18"/>
+          <w:szCs w:val="18"/>
+          <w14:ligatures w14:val="none"/>
+        </w:rPr>
+      </w:pPr>
+      <w:r>
+        <w:rPr>
+          <w:rFonts w:ascii="Menlo" w:eastAsia="Times New Roman" w:hAnsi="Menlo" w:cs="Menlo"/>
+          <w:color w:val="C586C0"/>
+          <w:kern w:val="0"/>
+          <w:sz w:val="18"/>
+          <w:szCs w:val="18"/>
+          <w14:ligatures w14:val="none"/>
+        </w:rPr>
+        <w:t>#include</w:t>
+      </w:r>
+      <w:r>
+        <w:rPr>
+          <w:rFonts w:ascii="Menlo" w:eastAsia="Times New Roman" w:hAnsi="Menlo" w:cs="Menlo"/>
+          <w:color w:val="569CD6"/>
+          <w:kern w:val="0"/>
+          <w:sz w:val="18"/>
+          <w:szCs w:val="18"/>
+          <w14:ligatures w14:val="none"/>
+        </w:rPr>
+        <w:t xml:space="preserve"> </w:t>
+      </w:r>
+      <w:r>
+        <w:rPr>
+          <w:rFonts w:ascii="Menlo" w:eastAsia="Times New Roman" w:hAnsi="Menlo" w:cs="Menlo"/>
+          <w:color w:val="CE9178"/>
+          <w:kern w:val="0"/>
+          <w:sz w:val="18"/>
+          <w:szCs w:val="18"/>
+          <w14:ligatures w14:val="none"/>
+        </w:rPr>
+        <w:t>"</w:t>
+      </w:r>
+      <w:proofErr w:type="spellStart"/>
+      <w:r>
+        <w:rPr>
+          <w:rFonts w:ascii="Menlo" w:eastAsia="Times New Roman" w:hAnsi="Menlo" w:cs="Menlo"/>
+          <w:color w:val="CE9178"/>
+          <w:kern w:val="0"/>
+          <w:sz w:val="18"/>
+          <w:szCs w:val="18"/>
+          <w14:ligatures w14:val="none"/>
+        </w:rPr>
+        <w:t>Platform.h</w:t>
+      </w:r>
+      <w:proofErr w:type="spellEnd"/>
+      <w:r>
+        <w:rPr>
+          <w:rFonts w:ascii="Menlo" w:eastAsia="Times New Roman" w:hAnsi="Menlo" w:cs="Menlo"/>
+          <w:color w:val="CE9178"/>
+          <w:kern w:val="0"/>
+          <w:sz w:val="18"/>
+          <w:szCs w:val="18"/>
+          <w14:ligatures w14:val="none"/>
+        </w:rPr>
+        <w:t>"</w:t>
+      </w:r>
+    </w:p>
+    <w:p>
+      <w:pPr>
+        <w:shd w:val="clear" w:color="auto" w:fill="1F1F1F"/>
+        <w:spacing w:after="0" w:line="270" w:lineRule="atLeast"/>
+        <w:rPr>
+          <w:rFonts w:ascii="Menlo" w:eastAsia="Times New Roman" w:hAnsi="Menlo" w:cs="Menlo"/>
+          <w:color w:val="CCCCCC"/>
+          <w:kern w:val="0"/>
+          <w:sz w:val="18"/>
+          <w:szCs w:val="18"/>
+          <w14:ligatures w14:val="none"/>
+        </w:rPr>
+      </w:pPr>
+    </w:p>
+    <w:p>
+      <w:pPr>
+        <w:shd w:val="clear" w:color="auto" w:fill="1F1F1F"/>
+        <w:spacing w:after="0" w:line="270" w:lineRule="atLeast"/>
+        <w:rPr>
+          <w:rFonts w:ascii="Menlo" w:eastAsia="Times New Roman" w:hAnsi="Menlo" w:cs="Menlo"/>
+          <w:color w:val="CCCCCC"/>
+          <w:kern w:val="0"/>
+          <w:sz w:val="18"/>
+          <w:szCs w:val="18"/>
+          <w14:ligatures w14:val="none"/>
+        </w:rPr>
+      </w:pPr>
+      <w:r>
+        <w:rPr>
+          <w:rFonts w:ascii="Menlo" w:eastAsia="Times New Roman" w:hAnsi="Menlo" w:cs="Menlo"/>
+          <w:color w:val="569CD6"/>
+          <w:kern w:val="0"/>
+          <w:sz w:val="18"/>
+          <w:szCs w:val="18"/>
+          <w14:ligatures w14:val="none"/>
+        </w:rPr>
+        <w:t>int</w:t>
+      </w:r>
+      <w:r>
+        <w:rPr>
+          <w:rFonts w:ascii="Menlo" w:eastAsia="Times New Roman" w:hAnsi="Menlo" w:cs="Menlo"/>
+          <w:color w:val="CCCCCC"/>
+          <w:kern w:val="0"/>
+          <w:sz w:val="18"/>
+          <w:szCs w:val="18"/>
+          <w14:ligatures w14:val="none"/>
+        </w:rPr>
+        <w:t xml:space="preserve"> </w:t>
+      </w:r>
+      <w:proofErr w:type="gramStart"/>
+      <w:r>
+        <w:rPr>
+          <w:rFonts w:ascii="Menlo" w:eastAsia="Times New Roman" w:hAnsi="Menlo" w:cs="Menlo"/>
+          <w:color w:val="DCDCAA"/>
+          <w:kern w:val="0"/>
+          <w:sz w:val="18"/>
+          <w:szCs w:val="18"/>
+          <w14:ligatures w14:val="none"/>
+        </w:rPr>
+        <w:t>main</w:t>
+      </w:r>
+      <w:r>
+        <w:rPr>
+          <w:rFonts w:ascii="Menlo" w:eastAsia="Times New Roman" w:hAnsi="Menlo" w:cs="Menlo"/>
+          <w:color w:val="CCCCCC"/>
+          <w:kern w:val="0"/>
+          <w:sz w:val="18"/>
+          <w:szCs w:val="18"/>
+          <w14:ligatures w14:val="none"/>
+        </w:rPr>
+        <w:t>(</w:t>
+      </w:r>
+      <w:proofErr w:type="gramEnd"/>
+      <w:r>
+        <w:rPr>
+          <w:rFonts w:ascii="Menlo" w:eastAsia="Times New Roman" w:hAnsi="Menlo" w:cs="Menlo"/>
+          <w:color w:val="CCCCCC"/>
+          <w:kern w:val="0"/>
+          <w:sz w:val="18"/>
+          <w:szCs w:val="18"/>
+          <w14:ligatures w14:val="none"/>
+        </w:rPr>
+        <w:t>) {</w:t>
+      </w:r>
+    </w:p>
+    <w:p>
+      <w:pPr>
+        <w:shd w:val="clear" w:color="auto" w:fill="1F1F1F"/>
+        <w:spacing w:after="0" w:line="270" w:lineRule="atLeast"/>
+        <w:rPr>
+          <w:rFonts w:ascii="Menlo" w:eastAsia="Times New Roman" w:hAnsi="Menlo" w:cs="Menlo"/>
+          <w:color w:val="CCCCCC"/>
+          <w:kern w:val="0"/>
+          <w:sz w:val="18"/>
+          <w:szCs w:val="18"/>
+          <w14:ligatures w14:val="none"/>
+        </w:rPr>
+      </w:pPr>
+      <w:r>
+        <w:rPr>
+          <w:rFonts w:ascii="Menlo" w:eastAsia="Times New Roman" w:hAnsi="Menlo" w:cs="Menlo"/>
+          <w:color w:val="CCCCCC"/>
+          <w:kern w:val="0"/>
+          <w:sz w:val="18"/>
+          <w:szCs w:val="18"/>
+          <w14:ligatures w14:val="none"/>
+        </w:rPr>
+        <w:t xml:space="preserve">    </w:t>
+      </w:r>
+      <w:proofErr w:type="gramStart"/>
+      <w:r>
+        <w:rPr>
+          <w:rFonts w:ascii="Menlo" w:eastAsia="Times New Roman" w:hAnsi="Menlo" w:cs="Menlo"/>
+          <w:color w:val="4EC9B0"/>
+          <w:kern w:val="0"/>
+          <w:sz w:val="18"/>
+          <w:szCs w:val="18"/>
+          <w14:ligatures w14:val="none"/>
+        </w:rPr>
+        <w:t>sf</w:t>
+      </w:r>
+      <w:r>
+        <w:rPr>
+          <w:rFonts w:ascii="Menlo" w:eastAsia="Times New Roman" w:hAnsi="Menlo" w:cs="Menlo"/>
+          <w:color w:val="CCCCCC"/>
+          <w:kern w:val="0"/>
+          <w:sz w:val="18"/>
+          <w:szCs w:val="18"/>
+          <w14:ligatures w14:val="none"/>
+        </w:rPr>
+        <w:t>::</w:t>
+      </w:r>
+      <w:proofErr w:type="spellStart"/>
+      <w:proofErr w:type="gramEnd"/>
+      <w:r>
+        <w:rPr>
+          <w:rFonts w:ascii="Menlo" w:eastAsia="Times New Roman" w:hAnsi="Menlo" w:cs="Menlo"/>
+          <w:color w:val="4EC9B0"/>
+          <w:kern w:val="0"/>
+          <w:sz w:val="18"/>
+          <w:szCs w:val="18"/>
+          <w14:ligatures w14:val="none"/>
+        </w:rPr>
+        <w:t>RenderWindow</w:t>
+      </w:r>
+      <w:proofErr w:type="spellEnd"/>
+      <w:r>
+        <w:rPr>
+          <w:rFonts w:ascii="Menlo" w:eastAsia="Times New Roman" w:hAnsi="Menlo" w:cs="Menlo"/>
+          <w:color w:val="CCCCCC"/>
+          <w:kern w:val="0"/>
+          <w:sz w:val="18"/>
+          <w:szCs w:val="18"/>
+          <w14:ligatures w14:val="none"/>
+        </w:rPr>
+        <w:t xml:space="preserve"> </w:t>
+      </w:r>
+      <w:proofErr w:type="gramStart"/>
+      <w:r>
+        <w:rPr>
+          <w:rFonts w:ascii="Menlo" w:eastAsia="Times New Roman" w:hAnsi="Menlo" w:cs="Menlo"/>
+          <w:color w:val="9CDCFE"/>
+          <w:kern w:val="0"/>
+          <w:sz w:val="18"/>
+          <w:szCs w:val="18"/>
+          <w14:ligatures w14:val="none"/>
+        </w:rPr>
+        <w:t>window</w:t>
+      </w:r>
+      <w:r>
+        <w:rPr>
+          <w:rFonts w:ascii="Menlo" w:eastAsia="Times New Roman" w:hAnsi="Menlo" w:cs="Menlo"/>
+          <w:color w:val="CCCCCC"/>
+          <w:kern w:val="0"/>
+          <w:sz w:val="18"/>
+          <w:szCs w:val="18"/>
+          <w14:ligatures w14:val="none"/>
+        </w:rPr>
+        <w:t>(</w:t>
+      </w:r>
+      <w:proofErr w:type="gramEnd"/>
+    </w:p>
+    <w:p>
+      <w:pPr>
+        <w:shd w:val="clear" w:color="auto" w:fill="1F1F1F"/>
+        <w:spacing w:after="0" w:line="270" w:lineRule="atLeast"/>
+        <w:rPr>
+          <w:rFonts w:ascii="Menlo" w:eastAsia="Times New Roman" w:hAnsi="Menlo" w:cs="Menlo"/>
+          <w:color w:val="CCCCCC"/>
+          <w:kern w:val="0"/>
+          <w:sz w:val="18"/>
+          <w:szCs w:val="18"/>
+          <w14:ligatures w14:val="none"/>
+        </w:rPr>
+      </w:pPr>
+      <w:r>
+        <w:rPr>
+          <w:rFonts w:ascii="Menlo" w:eastAsia="Times New Roman" w:hAnsi="Menlo" w:cs="Menlo"/>
+          <w:color w:val="CCCCCC"/>
+          <w:kern w:val="0"/>
+          <w:sz w:val="18"/>
+          <w:szCs w:val="18"/>
+          <w14:ligatures w14:val="none"/>
+        </w:rPr>
+        <w:t xml:space="preserve">        </w:t>
+      </w:r>
+      <w:proofErr w:type="gramStart"/>
+      <w:r>
+        <w:rPr>
+          <w:rFonts w:ascii="Menlo" w:eastAsia="Times New Roman" w:hAnsi="Menlo" w:cs="Menlo"/>
+          <w:color w:val="4EC9B0"/>
+          <w:kern w:val="0"/>
+          <w:sz w:val="18"/>
+          <w:szCs w:val="18"/>
+          <w14:ligatures w14:val="none"/>
+        </w:rPr>
+        <w:t>sf</w:t>
+      </w:r>
+      <w:r>
+        <w:rPr>
+          <w:rFonts w:ascii="Menlo" w:eastAsia="Times New Roman" w:hAnsi="Menlo" w:cs="Menlo"/>
+          <w:color w:val="CCCCCC"/>
+          <w:kern w:val="0"/>
+          <w:sz w:val="18"/>
+          <w:szCs w:val="18"/>
+          <w14:ligatures w14:val="none"/>
+        </w:rPr>
+        <w:t>::</w:t>
+      </w:r>
+      <w:proofErr w:type="spellStart"/>
+      <w:r>
+        <w:rPr>
+          <w:rFonts w:ascii="Menlo" w:eastAsia="Times New Roman" w:hAnsi="Menlo" w:cs="Menlo"/>
+          <w:color w:val="4EC9B0"/>
+          <w:kern w:val="0"/>
+          <w:sz w:val="18"/>
+          <w:szCs w:val="18"/>
+          <w14:ligatures w14:val="none"/>
+        </w:rPr>
+        <w:t>VideoMode</w:t>
+      </w:r>
+      <w:proofErr w:type="spellEnd"/>
+      <w:r>
+        <w:rPr>
+          <w:rFonts w:ascii="Menlo" w:eastAsia="Times New Roman" w:hAnsi="Menlo" w:cs="Menlo"/>
+          <w:color w:val="CCCCCC"/>
+          <w:kern w:val="0"/>
+          <w:sz w:val="18"/>
+          <w:szCs w:val="18"/>
+          <w14:ligatures w14:val="none"/>
+        </w:rPr>
+        <w:t>(</w:t>
+      </w:r>
+      <w:proofErr w:type="gramEnd"/>
+      <w:r>
+        <w:rPr>
+          <w:rFonts w:ascii="Menlo" w:eastAsia="Times New Roman" w:hAnsi="Menlo" w:cs="Menlo"/>
+          <w:color w:val="B5CEA8"/>
+          <w:kern w:val="0"/>
+          <w:sz w:val="18"/>
+          <w:szCs w:val="18"/>
+          <w14:ligatures w14:val="none"/>
+        </w:rPr>
+        <w:t>1000</w:t>
+      </w:r>
+      <w:r>
+        <w:rPr>
+          <w:rFonts w:ascii="Menlo" w:eastAsia="Times New Roman" w:hAnsi="Menlo" w:cs="Menlo"/>
+          <w:color w:val="CCCCCC"/>
+          <w:kern w:val="0"/>
+          <w:sz w:val="18"/>
+          <w:szCs w:val="18"/>
+          <w14:ligatures w14:val="none"/>
+        </w:rPr>
+        <w:t xml:space="preserve">, </w:t>
+      </w:r>
+      <w:r>
+        <w:rPr>
+          <w:rFonts w:ascii="Menlo" w:eastAsia="Times New Roman" w:hAnsi="Menlo" w:cs="Menlo"/>
+          <w:color w:val="B5CEA8"/>
+          <w:kern w:val="0"/>
+          <w:sz w:val="18"/>
+          <w:szCs w:val="18"/>
+          <w14:ligatures w14:val="none"/>
+        </w:rPr>
+        <w:t>600</w:t>
+      </w:r>
+      <w:r>
+        <w:rPr>
+          <w:rFonts w:ascii="Menlo" w:eastAsia="Times New Roman" w:hAnsi="Menlo" w:cs="Menlo"/>
+          <w:color w:val="CCCCCC"/>
+          <w:kern w:val="0"/>
+          <w:sz w:val="18"/>
+          <w:szCs w:val="18"/>
+          <w14:ligatures w14:val="none"/>
+        </w:rPr>
+        <w:t>),</w:t>
+      </w:r>
+    </w:p>
+    <w:p>
+      <w:pPr>
+        <w:shd w:val="clear" w:color="auto" w:fill="1F1F1F"/>
+        <w:spacing w:after="0" w:line="270" w:lineRule="atLeast"/>
+        <w:rPr>
+          <w:rFonts w:ascii="Menlo" w:eastAsia="Times New Roman" w:hAnsi="Menlo" w:cs="Menlo"/>
+          <w:color w:val="CCCCCC"/>
+          <w:kern w:val="0"/>
+          <w:sz w:val="18"/>
+          <w:szCs w:val="18"/>
+          <w14:ligatures w14:val="none"/>
+        </w:rPr>
+      </w:pPr>
+      <w:r>
+        <w:rPr>
+          <w:rFonts w:ascii="Menlo" w:eastAsia="Times New Roman" w:hAnsi="Menlo" w:cs="Menlo"/>
+          <w:color w:val="CCCCCC"/>
+          <w:kern w:val="0"/>
+          <w:sz w:val="18"/>
+          <w:szCs w:val="18"/>
+          <w14:ligatures w14:val="none"/>
+        </w:rPr>
+        <w:t xml:space="preserve">        </w:t>
+      </w:r>
+      <w:r>
+        <w:rPr>
+          <w:rFonts w:ascii="Menlo" w:eastAsia="Times New Roman" w:hAnsi="Menlo" w:cs="Menlo"/>
+          <w:color w:val="CE9178"/>
+          <w:kern w:val="0"/>
+          <w:sz w:val="18"/>
+          <w:szCs w:val="18"/>
+          <w14:ligatures w14:val="none"/>
+        </w:rPr>
+        <w:t>"Geometry Dash"</w:t>
+      </w:r>
+    </w:p>
+    <w:p>
+      <w:pPr>
+        <w:shd w:val="clear" w:color="auto" w:fill="1F1F1F"/>
+        <w:spacing w:after="0" w:line="270" w:lineRule="atLeast"/>
+        <w:rPr>
+          <w:rFonts w:ascii="Menlo" w:eastAsia="Times New Roman" w:hAnsi="Menlo" w:cs="Menlo"/>
+          <w:color w:val="CCCCCC"/>
+          <w:kern w:val="0"/>
+          <w:sz w:val="18"/>
+          <w:szCs w:val="18"/>
+          <w14:ligatures w14:val="none"/>
+        </w:rPr>
+      </w:pPr>
+      <w:r>
+        <w:rPr>
+          <w:rFonts w:ascii="Menlo" w:eastAsia="Times New Roman" w:hAnsi="Menlo" w:cs="Menlo"/>
+          <w:color w:val="CCCCCC"/>
+          <w:kern w:val="0"/>
+          <w:sz w:val="18"/>
+          <w:szCs w:val="18"/>
+          <w14:ligatures w14:val="none"/>
+        </w:rPr>
+        <w:t xml:space="preserve">    );</w:t>
+      </w:r>
+    </w:p>
+    <w:p>
+      <w:pPr>
+        <w:shd w:val="clear" w:color="auto" w:fill="1F1F1F"/>
+        <w:spacing w:after="0" w:line="270" w:lineRule="atLeast"/>
+        <w:rPr>
+          <w:rFonts w:ascii="Menlo" w:eastAsia="Times New Roman" w:hAnsi="Menlo" w:cs="Menlo"/>
+          <w:color w:val="CCCCCC"/>
+          <w:kern w:val="0"/>
+          <w:sz w:val="18"/>
+          <w:szCs w:val="18"/>
+          <w14:ligatures w14:val="none"/>
+        </w:rPr>
+      </w:pPr>
+    </w:p>
+    <w:p>
+      <w:pPr>
+        <w:shd w:val="clear" w:color="auto" w:fill="1F1F1F"/>
+        <w:spacing w:after="0" w:line="270" w:lineRule="atLeast"/>
+        <w:rPr>
+          <w:rFonts w:ascii="Menlo" w:eastAsia="Times New Roman" w:hAnsi="Menlo" w:cs="Menlo"/>
+          <w:color w:val="CCCCCC"/>
+          <w:kern w:val="0"/>
+          <w:sz w:val="18"/>
+          <w:szCs w:val="18"/>
+          <w14:ligatures w14:val="none"/>
+        </w:rPr>
+      </w:pPr>
+      <w:r>
+        <w:rPr>
+          <w:rFonts w:ascii="Menlo" w:eastAsia="Times New Roman" w:hAnsi="Menlo" w:cs="Menlo"/>
+          <w:color w:val="CCCCCC"/>
+          <w:kern w:val="0"/>
+          <w:sz w:val="18"/>
+          <w:szCs w:val="18"/>
+          <w14:ligatures w14:val="none"/>
+        </w:rPr>
+        <w:t xml:space="preserve">    </w:t>
+      </w:r>
+      <w:proofErr w:type="spellStart"/>
+      <w:proofErr w:type="gramStart"/>
+      <w:r>
+        <w:rPr>
+          <w:rFonts w:ascii="Menlo" w:eastAsia="Times New Roman" w:hAnsi="Menlo" w:cs="Menlo"/>
+          <w:color w:val="9CDCFE"/>
+          <w:kern w:val="0"/>
+          <w:sz w:val="18"/>
+          <w:szCs w:val="18"/>
+          <w14:ligatures w14:val="none"/>
+        </w:rPr>
+        <w:t>window</w:t>
+      </w:r>
+      <w:r>
+        <w:rPr>
+          <w:rFonts w:ascii="Menlo" w:eastAsia="Times New Roman" w:hAnsi="Menlo" w:cs="Menlo"/>
+          <w:color w:val="CCCCCC"/>
+          <w:kern w:val="0"/>
+          <w:sz w:val="18"/>
+          <w:szCs w:val="18"/>
+          <w14:ligatures w14:val="none"/>
+        </w:rPr>
+        <w:t>.</w:t>
+      </w:r>
+      <w:r>
+        <w:rPr>
+          <w:rFonts w:ascii="Menlo" w:eastAsia="Times New Roman" w:hAnsi="Menlo" w:cs="Menlo"/>
+          <w:color w:val="DCDCAA"/>
+          <w:kern w:val="0"/>
+          <w:sz w:val="18"/>
+          <w:szCs w:val="18"/>
+          <w14:ligatures w14:val="none"/>
+        </w:rPr>
+        <w:t>setFramerateLimit</w:t>
+      </w:r>
+      <w:proofErr w:type="spellEnd"/>
+      <w:proofErr w:type="gramEnd"/>
+      <w:r>
+        <w:rPr>
+          <w:rFonts w:ascii="Menlo" w:eastAsia="Times New Roman" w:hAnsi="Menlo" w:cs="Menlo"/>
+          <w:color w:val="CCCCCC"/>
+          <w:kern w:val="0"/>
+          <w:sz w:val="18"/>
+          <w:szCs w:val="18"/>
+          <w14:ligatures w14:val="none"/>
+        </w:rPr>
+        <w:t>(</w:t>
+      </w:r>
+      <w:r>
+        <w:rPr>
+          <w:rFonts w:ascii="Menlo" w:eastAsia="Times New Roman" w:hAnsi="Menlo" w:cs="Menlo"/>
+          <w:color w:val="B5CEA8"/>
+          <w:kern w:val="0"/>
+          <w:sz w:val="18"/>
+          <w:szCs w:val="18"/>
+          <w14:ligatures w14:val="none"/>
+        </w:rPr>
+        <w:t>60</w:t>
+      </w:r>
+      <w:r>
+        <w:rPr>
+          <w:rFonts w:ascii="Menlo" w:eastAsia="Times New Roman" w:hAnsi="Menlo" w:cs="Menlo"/>
+          <w:color w:val="CCCCCC"/>
+          <w:kern w:val="0"/>
+          <w:sz w:val="18"/>
+          <w:szCs w:val="18"/>
+          <w14:ligatures w14:val="none"/>
+        </w:rPr>
+        <w:t>);</w:t>
+      </w:r>
+    </w:p>
+    <w:p>
+      <w:pPr>
+        <w:shd w:val="clear" w:color="auto" w:fill="1F1F1F"/>
+        <w:spacing w:after="0" w:line="270" w:lineRule="atLeast"/>
+        <w:rPr>
+          <w:rFonts w:ascii="Menlo" w:eastAsia="Times New Roman" w:hAnsi="Menlo" w:cs="Menlo"/>
+          <w:color w:val="CCCCCC"/>
+          <w:kern w:val="0"/>
+          <w:sz w:val="18"/>
+          <w:szCs w:val="18"/>
+          <w14:ligatures w14:val="none"/>
+        </w:rPr>
+      </w:pPr>
+    </w:p>
+    <w:p>
+      <w:pPr>
+        <w:shd w:val="clear" w:color="auto" w:fill="1F1F1F"/>
+        <w:spacing w:after="0" w:line="270" w:lineRule="atLeast"/>
+        <w:rPr>
+          <w:rFonts w:ascii="Menlo" w:eastAsia="Times New Roman" w:hAnsi="Menlo" w:cs="Menlo"/>
+          <w:color w:val="CCCCCC"/>
+          <w:kern w:val="0"/>
+          <w:sz w:val="18"/>
+          <w:szCs w:val="18"/>
+          <w14:ligatures w14:val="none"/>
+        </w:rPr>
+      </w:pPr>
+      <w:r>
+        <w:rPr>
+          <w:rFonts w:ascii="Menlo" w:eastAsia="Times New Roman" w:hAnsi="Menlo" w:cs="Menlo"/>
+          <w:color w:val="CCCCCC"/>
+          <w:kern w:val="0"/>
+          <w:sz w:val="18"/>
+          <w:szCs w:val="18"/>
+          <w14:ligatures w14:val="none"/>
+        </w:rPr>
+        <w:t xml:space="preserve">    </w:t>
+      </w:r>
+      <w:r>
+        <w:rPr>
+          <w:rFonts w:ascii="Menlo" w:eastAsia="Times New Roman" w:hAnsi="Menlo" w:cs="Menlo"/>
+          <w:color w:val="4EC9B0"/>
+          <w:kern w:val="0"/>
+          <w:sz w:val="18"/>
+          <w:szCs w:val="18"/>
+          <w14:ligatures w14:val="none"/>
+        </w:rPr>
+        <w:t>Player</w:t>
+      </w:r>
+      <w:r>
+        <w:rPr>
+          <w:rFonts w:ascii="Menlo" w:eastAsia="Times New Roman" w:hAnsi="Menlo" w:cs="Menlo"/>
+          <w:color w:val="CCCCCC"/>
+          <w:kern w:val="0"/>
+          <w:sz w:val="18"/>
+          <w:szCs w:val="18"/>
+          <w14:ligatures w14:val="none"/>
+        </w:rPr>
+        <w:t xml:space="preserve"> </w:t>
+      </w:r>
+      <w:proofErr w:type="spellStart"/>
+      <w:r>
+        <w:rPr>
+          <w:rFonts w:ascii="Menlo" w:eastAsia="Times New Roman" w:hAnsi="Menlo" w:cs="Menlo"/>
+          <w:color w:val="9CDCFE"/>
+          <w:kern w:val="0"/>
+          <w:sz w:val="18"/>
+          <w:szCs w:val="18"/>
+          <w14:ligatures w14:val="none"/>
+        </w:rPr>
+        <w:t>player</w:t>
+      </w:r>
+      <w:proofErr w:type="spellEnd"/>
+      <w:r>
+        <w:rPr>
+          <w:rFonts w:ascii="Menlo" w:eastAsia="Times New Roman" w:hAnsi="Menlo" w:cs="Menlo"/>
+          <w:color w:val="CCCCCC"/>
+          <w:kern w:val="0"/>
+          <w:sz w:val="18"/>
+          <w:szCs w:val="18"/>
+          <w14:ligatures w14:val="none"/>
+        </w:rPr>
+        <w:t>;</w:t>
+      </w:r>
+    </w:p>
+    <w:p>
+      <w:pPr>
+        <w:shd w:val="clear" w:color="auto" w:fill="1F1F1F"/>
+        <w:spacing w:after="0" w:line="270" w:lineRule="atLeast"/>
+        <w:rPr>
+          <w:rFonts w:ascii="Menlo" w:eastAsia="Times New Roman" w:hAnsi="Menlo" w:cs="Menlo"/>
+          <w:color w:val="CCCCCC"/>
+          <w:kern w:val="0"/>
+          <w:sz w:val="18"/>
+          <w:szCs w:val="18"/>
+          <w14:ligatures w14:val="none"/>
+        </w:rPr>
+      </w:pPr>
+    </w:p>
+    <w:p>
+      <w:pPr>
+        <w:shd w:val="clear" w:color="auto" w:fill="1F1F1F"/>
+        <w:spacing w:after="0" w:line="270" w:lineRule="atLeast"/>
+        <w:rPr>
+          <w:rFonts w:ascii="Menlo" w:eastAsia="Times New Roman" w:hAnsi="Menlo" w:cs="Menlo"/>
+          <w:color w:val="CCCCCC"/>
+          <w:kern w:val="0"/>
+          <w:sz w:val="18"/>
+          <w:szCs w:val="18"/>
+          <w14:ligatures w14:val="none"/>
+        </w:rPr>
+      </w:pPr>
+      <w:r>
+        <w:rPr>
+          <w:rFonts w:ascii="Menlo" w:eastAsia="Times New Roman" w:hAnsi="Menlo" w:cs="Menlo"/>
+          <w:color w:val="CCCCCC"/>
+          <w:kern w:val="0"/>
+          <w:sz w:val="18"/>
+          <w:szCs w:val="18"/>
+          <w14:ligatures w14:val="none"/>
+        </w:rPr>
+        <w:t xml:space="preserve">    </w:t>
+      </w:r>
+      <w:r>
+        <w:rPr>
+          <w:rFonts w:ascii="Menlo" w:eastAsia="Times New Roman" w:hAnsi="Menlo" w:cs="Menlo"/>
+          <w:color w:val="4EC9B0"/>
+          <w:kern w:val="0"/>
+          <w:sz w:val="18"/>
+          <w:szCs w:val="18"/>
+          <w14:ligatures w14:val="none"/>
+        </w:rPr>
+        <w:t>Platform</w:t>
+      </w:r>
+      <w:r>
+        <w:rPr>
+          <w:rFonts w:ascii="Menlo" w:eastAsia="Times New Roman" w:hAnsi="Menlo" w:cs="Menlo"/>
+          <w:color w:val="CCCCCC"/>
+          <w:kern w:val="0"/>
+          <w:sz w:val="18"/>
+          <w:szCs w:val="18"/>
+          <w14:ligatures w14:val="none"/>
+        </w:rPr>
+        <w:t xml:space="preserve"> </w:t>
+      </w:r>
+      <w:proofErr w:type="gramStart"/>
+      <w:r>
+        <w:rPr>
+          <w:rFonts w:ascii="Menlo" w:eastAsia="Times New Roman" w:hAnsi="Menlo" w:cs="Menlo"/>
+          <w:color w:val="9CDCFE"/>
+          <w:kern w:val="0"/>
+          <w:sz w:val="18"/>
+          <w:szCs w:val="18"/>
+          <w14:ligatures w14:val="none"/>
+        </w:rPr>
+        <w:t>ground</w:t>
+      </w:r>
+      <w:r>
+        <w:rPr>
+          <w:rFonts w:ascii="Menlo" w:eastAsia="Times New Roman" w:hAnsi="Menlo" w:cs="Menlo"/>
+          <w:color w:val="CCCCCC"/>
+          <w:kern w:val="0"/>
+          <w:sz w:val="18"/>
+          <w:szCs w:val="18"/>
+          <w14:ligatures w14:val="none"/>
+        </w:rPr>
+        <w:t>(</w:t>
+      </w:r>
+      <w:proofErr w:type="gramEnd"/>
+      <w:r>
+        <w:rPr>
+          <w:rFonts w:ascii="Menlo" w:eastAsia="Times New Roman" w:hAnsi="Menlo" w:cs="Menlo"/>
+          <w:color w:val="B5CEA8"/>
+          <w:kern w:val="0"/>
+          <w:sz w:val="18"/>
+          <w:szCs w:val="18"/>
+          <w14:ligatures w14:val="none"/>
+        </w:rPr>
+        <w:t>0.f</w:t>
+      </w:r>
+      <w:r>
+        <w:rPr>
+          <w:rFonts w:ascii="Menlo" w:eastAsia="Times New Roman" w:hAnsi="Menlo" w:cs="Menlo"/>
+          <w:color w:val="CCCCCC"/>
+          <w:kern w:val="0"/>
+          <w:sz w:val="18"/>
+          <w:szCs w:val="18"/>
+          <w14:ligatures w14:val="none"/>
+        </w:rPr>
+        <w:t xml:space="preserve">, </w:t>
+      </w:r>
+      <w:r>
+        <w:rPr>
+          <w:rFonts w:ascii="Menlo" w:eastAsia="Times New Roman" w:hAnsi="Menlo" w:cs="Menlo"/>
+          <w:color w:val="B5CEA8"/>
+          <w:kern w:val="0"/>
+          <w:sz w:val="18"/>
+          <w:szCs w:val="18"/>
+          <w14:ligatures w14:val="none"/>
+        </w:rPr>
+        <w:t>500.f</w:t>
+      </w:r>
+      <w:r>
+        <w:rPr>
+          <w:rFonts w:ascii="Menlo" w:eastAsia="Times New Roman" w:hAnsi="Menlo" w:cs="Menlo"/>
+          <w:color w:val="CCCCCC"/>
+          <w:kern w:val="0"/>
+          <w:sz w:val="18"/>
+          <w:szCs w:val="18"/>
+          <w14:ligatures w14:val="none"/>
+        </w:rPr>
+        <w:t xml:space="preserve">, </w:t>
+      </w:r>
+      <w:r>
+        <w:rPr>
+          <w:rFonts w:ascii="Menlo" w:eastAsia="Times New Roman" w:hAnsi="Menlo" w:cs="Menlo"/>
+          <w:color w:val="B5CEA8"/>
+          <w:kern w:val="0"/>
+          <w:sz w:val="18"/>
+          <w:szCs w:val="18"/>
+          <w14:ligatures w14:val="none"/>
+        </w:rPr>
+        <w:t>1000.f</w:t>
+      </w:r>
+      <w:r>
+        <w:rPr>
+          <w:rFonts w:ascii="Menlo" w:eastAsia="Times New Roman" w:hAnsi="Menlo" w:cs="Menlo"/>
+          <w:color w:val="CCCCCC"/>
+          <w:kern w:val="0"/>
+          <w:sz w:val="18"/>
+          <w:szCs w:val="18"/>
+          <w14:ligatures w14:val="none"/>
+        </w:rPr>
+        <w:t xml:space="preserve">, </w:t>
+      </w:r>
+      <w:r>
+        <w:rPr>
+          <w:rFonts w:ascii="Menlo" w:eastAsia="Times New Roman" w:hAnsi="Menlo" w:cs="Menlo"/>
+          <w:color w:val="B5CEA8"/>
+          <w:kern w:val="0"/>
+          <w:sz w:val="18"/>
+          <w:szCs w:val="18"/>
+          <w14:ligatures w14:val="none"/>
+        </w:rPr>
+        <w:t>100.f</w:t>
+      </w:r>
+      <w:r>
+        <w:rPr>
+          <w:rFonts w:ascii="Menlo" w:eastAsia="Times New Roman" w:hAnsi="Menlo" w:cs="Menlo"/>
+          <w:color w:val="CCCCCC"/>
+          <w:kern w:val="0"/>
+          <w:sz w:val="18"/>
+          <w:szCs w:val="18"/>
+          <w14:ligatures w14:val="none"/>
+        </w:rPr>
+        <w:t>);</w:t>
+      </w:r>
+    </w:p>
+    <w:p>
+      <w:pPr>
+        <w:shd w:val="clear" w:color="auto" w:fill="1F1F1F"/>
+        <w:spacing w:after="0" w:line="270" w:lineRule="atLeast"/>
+        <w:rPr>
+          <w:rFonts w:ascii="Menlo" w:eastAsia="Times New Roman" w:hAnsi="Menlo" w:cs="Menlo"/>
+          <w:color w:val="CCCCCC"/>
+          <w:kern w:val="0"/>
+          <w:sz w:val="18"/>
+          <w:szCs w:val="18"/>
+          <w14:ligatures w14:val="none"/>
+        </w:rPr>
+      </w:pPr>
+    </w:p>
+    <w:p>
+      <w:pPr>
+        <w:shd w:val="clear" w:color="auto" w:fill="1F1F1F"/>
+        <w:spacing w:after="0" w:line="270" w:lineRule="atLeast"/>
+        <w:rPr>
+          <w:rFonts w:ascii="Menlo" w:eastAsia="Times New Roman" w:hAnsi="Menlo" w:cs="Menlo"/>
+          <w:color w:val="CCCCCC"/>
+          <w:kern w:val="0"/>
+          <w:sz w:val="18"/>
+          <w:szCs w:val="18"/>
+          <w14:ligatures w14:val="none"/>
+        </w:rPr>
+      </w:pPr>
+      <w:r>
+        <w:rPr>
+          <w:rFonts w:ascii="Menlo" w:eastAsia="Times New Roman" w:hAnsi="Menlo" w:cs="Menlo"/>
+          <w:color w:val="CCCCCC"/>
+          <w:kern w:val="0"/>
+          <w:sz w:val="18"/>
+          <w:szCs w:val="18"/>
+          <w14:ligatures w14:val="none"/>
+        </w:rPr>
+        <w:t xml:space="preserve">    </w:t>
+      </w:r>
+      <w:proofErr w:type="gramStart"/>
+      <w:r>
+        <w:rPr>
+          <w:rFonts w:ascii="Menlo" w:eastAsia="Times New Roman" w:hAnsi="Menlo" w:cs="Menlo"/>
+          <w:color w:val="4EC9B0"/>
+          <w:kern w:val="0"/>
+          <w:sz w:val="18"/>
+          <w:szCs w:val="18"/>
+          <w14:ligatures w14:val="none"/>
+        </w:rPr>
+        <w:t>sf</w:t>
+      </w:r>
+      <w:r>
+        <w:rPr>
+          <w:rFonts w:ascii="Menlo" w:eastAsia="Times New Roman" w:hAnsi="Menlo" w:cs="Menlo"/>
+          <w:color w:val="CCCCCC"/>
+          <w:kern w:val="0"/>
+          <w:sz w:val="18"/>
+          <w:szCs w:val="18"/>
+          <w14:ligatures w14:val="none"/>
+        </w:rPr>
+        <w:t>::</w:t>
+      </w:r>
+      <w:proofErr w:type="gramEnd"/>
+      <w:r>
+        <w:rPr>
+          <w:rFonts w:ascii="Menlo" w:eastAsia="Times New Roman" w:hAnsi="Menlo" w:cs="Menlo"/>
+          <w:color w:val="4EC9B0"/>
+          <w:kern w:val="0"/>
+          <w:sz w:val="18"/>
+          <w:szCs w:val="18"/>
+          <w14:ligatures w14:val="none"/>
+        </w:rPr>
+        <w:t>Clock</w:t>
+      </w:r>
+      <w:r>
+        <w:rPr>
+          <w:rFonts w:ascii="Menlo" w:eastAsia="Times New Roman" w:hAnsi="Menlo" w:cs="Menlo"/>
+          <w:color w:val="CCCCCC"/>
+          <w:kern w:val="0"/>
+          <w:sz w:val="18"/>
+          <w:szCs w:val="18"/>
+          <w14:ligatures w14:val="none"/>
+        </w:rPr>
+        <w:t xml:space="preserve"> </w:t>
+      </w:r>
+      <w:proofErr w:type="spellStart"/>
+      <w:r>
+        <w:rPr>
+          <w:rFonts w:ascii="Menlo" w:eastAsia="Times New Roman" w:hAnsi="Menlo" w:cs="Menlo"/>
+          <w:color w:val="9CDCFE"/>
+          <w:kern w:val="0"/>
+          <w:sz w:val="18"/>
+          <w:szCs w:val="18"/>
+          <w14:ligatures w14:val="none"/>
+        </w:rPr>
+        <w:t>clock</w:t>
+      </w:r>
+      <w:proofErr w:type="spellEnd"/>
+      <w:r>
+        <w:rPr>
+          <w:rFonts w:ascii="Menlo" w:eastAsia="Times New Roman" w:hAnsi="Menlo" w:cs="Menlo"/>
+          <w:color w:val="CCCCCC"/>
+          <w:kern w:val="0"/>
+          <w:sz w:val="18"/>
+          <w:szCs w:val="18"/>
+          <w14:ligatures w14:val="none"/>
+        </w:rPr>
+        <w:t>;</w:t>
+      </w:r>
+    </w:p>
+    <w:p>
+      <w:pPr>
+        <w:shd w:val="clear" w:color="auto" w:fill="1F1F1F"/>
+        <w:spacing w:after="0" w:line="270" w:lineRule="atLeast"/>
+        <w:rPr>
+          <w:rFonts w:ascii="Menlo" w:eastAsia="Times New Roman" w:hAnsi="Menlo" w:cs="Menlo"/>
+          <w:color w:val="CCCCCC"/>
+          <w:kern w:val="0"/>
+          <w:sz w:val="18"/>
+          <w:szCs w:val="18"/>
+          <w14:ligatures w14:val="none"/>
+        </w:rPr>
+      </w:pPr>
+    </w:p>
+    <w:p>
+      <w:pPr>
+        <w:shd w:val="clear" w:color="auto" w:fill="1F1F1F"/>
+        <w:spacing w:after="0" w:line="270" w:lineRule="atLeast"/>
+        <w:rPr>
+          <w:rFonts w:ascii="Menlo" w:eastAsia="Times New Roman" w:hAnsi="Menlo" w:cs="Menlo"/>
+          <w:color w:val="CCCCCC"/>
+          <w:kern w:val="0"/>
+          <w:sz w:val="18"/>
+          <w:szCs w:val="18"/>
+          <w14:ligatures w14:val="none"/>
+        </w:rPr>
+      </w:pPr>
+      <w:r>
+        <w:rPr>
+          <w:rFonts w:ascii="Menlo" w:eastAsia="Times New Roman" w:hAnsi="Menlo" w:cs="Menlo"/>
+          <w:color w:val="CCCCCC"/>
+          <w:kern w:val="0"/>
+          <w:sz w:val="18"/>
+          <w:szCs w:val="18"/>
+          <w14:ligatures w14:val="none"/>
+        </w:rPr>
+        <w:t xml:space="preserve">    </w:t>
+      </w:r>
+      <w:r>
+        <w:rPr>
+          <w:rFonts w:ascii="Menlo" w:eastAsia="Times New Roman" w:hAnsi="Menlo" w:cs="Menlo"/>
+          <w:color w:val="C586C0"/>
+          <w:kern w:val="0"/>
+          <w:sz w:val="18"/>
+          <w:szCs w:val="18"/>
+          <w14:ligatures w14:val="none"/>
+        </w:rPr>
+        <w:t>while</w:t>
+      </w:r>
+      <w:r>
+        <w:rPr>
+          <w:rFonts w:ascii="Menlo" w:eastAsia="Times New Roman" w:hAnsi="Menlo" w:cs="Menlo"/>
+          <w:color w:val="CCCCCC"/>
+          <w:kern w:val="0"/>
+          <w:sz w:val="18"/>
+          <w:szCs w:val="18"/>
+          <w14:ligatures w14:val="none"/>
+        </w:rPr>
+        <w:t xml:space="preserve"> (</w:t>
+      </w:r>
+      <w:proofErr w:type="spellStart"/>
+      <w:proofErr w:type="gramStart"/>
+      <w:r>
+        <w:rPr>
+          <w:rFonts w:ascii="Menlo" w:eastAsia="Times New Roman" w:hAnsi="Menlo" w:cs="Menlo"/>
+          <w:color w:val="9CDCFE"/>
+          <w:kern w:val="0"/>
+          <w:sz w:val="18"/>
+          <w:szCs w:val="18"/>
+          <w14:ligatures w14:val="none"/>
+        </w:rPr>
+        <w:t>window</w:t>
+      </w:r>
+      <w:r>
+        <w:rPr>
+          <w:rFonts w:ascii="Menlo" w:eastAsia="Times New Roman" w:hAnsi="Menlo" w:cs="Menlo"/>
+          <w:color w:val="CCCCCC"/>
+          <w:kern w:val="0"/>
+          <w:sz w:val="18"/>
+          <w:szCs w:val="18"/>
+          <w14:ligatures w14:val="none"/>
+        </w:rPr>
+        <w:t>.</w:t>
+      </w:r>
+      <w:r>
+        <w:rPr>
+          <w:rFonts w:ascii="Menlo" w:eastAsia="Times New Roman" w:hAnsi="Menlo" w:cs="Menlo"/>
+          <w:color w:val="DCDCAA"/>
+          <w:kern w:val="0"/>
+          <w:sz w:val="18"/>
+          <w:szCs w:val="18"/>
+          <w14:ligatures w14:val="none"/>
+        </w:rPr>
+        <w:t>isOpen</w:t>
+      </w:r>
+      <w:proofErr w:type="spellEnd"/>
+      <w:proofErr w:type="gramEnd"/>
+      <w:r>
+        <w:rPr>
+          <w:rFonts w:ascii="Menlo" w:eastAsia="Times New Roman" w:hAnsi="Menlo" w:cs="Menlo"/>
+          <w:color w:val="CCCCCC"/>
+          <w:kern w:val="0"/>
+          <w:sz w:val="18"/>
+          <w:szCs w:val="18"/>
+          <w14:ligatures w14:val="none"/>
+        </w:rPr>
+        <w:t>()) {</w:t>
+      </w:r>
+    </w:p>
+    <w:p>
+      <w:pPr>
+        <w:shd w:val="clear" w:color="auto" w:fill="1F1F1F"/>
+        <w:spacing w:after="0" w:line="270" w:lineRule="atLeast"/>
+        <w:rPr>
+          <w:rFonts w:ascii="Menlo" w:eastAsia="Times New Roman" w:hAnsi="Menlo" w:cs="Menlo"/>
+          <w:color w:val="CCCCCC"/>
+          <w:kern w:val="0"/>
+          <w:sz w:val="18"/>
+          <w:szCs w:val="18"/>
+          <w14:ligatures w14:val="none"/>
+        </w:rPr>
+      </w:pPr>
+      <w:r>
+        <w:rPr>
+          <w:rFonts w:ascii="Menlo" w:eastAsia="Times New Roman" w:hAnsi="Menlo" w:cs="Menlo"/>
+          <w:color w:val="CCCCCC"/>
+          <w:kern w:val="0"/>
+          <w:sz w:val="18"/>
+          <w:szCs w:val="18"/>
+          <w14:ligatures w14:val="none"/>
+        </w:rPr>
+        <w:t xml:space="preserve">        </w:t>
+      </w:r>
+      <w:r>
+        <w:rPr>
+          <w:rFonts w:ascii="Menlo" w:eastAsia="Times New Roman" w:hAnsi="Menlo" w:cs="Menlo"/>
+          <w:color w:val="569CD6"/>
+          <w:kern w:val="0"/>
+          <w:sz w:val="18"/>
+          <w:szCs w:val="18"/>
+          <w14:ligatures w14:val="none"/>
+        </w:rPr>
+        <w:t>float</w:t>
+      </w:r>
+      <w:r>
+        <w:rPr>
+          <w:rFonts w:ascii="Menlo" w:eastAsia="Times New Roman" w:hAnsi="Menlo" w:cs="Menlo"/>
+          <w:color w:val="CCCCCC"/>
+          <w:kern w:val="0"/>
+          <w:sz w:val="18"/>
+          <w:szCs w:val="18"/>
+          <w14:ligatures w14:val="none"/>
+        </w:rPr>
+        <w:t xml:space="preserve"> </w:t>
+      </w:r>
+      <w:proofErr w:type="spellStart"/>
+      <w:r>
+        <w:rPr>
+          <w:rFonts w:ascii="Menlo" w:eastAsia="Times New Roman" w:hAnsi="Menlo" w:cs="Menlo"/>
+          <w:color w:val="9CDCFE"/>
+          <w:kern w:val="0"/>
+          <w:sz w:val="18"/>
+          <w:szCs w:val="18"/>
+          <w14:ligatures w14:val="none"/>
+        </w:rPr>
+        <w:t>deltaTime</w:t>
+      </w:r>
+      <w:proofErr w:type="spellEnd"/>
+      <w:r>
+        <w:rPr>
+          <w:rFonts w:ascii="Menlo" w:eastAsia="Times New Roman" w:hAnsi="Menlo" w:cs="Menlo"/>
+          <w:color w:val="CCCCCC"/>
+          <w:kern w:val="0"/>
+          <w:sz w:val="18"/>
+          <w:szCs w:val="18"/>
+          <w14:ligatures w14:val="none"/>
+        </w:rPr>
+        <w:t xml:space="preserve"> </w:t>
+      </w:r>
+      <w:r>
+        <w:rPr>
+          <w:rFonts w:ascii="Menlo" w:eastAsia="Times New Roman" w:hAnsi="Menlo" w:cs="Menlo"/>
+          <w:color w:val="D4D4D4"/>
+          <w:kern w:val="0"/>
+          <w:sz w:val="18"/>
+          <w:szCs w:val="18"/>
+          <w14:ligatures w14:val="none"/>
+        </w:rPr>
+        <w:t>=</w:t>
+      </w:r>
+      <w:r>
+        <w:rPr>
+          <w:rFonts w:ascii="Menlo" w:eastAsia="Times New Roman" w:hAnsi="Menlo" w:cs="Menlo"/>
+          <w:color w:val="CCCCCC"/>
+          <w:kern w:val="0"/>
+          <w:sz w:val="18"/>
+          <w:szCs w:val="18"/>
+          <w14:ligatures w14:val="none"/>
+        </w:rPr>
+        <w:t xml:space="preserve"> </w:t>
+      </w:r>
+      <w:proofErr w:type="spellStart"/>
+      <w:proofErr w:type="gramStart"/>
+      <w:r>
+        <w:rPr>
+          <w:rFonts w:ascii="Menlo" w:eastAsia="Times New Roman" w:hAnsi="Menlo" w:cs="Menlo"/>
+          <w:color w:val="9CDCFE"/>
+          <w:kern w:val="0"/>
+          <w:sz w:val="18"/>
+          <w:szCs w:val="18"/>
+          <w14:ligatures w14:val="none"/>
+        </w:rPr>
+        <w:t>clock</w:t>
+      </w:r>
+      <w:r>
+        <w:rPr>
+          <w:rFonts w:ascii="Menlo" w:eastAsia="Times New Roman" w:hAnsi="Menlo" w:cs="Menlo"/>
+          <w:color w:val="CCCCCC"/>
+          <w:kern w:val="0"/>
+          <w:sz w:val="18"/>
+          <w:szCs w:val="18"/>
+          <w14:ligatures w14:val="none"/>
+        </w:rPr>
+        <w:t>.</w:t>
+      </w:r>
+      <w:r>
+        <w:rPr>
+          <w:rFonts w:ascii="Menlo" w:eastAsia="Times New Roman" w:hAnsi="Menlo" w:cs="Menlo"/>
+          <w:color w:val="DCDCAA"/>
+          <w:kern w:val="0"/>
+          <w:sz w:val="18"/>
+          <w:szCs w:val="18"/>
+          <w14:ligatures w14:val="none"/>
+        </w:rPr>
+        <w:t>restart</w:t>
+      </w:r>
+      <w:proofErr w:type="spellEnd"/>
+      <w:proofErr w:type="gramEnd"/>
+      <w:r>
+        <w:rPr>
+          <w:rFonts w:ascii="Menlo" w:eastAsia="Times New Roman" w:hAnsi="Menlo" w:cs="Menlo"/>
+          <w:color w:val="CCCCCC"/>
+          <w:kern w:val="0"/>
+          <w:sz w:val="18"/>
+          <w:szCs w:val="18"/>
+          <w14:ligatures w14:val="none"/>
+        </w:rPr>
+        <w:t>(</w:t>
+      </w:r>
+      <w:proofErr w:type="gramStart"/>
+      <w:r>
+        <w:rPr>
+          <w:rFonts w:ascii="Menlo" w:eastAsia="Times New Roman" w:hAnsi="Menlo" w:cs="Menlo"/>
+          <w:color w:val="CCCCCC"/>
+          <w:kern w:val="0"/>
+          <w:sz w:val="18"/>
+          <w:szCs w:val="18"/>
+          <w14:ligatures w14:val="none"/>
+        </w:rPr>
+        <w:t>).</w:t>
+      </w:r>
+      <w:proofErr w:type="spellStart"/>
+      <w:r>
+        <w:rPr>
+          <w:rFonts w:ascii="Menlo" w:eastAsia="Times New Roman" w:hAnsi="Menlo" w:cs="Menlo"/>
+          <w:color w:val="DCDCAA"/>
+          <w:kern w:val="0"/>
+          <w:sz w:val="18"/>
+          <w:szCs w:val="18"/>
+          <w14:ligatures w14:val="none"/>
+        </w:rPr>
+        <w:t>asSeconds</w:t>
+      </w:r>
+      <w:proofErr w:type="spellEnd"/>
+      <w:proofErr w:type="gramEnd"/>
+      <w:r>
+        <w:rPr>
+          <w:rFonts w:ascii="Menlo" w:eastAsia="Times New Roman" w:hAnsi="Menlo" w:cs="Menlo"/>
+          <w:color w:val="CCCCCC"/>
+          <w:kern w:val="0"/>
+          <w:sz w:val="18"/>
+          <w:szCs w:val="18"/>
+          <w14:ligatures w14:val="none"/>
+        </w:rPr>
+        <w:t>();</w:t>
+      </w:r>
+    </w:p>
+    <w:p>
+      <w:pPr>
+        <w:shd w:val="clear" w:color="auto" w:fill="1F1F1F"/>
+        <w:spacing w:after="0" w:line="270" w:lineRule="atLeast"/>
+        <w:rPr>
+          <w:rFonts w:ascii="Menlo" w:eastAsia="Times New Roman" w:hAnsi="Menlo" w:cs="Menlo"/>
+          <w:color w:val="CCCCCC"/>
+          <w:kern w:val="0"/>
+          <w:sz w:val="18"/>
+          <w:szCs w:val="18"/>
+          <w14:ligatures w14:val="none"/>
+        </w:rPr>
+      </w:pPr>
+    </w:p>
+    <w:p>
+      <w:pPr>
+        <w:shd w:val="clear" w:color="auto" w:fill="1F1F1F"/>
+        <w:spacing w:after="0" w:line="270" w:lineRule="atLeast"/>
+        <w:rPr>
+          <w:rFonts w:ascii="Menlo" w:eastAsia="Times New Roman" w:hAnsi="Menlo" w:cs="Menlo"/>
+          <w:color w:val="CCCCCC"/>
+          <w:kern w:val="0"/>
+          <w:sz w:val="18"/>
+          <w:szCs w:val="18"/>
+          <w14:ligatures w14:val="none"/>
+        </w:rPr>
+      </w:pPr>
+      <w:r>
+        <w:rPr>
+          <w:rFonts w:ascii="Menlo" w:eastAsia="Times New Roman" w:hAnsi="Menlo" w:cs="Menlo"/>
+          <w:color w:val="CCCCCC"/>
+          <w:kern w:val="0"/>
+          <w:sz w:val="18"/>
+          <w:szCs w:val="18"/>
+          <w14:ligatures w14:val="none"/>
+        </w:rPr>
+        <w:t xml:space="preserve">        </w:t>
+      </w:r>
+      <w:proofErr w:type="gramStart"/>
+      <w:r>
+        <w:rPr>
+          <w:rFonts w:ascii="Menlo" w:eastAsia="Times New Roman" w:hAnsi="Menlo" w:cs="Menlo"/>
+          <w:color w:val="4EC9B0"/>
+          <w:kern w:val="0"/>
+          <w:sz w:val="18"/>
+          <w:szCs w:val="18"/>
+          <w14:ligatures w14:val="none"/>
+        </w:rPr>
+        <w:t>sf</w:t>
+      </w:r>
+      <w:r>
+        <w:rPr>
+          <w:rFonts w:ascii="Menlo" w:eastAsia="Times New Roman" w:hAnsi="Menlo" w:cs="Menlo"/>
+          <w:color w:val="CCCCCC"/>
+          <w:kern w:val="0"/>
+          <w:sz w:val="18"/>
+          <w:szCs w:val="18"/>
+          <w14:ligatures w14:val="none"/>
+        </w:rPr>
+        <w:t>::</w:t>
+      </w:r>
+      <w:proofErr w:type="gramEnd"/>
+      <w:r>
+        <w:rPr>
+          <w:rFonts w:ascii="Menlo" w:eastAsia="Times New Roman" w:hAnsi="Menlo" w:cs="Menlo"/>
+          <w:color w:val="4EC9B0"/>
+          <w:kern w:val="0"/>
+          <w:sz w:val="18"/>
+          <w:szCs w:val="18"/>
+          <w14:ligatures w14:val="none"/>
+        </w:rPr>
+        <w:t>Event</w:t>
+      </w:r>
+      <w:r>
+        <w:rPr>
+          <w:rFonts w:ascii="Menlo" w:eastAsia="Times New Roman" w:hAnsi="Menlo" w:cs="Menlo"/>
+          <w:color w:val="CCCCCC"/>
+          <w:kern w:val="0"/>
+          <w:sz w:val="18"/>
+          <w:szCs w:val="18"/>
+          <w14:ligatures w14:val="none"/>
+        </w:rPr>
+        <w:t xml:space="preserve"> </w:t>
+      </w:r>
+      <w:proofErr w:type="spellStart"/>
+      <w:r>
+        <w:rPr>
+          <w:rFonts w:ascii="Menlo" w:eastAsia="Times New Roman" w:hAnsi="Menlo" w:cs="Menlo"/>
+          <w:color w:val="9CDCFE"/>
+          <w:kern w:val="0"/>
+          <w:sz w:val="18"/>
+          <w:szCs w:val="18"/>
+          <w14:ligatures w14:val="none"/>
+        </w:rPr>
+        <w:t>event</w:t>
+      </w:r>
+      <w:proofErr w:type="spellEnd"/>
+      <w:r>
+        <w:rPr>
+          <w:rFonts w:ascii="Menlo" w:eastAsia="Times New Roman" w:hAnsi="Menlo" w:cs="Menlo"/>
+          <w:color w:val="CCCCCC"/>
+          <w:kern w:val="0"/>
+          <w:sz w:val="18"/>
+          <w:szCs w:val="18"/>
+          <w14:ligatures w14:val="none"/>
+        </w:rPr>
+        <w:t>;</w:t>
+      </w:r>
+    </w:p>
+    <w:p>
+      <w:pPr>
+        <w:shd w:val="clear" w:color="auto" w:fill="1F1F1F"/>
+        <w:spacing w:after="0" w:line="270" w:lineRule="atLeast"/>
+        <w:rPr>
+          <w:rFonts w:ascii="Menlo" w:eastAsia="Times New Roman" w:hAnsi="Menlo" w:cs="Menlo"/>
+          <w:color w:val="CCCCCC"/>
+          <w:kern w:val="0"/>
+          <w:sz w:val="18"/>
+          <w:szCs w:val="18"/>
+          <w14:ligatures w14:val="none"/>
+        </w:rPr>
+      </w:pPr>
+    </w:p>
+    <w:p>
+      <w:pPr>
+        <w:shd w:val="clear" w:color="auto" w:fill="1F1F1F"/>
+        <w:spacing w:after="0" w:line="270" w:lineRule="atLeast"/>
+        <w:rPr>
+          <w:rFonts w:ascii="Menlo" w:eastAsia="Times New Roman" w:hAnsi="Menlo" w:cs="Menlo"/>
+          <w:color w:val="CCCCCC"/>
+          <w:kern w:val="0"/>
+          <w:sz w:val="18"/>
+          <w:szCs w:val="18"/>
+          <w14:ligatures w14:val="none"/>
+        </w:rPr>
+      </w:pPr>
+      <w:r>
+        <w:rPr>
+          <w:rFonts w:ascii="Menlo" w:eastAsia="Times New Roman" w:hAnsi="Menlo" w:cs="Menlo"/>
+          <w:color w:val="CCCCCC"/>
+          <w:kern w:val="0"/>
+          <w:sz w:val="18"/>
+          <w:szCs w:val="18"/>
+          <w14:ligatures w14:val="none"/>
+        </w:rPr>
+        <w:t xml:space="preserve">        </w:t>
+      </w:r>
+      <w:r>
+        <w:rPr>
+          <w:rFonts w:ascii="Menlo" w:eastAsia="Times New Roman" w:hAnsi="Menlo" w:cs="Menlo"/>
+          <w:color w:val="C586C0"/>
+          <w:kern w:val="0"/>
+          <w:sz w:val="18"/>
+          <w:szCs w:val="18"/>
+          <w14:ligatures w14:val="none"/>
+        </w:rPr>
+        <w:t>while</w:t>
+      </w:r>
+      <w:r>
+        <w:rPr>
+          <w:rFonts w:ascii="Menlo" w:eastAsia="Times New Roman" w:hAnsi="Menlo" w:cs="Menlo"/>
+          <w:color w:val="CCCCCC"/>
+          <w:kern w:val="0"/>
+          <w:sz w:val="18"/>
+          <w:szCs w:val="18"/>
+          <w14:ligatures w14:val="none"/>
+        </w:rPr>
+        <w:t xml:space="preserve"> (</w:t>
+      </w:r>
+      <w:proofErr w:type="spellStart"/>
+      <w:proofErr w:type="gramStart"/>
+      <w:r>
+        <w:rPr>
+          <w:rFonts w:ascii="Menlo" w:eastAsia="Times New Roman" w:hAnsi="Menlo" w:cs="Menlo"/>
+          <w:color w:val="9CDCFE"/>
+          <w:kern w:val="0"/>
+          <w:sz w:val="18"/>
+          <w:szCs w:val="18"/>
+          <w14:ligatures w14:val="none"/>
+        </w:rPr>
+        <w:t>window</w:t>
+      </w:r>
+      <w:r>
+        <w:rPr>
+          <w:rFonts w:ascii="Menlo" w:eastAsia="Times New Roman" w:hAnsi="Menlo" w:cs="Menlo"/>
+          <w:color w:val="CCCCCC"/>
+          <w:kern w:val="0"/>
+          <w:sz w:val="18"/>
+          <w:szCs w:val="18"/>
+          <w14:ligatures w14:val="none"/>
+        </w:rPr>
+        <w:t>.</w:t>
+      </w:r>
+      <w:r>
+        <w:rPr>
+          <w:rFonts w:ascii="Menlo" w:eastAsia="Times New Roman" w:hAnsi="Menlo" w:cs="Menlo"/>
+          <w:color w:val="DCDCAA"/>
+          <w:kern w:val="0"/>
+          <w:sz w:val="18"/>
+          <w:szCs w:val="18"/>
+          <w14:ligatures w14:val="none"/>
+        </w:rPr>
+        <w:t>pollEvent</w:t>
+      </w:r>
+      <w:proofErr w:type="spellEnd"/>
+      <w:proofErr w:type="gramEnd"/>
+      <w:r>
+        <w:rPr>
+          <w:rFonts w:ascii="Menlo" w:eastAsia="Times New Roman" w:hAnsi="Menlo" w:cs="Menlo"/>
+          <w:color w:val="CCCCCC"/>
+          <w:kern w:val="0"/>
+          <w:sz w:val="18"/>
+          <w:szCs w:val="18"/>
+          <w14:ligatures w14:val="none"/>
+        </w:rPr>
+        <w:t>(</w:t>
+      </w:r>
+      <w:r>
+        <w:rPr>
+          <w:rFonts w:ascii="Menlo" w:eastAsia="Times New Roman" w:hAnsi="Menlo" w:cs="Menlo"/>
+          <w:color w:val="9CDCFE"/>
+          <w:kern w:val="0"/>
+          <w:sz w:val="18"/>
+          <w:szCs w:val="18"/>
+          <w14:ligatures w14:val="none"/>
+        </w:rPr>
+        <w:t>event</w:t>
+      </w:r>
+      <w:r>
+        <w:rPr>
+          <w:rFonts w:ascii="Menlo" w:eastAsia="Times New Roman" w:hAnsi="Menlo" w:cs="Menlo"/>
+          <w:color w:val="CCCCCC"/>
+          <w:kern w:val="0"/>
+          <w:sz w:val="18"/>
+          <w:szCs w:val="18"/>
+          <w14:ligatures w14:val="none"/>
+        </w:rPr>
+        <w:t>)) {</w:t>
+      </w:r>
+    </w:p>
+    <w:p>
+      <w:pPr>
+        <w:shd w:val="clear" w:color="auto" w:fill="1F1F1F"/>
+        <w:spacing w:after="0" w:line="270" w:lineRule="atLeast"/>
+        <w:rPr>
+          <w:rFonts w:ascii="Menlo" w:eastAsia="Times New Roman" w:hAnsi="Menlo" w:cs="Menlo"/>
+          <w:color w:val="CCCCCC"/>
+          <w:kern w:val="0"/>
+          <w:sz w:val="18"/>
+          <w:szCs w:val="18"/>
+          <w14:ligatures w14:val="none"/>
+        </w:rPr>
+      </w:pPr>
+      <w:r>
+        <w:rPr>
+          <w:rFonts w:ascii="Menlo" w:eastAsia="Times New Roman" w:hAnsi="Menlo" w:cs="Menlo"/>
+          <w:color w:val="CCCCCC"/>
+          <w:kern w:val="0"/>
+          <w:sz w:val="18"/>
+          <w:szCs w:val="18"/>
+          <w14:ligatures w14:val="none"/>
+        </w:rPr>
+        <w:t xml:space="preserve">            </w:t>
+      </w:r>
+      <w:r>
+        <w:rPr>
+          <w:rFonts w:ascii="Menlo" w:eastAsia="Times New Roman" w:hAnsi="Menlo" w:cs="Menlo"/>
+          <w:color w:val="C586C0"/>
+          <w:kern w:val="0"/>
+          <w:sz w:val="18"/>
+          <w:szCs w:val="18"/>
+          <w14:ligatures w14:val="none"/>
+        </w:rPr>
+        <w:t>if</w:t>
+      </w:r>
+      <w:r>
+        <w:rPr>
+          <w:rFonts w:ascii="Menlo" w:eastAsia="Times New Roman" w:hAnsi="Menlo" w:cs="Menlo"/>
+          <w:color w:val="CCCCCC"/>
+          <w:kern w:val="0"/>
+          <w:sz w:val="18"/>
+          <w:szCs w:val="18"/>
+          <w14:ligatures w14:val="none"/>
+        </w:rPr>
+        <w:t xml:space="preserve"> (</w:t>
+      </w:r>
+      <w:proofErr w:type="spellStart"/>
+      <w:proofErr w:type="gramStart"/>
+      <w:r>
+        <w:rPr>
+          <w:rFonts w:ascii="Menlo" w:eastAsia="Times New Roman" w:hAnsi="Menlo" w:cs="Menlo"/>
+          <w:color w:val="9CDCFE"/>
+          <w:kern w:val="0"/>
+          <w:sz w:val="18"/>
+          <w:szCs w:val="18"/>
+          <w14:ligatures w14:val="none"/>
+        </w:rPr>
+        <w:t>event</w:t>
+      </w:r>
+      <w:r>
+        <w:rPr>
+          <w:rFonts w:ascii="Menlo" w:eastAsia="Times New Roman" w:hAnsi="Menlo" w:cs="Menlo"/>
+          <w:color w:val="CCCCCC"/>
+          <w:kern w:val="0"/>
+          <w:sz w:val="18"/>
+          <w:szCs w:val="18"/>
+          <w14:ligatures w14:val="none"/>
+        </w:rPr>
+        <w:t>.</w:t>
+      </w:r>
+      <w:r>
+        <w:rPr>
+          <w:rFonts w:ascii="Menlo" w:eastAsia="Times New Roman" w:hAnsi="Menlo" w:cs="Menlo"/>
+          <w:color w:val="9CDCFE"/>
+          <w:kern w:val="0"/>
+          <w:sz w:val="18"/>
+          <w:szCs w:val="18"/>
+          <w14:ligatures w14:val="none"/>
+        </w:rPr>
+        <w:t>type</w:t>
+      </w:r>
+      <w:proofErr w:type="spellEnd"/>
+      <w:proofErr w:type="gramEnd"/>
+      <w:r>
+        <w:rPr>
+          <w:rFonts w:ascii="Menlo" w:eastAsia="Times New Roman" w:hAnsi="Menlo" w:cs="Menlo"/>
+          <w:color w:val="CCCCCC"/>
+          <w:kern w:val="0"/>
+          <w:sz w:val="18"/>
+          <w:szCs w:val="18"/>
+          <w14:ligatures w14:val="none"/>
+        </w:rPr>
+        <w:t xml:space="preserve"> </w:t>
+      </w:r>
+      <w:r>
+        <w:rPr>
+          <w:rFonts w:ascii="Menlo" w:eastAsia="Times New Roman" w:hAnsi="Menlo" w:cs="Menlo"/>
+          <w:color w:val="D4D4D4"/>
+          <w:kern w:val="0"/>
+          <w:sz w:val="18"/>
+          <w:szCs w:val="18"/>
+          <w14:ligatures w14:val="none"/>
+        </w:rPr>
+        <w:t>==</w:t>
+      </w:r>
+      <w:r>
+        <w:rPr>
+          <w:rFonts w:ascii="Menlo" w:eastAsia="Times New Roman" w:hAnsi="Menlo" w:cs="Menlo"/>
+          <w:color w:val="CCCCCC"/>
+          <w:kern w:val="0"/>
+          <w:sz w:val="18"/>
+          <w:szCs w:val="18"/>
+          <w14:ligatures w14:val="none"/>
+        </w:rPr>
+        <w:t xml:space="preserve"> </w:t>
+      </w:r>
+      <w:proofErr w:type="gramStart"/>
+      <w:r>
+        <w:rPr>
+          <w:rFonts w:ascii="Menlo" w:eastAsia="Times New Roman" w:hAnsi="Menlo" w:cs="Menlo"/>
+          <w:color w:val="4EC9B0"/>
+          <w:kern w:val="0"/>
+          <w:sz w:val="18"/>
+          <w:szCs w:val="18"/>
+          <w14:ligatures w14:val="none"/>
+        </w:rPr>
+        <w:t>sf</w:t>
+      </w:r>
+      <w:r>
+        <w:rPr>
+          <w:rFonts w:ascii="Menlo" w:eastAsia="Times New Roman" w:hAnsi="Menlo" w:cs="Menlo"/>
+          <w:color w:val="CCCCCC"/>
+          <w:kern w:val="0"/>
+          <w:sz w:val="18"/>
+          <w:szCs w:val="18"/>
+          <w14:ligatures w14:val="none"/>
+        </w:rPr>
+        <w:t>::</w:t>
+      </w:r>
+      <w:r>
+        <w:rPr>
+          <w:rFonts w:ascii="Menlo" w:eastAsia="Times New Roman" w:hAnsi="Menlo" w:cs="Menlo"/>
+          <w:color w:val="4EC9B0"/>
+          <w:kern w:val="0"/>
+          <w:sz w:val="18"/>
+          <w:szCs w:val="18"/>
+          <w14:ligatures w14:val="none"/>
+        </w:rPr>
+        <w:t>Event</w:t>
+      </w:r>
+      <w:r>
+        <w:rPr>
+          <w:rFonts w:ascii="Menlo" w:eastAsia="Times New Roman" w:hAnsi="Menlo" w:cs="Menlo"/>
+          <w:color w:val="CCCCCC"/>
+          <w:kern w:val="0"/>
+          <w:sz w:val="18"/>
+          <w:szCs w:val="18"/>
+          <w14:ligatures w14:val="none"/>
+        </w:rPr>
+        <w:t>::</w:t>
+      </w:r>
+      <w:proofErr w:type="gramEnd"/>
+      <w:r>
+        <w:rPr>
+          <w:rFonts w:ascii="Menlo" w:eastAsia="Times New Roman" w:hAnsi="Menlo" w:cs="Menlo"/>
+          <w:color w:val="4FC1FF"/>
+          <w:kern w:val="0"/>
+          <w:sz w:val="18"/>
+          <w:szCs w:val="18"/>
+          <w14:ligatures w14:val="none"/>
+        </w:rPr>
+        <w:t>Closed</w:t>
+      </w:r>
+      <w:r>
+        <w:rPr>
+          <w:rFonts w:ascii="Menlo" w:eastAsia="Times New Roman" w:hAnsi="Menlo" w:cs="Menlo"/>
+          <w:color w:val="CCCCCC"/>
+          <w:kern w:val="0"/>
+          <w:sz w:val="18"/>
+          <w:szCs w:val="18"/>
+          <w14:ligatures w14:val="none"/>
+        </w:rPr>
+        <w:t>) {</w:t>
+      </w:r>
+    </w:p>
+    <w:p>
+      <w:pPr>
+        <w:shd w:val="clear" w:color="auto" w:fill="1F1F1F"/>
+        <w:spacing w:after="0" w:line="270" w:lineRule="atLeast"/>
+        <w:rPr>
+          <w:rFonts w:ascii="Menlo" w:eastAsia="Times New Roman" w:hAnsi="Menlo" w:cs="Menlo"/>
+          <w:color w:val="CCCCCC"/>
+          <w:kern w:val="0"/>
+          <w:sz w:val="18"/>
+          <w:szCs w:val="18"/>
+          <w14:ligatures w14:val="none"/>
+        </w:rPr>
+      </w:pPr>
+      <w:r>
+        <w:rPr>
+          <w:rFonts w:ascii="Menlo" w:eastAsia="Times New Roman" w:hAnsi="Menlo" w:cs="Menlo"/>
+          <w:color w:val="CCCCCC"/>
+          <w:kern w:val="0"/>
+          <w:sz w:val="18"/>
+          <w:szCs w:val="18"/>
+          <w14:ligatures w14:val="none"/>
+        </w:rPr>
+        <w:lastRenderedPageBreak/>
+        <w:t xml:space="preserve">                </w:t>
+      </w:r>
+      <w:proofErr w:type="spellStart"/>
+      <w:proofErr w:type="gramStart"/>
+      <w:r>
+        <w:rPr>
+          <w:rFonts w:ascii="Menlo" w:eastAsia="Times New Roman" w:hAnsi="Menlo" w:cs="Menlo"/>
+          <w:color w:val="9CDCFE"/>
+          <w:kern w:val="0"/>
+          <w:sz w:val="18"/>
+          <w:szCs w:val="18"/>
+          <w14:ligatures w14:val="none"/>
+        </w:rPr>
+        <w:t>window</w:t>
+      </w:r>
+      <w:r>
+        <w:rPr>
+          <w:rFonts w:ascii="Menlo" w:eastAsia="Times New Roman" w:hAnsi="Menlo" w:cs="Menlo"/>
+          <w:color w:val="CCCCCC"/>
+          <w:kern w:val="0"/>
+          <w:sz w:val="18"/>
+          <w:szCs w:val="18"/>
+          <w14:ligatures w14:val="none"/>
+        </w:rPr>
+        <w:t>.</w:t>
+      </w:r>
+      <w:r>
+        <w:rPr>
+          <w:rFonts w:ascii="Menlo" w:eastAsia="Times New Roman" w:hAnsi="Menlo" w:cs="Menlo"/>
+          <w:color w:val="DCDCAA"/>
+          <w:kern w:val="0"/>
+          <w:sz w:val="18"/>
+          <w:szCs w:val="18"/>
+          <w14:ligatures w14:val="none"/>
+        </w:rPr>
+        <w:t>close</w:t>
+      </w:r>
+      <w:proofErr w:type="spellEnd"/>
+      <w:proofErr w:type="gramEnd"/>
+      <w:r>
+        <w:rPr>
+          <w:rFonts w:ascii="Menlo" w:eastAsia="Times New Roman" w:hAnsi="Menlo" w:cs="Menlo"/>
+          <w:color w:val="CCCCCC"/>
+          <w:kern w:val="0"/>
+          <w:sz w:val="18"/>
+          <w:szCs w:val="18"/>
+          <w14:ligatures w14:val="none"/>
+        </w:rPr>
+        <w:t>();</w:t>
+      </w:r>
+    </w:p>
+    <w:p>
+      <w:pPr>
+        <w:shd w:val="clear" w:color="auto" w:fill="1F1F1F"/>
+        <w:spacing w:after="0" w:line="270" w:lineRule="atLeast"/>
+        <w:rPr>
+          <w:rFonts w:ascii="Menlo" w:eastAsia="Times New Roman" w:hAnsi="Menlo" w:cs="Menlo"/>
+          <w:color w:val="CCCCCC"/>
+          <w:kern w:val="0"/>
+          <w:sz w:val="18"/>
+          <w:szCs w:val="18"/>
+          <w14:ligatures w14:val="none"/>
+        </w:rPr>
+      </w:pPr>
+      <w:r>
+        <w:rPr>
+          <w:rFonts w:ascii="Menlo" w:eastAsia="Times New Roman" w:hAnsi="Menlo" w:cs="Menlo"/>
+          <w:color w:val="CCCCCC"/>
+          <w:kern w:val="0"/>
+          <w:sz w:val="18"/>
+          <w:szCs w:val="18"/>
+          <w14:ligatures w14:val="none"/>
+        </w:rPr>
+        <w:t xml:space="preserve">            }</w:t>
+      </w:r>
+    </w:p>
+    <w:p>
+      <w:pPr>
+        <w:shd w:val="clear" w:color="auto" w:fill="1F1F1F"/>
+        <w:spacing w:after="0" w:line="270" w:lineRule="atLeast"/>
+        <w:rPr>
+          <w:rFonts w:ascii="Menlo" w:eastAsia="Times New Roman" w:hAnsi="Menlo" w:cs="Menlo"/>
+          <w:color w:val="CCCCCC"/>
+          <w:kern w:val="0"/>
+          <w:sz w:val="18"/>
+          <w:szCs w:val="18"/>
+          <w14:ligatures w14:val="none"/>
+        </w:rPr>
+      </w:pPr>
+      <w:r>
+        <w:rPr>
+          <w:rFonts w:ascii="Menlo" w:eastAsia="Times New Roman" w:hAnsi="Menlo" w:cs="Menlo"/>
+          <w:color w:val="CCCCCC"/>
+          <w:kern w:val="0"/>
+          <w:sz w:val="18"/>
+          <w:szCs w:val="18"/>
+          <w14:ligatures w14:val="none"/>
+        </w:rPr>
+        <w:t xml:space="preserve">        }</w:t>
+      </w:r>
+    </w:p>
+    <w:p>
+      <w:pPr>
+        <w:shd w:val="clear" w:color="auto" w:fill="1F1F1F"/>
+        <w:spacing w:after="0" w:line="270" w:lineRule="atLeast"/>
+        <w:rPr>
+          <w:rFonts w:ascii="Menlo" w:eastAsia="Times New Roman" w:hAnsi="Menlo" w:cs="Menlo"/>
+          <w:color w:val="CCCCCC"/>
+          <w:kern w:val="0"/>
+          <w:sz w:val="18"/>
+          <w:szCs w:val="18"/>
+          <w14:ligatures w14:val="none"/>
+        </w:rPr>
+      </w:pPr>
+    </w:p>
+    <w:p>
+      <w:pPr>
+        <w:shd w:val="clear" w:color="auto" w:fill="1F1F1F"/>
+        <w:spacing w:after="0" w:line="270" w:lineRule="atLeast"/>
+        <w:rPr>
+          <w:rFonts w:ascii="Menlo" w:eastAsia="Times New Roman" w:hAnsi="Menlo" w:cs="Menlo"/>
+          <w:color w:val="CCCCCC"/>
+          <w:kern w:val="0"/>
+          <w:sz w:val="18"/>
+          <w:szCs w:val="18"/>
+          <w14:ligatures w14:val="none"/>
+        </w:rPr>
+      </w:pPr>
+      <w:r>
+        <w:rPr>
+          <w:rFonts w:ascii="Menlo" w:eastAsia="Times New Roman" w:hAnsi="Menlo" w:cs="Menlo"/>
+          <w:color w:val="CCCCCC"/>
+          <w:kern w:val="0"/>
+          <w:sz w:val="18"/>
+          <w:szCs w:val="18"/>
+          <w14:ligatures w14:val="none"/>
+        </w:rPr>
+        <w:t xml:space="preserve">        </w:t>
+      </w:r>
+      <w:proofErr w:type="spellStart"/>
+      <w:proofErr w:type="gramStart"/>
+      <w:r>
+        <w:rPr>
+          <w:rFonts w:ascii="Menlo" w:eastAsia="Times New Roman" w:hAnsi="Menlo" w:cs="Menlo"/>
+          <w:color w:val="9CDCFE"/>
+          <w:kern w:val="0"/>
+          <w:sz w:val="18"/>
+          <w:szCs w:val="18"/>
+          <w14:ligatures w14:val="none"/>
+        </w:rPr>
+        <w:t>player</w:t>
+      </w:r>
+      <w:r>
+        <w:rPr>
+          <w:rFonts w:ascii="Menlo" w:eastAsia="Times New Roman" w:hAnsi="Menlo" w:cs="Menlo"/>
+          <w:color w:val="CCCCCC"/>
+          <w:kern w:val="0"/>
+          <w:sz w:val="18"/>
+          <w:szCs w:val="18"/>
+          <w14:ligatures w14:val="none"/>
+        </w:rPr>
+        <w:t>.</w:t>
+      </w:r>
+      <w:r>
+        <w:rPr>
+          <w:rFonts w:ascii="Menlo" w:eastAsia="Times New Roman" w:hAnsi="Menlo" w:cs="Menlo"/>
+          <w:color w:val="DCDCAA"/>
+          <w:kern w:val="0"/>
+          <w:sz w:val="18"/>
+          <w:szCs w:val="18"/>
+          <w14:ligatures w14:val="none"/>
+        </w:rPr>
+        <w:t>update</w:t>
+      </w:r>
+      <w:proofErr w:type="spellEnd"/>
+      <w:proofErr w:type="gramEnd"/>
+      <w:r>
+        <w:rPr>
+          <w:rFonts w:ascii="Menlo" w:eastAsia="Times New Roman" w:hAnsi="Menlo" w:cs="Menlo"/>
+          <w:color w:val="CCCCCC"/>
+          <w:kern w:val="0"/>
+          <w:sz w:val="18"/>
+          <w:szCs w:val="18"/>
+          <w14:ligatures w14:val="none"/>
+        </w:rPr>
+        <w:t>(</w:t>
+      </w:r>
+      <w:proofErr w:type="spellStart"/>
+      <w:r>
+        <w:rPr>
+          <w:rFonts w:ascii="Menlo" w:eastAsia="Times New Roman" w:hAnsi="Menlo" w:cs="Menlo"/>
+          <w:color w:val="9CDCFE"/>
+          <w:kern w:val="0"/>
+          <w:sz w:val="18"/>
+          <w:szCs w:val="18"/>
+          <w14:ligatures w14:val="none"/>
+        </w:rPr>
+        <w:t>deltaTime</w:t>
+      </w:r>
+      <w:proofErr w:type="spellEnd"/>
+      <w:r>
+        <w:rPr>
+          <w:rFonts w:ascii="Menlo" w:eastAsia="Times New Roman" w:hAnsi="Menlo" w:cs="Menlo"/>
+          <w:color w:val="CCCCCC"/>
+          <w:kern w:val="0"/>
+          <w:sz w:val="18"/>
+          <w:szCs w:val="18"/>
+          <w14:ligatures w14:val="none"/>
+        </w:rPr>
+        <w:t>);</w:t>
+      </w:r>
+    </w:p>
+    <w:p>
+      <w:pPr>
+        <w:shd w:val="clear" w:color="auto" w:fill="1F1F1F"/>
+        <w:spacing w:after="0" w:line="270" w:lineRule="atLeast"/>
+        <w:rPr>
+          <w:rFonts w:ascii="Menlo" w:eastAsia="Times New Roman" w:hAnsi="Menlo" w:cs="Menlo"/>
+          <w:color w:val="CCCCCC"/>
+          <w:kern w:val="0"/>
+          <w:sz w:val="18"/>
+          <w:szCs w:val="18"/>
+          <w14:ligatures w14:val="none"/>
+        </w:rPr>
+      </w:pPr>
+    </w:p>
+    <w:p>
+      <w:pPr>
+        <w:shd w:val="clear" w:color="auto" w:fill="1F1F1F"/>
+        <w:spacing w:after="0" w:line="270" w:lineRule="atLeast"/>
+        <w:rPr>
+          <w:rFonts w:ascii="Menlo" w:eastAsia="Times New Roman" w:hAnsi="Menlo" w:cs="Menlo"/>
+          <w:color w:val="CCCCCC"/>
+          <w:kern w:val="0"/>
+          <w:sz w:val="18"/>
+          <w:szCs w:val="18"/>
+          <w14:ligatures w14:val="none"/>
+        </w:rPr>
+      </w:pPr>
+      <w:r>
+        <w:rPr>
+          <w:rFonts w:ascii="Menlo" w:eastAsia="Times New Roman" w:hAnsi="Menlo" w:cs="Menlo"/>
+          <w:color w:val="CCCCCC"/>
+          <w:kern w:val="0"/>
+          <w:sz w:val="18"/>
+          <w:szCs w:val="18"/>
+          <w14:ligatures w14:val="none"/>
+        </w:rPr>
+        <w:t xml:space="preserve">        </w:t>
+      </w:r>
+      <w:proofErr w:type="gramStart"/>
+      <w:r>
+        <w:rPr>
+          <w:rFonts w:ascii="Menlo" w:eastAsia="Times New Roman" w:hAnsi="Menlo" w:cs="Menlo"/>
+          <w:color w:val="4EC9B0"/>
+          <w:kern w:val="0"/>
+          <w:sz w:val="18"/>
+          <w:szCs w:val="18"/>
+          <w14:ligatures w14:val="none"/>
+        </w:rPr>
+        <w:t>sf</w:t>
+      </w:r>
+      <w:r>
+        <w:rPr>
+          <w:rFonts w:ascii="Menlo" w:eastAsia="Times New Roman" w:hAnsi="Menlo" w:cs="Menlo"/>
+          <w:color w:val="CCCCCC"/>
+          <w:kern w:val="0"/>
+          <w:sz w:val="18"/>
+          <w:szCs w:val="18"/>
+          <w14:ligatures w14:val="none"/>
+        </w:rPr>
+        <w:t>::</w:t>
+      </w:r>
+      <w:proofErr w:type="spellStart"/>
+      <w:proofErr w:type="gramEnd"/>
+      <w:r>
+        <w:rPr>
+          <w:rFonts w:ascii="Menlo" w:eastAsia="Times New Roman" w:hAnsi="Menlo" w:cs="Menlo"/>
+          <w:color w:val="4EC9B0"/>
+          <w:kern w:val="0"/>
+          <w:sz w:val="18"/>
+          <w:szCs w:val="18"/>
+          <w14:ligatures w14:val="none"/>
+        </w:rPr>
+        <w:t>FloatRect</w:t>
+      </w:r>
+      <w:proofErr w:type="spellEnd"/>
+      <w:r>
+        <w:rPr>
+          <w:rFonts w:ascii="Menlo" w:eastAsia="Times New Roman" w:hAnsi="Menlo" w:cs="Menlo"/>
+          <w:color w:val="CCCCCC"/>
+          <w:kern w:val="0"/>
+          <w:sz w:val="18"/>
+          <w:szCs w:val="18"/>
+          <w14:ligatures w14:val="none"/>
+        </w:rPr>
+        <w:t xml:space="preserve"> </w:t>
+      </w:r>
+      <w:proofErr w:type="spellStart"/>
+      <w:r>
+        <w:rPr>
+          <w:rFonts w:ascii="Menlo" w:eastAsia="Times New Roman" w:hAnsi="Menlo" w:cs="Menlo"/>
+          <w:color w:val="9CDCFE"/>
+          <w:kern w:val="0"/>
+          <w:sz w:val="18"/>
+          <w:szCs w:val="18"/>
+          <w14:ligatures w14:val="none"/>
+        </w:rPr>
+        <w:t>playerBounds</w:t>
+      </w:r>
+      <w:proofErr w:type="spellEnd"/>
+      <w:r>
+        <w:rPr>
+          <w:rFonts w:ascii="Menlo" w:eastAsia="Times New Roman" w:hAnsi="Menlo" w:cs="Menlo"/>
+          <w:color w:val="CCCCCC"/>
+          <w:kern w:val="0"/>
+          <w:sz w:val="18"/>
+          <w:szCs w:val="18"/>
+          <w14:ligatures w14:val="none"/>
+        </w:rPr>
+        <w:t xml:space="preserve"> </w:t>
+      </w:r>
+      <w:r>
+        <w:rPr>
+          <w:rFonts w:ascii="Menlo" w:eastAsia="Times New Roman" w:hAnsi="Menlo" w:cs="Menlo"/>
+          <w:color w:val="D4D4D4"/>
+          <w:kern w:val="0"/>
+          <w:sz w:val="18"/>
+          <w:szCs w:val="18"/>
+          <w14:ligatures w14:val="none"/>
+        </w:rPr>
+        <w:t>=</w:t>
+      </w:r>
+      <w:r>
+        <w:rPr>
+          <w:rFonts w:ascii="Menlo" w:eastAsia="Times New Roman" w:hAnsi="Menlo" w:cs="Menlo"/>
+          <w:color w:val="CCCCCC"/>
+          <w:kern w:val="0"/>
+          <w:sz w:val="18"/>
+          <w:szCs w:val="18"/>
+          <w14:ligatures w14:val="none"/>
+        </w:rPr>
+        <w:t xml:space="preserve"> </w:t>
+      </w:r>
+      <w:proofErr w:type="spellStart"/>
+      <w:proofErr w:type="gramStart"/>
+      <w:r>
+        <w:rPr>
+          <w:rFonts w:ascii="Menlo" w:eastAsia="Times New Roman" w:hAnsi="Menlo" w:cs="Menlo"/>
+          <w:color w:val="9CDCFE"/>
+          <w:kern w:val="0"/>
+          <w:sz w:val="18"/>
+          <w:szCs w:val="18"/>
+          <w14:ligatures w14:val="none"/>
+        </w:rPr>
+        <w:t>player</w:t>
+      </w:r>
+      <w:r>
+        <w:rPr>
+          <w:rFonts w:ascii="Menlo" w:eastAsia="Times New Roman" w:hAnsi="Menlo" w:cs="Menlo"/>
+          <w:color w:val="CCCCCC"/>
+          <w:kern w:val="0"/>
+          <w:sz w:val="18"/>
+          <w:szCs w:val="18"/>
+          <w14:ligatures w14:val="none"/>
+        </w:rPr>
+        <w:t>.</w:t>
+      </w:r>
+      <w:r>
+        <w:rPr>
+          <w:rFonts w:ascii="Menlo" w:eastAsia="Times New Roman" w:hAnsi="Menlo" w:cs="Menlo"/>
+          <w:color w:val="DCDCAA"/>
+          <w:kern w:val="0"/>
+          <w:sz w:val="18"/>
+          <w:szCs w:val="18"/>
+          <w14:ligatures w14:val="none"/>
+        </w:rPr>
+        <w:t>getBounds</w:t>
+      </w:r>
+      <w:proofErr w:type="spellEnd"/>
+      <w:proofErr w:type="gramEnd"/>
+      <w:r>
+        <w:rPr>
+          <w:rFonts w:ascii="Menlo" w:eastAsia="Times New Roman" w:hAnsi="Menlo" w:cs="Menlo"/>
+          <w:color w:val="CCCCCC"/>
+          <w:kern w:val="0"/>
+          <w:sz w:val="18"/>
+          <w:szCs w:val="18"/>
+          <w14:ligatures w14:val="none"/>
+        </w:rPr>
+        <w:t>();</w:t>
+      </w:r>
+    </w:p>
+    <w:p>
+      <w:pPr>
+        <w:shd w:val="clear" w:color="auto" w:fill="1F1F1F"/>
+        <w:spacing w:after="0" w:line="270" w:lineRule="atLeast"/>
+        <w:rPr>
+          <w:rFonts w:ascii="Menlo" w:eastAsia="Times New Roman" w:hAnsi="Menlo" w:cs="Menlo"/>
+          <w:color w:val="CCCCCC"/>
+          <w:kern w:val="0"/>
+          <w:sz w:val="18"/>
+          <w:szCs w:val="18"/>
+          <w14:ligatures w14:val="none"/>
+        </w:rPr>
+      </w:pPr>
+      <w:r>
+        <w:rPr>
+          <w:rFonts w:ascii="Menlo" w:eastAsia="Times New Roman" w:hAnsi="Menlo" w:cs="Menlo"/>
+          <w:color w:val="CCCCCC"/>
+          <w:kern w:val="0"/>
+          <w:sz w:val="18"/>
+          <w:szCs w:val="18"/>
+          <w14:ligatures w14:val="none"/>
+        </w:rPr>
+        <w:t xml:space="preserve">        </w:t>
+      </w:r>
+      <w:proofErr w:type="gramStart"/>
+      <w:r>
+        <w:rPr>
+          <w:rFonts w:ascii="Menlo" w:eastAsia="Times New Roman" w:hAnsi="Menlo" w:cs="Menlo"/>
+          <w:color w:val="4EC9B0"/>
+          <w:kern w:val="0"/>
+          <w:sz w:val="18"/>
+          <w:szCs w:val="18"/>
+          <w14:ligatures w14:val="none"/>
+        </w:rPr>
+        <w:t>sf</w:t>
+      </w:r>
+      <w:r>
+        <w:rPr>
+          <w:rFonts w:ascii="Menlo" w:eastAsia="Times New Roman" w:hAnsi="Menlo" w:cs="Menlo"/>
+          <w:color w:val="CCCCCC"/>
+          <w:kern w:val="0"/>
+          <w:sz w:val="18"/>
+          <w:szCs w:val="18"/>
+          <w14:ligatures w14:val="none"/>
+        </w:rPr>
+        <w:t>::</w:t>
+      </w:r>
+      <w:proofErr w:type="spellStart"/>
+      <w:proofErr w:type="gramEnd"/>
+      <w:r>
+        <w:rPr>
+          <w:rFonts w:ascii="Menlo" w:eastAsia="Times New Roman" w:hAnsi="Menlo" w:cs="Menlo"/>
+          <w:color w:val="4EC9B0"/>
+          <w:kern w:val="0"/>
+          <w:sz w:val="18"/>
+          <w:szCs w:val="18"/>
+          <w14:ligatures w14:val="none"/>
+        </w:rPr>
+        <w:t>FloatRect</w:t>
+      </w:r>
+      <w:proofErr w:type="spellEnd"/>
+      <w:r>
+        <w:rPr>
+          <w:rFonts w:ascii="Menlo" w:eastAsia="Times New Roman" w:hAnsi="Menlo" w:cs="Menlo"/>
+          <w:color w:val="CCCCCC"/>
+          <w:kern w:val="0"/>
+          <w:sz w:val="18"/>
+          <w:szCs w:val="18"/>
+          <w14:ligatures w14:val="none"/>
+        </w:rPr>
+        <w:t xml:space="preserve"> </w:t>
+      </w:r>
+      <w:proofErr w:type="spellStart"/>
+      <w:r>
+        <w:rPr>
+          <w:rFonts w:ascii="Menlo" w:eastAsia="Times New Roman" w:hAnsi="Menlo" w:cs="Menlo"/>
+          <w:color w:val="9CDCFE"/>
+          <w:kern w:val="0"/>
+          <w:sz w:val="18"/>
+          <w:szCs w:val="18"/>
+          <w14:ligatures w14:val="none"/>
+        </w:rPr>
+        <w:t>groundBounds</w:t>
+      </w:r>
+      <w:proofErr w:type="spellEnd"/>
+      <w:r>
+        <w:rPr>
+          <w:rFonts w:ascii="Menlo" w:eastAsia="Times New Roman" w:hAnsi="Menlo" w:cs="Menlo"/>
+          <w:color w:val="CCCCCC"/>
+          <w:kern w:val="0"/>
+          <w:sz w:val="18"/>
+          <w:szCs w:val="18"/>
+          <w14:ligatures w14:val="none"/>
+        </w:rPr>
+        <w:t xml:space="preserve"> </w:t>
+      </w:r>
+      <w:r>
+        <w:rPr>
+          <w:rFonts w:ascii="Menlo" w:eastAsia="Times New Roman" w:hAnsi="Menlo" w:cs="Menlo"/>
+          <w:color w:val="D4D4D4"/>
+          <w:kern w:val="0"/>
+          <w:sz w:val="18"/>
+          <w:szCs w:val="18"/>
+          <w14:ligatures w14:val="none"/>
+        </w:rPr>
+        <w:t>=</w:t>
+      </w:r>
+      <w:r>
+        <w:rPr>
+          <w:rFonts w:ascii="Menlo" w:eastAsia="Times New Roman" w:hAnsi="Menlo" w:cs="Menlo"/>
+          <w:color w:val="CCCCCC"/>
+          <w:kern w:val="0"/>
+          <w:sz w:val="18"/>
+          <w:szCs w:val="18"/>
+          <w14:ligatures w14:val="none"/>
+        </w:rPr>
+        <w:t xml:space="preserve"> </w:t>
+      </w:r>
+      <w:proofErr w:type="spellStart"/>
+      <w:proofErr w:type="gramStart"/>
+      <w:r>
+        <w:rPr>
+          <w:rFonts w:ascii="Menlo" w:eastAsia="Times New Roman" w:hAnsi="Menlo" w:cs="Menlo"/>
+          <w:color w:val="9CDCFE"/>
+          <w:kern w:val="0"/>
+          <w:sz w:val="18"/>
+          <w:szCs w:val="18"/>
+          <w14:ligatures w14:val="none"/>
+        </w:rPr>
+        <w:t>ground</w:t>
+      </w:r>
+      <w:r>
+        <w:rPr>
+          <w:rFonts w:ascii="Menlo" w:eastAsia="Times New Roman" w:hAnsi="Menlo" w:cs="Menlo"/>
+          <w:color w:val="CCCCCC"/>
+          <w:kern w:val="0"/>
+          <w:sz w:val="18"/>
+          <w:szCs w:val="18"/>
+          <w14:ligatures w14:val="none"/>
+        </w:rPr>
+        <w:t>.</w:t>
+      </w:r>
+      <w:r>
+        <w:rPr>
+          <w:rFonts w:ascii="Menlo" w:eastAsia="Times New Roman" w:hAnsi="Menlo" w:cs="Menlo"/>
+          <w:color w:val="DCDCAA"/>
+          <w:kern w:val="0"/>
+          <w:sz w:val="18"/>
+          <w:szCs w:val="18"/>
+          <w14:ligatures w14:val="none"/>
+        </w:rPr>
+        <w:t>getBounds</w:t>
+      </w:r>
+      <w:proofErr w:type="spellEnd"/>
+      <w:proofErr w:type="gramEnd"/>
+      <w:r>
+        <w:rPr>
+          <w:rFonts w:ascii="Menlo" w:eastAsia="Times New Roman" w:hAnsi="Menlo" w:cs="Menlo"/>
+          <w:color w:val="CCCCCC"/>
+          <w:kern w:val="0"/>
+          <w:sz w:val="18"/>
+          <w:szCs w:val="18"/>
+          <w14:ligatures w14:val="none"/>
+        </w:rPr>
+        <w:t>();</w:t>
+      </w:r>
+    </w:p>
+    <w:p>
+      <w:pPr>
+        <w:shd w:val="clear" w:color="auto" w:fill="1F1F1F"/>
+        <w:spacing w:after="0" w:line="270" w:lineRule="atLeast"/>
+        <w:rPr>
+          <w:rFonts w:ascii="Menlo" w:eastAsia="Times New Roman" w:hAnsi="Menlo" w:cs="Menlo"/>
+          <w:color w:val="CCCCCC"/>
+          <w:kern w:val="0"/>
+          <w:sz w:val="18"/>
+          <w:szCs w:val="18"/>
+          <w14:ligatures w14:val="none"/>
+        </w:rPr>
+      </w:pPr>
+    </w:p>
+    <w:p>
+      <w:pPr>
+        <w:shd w:val="clear" w:color="auto" w:fill="1F1F1F"/>
+        <w:spacing w:after="0" w:line="270" w:lineRule="atLeast"/>
+        <w:rPr>
+          <w:rFonts w:ascii="Menlo" w:eastAsia="Times New Roman" w:hAnsi="Menlo" w:cs="Menlo"/>
+          <w:color w:val="CCCCCC"/>
+          <w:kern w:val="0"/>
+          <w:sz w:val="18"/>
+          <w:szCs w:val="18"/>
+          <w14:ligatures w14:val="none"/>
+        </w:rPr>
+      </w:pPr>
+      <w:r>
+        <w:rPr>
+          <w:rFonts w:ascii="Menlo" w:eastAsia="Times New Roman" w:hAnsi="Menlo" w:cs="Menlo"/>
+          <w:color w:val="CCCCCC"/>
+          <w:kern w:val="0"/>
+          <w:sz w:val="18"/>
+          <w:szCs w:val="18"/>
+          <w14:ligatures w14:val="none"/>
+        </w:rPr>
+        <w:t xml:space="preserve">        </w:t>
+      </w:r>
+      <w:r>
+        <w:rPr>
+          <w:rFonts w:ascii="Menlo" w:eastAsia="Times New Roman" w:hAnsi="Menlo" w:cs="Menlo"/>
+          <w:color w:val="C586C0"/>
+          <w:kern w:val="0"/>
+          <w:sz w:val="18"/>
+          <w:szCs w:val="18"/>
+          <w14:ligatures w14:val="none"/>
+        </w:rPr>
+        <w:t>if</w:t>
+      </w:r>
+      <w:r>
+        <w:rPr>
+          <w:rFonts w:ascii="Menlo" w:eastAsia="Times New Roman" w:hAnsi="Menlo" w:cs="Menlo"/>
+          <w:color w:val="CCCCCC"/>
+          <w:kern w:val="0"/>
+          <w:sz w:val="18"/>
+          <w:szCs w:val="18"/>
+          <w14:ligatures w14:val="none"/>
+        </w:rPr>
+        <w:t xml:space="preserve"> (</w:t>
+      </w:r>
+      <w:proofErr w:type="spellStart"/>
+      <w:r>
+        <w:rPr>
+          <w:rFonts w:ascii="Menlo" w:eastAsia="Times New Roman" w:hAnsi="Menlo" w:cs="Menlo"/>
+          <w:color w:val="9CDCFE"/>
+          <w:kern w:val="0"/>
+          <w:sz w:val="18"/>
+          <w:szCs w:val="18"/>
+          <w14:ligatures w14:val="none"/>
+        </w:rPr>
+        <w:t>playerBounds</w:t>
+      </w:r>
+      <w:r>
+        <w:rPr>
+          <w:rFonts w:ascii="Menlo" w:eastAsia="Times New Roman" w:hAnsi="Menlo" w:cs="Menlo"/>
+          <w:color w:val="CCCCCC"/>
+          <w:kern w:val="0"/>
+          <w:sz w:val="18"/>
+          <w:szCs w:val="18"/>
+          <w14:ligatures w14:val="none"/>
+        </w:rPr>
+        <w:t>.</w:t>
+      </w:r>
+      <w:r>
+        <w:rPr>
+          <w:rFonts w:ascii="Menlo" w:eastAsia="Times New Roman" w:hAnsi="Menlo" w:cs="Menlo"/>
+          <w:color w:val="DCDCAA"/>
+          <w:kern w:val="0"/>
+          <w:sz w:val="18"/>
+          <w:szCs w:val="18"/>
+          <w14:ligatures w14:val="none"/>
+        </w:rPr>
+        <w:t>intersects</w:t>
+      </w:r>
+      <w:proofErr w:type="spellEnd"/>
+      <w:r>
+        <w:rPr>
+          <w:rFonts w:ascii="Menlo" w:eastAsia="Times New Roman" w:hAnsi="Menlo" w:cs="Menlo"/>
+          <w:color w:val="CCCCCC"/>
+          <w:kern w:val="0"/>
+          <w:sz w:val="18"/>
+          <w:szCs w:val="18"/>
+          <w14:ligatures w14:val="none"/>
+        </w:rPr>
+        <w:t>(</w:t>
+      </w:r>
+      <w:proofErr w:type="spellStart"/>
+      <w:r>
+        <w:rPr>
+          <w:rFonts w:ascii="Menlo" w:eastAsia="Times New Roman" w:hAnsi="Menlo" w:cs="Menlo"/>
+          <w:color w:val="9CDCFE"/>
+          <w:kern w:val="0"/>
+          <w:sz w:val="18"/>
+          <w:szCs w:val="18"/>
+          <w14:ligatures w14:val="none"/>
+        </w:rPr>
+        <w:t>groundBounds</w:t>
+      </w:r>
+      <w:proofErr w:type="spellEnd"/>
+      <w:r>
+        <w:rPr>
+          <w:rFonts w:ascii="Menlo" w:eastAsia="Times New Roman" w:hAnsi="Menlo" w:cs="Menlo"/>
+          <w:color w:val="CCCCCC"/>
+          <w:kern w:val="0"/>
+          <w:sz w:val="18"/>
+          <w:szCs w:val="18"/>
+          <w14:ligatures w14:val="none"/>
+        </w:rPr>
+        <w:t>)) {</w:t>
+      </w:r>
+    </w:p>
+    <w:p>
+      <w:pPr>
+        <w:shd w:val="clear" w:color="auto" w:fill="1F1F1F"/>
+        <w:spacing w:after="0" w:line="270" w:lineRule="atLeast"/>
+        <w:rPr>
+          <w:rFonts w:ascii="Menlo" w:eastAsia="Times New Roman" w:hAnsi="Menlo" w:cs="Menlo"/>
+          <w:color w:val="CCCCCC"/>
+          <w:kern w:val="0"/>
+          <w:sz w:val="18"/>
+          <w:szCs w:val="18"/>
+          <w14:ligatures w14:val="none"/>
+        </w:rPr>
+      </w:pPr>
+      <w:r>
+        <w:rPr>
+          <w:rFonts w:ascii="Menlo" w:eastAsia="Times New Roman" w:hAnsi="Menlo" w:cs="Menlo"/>
+          <w:color w:val="CCCCCC"/>
+          <w:kern w:val="0"/>
+          <w:sz w:val="18"/>
+          <w:szCs w:val="18"/>
+          <w14:ligatures w14:val="none"/>
+        </w:rPr>
+        <w:t xml:space="preserve">            </w:t>
+      </w:r>
+      <w:proofErr w:type="spellStart"/>
+      <w:proofErr w:type="gramStart"/>
+      <w:r>
+        <w:rPr>
+          <w:rFonts w:ascii="Menlo" w:eastAsia="Times New Roman" w:hAnsi="Menlo" w:cs="Menlo"/>
+          <w:color w:val="9CDCFE"/>
+          <w:kern w:val="0"/>
+          <w:sz w:val="18"/>
+          <w:szCs w:val="18"/>
+          <w14:ligatures w14:val="none"/>
+        </w:rPr>
+        <w:t>player</w:t>
+      </w:r>
+      <w:r>
+        <w:rPr>
+          <w:rFonts w:ascii="Menlo" w:eastAsia="Times New Roman" w:hAnsi="Menlo" w:cs="Menlo"/>
+          <w:color w:val="CCCCCC"/>
+          <w:kern w:val="0"/>
+          <w:sz w:val="18"/>
+          <w:szCs w:val="18"/>
+          <w14:ligatures w14:val="none"/>
+        </w:rPr>
+        <w:t>.</w:t>
+      </w:r>
+      <w:r>
+        <w:rPr>
+          <w:rFonts w:ascii="Menlo" w:eastAsia="Times New Roman" w:hAnsi="Menlo" w:cs="Menlo"/>
+          <w:color w:val="DCDCAA"/>
+          <w:kern w:val="0"/>
+          <w:sz w:val="18"/>
+          <w:szCs w:val="18"/>
+          <w14:ligatures w14:val="none"/>
+        </w:rPr>
+        <w:t>landOn</w:t>
+      </w:r>
+      <w:proofErr w:type="spellEnd"/>
+      <w:proofErr w:type="gramEnd"/>
+      <w:r>
+        <w:rPr>
+          <w:rFonts w:ascii="Menlo" w:eastAsia="Times New Roman" w:hAnsi="Menlo" w:cs="Menlo"/>
+          <w:color w:val="CCCCCC"/>
+          <w:kern w:val="0"/>
+          <w:sz w:val="18"/>
+          <w:szCs w:val="18"/>
+          <w14:ligatures w14:val="none"/>
+        </w:rPr>
+        <w:t>(</w:t>
+      </w:r>
+      <w:proofErr w:type="spellStart"/>
+      <w:proofErr w:type="gramStart"/>
+      <w:r>
+        <w:rPr>
+          <w:rFonts w:ascii="Menlo" w:eastAsia="Times New Roman" w:hAnsi="Menlo" w:cs="Menlo"/>
+          <w:color w:val="9CDCFE"/>
+          <w:kern w:val="0"/>
+          <w:sz w:val="18"/>
+          <w:szCs w:val="18"/>
+          <w14:ligatures w14:val="none"/>
+        </w:rPr>
+        <w:t>ground</w:t>
+      </w:r>
+      <w:r>
+        <w:rPr>
+          <w:rFonts w:ascii="Menlo" w:eastAsia="Times New Roman" w:hAnsi="Menlo" w:cs="Menlo"/>
+          <w:color w:val="CCCCCC"/>
+          <w:kern w:val="0"/>
+          <w:sz w:val="18"/>
+          <w:szCs w:val="18"/>
+          <w14:ligatures w14:val="none"/>
+        </w:rPr>
+        <w:t>.</w:t>
+      </w:r>
+      <w:r>
+        <w:rPr>
+          <w:rFonts w:ascii="Menlo" w:eastAsia="Times New Roman" w:hAnsi="Menlo" w:cs="Menlo"/>
+          <w:color w:val="DCDCAA"/>
+          <w:kern w:val="0"/>
+          <w:sz w:val="18"/>
+          <w:szCs w:val="18"/>
+          <w14:ligatures w14:val="none"/>
+        </w:rPr>
+        <w:t>getTop</w:t>
+      </w:r>
+      <w:proofErr w:type="spellEnd"/>
+      <w:proofErr w:type="gramEnd"/>
+      <w:r>
+        <w:rPr>
+          <w:rFonts w:ascii="Menlo" w:eastAsia="Times New Roman" w:hAnsi="Menlo" w:cs="Menlo"/>
+          <w:color w:val="CCCCCC"/>
+          <w:kern w:val="0"/>
+          <w:sz w:val="18"/>
+          <w:szCs w:val="18"/>
+          <w14:ligatures w14:val="none"/>
+        </w:rPr>
+        <w:t>());</w:t>
+      </w:r>
+    </w:p>
+    <w:p>
+      <w:pPr>
+        <w:shd w:val="clear" w:color="auto" w:fill="1F1F1F"/>
+        <w:spacing w:after="0" w:line="270" w:lineRule="atLeast"/>
+        <w:rPr>
+          <w:rFonts w:ascii="Menlo" w:eastAsia="Times New Roman" w:hAnsi="Menlo" w:cs="Menlo"/>
+          <w:color w:val="CCCCCC"/>
+          <w:kern w:val="0"/>
+          <w:sz w:val="18"/>
+          <w:szCs w:val="18"/>
+          <w14:ligatures w14:val="none"/>
+        </w:rPr>
+      </w:pPr>
+      <w:r>
+        <w:rPr>
+          <w:rFonts w:ascii="Menlo" w:eastAsia="Times New Roman" w:hAnsi="Menlo" w:cs="Menlo"/>
+          <w:color w:val="CCCCCC"/>
+          <w:kern w:val="0"/>
+          <w:sz w:val="18"/>
+          <w:szCs w:val="18"/>
+          <w14:ligatures w14:val="none"/>
+        </w:rPr>
+        <w:t xml:space="preserve">        }</w:t>
+      </w:r>
+    </w:p>
+    <w:p>
+      <w:pPr>
+        <w:shd w:val="clear" w:color="auto" w:fill="1F1F1F"/>
+        <w:spacing w:after="0" w:line="270" w:lineRule="atLeast"/>
+        <w:rPr>
+          <w:rFonts w:ascii="Menlo" w:eastAsia="Times New Roman" w:hAnsi="Menlo" w:cs="Menlo"/>
+          <w:color w:val="CCCCCC"/>
+          <w:kern w:val="0"/>
+          <w:sz w:val="18"/>
+          <w:szCs w:val="18"/>
+          <w14:ligatures w14:val="none"/>
+        </w:rPr>
+      </w:pPr>
+    </w:p>
+    <w:p>
+      <w:pPr>
+        <w:shd w:val="clear" w:color="auto" w:fill="1F1F1F"/>
+        <w:spacing w:after="0" w:line="270" w:lineRule="atLeast"/>
+        <w:rPr>
+          <w:rFonts w:ascii="Menlo" w:eastAsia="Times New Roman" w:hAnsi="Menlo" w:cs="Menlo"/>
+          <w:color w:val="CCCCCC"/>
+          <w:kern w:val="0"/>
+          <w:sz w:val="18"/>
+          <w:szCs w:val="18"/>
+          <w14:ligatures w14:val="none"/>
+        </w:rPr>
+      </w:pPr>
+      <w:r>
+        <w:rPr>
+          <w:rFonts w:ascii="Menlo" w:eastAsia="Times New Roman" w:hAnsi="Menlo" w:cs="Menlo"/>
+          <w:color w:val="CCCCCC"/>
+          <w:kern w:val="0"/>
+          <w:sz w:val="18"/>
+          <w:szCs w:val="18"/>
+          <w14:ligatures w14:val="none"/>
+        </w:rPr>
+        <w:t xml:space="preserve">        </w:t>
+      </w:r>
+      <w:proofErr w:type="spellStart"/>
+      <w:proofErr w:type="gramStart"/>
+      <w:r>
+        <w:rPr>
+          <w:rFonts w:ascii="Menlo" w:eastAsia="Times New Roman" w:hAnsi="Menlo" w:cs="Menlo"/>
+          <w:color w:val="9CDCFE"/>
+          <w:kern w:val="0"/>
+          <w:sz w:val="18"/>
+          <w:szCs w:val="18"/>
+          <w14:ligatures w14:val="none"/>
+        </w:rPr>
+        <w:t>window</w:t>
+      </w:r>
+      <w:r>
+        <w:rPr>
+          <w:rFonts w:ascii="Menlo" w:eastAsia="Times New Roman" w:hAnsi="Menlo" w:cs="Menlo"/>
+          <w:color w:val="CCCCCC"/>
+          <w:kern w:val="0"/>
+          <w:sz w:val="18"/>
+          <w:szCs w:val="18"/>
+          <w14:ligatures w14:val="none"/>
+        </w:rPr>
+        <w:t>.</w:t>
+      </w:r>
+      <w:r>
+        <w:rPr>
+          <w:rFonts w:ascii="Menlo" w:eastAsia="Times New Roman" w:hAnsi="Menlo" w:cs="Menlo"/>
+          <w:color w:val="DCDCAA"/>
+          <w:kern w:val="0"/>
+          <w:sz w:val="18"/>
+          <w:szCs w:val="18"/>
+          <w14:ligatures w14:val="none"/>
+        </w:rPr>
+        <w:t>clear</w:t>
+      </w:r>
+      <w:proofErr w:type="spellEnd"/>
+      <w:proofErr w:type="gramEnd"/>
+      <w:r>
+        <w:rPr>
+          <w:rFonts w:ascii="Menlo" w:eastAsia="Times New Roman" w:hAnsi="Menlo" w:cs="Menlo"/>
+          <w:color w:val="CCCCCC"/>
+          <w:kern w:val="0"/>
+          <w:sz w:val="18"/>
+          <w:szCs w:val="18"/>
+          <w14:ligatures w14:val="none"/>
+        </w:rPr>
+        <w:t>(</w:t>
+      </w:r>
+      <w:proofErr w:type="gramStart"/>
+      <w:r>
+        <w:rPr>
+          <w:rFonts w:ascii="Menlo" w:eastAsia="Times New Roman" w:hAnsi="Menlo" w:cs="Menlo"/>
+          <w:color w:val="4EC9B0"/>
+          <w:kern w:val="0"/>
+          <w:sz w:val="18"/>
+          <w:szCs w:val="18"/>
+          <w14:ligatures w14:val="none"/>
+        </w:rPr>
+        <w:t>sf</w:t>
+      </w:r>
+      <w:r>
+        <w:rPr>
+          <w:rFonts w:ascii="Menlo" w:eastAsia="Times New Roman" w:hAnsi="Menlo" w:cs="Menlo"/>
+          <w:color w:val="CCCCCC"/>
+          <w:kern w:val="0"/>
+          <w:sz w:val="18"/>
+          <w:szCs w:val="18"/>
+          <w14:ligatures w14:val="none"/>
+        </w:rPr>
+        <w:t>::</w:t>
+      </w:r>
+      <w:r>
+        <w:rPr>
+          <w:rFonts w:ascii="Menlo" w:eastAsia="Times New Roman" w:hAnsi="Menlo" w:cs="Menlo"/>
+          <w:color w:val="4EC9B0"/>
+          <w:kern w:val="0"/>
+          <w:sz w:val="18"/>
+          <w:szCs w:val="18"/>
+          <w14:ligatures w14:val="none"/>
+        </w:rPr>
+        <w:t>Color</w:t>
+      </w:r>
+      <w:r>
+        <w:rPr>
+          <w:rFonts w:ascii="Menlo" w:eastAsia="Times New Roman" w:hAnsi="Menlo" w:cs="Menlo"/>
+          <w:color w:val="CCCCCC"/>
+          <w:kern w:val="0"/>
+          <w:sz w:val="18"/>
+          <w:szCs w:val="18"/>
+          <w14:ligatures w14:val="none"/>
+        </w:rPr>
+        <w:t>(</w:t>
+      </w:r>
+      <w:proofErr w:type="gramEnd"/>
+      <w:r>
+        <w:rPr>
+          <w:rFonts w:ascii="Menlo" w:eastAsia="Times New Roman" w:hAnsi="Menlo" w:cs="Menlo"/>
+          <w:color w:val="B5CEA8"/>
+          <w:kern w:val="0"/>
+          <w:sz w:val="18"/>
+          <w:szCs w:val="18"/>
+          <w14:ligatures w14:val="none"/>
+        </w:rPr>
+        <w:t>25</w:t>
+      </w:r>
+      <w:r>
+        <w:rPr>
+          <w:rFonts w:ascii="Menlo" w:eastAsia="Times New Roman" w:hAnsi="Menlo" w:cs="Menlo"/>
+          <w:color w:val="CCCCCC"/>
+          <w:kern w:val="0"/>
+          <w:sz w:val="18"/>
+          <w:szCs w:val="18"/>
+          <w14:ligatures w14:val="none"/>
+        </w:rPr>
+        <w:t xml:space="preserve">, </w:t>
+      </w:r>
+      <w:r>
+        <w:rPr>
+          <w:rFonts w:ascii="Menlo" w:eastAsia="Times New Roman" w:hAnsi="Menlo" w:cs="Menlo"/>
+          <w:color w:val="B5CEA8"/>
+          <w:kern w:val="0"/>
+          <w:sz w:val="18"/>
+          <w:szCs w:val="18"/>
+          <w14:ligatures w14:val="none"/>
+        </w:rPr>
+        <w:t>25</w:t>
+      </w:r>
+      <w:r>
+        <w:rPr>
+          <w:rFonts w:ascii="Menlo" w:eastAsia="Times New Roman" w:hAnsi="Menlo" w:cs="Menlo"/>
+          <w:color w:val="CCCCCC"/>
+          <w:kern w:val="0"/>
+          <w:sz w:val="18"/>
+          <w:szCs w:val="18"/>
+          <w14:ligatures w14:val="none"/>
+        </w:rPr>
+        <w:t xml:space="preserve">, </w:t>
+      </w:r>
+      <w:r>
+        <w:rPr>
+          <w:rFonts w:ascii="Menlo" w:eastAsia="Times New Roman" w:hAnsi="Menlo" w:cs="Menlo"/>
+          <w:color w:val="B5CEA8"/>
+          <w:kern w:val="0"/>
+          <w:sz w:val="18"/>
+          <w:szCs w:val="18"/>
+          <w14:ligatures w14:val="none"/>
+        </w:rPr>
+        <w:t>40</w:t>
+      </w:r>
+      <w:r>
+        <w:rPr>
+          <w:rFonts w:ascii="Menlo" w:eastAsia="Times New Roman" w:hAnsi="Menlo" w:cs="Menlo"/>
+          <w:color w:val="CCCCCC"/>
+          <w:kern w:val="0"/>
+          <w:sz w:val="18"/>
+          <w:szCs w:val="18"/>
+          <w14:ligatures w14:val="none"/>
+        </w:rPr>
+        <w:t>));</w:t>
+      </w:r>
+    </w:p>
+    <w:p>
+      <w:pPr>
+        <w:shd w:val="clear" w:color="auto" w:fill="1F1F1F"/>
+        <w:spacing w:after="0" w:line="270" w:lineRule="atLeast"/>
+        <w:rPr>
+          <w:rFonts w:ascii="Menlo" w:eastAsia="Times New Roman" w:hAnsi="Menlo" w:cs="Menlo"/>
+          <w:color w:val="CCCCCC"/>
+          <w:kern w:val="0"/>
+          <w:sz w:val="18"/>
+          <w:szCs w:val="18"/>
+          <w14:ligatures w14:val="none"/>
+        </w:rPr>
+      </w:pPr>
+    </w:p>
+    <w:p>
+      <w:pPr>
+        <w:shd w:val="clear" w:color="auto" w:fill="1F1F1F"/>
+        <w:spacing w:after="0" w:line="270" w:lineRule="atLeast"/>
+        <w:rPr>
+          <w:rFonts w:ascii="Menlo" w:eastAsia="Times New Roman" w:hAnsi="Menlo" w:cs="Menlo"/>
+          <w:color w:val="CCCCCC"/>
+          <w:kern w:val="0"/>
+          <w:sz w:val="18"/>
+          <w:szCs w:val="18"/>
+          <w14:ligatures w14:val="none"/>
+        </w:rPr>
+      </w:pPr>
+      <w:r>
+        <w:rPr>
+          <w:rFonts w:ascii="Menlo" w:eastAsia="Times New Roman" w:hAnsi="Menlo" w:cs="Menlo"/>
+          <w:color w:val="CCCCCC"/>
+          <w:kern w:val="0"/>
+          <w:sz w:val="18"/>
+          <w:szCs w:val="18"/>
+          <w14:ligatures w14:val="none"/>
+        </w:rPr>
+        <w:t xml:space="preserve">        </w:t>
+      </w:r>
+      <w:proofErr w:type="spellStart"/>
+      <w:proofErr w:type="gramStart"/>
+      <w:r>
+        <w:rPr>
+          <w:rFonts w:ascii="Menlo" w:eastAsia="Times New Roman" w:hAnsi="Menlo" w:cs="Menlo"/>
+          <w:color w:val="9CDCFE"/>
+          <w:kern w:val="0"/>
+          <w:sz w:val="18"/>
+          <w:szCs w:val="18"/>
+          <w14:ligatures w14:val="none"/>
+        </w:rPr>
+        <w:t>ground</w:t>
+      </w:r>
+      <w:r>
+        <w:rPr>
+          <w:rFonts w:ascii="Menlo" w:eastAsia="Times New Roman" w:hAnsi="Menlo" w:cs="Menlo"/>
+          <w:color w:val="CCCCCC"/>
+          <w:kern w:val="0"/>
+          <w:sz w:val="18"/>
+          <w:szCs w:val="18"/>
+          <w14:ligatures w14:val="none"/>
+        </w:rPr>
+        <w:t>.</w:t>
+      </w:r>
+      <w:r>
+        <w:rPr>
+          <w:rFonts w:ascii="Menlo" w:eastAsia="Times New Roman" w:hAnsi="Menlo" w:cs="Menlo"/>
+          <w:color w:val="DCDCAA"/>
+          <w:kern w:val="0"/>
+          <w:sz w:val="18"/>
+          <w:szCs w:val="18"/>
+          <w14:ligatures w14:val="none"/>
+        </w:rPr>
+        <w:t>draw</w:t>
+      </w:r>
+      <w:proofErr w:type="spellEnd"/>
+      <w:proofErr w:type="gramEnd"/>
+      <w:r>
+        <w:rPr>
+          <w:rFonts w:ascii="Menlo" w:eastAsia="Times New Roman" w:hAnsi="Menlo" w:cs="Menlo"/>
+          <w:color w:val="CCCCCC"/>
+          <w:kern w:val="0"/>
+          <w:sz w:val="18"/>
+          <w:szCs w:val="18"/>
+          <w14:ligatures w14:val="none"/>
+        </w:rPr>
+        <w:t>(</w:t>
+      </w:r>
+      <w:r>
+        <w:rPr>
+          <w:rFonts w:ascii="Menlo" w:eastAsia="Times New Roman" w:hAnsi="Menlo" w:cs="Menlo"/>
+          <w:color w:val="9CDCFE"/>
+          <w:kern w:val="0"/>
+          <w:sz w:val="18"/>
+          <w:szCs w:val="18"/>
+          <w14:ligatures w14:val="none"/>
+        </w:rPr>
+        <w:t>window</w:t>
+      </w:r>
+      <w:r>
+        <w:rPr>
+          <w:rFonts w:ascii="Menlo" w:eastAsia="Times New Roman" w:hAnsi="Menlo" w:cs="Menlo"/>
+          <w:color w:val="CCCCCC"/>
+          <w:kern w:val="0"/>
+          <w:sz w:val="18"/>
+          <w:szCs w:val="18"/>
+          <w14:ligatures w14:val="none"/>
+        </w:rPr>
+        <w:t>);</w:t>
+      </w:r>
+    </w:p>
+    <w:p>
+      <w:pPr>
+        <w:shd w:val="clear" w:color="auto" w:fill="1F1F1F"/>
+        <w:spacing w:after="0" w:line="270" w:lineRule="atLeast"/>
+        <w:rPr>
+          <w:rFonts w:ascii="Menlo" w:eastAsia="Times New Roman" w:hAnsi="Menlo" w:cs="Menlo"/>
+          <w:color w:val="CCCCCC"/>
+          <w:kern w:val="0"/>
+          <w:sz w:val="18"/>
+          <w:szCs w:val="18"/>
+          <w14:ligatures w14:val="none"/>
+        </w:rPr>
+      </w:pPr>
+      <w:r>
+        <w:rPr>
+          <w:rFonts w:ascii="Menlo" w:eastAsia="Times New Roman" w:hAnsi="Menlo" w:cs="Menlo"/>
+          <w:color w:val="CCCCCC"/>
+          <w:kern w:val="0"/>
+          <w:sz w:val="18"/>
+          <w:szCs w:val="18"/>
+          <w14:ligatures w14:val="none"/>
+        </w:rPr>
+        <w:t xml:space="preserve">        </w:t>
+      </w:r>
+      <w:proofErr w:type="spellStart"/>
+      <w:proofErr w:type="gramStart"/>
+      <w:r>
+        <w:rPr>
+          <w:rFonts w:ascii="Menlo" w:eastAsia="Times New Roman" w:hAnsi="Menlo" w:cs="Menlo"/>
+          <w:color w:val="9CDCFE"/>
+          <w:kern w:val="0"/>
+          <w:sz w:val="18"/>
+          <w:szCs w:val="18"/>
+          <w14:ligatures w14:val="none"/>
+        </w:rPr>
+        <w:t>player</w:t>
+      </w:r>
+      <w:r>
+        <w:rPr>
+          <w:rFonts w:ascii="Menlo" w:eastAsia="Times New Roman" w:hAnsi="Menlo" w:cs="Menlo"/>
+          <w:color w:val="CCCCCC"/>
+          <w:kern w:val="0"/>
+          <w:sz w:val="18"/>
+          <w:szCs w:val="18"/>
+          <w14:ligatures w14:val="none"/>
+        </w:rPr>
+        <w:t>.</w:t>
+      </w:r>
+      <w:r>
+        <w:rPr>
+          <w:rFonts w:ascii="Menlo" w:eastAsia="Times New Roman" w:hAnsi="Menlo" w:cs="Menlo"/>
+          <w:color w:val="DCDCAA"/>
+          <w:kern w:val="0"/>
+          <w:sz w:val="18"/>
+          <w:szCs w:val="18"/>
+          <w14:ligatures w14:val="none"/>
+        </w:rPr>
+        <w:t>draw</w:t>
+      </w:r>
+      <w:proofErr w:type="spellEnd"/>
+      <w:proofErr w:type="gramEnd"/>
+      <w:r>
+        <w:rPr>
+          <w:rFonts w:ascii="Menlo" w:eastAsia="Times New Roman" w:hAnsi="Menlo" w:cs="Menlo"/>
+          <w:color w:val="CCCCCC"/>
+          <w:kern w:val="0"/>
+          <w:sz w:val="18"/>
+          <w:szCs w:val="18"/>
+          <w14:ligatures w14:val="none"/>
+        </w:rPr>
+        <w:t>(</w:t>
+      </w:r>
+      <w:r>
+        <w:rPr>
+          <w:rFonts w:ascii="Menlo" w:eastAsia="Times New Roman" w:hAnsi="Menlo" w:cs="Menlo"/>
+          <w:color w:val="9CDCFE"/>
+          <w:kern w:val="0"/>
+          <w:sz w:val="18"/>
+          <w:szCs w:val="18"/>
+          <w14:ligatures w14:val="none"/>
+        </w:rPr>
+        <w:t>window</w:t>
+      </w:r>
+      <w:r>
+        <w:rPr>
+          <w:rFonts w:ascii="Menlo" w:eastAsia="Times New Roman" w:hAnsi="Menlo" w:cs="Menlo"/>
+          <w:color w:val="CCCCCC"/>
+          <w:kern w:val="0"/>
+          <w:sz w:val="18"/>
+          <w:szCs w:val="18"/>
+          <w14:ligatures w14:val="none"/>
+        </w:rPr>
+        <w:t>);</w:t>
+      </w:r>
+    </w:p>
+    <w:p>
+      <w:pPr>
+        <w:shd w:val="clear" w:color="auto" w:fill="1F1F1F"/>
+        <w:spacing w:after="0" w:line="270" w:lineRule="atLeast"/>
+        <w:rPr>
+          <w:rFonts w:ascii="Menlo" w:eastAsia="Times New Roman" w:hAnsi="Menlo" w:cs="Menlo"/>
+          <w:color w:val="CCCCCC"/>
+          <w:kern w:val="0"/>
+          <w:sz w:val="18"/>
+          <w:szCs w:val="18"/>
+          <w14:ligatures w14:val="none"/>
+        </w:rPr>
+      </w:pPr>
+    </w:p>
+    <w:p>
+      <w:pPr>
+        <w:shd w:val="clear" w:color="auto" w:fill="1F1F1F"/>
+        <w:spacing w:after="0" w:line="270" w:lineRule="atLeast"/>
+        <w:rPr>
+          <w:rFonts w:ascii="Menlo" w:eastAsia="Times New Roman" w:hAnsi="Menlo" w:cs="Menlo"/>
+          <w:color w:val="CCCCCC"/>
+          <w:kern w:val="0"/>
+          <w:sz w:val="18"/>
+          <w:szCs w:val="18"/>
+          <w14:ligatures w14:val="none"/>
+        </w:rPr>
+      </w:pPr>
+      <w:r>
+        <w:rPr>
+          <w:rFonts w:ascii="Menlo" w:eastAsia="Times New Roman" w:hAnsi="Menlo" w:cs="Menlo"/>
+          <w:color w:val="CCCCCC"/>
+          <w:kern w:val="0"/>
+          <w:sz w:val="18"/>
+          <w:szCs w:val="18"/>
+          <w14:ligatures w14:val="none"/>
+        </w:rPr>
+        <w:t xml:space="preserve">        </w:t>
+      </w:r>
+      <w:proofErr w:type="spellStart"/>
+      <w:proofErr w:type="gramStart"/>
+      <w:r>
+        <w:rPr>
+          <w:rFonts w:ascii="Menlo" w:eastAsia="Times New Roman" w:hAnsi="Menlo" w:cs="Menlo"/>
+          <w:color w:val="9CDCFE"/>
+          <w:kern w:val="0"/>
+          <w:sz w:val="18"/>
+          <w:szCs w:val="18"/>
+          <w14:ligatures w14:val="none"/>
+        </w:rPr>
+        <w:t>window</w:t>
+      </w:r>
+      <w:r>
+        <w:rPr>
+          <w:rFonts w:ascii="Menlo" w:eastAsia="Times New Roman" w:hAnsi="Menlo" w:cs="Menlo"/>
+          <w:color w:val="CCCCCC"/>
+          <w:kern w:val="0"/>
+          <w:sz w:val="18"/>
+          <w:szCs w:val="18"/>
+          <w14:ligatures w14:val="none"/>
+        </w:rPr>
+        <w:t>.</w:t>
+      </w:r>
+      <w:r>
+        <w:rPr>
+          <w:rFonts w:ascii="Menlo" w:eastAsia="Times New Roman" w:hAnsi="Menlo" w:cs="Menlo"/>
+          <w:color w:val="DCDCAA"/>
+          <w:kern w:val="0"/>
+          <w:sz w:val="18"/>
+          <w:szCs w:val="18"/>
+          <w14:ligatures w14:val="none"/>
+        </w:rPr>
+        <w:t>display</w:t>
+      </w:r>
+      <w:proofErr w:type="spellEnd"/>
+      <w:proofErr w:type="gramEnd"/>
+      <w:r>
+        <w:rPr>
+          <w:rFonts w:ascii="Menlo" w:eastAsia="Times New Roman" w:hAnsi="Menlo" w:cs="Menlo"/>
+          <w:color w:val="CCCCCC"/>
+          <w:kern w:val="0"/>
+          <w:sz w:val="18"/>
+          <w:szCs w:val="18"/>
+          <w14:ligatures w14:val="none"/>
+        </w:rPr>
+        <w:t>();</w:t>
+      </w:r>
+    </w:p>
+    <w:p>
+      <w:pPr>
+        <w:shd w:val="clear" w:color="auto" w:fill="1F1F1F"/>
+        <w:spacing w:after="0" w:line="270" w:lineRule="atLeast"/>
+        <w:rPr>
+          <w:rFonts w:ascii="Menlo" w:eastAsia="Times New Roman" w:hAnsi="Menlo" w:cs="Menlo"/>
+          <w:color w:val="CCCCCC"/>
+          <w:kern w:val="0"/>
+          <w:sz w:val="18"/>
+          <w:szCs w:val="18"/>
+          <w14:ligatures w14:val="none"/>
+        </w:rPr>
+      </w:pPr>
+      <w:r>
+        <w:rPr>
+          <w:rFonts w:ascii="Menlo" w:eastAsia="Times New Roman" w:hAnsi="Menlo" w:cs="Menlo"/>
+          <w:color w:val="CCCCCC"/>
+          <w:kern w:val="0"/>
+          <w:sz w:val="18"/>
+          <w:szCs w:val="18"/>
+          <w14:ligatures w14:val="none"/>
+        </w:rPr>
+        <w:t xml:space="preserve">    }</w:t>
+      </w:r>
+    </w:p>
+    <w:p>
+      <w:pPr>
+        <w:shd w:val="clear" w:color="auto" w:fill="1F1F1F"/>
+        <w:spacing w:after="0" w:line="270" w:lineRule="atLeast"/>
+        <w:rPr>
+          <w:rFonts w:ascii="Menlo" w:eastAsia="Times New Roman" w:hAnsi="Menlo" w:cs="Menlo"/>
+          <w:color w:val="CCCCCC"/>
+          <w:kern w:val="0"/>
+          <w:sz w:val="18"/>
+          <w:szCs w:val="18"/>
+          <w14:ligatures w14:val="none"/>
+        </w:rPr>
+      </w:pPr>
+    </w:p>
+    <w:p>
+      <w:pPr>
+        <w:shd w:val="clear" w:color="auto" w:fill="1F1F1F"/>
+        <w:spacing w:after="0" w:line="270" w:lineRule="atLeast"/>
+        <w:rPr>
+          <w:rFonts w:ascii="Menlo" w:eastAsia="Times New Roman" w:hAnsi="Menlo" w:cs="Menlo"/>
+          <w:color w:val="CCCCCC"/>
+          <w:kern w:val="0"/>
+          <w:sz w:val="18"/>
+          <w:szCs w:val="18"/>
+          <w14:ligatures w14:val="none"/>
+        </w:rPr>
+      </w:pPr>
+      <w:r>
+        <w:rPr>
+          <w:rFonts w:ascii="Menlo" w:eastAsia="Times New Roman" w:hAnsi="Menlo" w:cs="Menlo"/>
+          <w:color w:val="CCCCCC"/>
+          <w:kern w:val="0"/>
+          <w:sz w:val="18"/>
+          <w:szCs w:val="18"/>
+          <w14:ligatures w14:val="none"/>
+        </w:rPr>
+        <w:t xml:space="preserve">    </w:t>
+      </w:r>
+      <w:r>
+        <w:rPr>
+          <w:rFonts w:ascii="Menlo" w:eastAsia="Times New Roman" w:hAnsi="Menlo" w:cs="Menlo"/>
+          <w:color w:val="C586C0"/>
+          <w:kern w:val="0"/>
+          <w:sz w:val="18"/>
+          <w:szCs w:val="18"/>
+          <w14:ligatures w14:val="none"/>
+        </w:rPr>
+        <w:t>return</w:t>
+      </w:r>
+      <w:r>
+        <w:rPr>
+          <w:rFonts w:ascii="Menlo" w:eastAsia="Times New Roman" w:hAnsi="Menlo" w:cs="Menlo"/>
+          <w:color w:val="CCCCCC"/>
+          <w:kern w:val="0"/>
+          <w:sz w:val="18"/>
+          <w:szCs w:val="18"/>
+          <w14:ligatures w14:val="none"/>
+        </w:rPr>
+        <w:t xml:space="preserve"> </w:t>
+      </w:r>
+      <w:r>
+        <w:rPr>
+          <w:rFonts w:ascii="Menlo" w:eastAsia="Times New Roman" w:hAnsi="Menlo" w:cs="Menlo"/>
+          <w:color w:val="B5CEA8"/>
+          <w:kern w:val="0"/>
+          <w:sz w:val="18"/>
+          <w:szCs w:val="18"/>
+          <w14:ligatures w14:val="none"/>
+        </w:rPr>
+        <w:t>0</w:t>
+      </w:r>
+      <w:r>
+        <w:rPr>
+          <w:rFonts w:ascii="Menlo" w:eastAsia="Times New Roman" w:hAnsi="Menlo" w:cs="Menlo"/>
+          <w:color w:val="CCCCCC"/>
+          <w:kern w:val="0"/>
+          <w:sz w:val="18"/>
+          <w:szCs w:val="18"/>
+          <w14:ligatures w14:val="none"/>
+        </w:rPr>
+        <w:t>;</w:t>
+      </w:r>
+    </w:p>
+    <w:p>
+      <w:pPr>
+        <w:shd w:val="clear" w:color="auto" w:fill="1F1F1F"/>
+        <w:spacing w:after="0" w:line="270" w:lineRule="atLeast"/>
+        <w:rPr>
+          <w:rFonts w:ascii="Menlo" w:eastAsia="Times New Roman" w:hAnsi="Menlo" w:cs="Menlo"/>
+          <w:color w:val="CCCCCC"/>
+          <w:kern w:val="0"/>
+          <w:sz w:val="18"/>
+          <w:szCs w:val="18"/>
+          <w14:ligatures w14:val="none"/>
+        </w:rPr>
+      </w:pPr>
+      <w:r>
+        <w:rPr>
+          <w:rFonts w:ascii="Menlo" w:eastAsia="Times New Roman" w:hAnsi="Menlo" w:cs="Menlo"/>
+          <w:color w:val="CCCCCC"/>
+          <w:kern w:val="0"/>
+          <w:sz w:val="18"/>
+          <w:szCs w:val="18"/>
+          <w14:ligatures w14:val="none"/>
+        </w:rPr>
+        <w:t>}</w:t>
+      </w:r>
+    </w:p>
+    <w:p>
+      <w:pPr>
+        <w:pStyle w:val="p1"/>
+      </w:pPr>
+      <w:r>
+        <w:t xml:space="preserve">Main.cpp replaces the old </w:t>
+      </w:r>
+      <w:proofErr w:type="gramStart"/>
+      <w:r>
+        <w:t>sf::</w:t>
+      </w:r>
+      <w:proofErr w:type="spellStart"/>
+      <w:proofErr w:type="gramEnd"/>
+      <w:r>
+        <w:t>RectangleShape</w:t>
+      </w:r>
+      <w:proofErr w:type="spellEnd"/>
+      <w:r>
+        <w:t xml:space="preserve"> ground with a platform object, and variables </w:t>
+      </w:r>
+      <w:proofErr w:type="spellStart"/>
+      <w:r>
+        <w:t>playerBounds</w:t>
+      </w:r>
+      <w:proofErr w:type="spellEnd"/>
+      <w:r>
+        <w:t xml:space="preserve"> and </w:t>
+      </w:r>
+      <w:proofErr w:type="spellStart"/>
+      <w:r>
+        <w:t>groundBounds</w:t>
+      </w:r>
+      <w:proofErr w:type="spellEnd"/>
+      <w:r>
+        <w:t xml:space="preserve"> are introduced. Then, if:</w:t>
+      </w:r>
+    </w:p>
+    <w:p>
+      <w:pPr>
+        <w:pStyle w:val="p1"/>
+      </w:pPr>
+      <w:r>
+        <w:t>if (</w:t>
+      </w:r>
+      <w:proofErr w:type="spellStart"/>
+      <w:r>
+        <w:t>playerBounds.intersects</w:t>
+      </w:r>
+      <w:proofErr w:type="spellEnd"/>
+      <w:r>
+        <w:t>(</w:t>
+      </w:r>
+      <w:proofErr w:type="spellStart"/>
+      <w:r>
+        <w:t>groundBounds</w:t>
+      </w:r>
+      <w:proofErr w:type="spellEnd"/>
+      <w:r>
+        <w:t>))</w:t>
+      </w:r>
+    </w:p>
+    <w:p>
+      <w:pPr>
+        <w:pStyle w:val="p1"/>
+      </w:pPr>
+      <w:r>
+        <w:t xml:space="preserve">Then: </w:t>
+      </w:r>
+    </w:p>
+    <w:p>
+      <w:pPr>
+        <w:pStyle w:val="p1"/>
+      </w:pPr>
+      <w:proofErr w:type="spellStart"/>
+      <w:proofErr w:type="gramStart"/>
+      <w:r>
+        <w:t>player.landOn</w:t>
+      </w:r>
+      <w:proofErr w:type="spellEnd"/>
+      <w:proofErr w:type="gramEnd"/>
+      <w:r>
+        <w:t>(</w:t>
+      </w:r>
+      <w:proofErr w:type="spellStart"/>
+      <w:proofErr w:type="gramStart"/>
+      <w:r>
+        <w:t>ground.getTop</w:t>
+      </w:r>
+      <w:proofErr w:type="spellEnd"/>
+      <w:proofErr w:type="gramEnd"/>
+      <w:r>
+        <w:t>()</w:t>
+      </w:r>
+      <w:proofErr w:type="gramStart"/>
+      <w:r>
+        <w:t>);</w:t>
+      </w:r>
+      <w:r>
+        <w:t xml:space="preserve">   </w:t>
+      </w:r>
+      <w:proofErr w:type="gramEnd"/>
+      <w:r>
+        <w:t xml:space="preserve">   makes the player land on top of the platform</w:t>
+      </w:r>
+    </w:p>
+    <w:p>
+      <w:pPr>
+        <w:pStyle w:val="p1"/>
+      </w:pPr>
+    </w:p>
+    <w:p>
+      <w:pPr>
+        <w:pStyle w:val="p1"/>
+      </w:pPr>
+      <w:r>
+        <w:t xml:space="preserve">Right now, </w:t>
+      </w:r>
+      <w:proofErr w:type="spellStart"/>
+      <w:proofErr w:type="gramStart"/>
+      <w:r>
+        <w:t>it</w:t>
+      </w:r>
+      <w:proofErr w:type="spellEnd"/>
+      <w:r>
+        <w:t xml:space="preserve"> .</w:t>
+      </w:r>
+      <w:proofErr w:type="spellStart"/>
+      <w:r>
+        <w:t>landOn</w:t>
+      </w:r>
+      <w:proofErr w:type="spellEnd"/>
+      <w:proofErr w:type="gramEnd"/>
+      <w:r>
+        <w:t xml:space="preserve"> makes instantaneous corrections only if the player is on the top of the platform object. I will later code it to detect collisions along the x-axis for spikes and obstacles</w:t>
+      </w:r>
+      <w:r>
+        <w:t xml:space="preserve">. I also spent time exploring the </w:t>
+      </w:r>
+      <w:proofErr w:type="spellStart"/>
+      <w:r>
+        <w:t>FloatRect</w:t>
+      </w:r>
+      <w:proofErr w:type="spellEnd"/>
+      <w:r>
+        <w:t xml:space="preserve"> class in SFML.</w:t>
+      </w:r>
+    </w:p>
+    <w:p>
+      <w:pPr>
+        <w:pStyle w:val="p1"/>
+      </w:pPr>
+    </w:p>
+    <w:p>
+      <w:pPr>
+        <w:pStyle w:val="p1"/>
+      </w:pPr>
+    </w:p>
+    <w:p>
+      <w:pPr>
+        <w:pStyle w:val="p1"/>
+      </w:pPr>
+    </w:p>
+    <w:p>
+      <w:pPr>
+        <w:pStyle w:val="p1"/>
+      </w:pPr>
+    </w:p>
+    <w:p>
+      <w:pPr>
+        <w:pStyle w:val="p1"/>
+      </w:pPr>
+    </w:p>
+    <w:p>
+      <w:pPr>
+        <w:pStyle w:val="p1"/>
+      </w:pPr>
+      <w:r>
+        <w:t>August 1:</w:t>
+      </w:r>
+    </w:p>
+    <w:p>
+      <w:pPr>
+        <w:spacing w:before="100" w:beforeAutospacing="1" w:after="100" w:afterAutospacing="1" w:line="240" w:lineRule="auto"/>
+        <w:rPr>
+          <w:rFonts w:ascii="Times New Roman" w:eastAsia="Times New Roman" w:hAnsi="Times New Roman" w:cs="Times New Roman"/>
+          <w:kern w:val="0"/>
+          <w14:ligatures w14:val="none"/>
+        </w:rPr>
+      </w:pPr>
+      <w:r>
+        <w:t xml:space="preserve">Goal is to improve collision handling </w:t>
+      </w:r>
+      <w:r>
+        <w:rPr>
+          <w:rFonts w:ascii="Times New Roman" w:eastAsia="Times New Roman" w:hAnsi="Times New Roman" w:cs="Times New Roman"/>
+          <w:kern w:val="0"/>
+          <w14:ligatures w14:val="none"/>
+        </w:rPr>
+        <w:t>so the player can distinguish between:</w:t>
+      </w:r>
+    </w:p>
+    <w:p>
+      <w:pPr>
+        <w:numPr>
+          <w:ilvl w:val="0"/>
+          <w:numId w:val="3"/>
+        </w:numPr>
+        <w:spacing w:before="100" w:beforeAutospacing="1" w:after="100" w:afterAutospacing="1" w:line="240" w:lineRule="auto"/>
+        <w:rPr>
+          <w:rFonts w:ascii="Times New Roman" w:eastAsia="Times New Roman" w:hAnsi="Times New Roman" w:cs="Times New Roman"/>
+          <w:kern w:val="0"/>
+          <w14:ligatures w14:val="none"/>
+        </w:rPr>
+      </w:pPr>
+      <w:r>
+        <w:rPr>
+          <w:rFonts w:ascii="Times New Roman" w:eastAsia="Times New Roman" w:hAnsi="Times New Roman" w:cs="Times New Roman"/>
+          <w:kern w:val="0"/>
+          <w14:ligatures w14:val="none"/>
+        </w:rPr>
+        <w:t>Landing on top of a platform</w:t>
+      </w:r>
+    </w:p>
+    <w:p>
+      <w:pPr>
+        <w:numPr>
+          <w:ilvl w:val="0"/>
+          <w:numId w:val="3"/>
+        </w:numPr>
+        <w:spacing w:before="100" w:beforeAutospacing="1" w:after="100" w:afterAutospacing="1" w:line="240" w:lineRule="auto"/>
+        <w:rPr>
+          <w:rFonts w:ascii="Times New Roman" w:eastAsia="Times New Roman" w:hAnsi="Times New Roman" w:cs="Times New Roman"/>
+          <w:kern w:val="0"/>
+          <w14:ligatures w14:val="none"/>
+        </w:rPr>
+      </w:pPr>
+      <w:r>
+        <w:rPr>
+          <w:rFonts w:ascii="Times New Roman" w:eastAsia="Times New Roman" w:hAnsi="Times New Roman" w:cs="Times New Roman"/>
+          <w:kern w:val="0"/>
+          <w14:ligatures w14:val="none"/>
+        </w:rPr>
+        <w:t>Hitting the side of a platform</w:t>
+      </w:r>
+    </w:p>
+    <w:p>
+      <w:pPr>
+        <w:numPr>
+          <w:ilvl w:val="0"/>
+          <w:numId w:val="3"/>
+        </w:numPr>
+        <w:spacing w:before="100" w:beforeAutospacing="1" w:after="100" w:afterAutospacing="1" w:line="240" w:lineRule="auto"/>
+        <w:rPr>
+          <w:rFonts w:ascii="Times New Roman" w:eastAsia="Times New Roman" w:hAnsi="Times New Roman" w:cs="Times New Roman"/>
+          <w:kern w:val="0"/>
+          <w14:ligatures w14:val="none"/>
+        </w:rPr>
+      </w:pPr>
+      <w:r>
+        <w:rPr>
+          <w:rFonts w:ascii="Times New Roman" w:eastAsia="Times New Roman" w:hAnsi="Times New Roman" w:cs="Times New Roman"/>
+          <w:kern w:val="0"/>
+          <w14:ligatures w14:val="none"/>
+        </w:rPr>
+        <w:t>Hitting the underside of a platform</w:t>
+      </w:r>
+    </w:p>
+    <w:p>
+      <w:pPr>
+        <w:pStyle w:val="p1"/>
+      </w:pPr>
+      <w:r>
+        <w:t>Currently at Step 5 of Stage 4</w:t>
+      </w:r>
+    </w:p>
+    <w:p>
+      <w:pPr>
+        <w:pStyle w:val="p1"/>
+      </w:pPr>
+      <w:r>
+        <w:t xml:space="preserve">Had to spend time studying how SFML stores </w:t>
+      </w:r>
+      <w:r>
+        <w:t xml:space="preserve">coordinates regarding </w:t>
+      </w:r>
+      <w:proofErr w:type="gramStart"/>
+      <w:r>
+        <w:t>sf::</w:t>
+      </w:r>
+      <w:proofErr w:type="spellStart"/>
+      <w:proofErr w:type="gramEnd"/>
+      <w:r>
+        <w:t>FloatRect</w:t>
+      </w:r>
+      <w:proofErr w:type="spellEnd"/>
+      <w:r>
+        <w:t xml:space="preserve"> class. Learned SFML stores rectangles </w:t>
+      </w:r>
+      <w:proofErr w:type="spellStart"/>
+      <w:r>
+        <w:t>usomg</w:t>
+      </w:r>
+      <w:proofErr w:type="spellEnd"/>
+      <w:r>
+        <w:t xml:space="preserve"> the top left corner, width, and height. Asking AI:</w:t>
+      </w:r>
+    </w:p>
+    <w:p>
+      <w:pPr>
+        <w:pStyle w:val="p1"/>
+        <w:tabs>
+          <w:tab w:val="left" w:pos="814"/>
+        </w:tabs>
+      </w:pPr>
+      <w:r>
+        <w:drawing>
+          <wp:anchor distT="0" distB="0" distL="114300" distR="114300" simplePos="0" relativeHeight="251658240" behindDoc="0" locked="0" layoutInCell="1" allowOverlap="1" wp14:anchorId="44CA20CA" wp14:editId="3DB876EA">
+            <wp:simplePos x="914400" y="3212327"/>
+            <wp:positionH relativeFrom="column">
+              <wp:align>left</wp:align>
+            </wp:positionH>
+            <wp:positionV relativeFrom="paragraph">
+              <wp:align>top</wp:align>
+            </wp:positionV>
+            <wp:extent cx="2361565" cy="1271905"/>
+            <wp:effectExtent l="0" t="0" r="635" b="0"/>
+            <wp:wrapSquare wrapText="bothSides"/>
+            <wp:docPr id="1590373090" name="Picture 1"/>
+            <wp:cNvGraphicFramePr>
+              <a:graphicFrameLocks xmlns:a="http://schemas.openxmlformats.org/drawingml/2006/main" noChangeAspect="1"/>
+            </wp:cNvGraphicFramePr>
+            <a:graphic xmlns:a="http://schemas.openxmlformats.org/drawingml/2006/main">
+              <a:graphicData uri="http://schemas.openxmlformats.org/drawingml/2006/picture">
+                <pic:pic xmlns:pic="http://schemas.openxmlformats.org/drawingml/2006/picture">
+                  <pic:nvPicPr>
+                    <pic:cNvPr id="1590373090" name=""/>
+                    <pic:cNvPicPr/>
+                  </pic:nvPicPr>
+                  <pic:blipFill>
+                    <a:blip r:embed="rId6" cstate="print">
+                      <a:extLst>
+                        <a:ext uri="{28A0092B-C50C-407E-A947-70E740481C1C}">
+                          <a14:useLocalDpi xmlns:a14="http://schemas.microsoft.com/office/drawing/2010/main" val="0"/>
+                        </a:ext>
+                      </a:extLst>
+                    </a:blip>
+                    <a:stretch>
+                      <a:fillRect/>
+                    </a:stretch>
+                  </pic:blipFill>
+                  <pic:spPr>
+                    <a:xfrm>
+                      <a:off x="0" y="0"/>
+                      <a:ext cx="2370190" cy="1276697"/>
+                    </a:xfrm>
+                    <a:prstGeom prst="rect">
+                      <a:avLst/>
+                    </a:prstGeom>
+                  </pic:spPr>
+                </pic:pic>
+              </a:graphicData>
+            </a:graphic>
+            <wp14:sizeRelH relativeFrom="margin">
+              <wp14:pctWidth>0</wp14:pctWidth>
+            </wp14:sizeRelH>
+            <wp14:sizeRelV relativeFrom="margin">
+              <wp14:pctHeight>0</wp14:pctHeight>
+            </wp14:sizeRelV>
+          </wp:anchor>
+        </w:drawing>
+      </w:r>
+      <w:r>
+        <w:tab/>
+      </w:r>
+      <w:r>
+        <w:drawing>
+          <wp:inline distT="0" distB="0" distL="0" distR="0" wp14:anchorId="08657FBC" wp14:editId="0E27BB63">
+            <wp:extent cx="2592125" cy="2378330"/>
+            <wp:effectExtent l="0" t="0" r="0" b="0"/>
+            <wp:docPr id="1037686890" name="Picture 1"/>
+            <wp:cNvGraphicFramePr>
+              <a:graphicFrameLocks xmlns:a="http://schemas.openxmlformats.org/drawingml/2006/main" noChangeAspect="1"/>
+            </wp:cNvGraphicFramePr>
+            <a:graphic xmlns:a="http://schemas.openxmlformats.org/drawingml/2006/main">
+              <a:graphicData uri="http://schemas.openxmlformats.org/drawingml/2006/picture">
+                <pic:pic xmlns:pic="http://schemas.openxmlformats.org/drawingml/2006/picture">
+                  <pic:nvPicPr>
+                    <pic:cNvPr id="1037686890" name=""/>
+                    <pic:cNvPicPr/>
+                  </pic:nvPicPr>
+                  <pic:blipFill>
+                    <a:blip r:embed="rId7"/>
+                    <a:stretch>
+                      <a:fillRect/>
+                    </a:stretch>
+                  </pic:blipFill>
+                  <pic:spPr>
+                    <a:xfrm>
+                      <a:off x="0" y="0"/>
+                      <a:ext cx="2598927" cy="2384571"/>
+                    </a:xfrm>
+                    <a:prstGeom prst="rect">
+                      <a:avLst/>
+                    </a:prstGeom>
+                  </pic:spPr>
+                </pic:pic>
+              </a:graphicData>
+            </a:graphic>
+          </wp:inline>
+        </w:drawing>
+      </w:r>
+      <w:r>
+        <w:br w:type="textWrapping" w:clear="all"/>
+      </w:r>
+    </w:p>
+    <w:p>
+      <w:pPr>
+        <w:pStyle w:val="p1"/>
+      </w:pPr>
+    </w:p>
     <w:p/>
     <w:sectPr>
       <w:pgSz w:w="12240" w:h="15840"/>
@@ -327,6 +8364,393 @@
     </w:sectPr>
   </w:body>
 </w:document>
+</file>
+
+<file path=word/numbering.xml><?xml version="1.0" encoding="utf-8"?>
+<w:numbering xmlns:wpc="http://schemas.microsoft.com/office/word/2010/wordprocessingCanvas" xmlns:cx="http://schemas.microsoft.com/office/drawing/2014/chartex" xmlns:cx1="http://schemas.microsoft.com/office/drawing/2015/9/8/chartex" xmlns:cx2="http://schemas.microsoft.com/office/drawing/2015/10/21/chartex" xmlns:cx3="http://schemas.microsoft.com/office/drawing/2016/5/9/chartex" xmlns:cx4="http://schemas.microsoft.com/office/drawing/2016/5/10/chartex" xmlns:cx5="http://schemas.microsoft.com/office/drawing/2016/5/11/chartex" xmlns:cx6="http://schemas.microsoft.com/office/drawing/2016/5/12/chartex" xmlns:cx7="http://schemas.microsoft.com/office/drawing/2016/5/13/chartex" xmlns:cx8="http://schemas.microsoft.com/office/drawing/2016/5/14/chartex" xmlns:mc="http://schemas.openxmlformats.org/markup-compatibility/2006" xmlns:m="http://schemas.openxmlformats.org/officeDocument/2006/math" xmlns:aink="http://schemas.microsoft.com/office/drawing/2016/ink" xmlns:am3d="http://schemas.microsoft.com/office/drawing/2017/model3d" xmlns:oel="http://schemas.microsoft.com/office/2019/extlst" xmlns:r="http://schemas.openxmlformats.org/officeDocument/2006/relationships" xmlns:wp14="http://schemas.microsoft.com/office/word/2010/wordprocessingDrawing" xmlns:wp="http://schemas.openxmlformats.org/drawingml/2006/wordprocessingDrawing" xmlns:wpg="http://schemas.microsoft.com/office/word/2010/wordprocessingGroup" xmlns:wpi="http://schemas.microsoft.com/office/word/2010/wordprocessingInk" xmlns:wps="http://schemas.microsoft.com/office/word/2010/wordprocessingShape" xmlns:o="urn:schemas-microsoft-com:office:office" xmlns:v="urn:schemas-microsoft-com:vml" xmlns:w10="urn:schemas-microsoft-com:office:word" xmlns:w="http://schemas.openxmlformats.org/wordprocessingml/2006/main" xmlns:w14="http://schemas.microsoft.com/office/word/2010/wordml" xmlns:w15="http://schemas.microsoft.com/office/word/2012/wordml" xmlns:w16cei="http://schemas.microsoft.com/office/word/2026/wordml/cei" xmlns:w16cex="http://schemas.microsoft.com/office/word/2018/wordml/cex" xmlns:w16cid="http://schemas.microsoft.com/office/word/2016/wordml/cid" xmlns:w16="http://schemas.microsoft.com/office/word/2018/wordml" xmlns:w16sdtdh="http://schemas.microsoft.com/office/word/2020/wordml/sdtdatahash" xmlns:w16sdtfl="http://schemas.microsoft.com/office/word/2024/wordml/sdtformatlock" xmlns:w16se="http://schemas.microsoft.com/office/word/2015/wordml/symex" xmlns:w16du="http://schemas.microsoft.com/office/word/2023/wordml/word16du" xmlns:wne="http://schemas.microsoft.com/office/word/2006/wordml" mc:Ignorable="w14 w15 w16se w16cid w16 w16cex w16sdtdh w16sdtfl w16du wp14">
+  <w:abstractNum w:abstractNumId="0" w15:restartNumberingAfterBreak="0">
+    <w:nsid w:val="0DF06DE7"/>
+    <w:multiLevelType w:val="hybridMultilevel"/>
+    <w:tmpl w:val="553AFD80"/>
+    <w:lvl w:ilvl="0" w:tplc="5476C3E2">
+      <w:numFmt w:val="bullet"/>
+      <w:lvlText w:val="-"/>
+      <w:lvlJc w:val="left"/>
+      <w:pPr>
+        <w:ind w:left="720" w:hanging="360"/>
+      </w:pPr>
+      <w:rPr>
+        <w:rFonts w:ascii="Times New Roman" w:eastAsia="Times New Roman" w:hAnsi="Times New Roman" w:cs="Times New Roman" w:hint="default"/>
+      </w:rPr>
+    </w:lvl>
+    <w:lvl w:ilvl="1" w:tplc="04090003" w:tentative="1">
+      <w:start w:val="1"/>
+      <w:numFmt w:val="bullet"/>
+      <w:lvlText w:val="o"/>
+      <w:lvlJc w:val="left"/>
+      <w:pPr>
+        <w:ind w:left="1440" w:hanging="360"/>
+      </w:pPr>
+      <w:rPr>
+        <w:rFonts w:ascii="Courier New" w:hAnsi="Courier New" w:cs="Courier New" w:hint="default"/>
+      </w:rPr>
+    </w:lvl>
+    <w:lvl w:ilvl="2" w:tplc="04090005" w:tentative="1">
+      <w:start w:val="1"/>
+      <w:numFmt w:val="bullet"/>
+      <w:lvlText w:val=""/>
+      <w:lvlJc w:val="left"/>
+      <w:pPr>
+        <w:ind w:left="2160" w:hanging="360"/>
+      </w:pPr>
+      <w:rPr>
+        <w:rFonts w:ascii="Wingdings" w:hAnsi="Wingdings" w:hint="default"/>
+      </w:rPr>
+    </w:lvl>
+    <w:lvl w:ilvl="3" w:tplc="04090001" w:tentative="1">
+      <w:start w:val="1"/>
+      <w:numFmt w:val="bullet"/>
+      <w:lvlText w:val=""/>
+      <w:lvlJc w:val="left"/>
+      <w:pPr>
+        <w:ind w:left="2880" w:hanging="360"/>
+      </w:pPr>
+      <w:rPr>
+        <w:rFonts w:ascii="Symbol" w:hAnsi="Symbol" w:hint="default"/>
+      </w:rPr>
+    </w:lvl>
+    <w:lvl w:ilvl="4" w:tplc="04090003" w:tentative="1">
+      <w:start w:val="1"/>
+      <w:numFmt w:val="bullet"/>
+      <w:lvlText w:val="o"/>
+      <w:lvlJc w:val="left"/>
+      <w:pPr>
+        <w:ind w:left="3600" w:hanging="360"/>
+      </w:pPr>
+      <w:rPr>
+        <w:rFonts w:ascii="Courier New" w:hAnsi="Courier New" w:cs="Courier New" w:hint="default"/>
+      </w:rPr>
+    </w:lvl>
+    <w:lvl w:ilvl="5" w:tplc="04090005" w:tentative="1">
+      <w:start w:val="1"/>
+      <w:numFmt w:val="bullet"/>
+      <w:lvlText w:val=""/>
+      <w:lvlJc w:val="left"/>
+      <w:pPr>
+        <w:ind w:left="4320" w:hanging="360"/>
+      </w:pPr>
+      <w:rPr>
+        <w:rFonts w:ascii="Wingdings" w:hAnsi="Wingdings" w:hint="default"/>
+      </w:rPr>
+    </w:lvl>
+    <w:lvl w:ilvl="6" w:tplc="04090001" w:tentative="1">
+      <w:start w:val="1"/>
+      <w:numFmt w:val="bullet"/>
+      <w:lvlText w:val=""/>
+      <w:lvlJc w:val="left"/>
+      <w:pPr>
+        <w:ind w:left="5040" w:hanging="360"/>
+      </w:pPr>
+      <w:rPr>
+        <w:rFonts w:ascii="Symbol" w:hAnsi="Symbol" w:hint="default"/>
+      </w:rPr>
+    </w:lvl>
+    <w:lvl w:ilvl="7" w:tplc="04090003" w:tentative="1">
+      <w:start w:val="1"/>
+      <w:numFmt w:val="bullet"/>
+      <w:lvlText w:val="o"/>
+      <w:lvlJc w:val="left"/>
+      <w:pPr>
+        <w:ind w:left="5760" w:hanging="360"/>
+      </w:pPr>
+      <w:rPr>
+        <w:rFonts w:ascii="Courier New" w:hAnsi="Courier New" w:cs="Courier New" w:hint="default"/>
+      </w:rPr>
+    </w:lvl>
+    <w:lvl w:ilvl="8" w:tplc="04090005" w:tentative="1">
+      <w:start w:val="1"/>
+      <w:numFmt w:val="bullet"/>
+      <w:lvlText w:val=""/>
+      <w:lvlJc w:val="left"/>
+      <w:pPr>
+        <w:ind w:left="6480" w:hanging="360"/>
+      </w:pPr>
+      <w:rPr>
+        <w:rFonts w:ascii="Wingdings" w:hAnsi="Wingdings" w:hint="default"/>
+      </w:rPr>
+    </w:lvl>
+  </w:abstractNum>
+  <w:abstractNum w:abstractNumId="1" w15:restartNumberingAfterBreak="0">
+    <w:nsid w:val="35F70279"/>
+    <w:multiLevelType w:val="multilevel"/>
+    <w:tmpl w:val="2A266FC2"/>
+    <w:lvl w:ilvl="0">
+      <w:start w:val="1"/>
+      <w:numFmt w:val="bullet"/>
+      <w:lvlText w:val=""/>
+      <w:lvlJc w:val="left"/>
+      <w:pPr>
+        <w:tabs>
+          <w:tab w:val="num" w:pos="720"/>
+        </w:tabs>
+        <w:ind w:left="720" w:hanging="360"/>
+      </w:pPr>
+      <w:rPr>
+        <w:rFonts w:ascii="Symbol" w:hAnsi="Symbol" w:hint="default"/>
+        <w:sz w:val="20"/>
+      </w:rPr>
+    </w:lvl>
+    <w:lvl w:ilvl="1" w:tentative="1">
+      <w:start w:val="1"/>
+      <w:numFmt w:val="bullet"/>
+      <w:lvlText w:val="o"/>
+      <w:lvlJc w:val="left"/>
+      <w:pPr>
+        <w:tabs>
+          <w:tab w:val="num" w:pos="1440"/>
+        </w:tabs>
+        <w:ind w:left="1440" w:hanging="360"/>
+      </w:pPr>
+      <w:rPr>
+        <w:rFonts w:ascii="Courier New" w:hAnsi="Courier New" w:hint="default"/>
+        <w:sz w:val="20"/>
+      </w:rPr>
+    </w:lvl>
+    <w:lvl w:ilvl="2" w:tentative="1">
+      <w:start w:val="1"/>
+      <w:numFmt w:val="bullet"/>
+      <w:lvlText w:val=""/>
+      <w:lvlJc w:val="left"/>
+      <w:pPr>
+        <w:tabs>
+          <w:tab w:val="num" w:pos="2160"/>
+        </w:tabs>
+        <w:ind w:left="2160" w:hanging="360"/>
+      </w:pPr>
+      <w:rPr>
+        <w:rFonts w:ascii="Wingdings" w:hAnsi="Wingdings" w:hint="default"/>
+        <w:sz w:val="20"/>
+      </w:rPr>
+    </w:lvl>
+    <w:lvl w:ilvl="3" w:tentative="1">
+      <w:start w:val="1"/>
+      <w:numFmt w:val="bullet"/>
+      <w:lvlText w:val=""/>
+      <w:lvlJc w:val="left"/>
+      <w:pPr>
+        <w:tabs>
+          <w:tab w:val="num" w:pos="2880"/>
+        </w:tabs>
+        <w:ind w:left="2880" w:hanging="360"/>
+      </w:pPr>
+      <w:rPr>
+        <w:rFonts w:ascii="Wingdings" w:hAnsi="Wingdings" w:hint="default"/>
+        <w:sz w:val="20"/>
+      </w:rPr>
+    </w:lvl>
+    <w:lvl w:ilvl="4" w:tentative="1">
+      <w:start w:val="1"/>
+      <w:numFmt w:val="bullet"/>
+      <w:lvlText w:val=""/>
+      <w:lvlJc w:val="left"/>
+      <w:pPr>
+        <w:tabs>
+          <w:tab w:val="num" w:pos="3600"/>
+        </w:tabs>
+        <w:ind w:left="3600" w:hanging="360"/>
+      </w:pPr>
+      <w:rPr>
+        <w:rFonts w:ascii="Wingdings" w:hAnsi="Wingdings" w:hint="default"/>
+        <w:sz w:val="20"/>
+      </w:rPr>
+    </w:lvl>
+    <w:lvl w:ilvl="5" w:tentative="1">
+      <w:start w:val="1"/>
+      <w:numFmt w:val="bullet"/>
+      <w:lvlText w:val=""/>
+      <w:lvlJc w:val="left"/>
+      <w:pPr>
+        <w:tabs>
+          <w:tab w:val="num" w:pos="4320"/>
+        </w:tabs>
+        <w:ind w:left="4320" w:hanging="360"/>
+      </w:pPr>
+      <w:rPr>
+        <w:rFonts w:ascii="Wingdings" w:hAnsi="Wingdings" w:hint="default"/>
+        <w:sz w:val="20"/>
+      </w:rPr>
+    </w:lvl>
+    <w:lvl w:ilvl="6" w:tentative="1">
+      <w:start w:val="1"/>
+      <w:numFmt w:val="bullet"/>
+      <w:lvlText w:val=""/>
+      <w:lvlJc w:val="left"/>
+      <w:pPr>
+        <w:tabs>
+          <w:tab w:val="num" w:pos="5040"/>
+        </w:tabs>
+        <w:ind w:left="5040" w:hanging="360"/>
+      </w:pPr>
+      <w:rPr>
+        <w:rFonts w:ascii="Wingdings" w:hAnsi="Wingdings" w:hint="default"/>
+        <w:sz w:val="20"/>
+      </w:rPr>
+    </w:lvl>
+    <w:lvl w:ilvl="7" w:tentative="1">
+      <w:start w:val="1"/>
+      <w:numFmt w:val="bullet"/>
+      <w:lvlText w:val=""/>
+      <w:lvlJc w:val="left"/>
+      <w:pPr>
+        <w:tabs>
+          <w:tab w:val="num" w:pos="5760"/>
+        </w:tabs>
+        <w:ind w:left="5760" w:hanging="360"/>
+      </w:pPr>
+      <w:rPr>
+        <w:rFonts w:ascii="Wingdings" w:hAnsi="Wingdings" w:hint="default"/>
+        <w:sz w:val="20"/>
+      </w:rPr>
+    </w:lvl>
+    <w:lvl w:ilvl="8" w:tentative="1">
+      <w:start w:val="1"/>
+      <w:numFmt w:val="bullet"/>
+      <w:lvlText w:val=""/>
+      <w:lvlJc w:val="left"/>
+      <w:pPr>
+        <w:tabs>
+          <w:tab w:val="num" w:pos="6480"/>
+        </w:tabs>
+        <w:ind w:left="6480" w:hanging="360"/>
+      </w:pPr>
+      <w:rPr>
+        <w:rFonts w:ascii="Wingdings" w:hAnsi="Wingdings" w:hint="default"/>
+        <w:sz w:val="20"/>
+      </w:rPr>
+    </w:lvl>
+  </w:abstractNum>
+  <w:abstractNum w:abstractNumId="2" w15:restartNumberingAfterBreak="0">
+    <w:nsid w:val="589C199E"/>
+    <w:multiLevelType w:val="hybridMultilevel"/>
+    <w:tmpl w:val="FD86A1B8"/>
+    <w:lvl w:ilvl="0" w:tplc="8DE65B0A">
+      <w:numFmt w:val="bullet"/>
+      <w:lvlText w:val="-"/>
+      <w:lvlJc w:val="left"/>
+      <w:pPr>
+        <w:ind w:left="720" w:hanging="360"/>
+      </w:pPr>
+      <w:rPr>
+        <w:rFonts w:ascii="Times New Roman" w:eastAsia="Times New Roman" w:hAnsi="Times New Roman" w:cs="Times New Roman" w:hint="default"/>
+      </w:rPr>
+    </w:lvl>
+    <w:lvl w:ilvl="1" w:tplc="04090003" w:tentative="1">
+      <w:start w:val="1"/>
+      <w:numFmt w:val="bullet"/>
+      <w:lvlText w:val="o"/>
+      <w:lvlJc w:val="left"/>
+      <w:pPr>
+        <w:ind w:left="1440" w:hanging="360"/>
+      </w:pPr>
+      <w:rPr>
+        <w:rFonts w:ascii="Courier New" w:hAnsi="Courier New" w:cs="Courier New" w:hint="default"/>
+      </w:rPr>
+    </w:lvl>
+    <w:lvl w:ilvl="2" w:tplc="04090005" w:tentative="1">
+      <w:start w:val="1"/>
+      <w:numFmt w:val="bullet"/>
+      <w:lvlText w:val=""/>
+      <w:lvlJc w:val="left"/>
+      <w:pPr>
+        <w:ind w:left="2160" w:hanging="360"/>
+      </w:pPr>
+      <w:rPr>
+        <w:rFonts w:ascii="Wingdings" w:hAnsi="Wingdings" w:hint="default"/>
+      </w:rPr>
+    </w:lvl>
+    <w:lvl w:ilvl="3" w:tplc="04090001" w:tentative="1">
+      <w:start w:val="1"/>
+      <w:numFmt w:val="bullet"/>
+      <w:lvlText w:val=""/>
+      <w:lvlJc w:val="left"/>
+      <w:pPr>
+        <w:ind w:left="2880" w:hanging="360"/>
+      </w:pPr>
+      <w:rPr>
+        <w:rFonts w:ascii="Symbol" w:hAnsi="Symbol" w:hint="default"/>
+      </w:rPr>
+    </w:lvl>
+    <w:lvl w:ilvl="4" w:tplc="04090003" w:tentative="1">
+      <w:start w:val="1"/>
+      <w:numFmt w:val="bullet"/>
+      <w:lvlText w:val="o"/>
+      <w:lvlJc w:val="left"/>
+      <w:pPr>
+        <w:ind w:left="3600" w:hanging="360"/>
+      </w:pPr>
+      <w:rPr>
+        <w:rFonts w:ascii="Courier New" w:hAnsi="Courier New" w:cs="Courier New" w:hint="default"/>
+      </w:rPr>
+    </w:lvl>
+    <w:lvl w:ilvl="5" w:tplc="04090005" w:tentative="1">
+      <w:start w:val="1"/>
+      <w:numFmt w:val="bullet"/>
+      <w:lvlText w:val=""/>
+      <w:lvlJc w:val="left"/>
+      <w:pPr>
+        <w:ind w:left="4320" w:hanging="360"/>
+      </w:pPr>
+      <w:rPr>
+        <w:rFonts w:ascii="Wingdings" w:hAnsi="Wingdings" w:hint="default"/>
+      </w:rPr>
+    </w:lvl>
+    <w:lvl w:ilvl="6" w:tplc="04090001" w:tentative="1">
+      <w:start w:val="1"/>
+      <w:numFmt w:val="bullet"/>
+      <w:lvlText w:val=""/>
+      <w:lvlJc w:val="left"/>
+      <w:pPr>
+        <w:ind w:left="5040" w:hanging="360"/>
+      </w:pPr>
+      <w:rPr>
+        <w:rFonts w:ascii="Symbol" w:hAnsi="Symbol" w:hint="default"/>
+      </w:rPr>
+    </w:lvl>
+    <w:lvl w:ilvl="7" w:tplc="04090003" w:tentative="1">
+      <w:start w:val="1"/>
+      <w:numFmt w:val="bullet"/>
+      <w:lvlText w:val="o"/>
+      <w:lvlJc w:val="left"/>
+      <w:pPr>
+        <w:ind w:left="5760" w:hanging="360"/>
+      </w:pPr>
+      <w:rPr>
+        <w:rFonts w:ascii="Courier New" w:hAnsi="Courier New" w:cs="Courier New" w:hint="default"/>
+      </w:rPr>
+    </w:lvl>
+    <w:lvl w:ilvl="8" w:tplc="04090005" w:tentative="1">
+      <w:start w:val="1"/>
+      <w:numFmt w:val="bullet"/>
+      <w:lvlText w:val=""/>
+      <w:lvlJc w:val="left"/>
+      <w:pPr>
+        <w:ind w:left="6480" w:hanging="360"/>
+      </w:pPr>
+      <w:rPr>
+        <w:rFonts w:ascii="Wingdings" w:hAnsi="Wingdings" w:hint="default"/>
+      </w:rPr>
+    </w:lvl>
+  </w:abstractNum>
+  <w:num w:numId="1" w16cid:durableId="700977380">
+    <w:abstractNumId w:val="0"/>
+  </w:num>
+  <w:num w:numId="2" w16cid:durableId="1628196754">
+    <w:abstractNumId w:val="2"/>
+  </w:num>
+  <w:num w:numId="3" w16cid:durableId="1903901708">
+    <w:abstractNumId w:val="1"/>
+  </w:num>
+</w:numbering>
 </file>
 
 <file path=word/styles.xml><?xml version="1.0" encoding="utf-8"?>

--- a/development log.docx
+++ b/development log.docx
@@ -8207,14 +8207,6 @@
         <w:pStyle w:val="p1"/>
       </w:pPr>
       <w:r>
-        <w:t>Currently at Step 5 of Stage 4</w:t>
-      </w:r>
-    </w:p>
-    <w:p>
-      <w:pPr>
-        <w:pStyle w:val="p1"/>
-      </w:pPr>
-      <w:r>
         <w:t xml:space="preserve">Had to spend time studying how SFML stores </w:t>
       </w:r>
       <w:r>
@@ -8250,8 +8242,11 @@
         </w:tabs>
       </w:pPr>
       <w:r>
+        <w:rPr>
+          <w:noProof/>
+        </w:rPr>
         <w:drawing>
-          <wp:anchor distT="0" distB="0" distL="114300" distR="114300" simplePos="0" relativeHeight="251658240" behindDoc="0" locked="0" layoutInCell="1" allowOverlap="1" wp14:anchorId="44CA20CA" wp14:editId="3DB876EA">
+          <wp:anchor distT="0" distB="0" distL="114300" distR="114300" simplePos="0" relativeHeight="251658240" behindDoc="0" locked="0" layoutInCell="1" allowOverlap="1" wp14:anchorId="44CA20CA" wp14:editId="36EC0965">
             <wp:simplePos x="914400" y="3212327"/>
             <wp:positionH relativeFrom="column">
               <wp:align>left</wp:align>
@@ -8310,6 +8305,9 @@
         <w:tab/>
       </w:r>
       <w:r>
+        <w:rPr>
+          <w:noProof/>
+        </w:rPr>
         <w:drawing>
           <wp:inline distT="0" distB="0" distL="0" distR="0" wp14:anchorId="08657FBC" wp14:editId="0E27BB63">
             <wp:extent cx="2592125" cy="2378330"/>
@@ -8355,6 +8353,2026 @@
         <w:pStyle w:val="p1"/>
       </w:pPr>
     </w:p>
+    <w:p>
+      <w:r>
+        <w:t>August 3: Implementing Spike</w:t>
+      </w:r>
+    </w:p>
+    <w:p>
+      <w:pPr>
+        <w:spacing w:before="100" w:beforeAutospacing="1" w:after="100" w:afterAutospacing="1" w:line="240" w:lineRule="auto"/>
+        <w:rPr>
+          <w:rFonts w:ascii="Times New Roman" w:eastAsia="Times New Roman" w:hAnsi="Times New Roman" w:cs="Times New Roman"/>
+          <w:kern w:val="0"/>
+          <w14:ligatures w14:val="none"/>
+        </w:rPr>
+      </w:pPr>
+      <w:r>
+        <w:t xml:space="preserve">Goals are: </w:t>
+      </w:r>
+    </w:p>
+    <w:p>
+      <w:pPr>
+        <w:numPr>
+          <w:ilvl w:val="0"/>
+          <w:numId w:val="4"/>
+        </w:numPr>
+        <w:spacing w:before="100" w:beforeAutospacing="1" w:after="100" w:afterAutospacing="1" w:line="240" w:lineRule="auto"/>
+        <w:rPr>
+          <w:rFonts w:ascii="Times New Roman" w:eastAsia="Times New Roman" w:hAnsi="Times New Roman" w:cs="Times New Roman"/>
+          <w:kern w:val="0"/>
+          <w14:ligatures w14:val="none"/>
+        </w:rPr>
+      </w:pPr>
+      <w:r>
+        <w:rPr>
+          <w:rFonts w:ascii="Times New Roman" w:eastAsia="Times New Roman" w:hAnsi="Times New Roman" w:cs="Times New Roman"/>
+          <w:kern w:val="0"/>
+          <w14:ligatures w14:val="none"/>
+        </w:rPr>
+        <w:t>Create a triangular spike</w:t>
+      </w:r>
+    </w:p>
+    <w:p>
+      <w:pPr>
+        <w:numPr>
+          <w:ilvl w:val="0"/>
+          <w:numId w:val="4"/>
+        </w:numPr>
+        <w:spacing w:before="100" w:beforeAutospacing="1" w:after="100" w:afterAutospacing="1" w:line="240" w:lineRule="auto"/>
+        <w:rPr>
+          <w:rFonts w:ascii="Times New Roman" w:eastAsia="Times New Roman" w:hAnsi="Times New Roman" w:cs="Times New Roman"/>
+          <w:kern w:val="0"/>
+          <w14:ligatures w14:val="none"/>
+        </w:rPr>
+      </w:pPr>
+      <w:r>
+        <w:rPr>
+          <w:rFonts w:ascii="Times New Roman" w:eastAsia="Times New Roman" w:hAnsi="Times New Roman" w:cs="Times New Roman"/>
+          <w:kern w:val="0"/>
+          <w14:ligatures w14:val="none"/>
+        </w:rPr>
+        <w:t>Draw it on top of the platform</w:t>
+      </w:r>
+    </w:p>
+    <w:p>
+      <w:pPr>
+        <w:numPr>
+          <w:ilvl w:val="0"/>
+          <w:numId w:val="4"/>
+        </w:numPr>
+        <w:spacing w:before="100" w:beforeAutospacing="1" w:after="100" w:afterAutospacing="1" w:line="240" w:lineRule="auto"/>
+        <w:rPr>
+          <w:rFonts w:ascii="Times New Roman" w:eastAsia="Times New Roman" w:hAnsi="Times New Roman" w:cs="Times New Roman"/>
+          <w:kern w:val="0"/>
+          <w14:ligatures w14:val="none"/>
+        </w:rPr>
+      </w:pPr>
+      <w:r>
+        <w:rPr>
+          <w:rFonts w:ascii="Times New Roman" w:eastAsia="Times New Roman" w:hAnsi="Times New Roman" w:cs="Times New Roman"/>
+          <w:kern w:val="0"/>
+          <w14:ligatures w14:val="none"/>
+        </w:rPr>
+        <w:t>Give it collision bounds</w:t>
+      </w:r>
+    </w:p>
+    <w:p>
+      <w:pPr>
+        <w:numPr>
+          <w:ilvl w:val="0"/>
+          <w:numId w:val="4"/>
+        </w:numPr>
+        <w:spacing w:before="100" w:beforeAutospacing="1" w:after="100" w:afterAutospacing="1" w:line="240" w:lineRule="auto"/>
+        <w:rPr>
+          <w:rFonts w:ascii="Times New Roman" w:eastAsia="Times New Roman" w:hAnsi="Times New Roman" w:cs="Times New Roman"/>
+          <w:kern w:val="0"/>
+          <w14:ligatures w14:val="none"/>
+        </w:rPr>
+      </w:pPr>
+      <w:r>
+        <w:rPr>
+          <w:rFonts w:ascii="Times New Roman" w:eastAsia="Times New Roman" w:hAnsi="Times New Roman" w:cs="Times New Roman"/>
+          <w:kern w:val="0"/>
+          <w14:ligatures w14:val="none"/>
+        </w:rPr>
+        <w:t>Detect when the player touches it</w:t>
+      </w:r>
+    </w:p>
+    <w:p>
+      <w:r>
+        <w:t xml:space="preserve">Using the SFML class </w:t>
+      </w:r>
+      <w:proofErr w:type="spellStart"/>
+      <w:r>
+        <w:t>ConvexShape</w:t>
+      </w:r>
+      <w:proofErr w:type="spellEnd"/>
+      <w:r>
+        <w:t xml:space="preserve">, I created a Spike class in </w:t>
+      </w:r>
+      <w:proofErr w:type="spellStart"/>
+      <w:r>
+        <w:t>Spike.h</w:t>
+      </w:r>
+      <w:proofErr w:type="spellEnd"/>
+      <w:r>
+        <w:t xml:space="preserve"> that accepts a x value for horizontal width, and a float </w:t>
+      </w:r>
+      <w:proofErr w:type="spellStart"/>
+      <w:r>
+        <w:t>platFormTop</w:t>
+      </w:r>
+      <w:proofErr w:type="spellEnd"/>
+      <w:r>
+        <w:t xml:space="preserve"> since it will always be located on top of the platform.</w:t>
+      </w:r>
+    </w:p>
+    <w:p>
+      <w:r>
+        <w:t xml:space="preserve">In Spike.cpp, the constructor accepts x and </w:t>
+      </w:r>
+      <w:proofErr w:type="spellStart"/>
+      <w:r>
+        <w:t>platFormTop</w:t>
+      </w:r>
+      <w:proofErr w:type="spellEnd"/>
+      <w:r>
+        <w:t xml:space="preserve">.  It creates the actual spike by setting 3 points using </w:t>
+      </w:r>
+      <w:proofErr w:type="spellStart"/>
+      <w:proofErr w:type="gramStart"/>
+      <w:r>
+        <w:t>shape.setPointCount</w:t>
+      </w:r>
+      <w:proofErr w:type="spellEnd"/>
+      <w:proofErr w:type="gramEnd"/>
+      <w:r>
+        <w:t>(3)</w:t>
+      </w:r>
+    </w:p>
+    <w:p>
+      <w:pPr>
+        <w:shd w:val="clear" w:color="auto" w:fill="1F1F1F"/>
+        <w:spacing w:after="0" w:line="270" w:lineRule="atLeast"/>
+        <w:rPr>
+          <w:rFonts w:ascii="Menlo" w:eastAsia="Times New Roman" w:hAnsi="Menlo" w:cs="Menlo"/>
+          <w:color w:val="CCCCCC"/>
+          <w:kern w:val="0"/>
+          <w:sz w:val="18"/>
+          <w:szCs w:val="18"/>
+          <w14:ligatures w14:val="none"/>
+        </w:rPr>
+      </w:pPr>
+      <w:proofErr w:type="gramStart"/>
+      <w:r>
+        <w:rPr>
+          <w:rFonts w:ascii="Menlo" w:eastAsia="Times New Roman" w:hAnsi="Menlo" w:cs="Menlo"/>
+          <w:color w:val="4EC9B0"/>
+          <w:kern w:val="0"/>
+          <w:sz w:val="18"/>
+          <w:szCs w:val="18"/>
+          <w14:ligatures w14:val="none"/>
+        </w:rPr>
+        <w:lastRenderedPageBreak/>
+        <w:t>Spike</w:t>
+      </w:r>
+      <w:r>
+        <w:rPr>
+          <w:rFonts w:ascii="Menlo" w:eastAsia="Times New Roman" w:hAnsi="Menlo" w:cs="Menlo"/>
+          <w:color w:val="CCCCCC"/>
+          <w:kern w:val="0"/>
+          <w:sz w:val="18"/>
+          <w:szCs w:val="18"/>
+          <w14:ligatures w14:val="none"/>
+        </w:rPr>
+        <w:t>::</w:t>
+      </w:r>
+      <w:r>
+        <w:rPr>
+          <w:rFonts w:ascii="Menlo" w:eastAsia="Times New Roman" w:hAnsi="Menlo" w:cs="Menlo"/>
+          <w:color w:val="DCDCAA"/>
+          <w:kern w:val="0"/>
+          <w:sz w:val="18"/>
+          <w:szCs w:val="18"/>
+          <w14:ligatures w14:val="none"/>
+        </w:rPr>
+        <w:t>Spike</w:t>
+      </w:r>
+      <w:r>
+        <w:rPr>
+          <w:rFonts w:ascii="Menlo" w:eastAsia="Times New Roman" w:hAnsi="Menlo" w:cs="Menlo"/>
+          <w:color w:val="CCCCCC"/>
+          <w:kern w:val="0"/>
+          <w:sz w:val="18"/>
+          <w:szCs w:val="18"/>
+          <w14:ligatures w14:val="none"/>
+        </w:rPr>
+        <w:t>(</w:t>
+      </w:r>
+      <w:proofErr w:type="gramEnd"/>
+      <w:r>
+        <w:rPr>
+          <w:rFonts w:ascii="Menlo" w:eastAsia="Times New Roman" w:hAnsi="Menlo" w:cs="Menlo"/>
+          <w:color w:val="569CD6"/>
+          <w:kern w:val="0"/>
+          <w:sz w:val="18"/>
+          <w:szCs w:val="18"/>
+          <w14:ligatures w14:val="none"/>
+        </w:rPr>
+        <w:t>float</w:t>
+      </w:r>
+      <w:r>
+        <w:rPr>
+          <w:rFonts w:ascii="Menlo" w:eastAsia="Times New Roman" w:hAnsi="Menlo" w:cs="Menlo"/>
+          <w:color w:val="CCCCCC"/>
+          <w:kern w:val="0"/>
+          <w:sz w:val="18"/>
+          <w:szCs w:val="18"/>
+          <w14:ligatures w14:val="none"/>
+        </w:rPr>
+        <w:t xml:space="preserve"> </w:t>
+      </w:r>
+      <w:r>
+        <w:rPr>
+          <w:rFonts w:ascii="Menlo" w:eastAsia="Times New Roman" w:hAnsi="Menlo" w:cs="Menlo"/>
+          <w:color w:val="9CDCFE"/>
+          <w:kern w:val="0"/>
+          <w:sz w:val="18"/>
+          <w:szCs w:val="18"/>
+          <w14:ligatures w14:val="none"/>
+        </w:rPr>
+        <w:t>x</w:t>
+      </w:r>
+      <w:r>
+        <w:rPr>
+          <w:rFonts w:ascii="Menlo" w:eastAsia="Times New Roman" w:hAnsi="Menlo" w:cs="Menlo"/>
+          <w:color w:val="CCCCCC"/>
+          <w:kern w:val="0"/>
+          <w:sz w:val="18"/>
+          <w:szCs w:val="18"/>
+          <w14:ligatures w14:val="none"/>
+        </w:rPr>
+        <w:t xml:space="preserve">, </w:t>
+      </w:r>
+      <w:r>
+        <w:rPr>
+          <w:rFonts w:ascii="Menlo" w:eastAsia="Times New Roman" w:hAnsi="Menlo" w:cs="Menlo"/>
+          <w:color w:val="569CD6"/>
+          <w:kern w:val="0"/>
+          <w:sz w:val="18"/>
+          <w:szCs w:val="18"/>
+          <w14:ligatures w14:val="none"/>
+        </w:rPr>
+        <w:t>float</w:t>
+      </w:r>
+      <w:r>
+        <w:rPr>
+          <w:rFonts w:ascii="Menlo" w:eastAsia="Times New Roman" w:hAnsi="Menlo" w:cs="Menlo"/>
+          <w:color w:val="CCCCCC"/>
+          <w:kern w:val="0"/>
+          <w:sz w:val="18"/>
+          <w:szCs w:val="18"/>
+          <w14:ligatures w14:val="none"/>
+        </w:rPr>
+        <w:t xml:space="preserve"> </w:t>
+      </w:r>
+      <w:proofErr w:type="spellStart"/>
+      <w:r>
+        <w:rPr>
+          <w:rFonts w:ascii="Menlo" w:eastAsia="Times New Roman" w:hAnsi="Menlo" w:cs="Menlo"/>
+          <w:color w:val="9CDCFE"/>
+          <w:kern w:val="0"/>
+          <w:sz w:val="18"/>
+          <w:szCs w:val="18"/>
+          <w14:ligatures w14:val="none"/>
+        </w:rPr>
+        <w:t>platformTop</w:t>
+      </w:r>
+      <w:proofErr w:type="spellEnd"/>
+      <w:r>
+        <w:rPr>
+          <w:rFonts w:ascii="Menlo" w:eastAsia="Times New Roman" w:hAnsi="Menlo" w:cs="Menlo"/>
+          <w:color w:val="CCCCCC"/>
+          <w:kern w:val="0"/>
+          <w:sz w:val="18"/>
+          <w:szCs w:val="18"/>
+          <w14:ligatures w14:val="none"/>
+        </w:rPr>
+        <w:t>) {</w:t>
+      </w:r>
+    </w:p>
+    <w:p>
+      <w:pPr>
+        <w:shd w:val="clear" w:color="auto" w:fill="1F1F1F"/>
+        <w:spacing w:after="0" w:line="270" w:lineRule="atLeast"/>
+        <w:rPr>
+          <w:rFonts w:ascii="Menlo" w:eastAsia="Times New Roman" w:hAnsi="Menlo" w:cs="Menlo"/>
+          <w:color w:val="CCCCCC"/>
+          <w:kern w:val="0"/>
+          <w:sz w:val="18"/>
+          <w:szCs w:val="18"/>
+          <w14:ligatures w14:val="none"/>
+        </w:rPr>
+      </w:pPr>
+      <w:r>
+        <w:rPr>
+          <w:rFonts w:ascii="Menlo" w:eastAsia="Times New Roman" w:hAnsi="Menlo" w:cs="Menlo"/>
+          <w:color w:val="CCCCCC"/>
+          <w:kern w:val="0"/>
+          <w:sz w:val="18"/>
+          <w:szCs w:val="18"/>
+          <w14:ligatures w14:val="none"/>
+        </w:rPr>
+        <w:t xml:space="preserve">    </w:t>
+      </w:r>
+      <w:r>
+        <w:rPr>
+          <w:rFonts w:ascii="Menlo" w:eastAsia="Times New Roman" w:hAnsi="Menlo" w:cs="Menlo"/>
+          <w:color w:val="569CD6"/>
+          <w:kern w:val="0"/>
+          <w:sz w:val="18"/>
+          <w:szCs w:val="18"/>
+          <w14:ligatures w14:val="none"/>
+        </w:rPr>
+        <w:t>const</w:t>
+      </w:r>
+      <w:r>
+        <w:rPr>
+          <w:rFonts w:ascii="Menlo" w:eastAsia="Times New Roman" w:hAnsi="Menlo" w:cs="Menlo"/>
+          <w:color w:val="CCCCCC"/>
+          <w:kern w:val="0"/>
+          <w:sz w:val="18"/>
+          <w:szCs w:val="18"/>
+          <w14:ligatures w14:val="none"/>
+        </w:rPr>
+        <w:t xml:space="preserve"> </w:t>
+      </w:r>
+      <w:r>
+        <w:rPr>
+          <w:rFonts w:ascii="Menlo" w:eastAsia="Times New Roman" w:hAnsi="Menlo" w:cs="Menlo"/>
+          <w:color w:val="569CD6"/>
+          <w:kern w:val="0"/>
+          <w:sz w:val="18"/>
+          <w:szCs w:val="18"/>
+          <w14:ligatures w14:val="none"/>
+        </w:rPr>
+        <w:t>float</w:t>
+      </w:r>
+      <w:r>
+        <w:rPr>
+          <w:rFonts w:ascii="Menlo" w:eastAsia="Times New Roman" w:hAnsi="Menlo" w:cs="Menlo"/>
+          <w:color w:val="CCCCCC"/>
+          <w:kern w:val="0"/>
+          <w:sz w:val="18"/>
+          <w:szCs w:val="18"/>
+          <w14:ligatures w14:val="none"/>
+        </w:rPr>
+        <w:t xml:space="preserve"> </w:t>
+      </w:r>
+      <w:r>
+        <w:rPr>
+          <w:rFonts w:ascii="Menlo" w:eastAsia="Times New Roman" w:hAnsi="Menlo" w:cs="Menlo"/>
+          <w:color w:val="9CDCFE"/>
+          <w:kern w:val="0"/>
+          <w:sz w:val="18"/>
+          <w:szCs w:val="18"/>
+          <w14:ligatures w14:val="none"/>
+        </w:rPr>
+        <w:t>width</w:t>
+      </w:r>
+      <w:r>
+        <w:rPr>
+          <w:rFonts w:ascii="Menlo" w:eastAsia="Times New Roman" w:hAnsi="Menlo" w:cs="Menlo"/>
+          <w:color w:val="CCCCCC"/>
+          <w:kern w:val="0"/>
+          <w:sz w:val="18"/>
+          <w:szCs w:val="18"/>
+          <w14:ligatures w14:val="none"/>
+        </w:rPr>
+        <w:t xml:space="preserve"> </w:t>
+      </w:r>
+      <w:r>
+        <w:rPr>
+          <w:rFonts w:ascii="Menlo" w:eastAsia="Times New Roman" w:hAnsi="Menlo" w:cs="Menlo"/>
+          <w:color w:val="D4D4D4"/>
+          <w:kern w:val="0"/>
+          <w:sz w:val="18"/>
+          <w:szCs w:val="18"/>
+          <w14:ligatures w14:val="none"/>
+        </w:rPr>
+        <w:t>=</w:t>
+      </w:r>
+      <w:r>
+        <w:rPr>
+          <w:rFonts w:ascii="Menlo" w:eastAsia="Times New Roman" w:hAnsi="Menlo" w:cs="Menlo"/>
+          <w:color w:val="CCCCCC"/>
+          <w:kern w:val="0"/>
+          <w:sz w:val="18"/>
+          <w:szCs w:val="18"/>
+          <w14:ligatures w14:val="none"/>
+        </w:rPr>
+        <w:t xml:space="preserve"> </w:t>
+      </w:r>
+      <w:r>
+        <w:rPr>
+          <w:rFonts w:ascii="Menlo" w:eastAsia="Times New Roman" w:hAnsi="Menlo" w:cs="Menlo"/>
+          <w:color w:val="B5CEA8"/>
+          <w:kern w:val="0"/>
+          <w:sz w:val="18"/>
+          <w:szCs w:val="18"/>
+          <w14:ligatures w14:val="none"/>
+        </w:rPr>
+        <w:t>50.f</w:t>
+      </w:r>
+      <w:r>
+        <w:rPr>
+          <w:rFonts w:ascii="Menlo" w:eastAsia="Times New Roman" w:hAnsi="Menlo" w:cs="Menlo"/>
+          <w:color w:val="CCCCCC"/>
+          <w:kern w:val="0"/>
+          <w:sz w:val="18"/>
+          <w:szCs w:val="18"/>
+          <w14:ligatures w14:val="none"/>
+        </w:rPr>
+        <w:t>;</w:t>
+      </w:r>
+    </w:p>
+    <w:p>
+      <w:pPr>
+        <w:shd w:val="clear" w:color="auto" w:fill="1F1F1F"/>
+        <w:spacing w:after="0" w:line="270" w:lineRule="atLeast"/>
+        <w:rPr>
+          <w:rFonts w:ascii="Menlo" w:eastAsia="Times New Roman" w:hAnsi="Menlo" w:cs="Menlo"/>
+          <w:color w:val="CCCCCC"/>
+          <w:kern w:val="0"/>
+          <w:sz w:val="18"/>
+          <w:szCs w:val="18"/>
+          <w14:ligatures w14:val="none"/>
+        </w:rPr>
+      </w:pPr>
+      <w:r>
+        <w:rPr>
+          <w:rFonts w:ascii="Menlo" w:eastAsia="Times New Roman" w:hAnsi="Menlo" w:cs="Menlo"/>
+          <w:color w:val="CCCCCC"/>
+          <w:kern w:val="0"/>
+          <w:sz w:val="18"/>
+          <w:szCs w:val="18"/>
+          <w14:ligatures w14:val="none"/>
+        </w:rPr>
+        <w:t xml:space="preserve">    </w:t>
+      </w:r>
+      <w:r>
+        <w:rPr>
+          <w:rFonts w:ascii="Menlo" w:eastAsia="Times New Roman" w:hAnsi="Menlo" w:cs="Menlo"/>
+          <w:color w:val="569CD6"/>
+          <w:kern w:val="0"/>
+          <w:sz w:val="18"/>
+          <w:szCs w:val="18"/>
+          <w14:ligatures w14:val="none"/>
+        </w:rPr>
+        <w:t>const</w:t>
+      </w:r>
+      <w:r>
+        <w:rPr>
+          <w:rFonts w:ascii="Menlo" w:eastAsia="Times New Roman" w:hAnsi="Menlo" w:cs="Menlo"/>
+          <w:color w:val="CCCCCC"/>
+          <w:kern w:val="0"/>
+          <w:sz w:val="18"/>
+          <w:szCs w:val="18"/>
+          <w14:ligatures w14:val="none"/>
+        </w:rPr>
+        <w:t xml:space="preserve"> </w:t>
+      </w:r>
+      <w:r>
+        <w:rPr>
+          <w:rFonts w:ascii="Menlo" w:eastAsia="Times New Roman" w:hAnsi="Menlo" w:cs="Menlo"/>
+          <w:color w:val="569CD6"/>
+          <w:kern w:val="0"/>
+          <w:sz w:val="18"/>
+          <w:szCs w:val="18"/>
+          <w14:ligatures w14:val="none"/>
+        </w:rPr>
+        <w:t>float</w:t>
+      </w:r>
+      <w:r>
+        <w:rPr>
+          <w:rFonts w:ascii="Menlo" w:eastAsia="Times New Roman" w:hAnsi="Menlo" w:cs="Menlo"/>
+          <w:color w:val="CCCCCC"/>
+          <w:kern w:val="0"/>
+          <w:sz w:val="18"/>
+          <w:szCs w:val="18"/>
+          <w14:ligatures w14:val="none"/>
+        </w:rPr>
+        <w:t xml:space="preserve"> </w:t>
+      </w:r>
+      <w:r>
+        <w:rPr>
+          <w:rFonts w:ascii="Menlo" w:eastAsia="Times New Roman" w:hAnsi="Menlo" w:cs="Menlo"/>
+          <w:color w:val="9CDCFE"/>
+          <w:kern w:val="0"/>
+          <w:sz w:val="18"/>
+          <w:szCs w:val="18"/>
+          <w14:ligatures w14:val="none"/>
+        </w:rPr>
+        <w:t>height</w:t>
+      </w:r>
+      <w:r>
+        <w:rPr>
+          <w:rFonts w:ascii="Menlo" w:eastAsia="Times New Roman" w:hAnsi="Menlo" w:cs="Menlo"/>
+          <w:color w:val="CCCCCC"/>
+          <w:kern w:val="0"/>
+          <w:sz w:val="18"/>
+          <w:szCs w:val="18"/>
+          <w14:ligatures w14:val="none"/>
+        </w:rPr>
+        <w:t xml:space="preserve"> </w:t>
+      </w:r>
+      <w:r>
+        <w:rPr>
+          <w:rFonts w:ascii="Menlo" w:eastAsia="Times New Roman" w:hAnsi="Menlo" w:cs="Menlo"/>
+          <w:color w:val="D4D4D4"/>
+          <w:kern w:val="0"/>
+          <w:sz w:val="18"/>
+          <w:szCs w:val="18"/>
+          <w14:ligatures w14:val="none"/>
+        </w:rPr>
+        <w:t>=</w:t>
+      </w:r>
+      <w:r>
+        <w:rPr>
+          <w:rFonts w:ascii="Menlo" w:eastAsia="Times New Roman" w:hAnsi="Menlo" w:cs="Menlo"/>
+          <w:color w:val="CCCCCC"/>
+          <w:kern w:val="0"/>
+          <w:sz w:val="18"/>
+          <w:szCs w:val="18"/>
+          <w14:ligatures w14:val="none"/>
+        </w:rPr>
+        <w:t xml:space="preserve"> </w:t>
+      </w:r>
+      <w:r>
+        <w:rPr>
+          <w:rFonts w:ascii="Menlo" w:eastAsia="Times New Roman" w:hAnsi="Menlo" w:cs="Menlo"/>
+          <w:color w:val="B5CEA8"/>
+          <w:kern w:val="0"/>
+          <w:sz w:val="18"/>
+          <w:szCs w:val="18"/>
+          <w14:ligatures w14:val="none"/>
+        </w:rPr>
+        <w:t>50.f</w:t>
+      </w:r>
+      <w:r>
+        <w:rPr>
+          <w:rFonts w:ascii="Menlo" w:eastAsia="Times New Roman" w:hAnsi="Menlo" w:cs="Menlo"/>
+          <w:color w:val="CCCCCC"/>
+          <w:kern w:val="0"/>
+          <w:sz w:val="18"/>
+          <w:szCs w:val="18"/>
+          <w14:ligatures w14:val="none"/>
+        </w:rPr>
+        <w:t>;</w:t>
+      </w:r>
+    </w:p>
+    <w:p>
+      <w:pPr>
+        <w:shd w:val="clear" w:color="auto" w:fill="1F1F1F"/>
+        <w:spacing w:after="0" w:line="270" w:lineRule="atLeast"/>
+        <w:rPr>
+          <w:rFonts w:ascii="Menlo" w:eastAsia="Times New Roman" w:hAnsi="Menlo" w:cs="Menlo"/>
+          <w:color w:val="CCCCCC"/>
+          <w:kern w:val="0"/>
+          <w:sz w:val="18"/>
+          <w:szCs w:val="18"/>
+          <w14:ligatures w14:val="none"/>
+        </w:rPr>
+      </w:pPr>
+    </w:p>
+    <w:p>
+      <w:pPr>
+        <w:shd w:val="clear" w:color="auto" w:fill="1F1F1F"/>
+        <w:spacing w:after="0" w:line="270" w:lineRule="atLeast"/>
+        <w:rPr>
+          <w:rFonts w:ascii="Menlo" w:eastAsia="Times New Roman" w:hAnsi="Menlo" w:cs="Menlo"/>
+          <w:color w:val="CCCCCC"/>
+          <w:kern w:val="0"/>
+          <w:sz w:val="18"/>
+          <w:szCs w:val="18"/>
+          <w14:ligatures w14:val="none"/>
+        </w:rPr>
+      </w:pPr>
+      <w:r>
+        <w:rPr>
+          <w:rFonts w:ascii="Menlo" w:eastAsia="Times New Roman" w:hAnsi="Menlo" w:cs="Menlo"/>
+          <w:color w:val="CCCCCC"/>
+          <w:kern w:val="0"/>
+          <w:sz w:val="18"/>
+          <w:szCs w:val="18"/>
+          <w14:ligatures w14:val="none"/>
+        </w:rPr>
+        <w:t xml:space="preserve">    </w:t>
+      </w:r>
+      <w:proofErr w:type="spellStart"/>
+      <w:proofErr w:type="gramStart"/>
+      <w:r>
+        <w:rPr>
+          <w:rFonts w:ascii="Menlo" w:eastAsia="Times New Roman" w:hAnsi="Menlo" w:cs="Menlo"/>
+          <w:color w:val="9CDCFE"/>
+          <w:kern w:val="0"/>
+          <w:sz w:val="18"/>
+          <w:szCs w:val="18"/>
+          <w14:ligatures w14:val="none"/>
+        </w:rPr>
+        <w:t>shape</w:t>
+      </w:r>
+      <w:r>
+        <w:rPr>
+          <w:rFonts w:ascii="Menlo" w:eastAsia="Times New Roman" w:hAnsi="Menlo" w:cs="Menlo"/>
+          <w:color w:val="CCCCCC"/>
+          <w:kern w:val="0"/>
+          <w:sz w:val="18"/>
+          <w:szCs w:val="18"/>
+          <w14:ligatures w14:val="none"/>
+        </w:rPr>
+        <w:t>.</w:t>
+      </w:r>
+      <w:r>
+        <w:rPr>
+          <w:rFonts w:ascii="Menlo" w:eastAsia="Times New Roman" w:hAnsi="Menlo" w:cs="Menlo"/>
+          <w:color w:val="DCDCAA"/>
+          <w:kern w:val="0"/>
+          <w:sz w:val="18"/>
+          <w:szCs w:val="18"/>
+          <w14:ligatures w14:val="none"/>
+        </w:rPr>
+        <w:t>setPointCount</w:t>
+      </w:r>
+      <w:proofErr w:type="spellEnd"/>
+      <w:proofErr w:type="gramEnd"/>
+      <w:r>
+        <w:rPr>
+          <w:rFonts w:ascii="Menlo" w:eastAsia="Times New Roman" w:hAnsi="Menlo" w:cs="Menlo"/>
+          <w:color w:val="CCCCCC"/>
+          <w:kern w:val="0"/>
+          <w:sz w:val="18"/>
+          <w:szCs w:val="18"/>
+          <w14:ligatures w14:val="none"/>
+        </w:rPr>
+        <w:t>(</w:t>
+      </w:r>
+      <w:r>
+        <w:rPr>
+          <w:rFonts w:ascii="Menlo" w:eastAsia="Times New Roman" w:hAnsi="Menlo" w:cs="Menlo"/>
+          <w:color w:val="B5CEA8"/>
+          <w:kern w:val="0"/>
+          <w:sz w:val="18"/>
+          <w:szCs w:val="18"/>
+          <w14:ligatures w14:val="none"/>
+        </w:rPr>
+        <w:t>3</w:t>
+      </w:r>
+      <w:r>
+        <w:rPr>
+          <w:rFonts w:ascii="Menlo" w:eastAsia="Times New Roman" w:hAnsi="Menlo" w:cs="Menlo"/>
+          <w:color w:val="CCCCCC"/>
+          <w:kern w:val="0"/>
+          <w:sz w:val="18"/>
+          <w:szCs w:val="18"/>
+          <w14:ligatures w14:val="none"/>
+        </w:rPr>
+        <w:t>);</w:t>
+      </w:r>
+    </w:p>
+    <w:p>
+      <w:pPr>
+        <w:shd w:val="clear" w:color="auto" w:fill="1F1F1F"/>
+        <w:spacing w:after="0" w:line="270" w:lineRule="atLeast"/>
+        <w:rPr>
+          <w:rFonts w:ascii="Menlo" w:eastAsia="Times New Roman" w:hAnsi="Menlo" w:cs="Menlo"/>
+          <w:color w:val="CCCCCC"/>
+          <w:kern w:val="0"/>
+          <w:sz w:val="18"/>
+          <w:szCs w:val="18"/>
+          <w14:ligatures w14:val="none"/>
+        </w:rPr>
+      </w:pPr>
+    </w:p>
+    <w:p>
+      <w:pPr>
+        <w:shd w:val="clear" w:color="auto" w:fill="1F1F1F"/>
+        <w:spacing w:after="0" w:line="270" w:lineRule="atLeast"/>
+        <w:rPr>
+          <w:rFonts w:ascii="Menlo" w:eastAsia="Times New Roman" w:hAnsi="Menlo" w:cs="Menlo"/>
+          <w:color w:val="CCCCCC"/>
+          <w:kern w:val="0"/>
+          <w:sz w:val="18"/>
+          <w:szCs w:val="18"/>
+          <w14:ligatures w14:val="none"/>
+        </w:rPr>
+      </w:pPr>
+      <w:r>
+        <w:rPr>
+          <w:rFonts w:ascii="Menlo" w:eastAsia="Times New Roman" w:hAnsi="Menlo" w:cs="Menlo"/>
+          <w:color w:val="CCCCCC"/>
+          <w:kern w:val="0"/>
+          <w:sz w:val="18"/>
+          <w:szCs w:val="18"/>
+          <w14:ligatures w14:val="none"/>
+        </w:rPr>
+        <w:t xml:space="preserve">    </w:t>
+      </w:r>
+      <w:proofErr w:type="spellStart"/>
+      <w:proofErr w:type="gramStart"/>
+      <w:r>
+        <w:rPr>
+          <w:rFonts w:ascii="Menlo" w:eastAsia="Times New Roman" w:hAnsi="Menlo" w:cs="Menlo"/>
+          <w:color w:val="9CDCFE"/>
+          <w:kern w:val="0"/>
+          <w:sz w:val="18"/>
+          <w:szCs w:val="18"/>
+          <w14:ligatures w14:val="none"/>
+        </w:rPr>
+        <w:t>shape</w:t>
+      </w:r>
+      <w:r>
+        <w:rPr>
+          <w:rFonts w:ascii="Menlo" w:eastAsia="Times New Roman" w:hAnsi="Menlo" w:cs="Menlo"/>
+          <w:color w:val="CCCCCC"/>
+          <w:kern w:val="0"/>
+          <w:sz w:val="18"/>
+          <w:szCs w:val="18"/>
+          <w14:ligatures w14:val="none"/>
+        </w:rPr>
+        <w:t>.</w:t>
+      </w:r>
+      <w:r>
+        <w:rPr>
+          <w:rFonts w:ascii="Menlo" w:eastAsia="Times New Roman" w:hAnsi="Menlo" w:cs="Menlo"/>
+          <w:color w:val="DCDCAA"/>
+          <w:kern w:val="0"/>
+          <w:sz w:val="18"/>
+          <w:szCs w:val="18"/>
+          <w14:ligatures w14:val="none"/>
+        </w:rPr>
+        <w:t>setPoint</w:t>
+      </w:r>
+      <w:proofErr w:type="spellEnd"/>
+      <w:proofErr w:type="gramEnd"/>
+      <w:r>
+        <w:rPr>
+          <w:rFonts w:ascii="Menlo" w:eastAsia="Times New Roman" w:hAnsi="Menlo" w:cs="Menlo"/>
+          <w:color w:val="CCCCCC"/>
+          <w:kern w:val="0"/>
+          <w:sz w:val="18"/>
+          <w:szCs w:val="18"/>
+          <w14:ligatures w14:val="none"/>
+        </w:rPr>
+        <w:t>(</w:t>
+      </w:r>
+      <w:r>
+        <w:rPr>
+          <w:rFonts w:ascii="Menlo" w:eastAsia="Times New Roman" w:hAnsi="Menlo" w:cs="Menlo"/>
+          <w:color w:val="B5CEA8"/>
+          <w:kern w:val="0"/>
+          <w:sz w:val="18"/>
+          <w:szCs w:val="18"/>
+          <w14:ligatures w14:val="none"/>
+        </w:rPr>
+        <w:t>0</w:t>
+      </w:r>
+      <w:r>
+        <w:rPr>
+          <w:rFonts w:ascii="Menlo" w:eastAsia="Times New Roman" w:hAnsi="Menlo" w:cs="Menlo"/>
+          <w:color w:val="CCCCCC"/>
+          <w:kern w:val="0"/>
+          <w:sz w:val="18"/>
+          <w:szCs w:val="18"/>
+          <w14:ligatures w14:val="none"/>
+        </w:rPr>
+        <w:t xml:space="preserve">, </w:t>
+      </w:r>
+      <w:proofErr w:type="gramStart"/>
+      <w:r>
+        <w:rPr>
+          <w:rFonts w:ascii="Menlo" w:eastAsia="Times New Roman" w:hAnsi="Menlo" w:cs="Menlo"/>
+          <w:color w:val="4EC9B0"/>
+          <w:kern w:val="0"/>
+          <w:sz w:val="18"/>
+          <w:szCs w:val="18"/>
+          <w14:ligatures w14:val="none"/>
+        </w:rPr>
+        <w:t>sf</w:t>
+      </w:r>
+      <w:r>
+        <w:rPr>
+          <w:rFonts w:ascii="Menlo" w:eastAsia="Times New Roman" w:hAnsi="Menlo" w:cs="Menlo"/>
+          <w:color w:val="CCCCCC"/>
+          <w:kern w:val="0"/>
+          <w:sz w:val="18"/>
+          <w:szCs w:val="18"/>
+          <w14:ligatures w14:val="none"/>
+        </w:rPr>
+        <w:t>::</w:t>
+      </w:r>
+      <w:proofErr w:type="gramEnd"/>
+      <w:r>
+        <w:rPr>
+          <w:rFonts w:ascii="Menlo" w:eastAsia="Times New Roman" w:hAnsi="Menlo" w:cs="Menlo"/>
+          <w:color w:val="DCDCAA"/>
+          <w:kern w:val="0"/>
+          <w:sz w:val="18"/>
+          <w:szCs w:val="18"/>
+          <w14:ligatures w14:val="none"/>
+        </w:rPr>
+        <w:t>Vector2</w:t>
+      </w:r>
+      <w:proofErr w:type="gramStart"/>
+      <w:r>
+        <w:rPr>
+          <w:rFonts w:ascii="Menlo" w:eastAsia="Times New Roman" w:hAnsi="Menlo" w:cs="Menlo"/>
+          <w:color w:val="DCDCAA"/>
+          <w:kern w:val="0"/>
+          <w:sz w:val="18"/>
+          <w:szCs w:val="18"/>
+          <w14:ligatures w14:val="none"/>
+        </w:rPr>
+        <w:t>f</w:t>
+      </w:r>
+      <w:r>
+        <w:rPr>
+          <w:rFonts w:ascii="Menlo" w:eastAsia="Times New Roman" w:hAnsi="Menlo" w:cs="Menlo"/>
+          <w:color w:val="CCCCCC"/>
+          <w:kern w:val="0"/>
+          <w:sz w:val="18"/>
+          <w:szCs w:val="18"/>
+          <w14:ligatures w14:val="none"/>
+        </w:rPr>
+        <w:t>(</w:t>
+      </w:r>
+      <w:proofErr w:type="gramEnd"/>
+      <w:r>
+        <w:rPr>
+          <w:rFonts w:ascii="Menlo" w:eastAsia="Times New Roman" w:hAnsi="Menlo" w:cs="Menlo"/>
+          <w:color w:val="B5CEA8"/>
+          <w:kern w:val="0"/>
+          <w:sz w:val="18"/>
+          <w:szCs w:val="18"/>
+          <w14:ligatures w14:val="none"/>
+        </w:rPr>
+        <w:t>0.f</w:t>
+      </w:r>
+      <w:r>
+        <w:rPr>
+          <w:rFonts w:ascii="Menlo" w:eastAsia="Times New Roman" w:hAnsi="Menlo" w:cs="Menlo"/>
+          <w:color w:val="CCCCCC"/>
+          <w:kern w:val="0"/>
+          <w:sz w:val="18"/>
+          <w:szCs w:val="18"/>
+          <w14:ligatures w14:val="none"/>
+        </w:rPr>
+        <w:t xml:space="preserve">, </w:t>
+      </w:r>
+      <w:r>
+        <w:rPr>
+          <w:rFonts w:ascii="Menlo" w:eastAsia="Times New Roman" w:hAnsi="Menlo" w:cs="Menlo"/>
+          <w:color w:val="9CDCFE"/>
+          <w:kern w:val="0"/>
+          <w:sz w:val="18"/>
+          <w:szCs w:val="18"/>
+          <w14:ligatures w14:val="none"/>
+        </w:rPr>
+        <w:t>height</w:t>
+      </w:r>
+      <w:r>
+        <w:rPr>
+          <w:rFonts w:ascii="Menlo" w:eastAsia="Times New Roman" w:hAnsi="Menlo" w:cs="Menlo"/>
+          <w:color w:val="CCCCCC"/>
+          <w:kern w:val="0"/>
+          <w:sz w:val="18"/>
+          <w:szCs w:val="18"/>
+          <w14:ligatures w14:val="none"/>
+        </w:rPr>
+        <w:t>));</w:t>
+      </w:r>
+    </w:p>
+    <w:p>
+      <w:pPr>
+        <w:shd w:val="clear" w:color="auto" w:fill="1F1F1F"/>
+        <w:spacing w:after="0" w:line="270" w:lineRule="atLeast"/>
+        <w:rPr>
+          <w:rFonts w:ascii="Menlo" w:eastAsia="Times New Roman" w:hAnsi="Menlo" w:cs="Menlo"/>
+          <w:color w:val="CCCCCC"/>
+          <w:kern w:val="0"/>
+          <w:sz w:val="18"/>
+          <w:szCs w:val="18"/>
+          <w14:ligatures w14:val="none"/>
+        </w:rPr>
+      </w:pPr>
+      <w:r>
+        <w:rPr>
+          <w:rFonts w:ascii="Menlo" w:eastAsia="Times New Roman" w:hAnsi="Menlo" w:cs="Menlo"/>
+          <w:color w:val="CCCCCC"/>
+          <w:kern w:val="0"/>
+          <w:sz w:val="18"/>
+          <w:szCs w:val="18"/>
+          <w14:ligatures w14:val="none"/>
+        </w:rPr>
+        <w:t xml:space="preserve">    </w:t>
+      </w:r>
+      <w:proofErr w:type="spellStart"/>
+      <w:proofErr w:type="gramStart"/>
+      <w:r>
+        <w:rPr>
+          <w:rFonts w:ascii="Menlo" w:eastAsia="Times New Roman" w:hAnsi="Menlo" w:cs="Menlo"/>
+          <w:color w:val="9CDCFE"/>
+          <w:kern w:val="0"/>
+          <w:sz w:val="18"/>
+          <w:szCs w:val="18"/>
+          <w14:ligatures w14:val="none"/>
+        </w:rPr>
+        <w:t>shape</w:t>
+      </w:r>
+      <w:r>
+        <w:rPr>
+          <w:rFonts w:ascii="Menlo" w:eastAsia="Times New Roman" w:hAnsi="Menlo" w:cs="Menlo"/>
+          <w:color w:val="CCCCCC"/>
+          <w:kern w:val="0"/>
+          <w:sz w:val="18"/>
+          <w:szCs w:val="18"/>
+          <w14:ligatures w14:val="none"/>
+        </w:rPr>
+        <w:t>.</w:t>
+      </w:r>
+      <w:r>
+        <w:rPr>
+          <w:rFonts w:ascii="Menlo" w:eastAsia="Times New Roman" w:hAnsi="Menlo" w:cs="Menlo"/>
+          <w:color w:val="DCDCAA"/>
+          <w:kern w:val="0"/>
+          <w:sz w:val="18"/>
+          <w:szCs w:val="18"/>
+          <w14:ligatures w14:val="none"/>
+        </w:rPr>
+        <w:t>setPoint</w:t>
+      </w:r>
+      <w:proofErr w:type="spellEnd"/>
+      <w:proofErr w:type="gramEnd"/>
+      <w:r>
+        <w:rPr>
+          <w:rFonts w:ascii="Menlo" w:eastAsia="Times New Roman" w:hAnsi="Menlo" w:cs="Menlo"/>
+          <w:color w:val="CCCCCC"/>
+          <w:kern w:val="0"/>
+          <w:sz w:val="18"/>
+          <w:szCs w:val="18"/>
+          <w14:ligatures w14:val="none"/>
+        </w:rPr>
+        <w:t>(</w:t>
+      </w:r>
+      <w:r>
+        <w:rPr>
+          <w:rFonts w:ascii="Menlo" w:eastAsia="Times New Roman" w:hAnsi="Menlo" w:cs="Menlo"/>
+          <w:color w:val="B5CEA8"/>
+          <w:kern w:val="0"/>
+          <w:sz w:val="18"/>
+          <w:szCs w:val="18"/>
+          <w14:ligatures w14:val="none"/>
+        </w:rPr>
+        <w:t>1</w:t>
+      </w:r>
+      <w:r>
+        <w:rPr>
+          <w:rFonts w:ascii="Menlo" w:eastAsia="Times New Roman" w:hAnsi="Menlo" w:cs="Menlo"/>
+          <w:color w:val="CCCCCC"/>
+          <w:kern w:val="0"/>
+          <w:sz w:val="18"/>
+          <w:szCs w:val="18"/>
+          <w14:ligatures w14:val="none"/>
+        </w:rPr>
+        <w:t xml:space="preserve">, </w:t>
+      </w:r>
+      <w:proofErr w:type="gramStart"/>
+      <w:r>
+        <w:rPr>
+          <w:rFonts w:ascii="Menlo" w:eastAsia="Times New Roman" w:hAnsi="Menlo" w:cs="Menlo"/>
+          <w:color w:val="4EC9B0"/>
+          <w:kern w:val="0"/>
+          <w:sz w:val="18"/>
+          <w:szCs w:val="18"/>
+          <w14:ligatures w14:val="none"/>
+        </w:rPr>
+        <w:t>sf</w:t>
+      </w:r>
+      <w:r>
+        <w:rPr>
+          <w:rFonts w:ascii="Menlo" w:eastAsia="Times New Roman" w:hAnsi="Menlo" w:cs="Menlo"/>
+          <w:color w:val="CCCCCC"/>
+          <w:kern w:val="0"/>
+          <w:sz w:val="18"/>
+          <w:szCs w:val="18"/>
+          <w14:ligatures w14:val="none"/>
+        </w:rPr>
+        <w:t>::</w:t>
+      </w:r>
+      <w:proofErr w:type="gramEnd"/>
+      <w:r>
+        <w:rPr>
+          <w:rFonts w:ascii="Menlo" w:eastAsia="Times New Roman" w:hAnsi="Menlo" w:cs="Menlo"/>
+          <w:color w:val="DCDCAA"/>
+          <w:kern w:val="0"/>
+          <w:sz w:val="18"/>
+          <w:szCs w:val="18"/>
+          <w14:ligatures w14:val="none"/>
+        </w:rPr>
+        <w:t>Vector2</w:t>
+      </w:r>
+      <w:proofErr w:type="gramStart"/>
+      <w:r>
+        <w:rPr>
+          <w:rFonts w:ascii="Menlo" w:eastAsia="Times New Roman" w:hAnsi="Menlo" w:cs="Menlo"/>
+          <w:color w:val="DCDCAA"/>
+          <w:kern w:val="0"/>
+          <w:sz w:val="18"/>
+          <w:szCs w:val="18"/>
+          <w14:ligatures w14:val="none"/>
+        </w:rPr>
+        <w:t>f</w:t>
+      </w:r>
+      <w:r>
+        <w:rPr>
+          <w:rFonts w:ascii="Menlo" w:eastAsia="Times New Roman" w:hAnsi="Menlo" w:cs="Menlo"/>
+          <w:color w:val="CCCCCC"/>
+          <w:kern w:val="0"/>
+          <w:sz w:val="18"/>
+          <w:szCs w:val="18"/>
+          <w14:ligatures w14:val="none"/>
+        </w:rPr>
+        <w:t>(</w:t>
+      </w:r>
+      <w:proofErr w:type="gramEnd"/>
+      <w:r>
+        <w:rPr>
+          <w:rFonts w:ascii="Menlo" w:eastAsia="Times New Roman" w:hAnsi="Menlo" w:cs="Menlo"/>
+          <w:color w:val="9CDCFE"/>
+          <w:kern w:val="0"/>
+          <w:sz w:val="18"/>
+          <w:szCs w:val="18"/>
+          <w14:ligatures w14:val="none"/>
+        </w:rPr>
+        <w:t>width</w:t>
+      </w:r>
+      <w:r>
+        <w:rPr>
+          <w:rFonts w:ascii="Menlo" w:eastAsia="Times New Roman" w:hAnsi="Menlo" w:cs="Menlo"/>
+          <w:color w:val="CCCCCC"/>
+          <w:kern w:val="0"/>
+          <w:sz w:val="18"/>
+          <w:szCs w:val="18"/>
+          <w14:ligatures w14:val="none"/>
+        </w:rPr>
+        <w:t xml:space="preserve"> </w:t>
+      </w:r>
+      <w:r>
+        <w:rPr>
+          <w:rFonts w:ascii="Menlo" w:eastAsia="Times New Roman" w:hAnsi="Menlo" w:cs="Menlo"/>
+          <w:color w:val="D4D4D4"/>
+          <w:kern w:val="0"/>
+          <w:sz w:val="18"/>
+          <w:szCs w:val="18"/>
+          <w14:ligatures w14:val="none"/>
+        </w:rPr>
+        <w:t>/</w:t>
+      </w:r>
+      <w:r>
+        <w:rPr>
+          <w:rFonts w:ascii="Menlo" w:eastAsia="Times New Roman" w:hAnsi="Menlo" w:cs="Menlo"/>
+          <w:color w:val="CCCCCC"/>
+          <w:kern w:val="0"/>
+          <w:sz w:val="18"/>
+          <w:szCs w:val="18"/>
+          <w14:ligatures w14:val="none"/>
+        </w:rPr>
+        <w:t xml:space="preserve"> </w:t>
+      </w:r>
+      <w:r>
+        <w:rPr>
+          <w:rFonts w:ascii="Menlo" w:eastAsia="Times New Roman" w:hAnsi="Menlo" w:cs="Menlo"/>
+          <w:color w:val="B5CEA8"/>
+          <w:kern w:val="0"/>
+          <w:sz w:val="18"/>
+          <w:szCs w:val="18"/>
+          <w14:ligatures w14:val="none"/>
+        </w:rPr>
+        <w:t>2.f</w:t>
+      </w:r>
+      <w:r>
+        <w:rPr>
+          <w:rFonts w:ascii="Menlo" w:eastAsia="Times New Roman" w:hAnsi="Menlo" w:cs="Menlo"/>
+          <w:color w:val="CCCCCC"/>
+          <w:kern w:val="0"/>
+          <w:sz w:val="18"/>
+          <w:szCs w:val="18"/>
+          <w14:ligatures w14:val="none"/>
+        </w:rPr>
+        <w:t xml:space="preserve">, </w:t>
+      </w:r>
+      <w:r>
+        <w:rPr>
+          <w:rFonts w:ascii="Menlo" w:eastAsia="Times New Roman" w:hAnsi="Menlo" w:cs="Menlo"/>
+          <w:color w:val="B5CEA8"/>
+          <w:kern w:val="0"/>
+          <w:sz w:val="18"/>
+          <w:szCs w:val="18"/>
+          <w14:ligatures w14:val="none"/>
+        </w:rPr>
+        <w:t>0.f</w:t>
+      </w:r>
+      <w:r>
+        <w:rPr>
+          <w:rFonts w:ascii="Menlo" w:eastAsia="Times New Roman" w:hAnsi="Menlo" w:cs="Menlo"/>
+          <w:color w:val="CCCCCC"/>
+          <w:kern w:val="0"/>
+          <w:sz w:val="18"/>
+          <w:szCs w:val="18"/>
+          <w14:ligatures w14:val="none"/>
+        </w:rPr>
+        <w:t>));</w:t>
+      </w:r>
+    </w:p>
+    <w:p>
+      <w:pPr>
+        <w:shd w:val="clear" w:color="auto" w:fill="1F1F1F"/>
+        <w:spacing w:after="0" w:line="270" w:lineRule="atLeast"/>
+        <w:rPr>
+          <w:rFonts w:ascii="Menlo" w:eastAsia="Times New Roman" w:hAnsi="Menlo" w:cs="Menlo"/>
+          <w:color w:val="CCCCCC"/>
+          <w:kern w:val="0"/>
+          <w:sz w:val="18"/>
+          <w:szCs w:val="18"/>
+          <w14:ligatures w14:val="none"/>
+        </w:rPr>
+      </w:pPr>
+      <w:r>
+        <w:rPr>
+          <w:rFonts w:ascii="Menlo" w:eastAsia="Times New Roman" w:hAnsi="Menlo" w:cs="Menlo"/>
+          <w:color w:val="CCCCCC"/>
+          <w:kern w:val="0"/>
+          <w:sz w:val="18"/>
+          <w:szCs w:val="18"/>
+          <w14:ligatures w14:val="none"/>
+        </w:rPr>
+        <w:t xml:space="preserve">    </w:t>
+      </w:r>
+      <w:proofErr w:type="spellStart"/>
+      <w:proofErr w:type="gramStart"/>
+      <w:r>
+        <w:rPr>
+          <w:rFonts w:ascii="Menlo" w:eastAsia="Times New Roman" w:hAnsi="Menlo" w:cs="Menlo"/>
+          <w:color w:val="9CDCFE"/>
+          <w:kern w:val="0"/>
+          <w:sz w:val="18"/>
+          <w:szCs w:val="18"/>
+          <w14:ligatures w14:val="none"/>
+        </w:rPr>
+        <w:t>shape</w:t>
+      </w:r>
+      <w:r>
+        <w:rPr>
+          <w:rFonts w:ascii="Menlo" w:eastAsia="Times New Roman" w:hAnsi="Menlo" w:cs="Menlo"/>
+          <w:color w:val="CCCCCC"/>
+          <w:kern w:val="0"/>
+          <w:sz w:val="18"/>
+          <w:szCs w:val="18"/>
+          <w14:ligatures w14:val="none"/>
+        </w:rPr>
+        <w:t>.</w:t>
+      </w:r>
+      <w:r>
+        <w:rPr>
+          <w:rFonts w:ascii="Menlo" w:eastAsia="Times New Roman" w:hAnsi="Menlo" w:cs="Menlo"/>
+          <w:color w:val="DCDCAA"/>
+          <w:kern w:val="0"/>
+          <w:sz w:val="18"/>
+          <w:szCs w:val="18"/>
+          <w14:ligatures w14:val="none"/>
+        </w:rPr>
+        <w:t>setPoint</w:t>
+      </w:r>
+      <w:proofErr w:type="spellEnd"/>
+      <w:proofErr w:type="gramEnd"/>
+      <w:r>
+        <w:rPr>
+          <w:rFonts w:ascii="Menlo" w:eastAsia="Times New Roman" w:hAnsi="Menlo" w:cs="Menlo"/>
+          <w:color w:val="CCCCCC"/>
+          <w:kern w:val="0"/>
+          <w:sz w:val="18"/>
+          <w:szCs w:val="18"/>
+          <w14:ligatures w14:val="none"/>
+        </w:rPr>
+        <w:t>(</w:t>
+      </w:r>
+      <w:r>
+        <w:rPr>
+          <w:rFonts w:ascii="Menlo" w:eastAsia="Times New Roman" w:hAnsi="Menlo" w:cs="Menlo"/>
+          <w:color w:val="B5CEA8"/>
+          <w:kern w:val="0"/>
+          <w:sz w:val="18"/>
+          <w:szCs w:val="18"/>
+          <w14:ligatures w14:val="none"/>
+        </w:rPr>
+        <w:t>2</w:t>
+      </w:r>
+      <w:r>
+        <w:rPr>
+          <w:rFonts w:ascii="Menlo" w:eastAsia="Times New Roman" w:hAnsi="Menlo" w:cs="Menlo"/>
+          <w:color w:val="CCCCCC"/>
+          <w:kern w:val="0"/>
+          <w:sz w:val="18"/>
+          <w:szCs w:val="18"/>
+          <w14:ligatures w14:val="none"/>
+        </w:rPr>
+        <w:t xml:space="preserve">, </w:t>
+      </w:r>
+      <w:proofErr w:type="gramStart"/>
+      <w:r>
+        <w:rPr>
+          <w:rFonts w:ascii="Menlo" w:eastAsia="Times New Roman" w:hAnsi="Menlo" w:cs="Menlo"/>
+          <w:color w:val="4EC9B0"/>
+          <w:kern w:val="0"/>
+          <w:sz w:val="18"/>
+          <w:szCs w:val="18"/>
+          <w14:ligatures w14:val="none"/>
+        </w:rPr>
+        <w:t>sf</w:t>
+      </w:r>
+      <w:r>
+        <w:rPr>
+          <w:rFonts w:ascii="Menlo" w:eastAsia="Times New Roman" w:hAnsi="Menlo" w:cs="Menlo"/>
+          <w:color w:val="CCCCCC"/>
+          <w:kern w:val="0"/>
+          <w:sz w:val="18"/>
+          <w:szCs w:val="18"/>
+          <w14:ligatures w14:val="none"/>
+        </w:rPr>
+        <w:t>::</w:t>
+      </w:r>
+      <w:proofErr w:type="gramEnd"/>
+      <w:r>
+        <w:rPr>
+          <w:rFonts w:ascii="Menlo" w:eastAsia="Times New Roman" w:hAnsi="Menlo" w:cs="Menlo"/>
+          <w:color w:val="DCDCAA"/>
+          <w:kern w:val="0"/>
+          <w:sz w:val="18"/>
+          <w:szCs w:val="18"/>
+          <w14:ligatures w14:val="none"/>
+        </w:rPr>
+        <w:t>Vector2</w:t>
+      </w:r>
+      <w:proofErr w:type="gramStart"/>
+      <w:r>
+        <w:rPr>
+          <w:rFonts w:ascii="Menlo" w:eastAsia="Times New Roman" w:hAnsi="Menlo" w:cs="Menlo"/>
+          <w:color w:val="DCDCAA"/>
+          <w:kern w:val="0"/>
+          <w:sz w:val="18"/>
+          <w:szCs w:val="18"/>
+          <w14:ligatures w14:val="none"/>
+        </w:rPr>
+        <w:t>f</w:t>
+      </w:r>
+      <w:r>
+        <w:rPr>
+          <w:rFonts w:ascii="Menlo" w:eastAsia="Times New Roman" w:hAnsi="Menlo" w:cs="Menlo"/>
+          <w:color w:val="CCCCCC"/>
+          <w:kern w:val="0"/>
+          <w:sz w:val="18"/>
+          <w:szCs w:val="18"/>
+          <w14:ligatures w14:val="none"/>
+        </w:rPr>
+        <w:t>(</w:t>
+      </w:r>
+      <w:proofErr w:type="gramEnd"/>
+      <w:r>
+        <w:rPr>
+          <w:rFonts w:ascii="Menlo" w:eastAsia="Times New Roman" w:hAnsi="Menlo" w:cs="Menlo"/>
+          <w:color w:val="9CDCFE"/>
+          <w:kern w:val="0"/>
+          <w:sz w:val="18"/>
+          <w:szCs w:val="18"/>
+          <w14:ligatures w14:val="none"/>
+        </w:rPr>
+        <w:t>width</w:t>
+      </w:r>
+      <w:r>
+        <w:rPr>
+          <w:rFonts w:ascii="Menlo" w:eastAsia="Times New Roman" w:hAnsi="Menlo" w:cs="Menlo"/>
+          <w:color w:val="CCCCCC"/>
+          <w:kern w:val="0"/>
+          <w:sz w:val="18"/>
+          <w:szCs w:val="18"/>
+          <w14:ligatures w14:val="none"/>
+        </w:rPr>
+        <w:t xml:space="preserve">, </w:t>
+      </w:r>
+      <w:r>
+        <w:rPr>
+          <w:rFonts w:ascii="Menlo" w:eastAsia="Times New Roman" w:hAnsi="Menlo" w:cs="Menlo"/>
+          <w:color w:val="9CDCFE"/>
+          <w:kern w:val="0"/>
+          <w:sz w:val="18"/>
+          <w:szCs w:val="18"/>
+          <w14:ligatures w14:val="none"/>
+        </w:rPr>
+        <w:t>height</w:t>
+      </w:r>
+      <w:r>
+        <w:rPr>
+          <w:rFonts w:ascii="Menlo" w:eastAsia="Times New Roman" w:hAnsi="Menlo" w:cs="Menlo"/>
+          <w:color w:val="CCCCCC"/>
+          <w:kern w:val="0"/>
+          <w:sz w:val="18"/>
+          <w:szCs w:val="18"/>
+          <w14:ligatures w14:val="none"/>
+        </w:rPr>
+        <w:t>));</w:t>
+      </w:r>
+    </w:p>
+    <w:p>
+      <w:pPr>
+        <w:shd w:val="clear" w:color="auto" w:fill="1F1F1F"/>
+        <w:spacing w:after="0" w:line="270" w:lineRule="atLeast"/>
+        <w:rPr>
+          <w:rFonts w:ascii="Menlo" w:eastAsia="Times New Roman" w:hAnsi="Menlo" w:cs="Menlo"/>
+          <w:color w:val="CCCCCC"/>
+          <w:kern w:val="0"/>
+          <w:sz w:val="18"/>
+          <w:szCs w:val="18"/>
+          <w14:ligatures w14:val="none"/>
+        </w:rPr>
+      </w:pPr>
+    </w:p>
+    <w:p>
+      <w:pPr>
+        <w:shd w:val="clear" w:color="auto" w:fill="1F1F1F"/>
+        <w:spacing w:after="0" w:line="270" w:lineRule="atLeast"/>
+        <w:rPr>
+          <w:rFonts w:ascii="Menlo" w:eastAsia="Times New Roman" w:hAnsi="Menlo" w:cs="Menlo"/>
+          <w:color w:val="CCCCCC"/>
+          <w:kern w:val="0"/>
+          <w:sz w:val="18"/>
+          <w:szCs w:val="18"/>
+          <w14:ligatures w14:val="none"/>
+        </w:rPr>
+      </w:pPr>
+      <w:r>
+        <w:rPr>
+          <w:rFonts w:ascii="Menlo" w:eastAsia="Times New Roman" w:hAnsi="Menlo" w:cs="Menlo"/>
+          <w:color w:val="CCCCCC"/>
+          <w:kern w:val="0"/>
+          <w:sz w:val="18"/>
+          <w:szCs w:val="18"/>
+          <w14:ligatures w14:val="none"/>
+        </w:rPr>
+        <w:t xml:space="preserve">    </w:t>
+      </w:r>
+      <w:proofErr w:type="spellStart"/>
+      <w:proofErr w:type="gramStart"/>
+      <w:r>
+        <w:rPr>
+          <w:rFonts w:ascii="Menlo" w:eastAsia="Times New Roman" w:hAnsi="Menlo" w:cs="Menlo"/>
+          <w:color w:val="9CDCFE"/>
+          <w:kern w:val="0"/>
+          <w:sz w:val="18"/>
+          <w:szCs w:val="18"/>
+          <w14:ligatures w14:val="none"/>
+        </w:rPr>
+        <w:t>shape</w:t>
+      </w:r>
+      <w:r>
+        <w:rPr>
+          <w:rFonts w:ascii="Menlo" w:eastAsia="Times New Roman" w:hAnsi="Menlo" w:cs="Menlo"/>
+          <w:color w:val="CCCCCC"/>
+          <w:kern w:val="0"/>
+          <w:sz w:val="18"/>
+          <w:szCs w:val="18"/>
+          <w14:ligatures w14:val="none"/>
+        </w:rPr>
+        <w:t>.</w:t>
+      </w:r>
+      <w:r>
+        <w:rPr>
+          <w:rFonts w:ascii="Menlo" w:eastAsia="Times New Roman" w:hAnsi="Menlo" w:cs="Menlo"/>
+          <w:color w:val="DCDCAA"/>
+          <w:kern w:val="0"/>
+          <w:sz w:val="18"/>
+          <w:szCs w:val="18"/>
+          <w14:ligatures w14:val="none"/>
+        </w:rPr>
+        <w:t>setPosition</w:t>
+      </w:r>
+      <w:proofErr w:type="spellEnd"/>
+      <w:proofErr w:type="gramEnd"/>
+      <w:r>
+        <w:rPr>
+          <w:rFonts w:ascii="Menlo" w:eastAsia="Times New Roman" w:hAnsi="Menlo" w:cs="Menlo"/>
+          <w:color w:val="CCCCCC"/>
+          <w:kern w:val="0"/>
+          <w:sz w:val="18"/>
+          <w:szCs w:val="18"/>
+          <w14:ligatures w14:val="none"/>
+        </w:rPr>
+        <w:t>(</w:t>
+      </w:r>
+      <w:r>
+        <w:rPr>
+          <w:rFonts w:ascii="Menlo" w:eastAsia="Times New Roman" w:hAnsi="Menlo" w:cs="Menlo"/>
+          <w:color w:val="9CDCFE"/>
+          <w:kern w:val="0"/>
+          <w:sz w:val="18"/>
+          <w:szCs w:val="18"/>
+          <w14:ligatures w14:val="none"/>
+        </w:rPr>
+        <w:t>x</w:t>
+      </w:r>
+      <w:r>
+        <w:rPr>
+          <w:rFonts w:ascii="Menlo" w:eastAsia="Times New Roman" w:hAnsi="Menlo" w:cs="Menlo"/>
+          <w:color w:val="CCCCCC"/>
+          <w:kern w:val="0"/>
+          <w:sz w:val="18"/>
+          <w:szCs w:val="18"/>
+          <w14:ligatures w14:val="none"/>
+        </w:rPr>
+        <w:t xml:space="preserve">, </w:t>
+      </w:r>
+      <w:proofErr w:type="spellStart"/>
+      <w:r>
+        <w:rPr>
+          <w:rFonts w:ascii="Menlo" w:eastAsia="Times New Roman" w:hAnsi="Menlo" w:cs="Menlo"/>
+          <w:color w:val="9CDCFE"/>
+          <w:kern w:val="0"/>
+          <w:sz w:val="18"/>
+          <w:szCs w:val="18"/>
+          <w14:ligatures w14:val="none"/>
+        </w:rPr>
+        <w:t>platformTop</w:t>
+      </w:r>
+      <w:proofErr w:type="spellEnd"/>
+      <w:r>
+        <w:rPr>
+          <w:rFonts w:ascii="Menlo" w:eastAsia="Times New Roman" w:hAnsi="Menlo" w:cs="Menlo"/>
+          <w:color w:val="CCCCCC"/>
+          <w:kern w:val="0"/>
+          <w:sz w:val="18"/>
+          <w:szCs w:val="18"/>
+          <w14:ligatures w14:val="none"/>
+        </w:rPr>
+        <w:t xml:space="preserve"> </w:t>
+      </w:r>
+      <w:r>
+        <w:rPr>
+          <w:rFonts w:ascii="Menlo" w:eastAsia="Times New Roman" w:hAnsi="Menlo" w:cs="Menlo"/>
+          <w:color w:val="D4D4D4"/>
+          <w:kern w:val="0"/>
+          <w:sz w:val="18"/>
+          <w:szCs w:val="18"/>
+          <w14:ligatures w14:val="none"/>
+        </w:rPr>
+        <w:t>-</w:t>
+      </w:r>
+      <w:r>
+        <w:rPr>
+          <w:rFonts w:ascii="Menlo" w:eastAsia="Times New Roman" w:hAnsi="Menlo" w:cs="Menlo"/>
+          <w:color w:val="CCCCCC"/>
+          <w:kern w:val="0"/>
+          <w:sz w:val="18"/>
+          <w:szCs w:val="18"/>
+          <w14:ligatures w14:val="none"/>
+        </w:rPr>
+        <w:t xml:space="preserve"> </w:t>
+      </w:r>
+      <w:r>
+        <w:rPr>
+          <w:rFonts w:ascii="Menlo" w:eastAsia="Times New Roman" w:hAnsi="Menlo" w:cs="Menlo"/>
+          <w:color w:val="9CDCFE"/>
+          <w:kern w:val="0"/>
+          <w:sz w:val="18"/>
+          <w:szCs w:val="18"/>
+          <w14:ligatures w14:val="none"/>
+        </w:rPr>
+        <w:t>height</w:t>
+      </w:r>
+      <w:r>
+        <w:rPr>
+          <w:rFonts w:ascii="Menlo" w:eastAsia="Times New Roman" w:hAnsi="Menlo" w:cs="Menlo"/>
+          <w:color w:val="CCCCCC"/>
+          <w:kern w:val="0"/>
+          <w:sz w:val="18"/>
+          <w:szCs w:val="18"/>
+          <w14:ligatures w14:val="none"/>
+        </w:rPr>
+        <w:t>);</w:t>
+      </w:r>
+    </w:p>
+    <w:p>
+      <w:pPr>
+        <w:shd w:val="clear" w:color="auto" w:fill="1F1F1F"/>
+        <w:spacing w:after="0" w:line="270" w:lineRule="atLeast"/>
+        <w:rPr>
+          <w:rFonts w:ascii="Menlo" w:eastAsia="Times New Roman" w:hAnsi="Menlo" w:cs="Menlo"/>
+          <w:color w:val="CCCCCC"/>
+          <w:kern w:val="0"/>
+          <w:sz w:val="18"/>
+          <w:szCs w:val="18"/>
+          <w14:ligatures w14:val="none"/>
+        </w:rPr>
+      </w:pPr>
+    </w:p>
+    <w:p>
+      <w:pPr>
+        <w:shd w:val="clear" w:color="auto" w:fill="1F1F1F"/>
+        <w:spacing w:after="0" w:line="270" w:lineRule="atLeast"/>
+        <w:rPr>
+          <w:rFonts w:ascii="Menlo" w:eastAsia="Times New Roman" w:hAnsi="Menlo" w:cs="Menlo"/>
+          <w:color w:val="CCCCCC"/>
+          <w:kern w:val="0"/>
+          <w:sz w:val="18"/>
+          <w:szCs w:val="18"/>
+          <w14:ligatures w14:val="none"/>
+        </w:rPr>
+      </w:pPr>
+      <w:r>
+        <w:rPr>
+          <w:rFonts w:ascii="Menlo" w:eastAsia="Times New Roman" w:hAnsi="Menlo" w:cs="Menlo"/>
+          <w:color w:val="CCCCCC"/>
+          <w:kern w:val="0"/>
+          <w:sz w:val="18"/>
+          <w:szCs w:val="18"/>
+          <w14:ligatures w14:val="none"/>
+        </w:rPr>
+        <w:t xml:space="preserve">    </w:t>
+      </w:r>
+      <w:proofErr w:type="spellStart"/>
+      <w:proofErr w:type="gramStart"/>
+      <w:r>
+        <w:rPr>
+          <w:rFonts w:ascii="Menlo" w:eastAsia="Times New Roman" w:hAnsi="Menlo" w:cs="Menlo"/>
+          <w:color w:val="9CDCFE"/>
+          <w:kern w:val="0"/>
+          <w:sz w:val="18"/>
+          <w:szCs w:val="18"/>
+          <w14:ligatures w14:val="none"/>
+        </w:rPr>
+        <w:t>shape</w:t>
+      </w:r>
+      <w:r>
+        <w:rPr>
+          <w:rFonts w:ascii="Menlo" w:eastAsia="Times New Roman" w:hAnsi="Menlo" w:cs="Menlo"/>
+          <w:color w:val="CCCCCC"/>
+          <w:kern w:val="0"/>
+          <w:sz w:val="18"/>
+          <w:szCs w:val="18"/>
+          <w14:ligatures w14:val="none"/>
+        </w:rPr>
+        <w:t>.</w:t>
+      </w:r>
+      <w:r>
+        <w:rPr>
+          <w:rFonts w:ascii="Menlo" w:eastAsia="Times New Roman" w:hAnsi="Menlo" w:cs="Menlo"/>
+          <w:color w:val="DCDCAA"/>
+          <w:kern w:val="0"/>
+          <w:sz w:val="18"/>
+          <w:szCs w:val="18"/>
+          <w14:ligatures w14:val="none"/>
+        </w:rPr>
+        <w:t>setFillColor</w:t>
+      </w:r>
+      <w:proofErr w:type="spellEnd"/>
+      <w:proofErr w:type="gramEnd"/>
+      <w:r>
+        <w:rPr>
+          <w:rFonts w:ascii="Menlo" w:eastAsia="Times New Roman" w:hAnsi="Menlo" w:cs="Menlo"/>
+          <w:color w:val="CCCCCC"/>
+          <w:kern w:val="0"/>
+          <w:sz w:val="18"/>
+          <w:szCs w:val="18"/>
+          <w14:ligatures w14:val="none"/>
+        </w:rPr>
+        <w:t>(</w:t>
+      </w:r>
+      <w:proofErr w:type="gramStart"/>
+      <w:r>
+        <w:rPr>
+          <w:rFonts w:ascii="Menlo" w:eastAsia="Times New Roman" w:hAnsi="Menlo" w:cs="Menlo"/>
+          <w:color w:val="4EC9B0"/>
+          <w:kern w:val="0"/>
+          <w:sz w:val="18"/>
+          <w:szCs w:val="18"/>
+          <w14:ligatures w14:val="none"/>
+        </w:rPr>
+        <w:t>sf</w:t>
+      </w:r>
+      <w:r>
+        <w:rPr>
+          <w:rFonts w:ascii="Menlo" w:eastAsia="Times New Roman" w:hAnsi="Menlo" w:cs="Menlo"/>
+          <w:color w:val="CCCCCC"/>
+          <w:kern w:val="0"/>
+          <w:sz w:val="18"/>
+          <w:szCs w:val="18"/>
+          <w14:ligatures w14:val="none"/>
+        </w:rPr>
+        <w:t>::</w:t>
+      </w:r>
+      <w:r>
+        <w:rPr>
+          <w:rFonts w:ascii="Menlo" w:eastAsia="Times New Roman" w:hAnsi="Menlo" w:cs="Menlo"/>
+          <w:color w:val="4EC9B0"/>
+          <w:kern w:val="0"/>
+          <w:sz w:val="18"/>
+          <w:szCs w:val="18"/>
+          <w14:ligatures w14:val="none"/>
+        </w:rPr>
+        <w:t>Color</w:t>
+      </w:r>
+      <w:r>
+        <w:rPr>
+          <w:rFonts w:ascii="Menlo" w:eastAsia="Times New Roman" w:hAnsi="Menlo" w:cs="Menlo"/>
+          <w:color w:val="CCCCCC"/>
+          <w:kern w:val="0"/>
+          <w:sz w:val="18"/>
+          <w:szCs w:val="18"/>
+          <w14:ligatures w14:val="none"/>
+        </w:rPr>
+        <w:t>::</w:t>
+      </w:r>
+      <w:proofErr w:type="gramEnd"/>
+      <w:r>
+        <w:rPr>
+          <w:rFonts w:ascii="Menlo" w:eastAsia="Times New Roman" w:hAnsi="Menlo" w:cs="Menlo"/>
+          <w:color w:val="CCCCCC"/>
+          <w:kern w:val="0"/>
+          <w:sz w:val="18"/>
+          <w:szCs w:val="18"/>
+          <w14:ligatures w14:val="none"/>
+        </w:rPr>
+        <w:t>Red);</w:t>
+      </w:r>
+    </w:p>
+    <w:p>
+      <w:pPr>
+        <w:shd w:val="clear" w:color="auto" w:fill="1F1F1F"/>
+        <w:spacing w:after="0" w:line="270" w:lineRule="atLeast"/>
+        <w:rPr>
+          <w:rFonts w:ascii="Menlo" w:eastAsia="Times New Roman" w:hAnsi="Menlo" w:cs="Menlo"/>
+          <w:color w:val="CCCCCC"/>
+          <w:kern w:val="0"/>
+          <w:sz w:val="18"/>
+          <w:szCs w:val="18"/>
+          <w14:ligatures w14:val="none"/>
+        </w:rPr>
+      </w:pPr>
+      <w:r>
+        <w:rPr>
+          <w:rFonts w:ascii="Menlo" w:eastAsia="Times New Roman" w:hAnsi="Menlo" w:cs="Menlo"/>
+          <w:color w:val="CCCCCC"/>
+          <w:kern w:val="0"/>
+          <w:sz w:val="18"/>
+          <w:szCs w:val="18"/>
+          <w14:ligatures w14:val="none"/>
+        </w:rPr>
+        <w:t>}</w:t>
+      </w:r>
+    </w:p>
+    <w:p/>
+    <w:p>
+      <w:r>
+        <w:t>Next, player death and restart will be implemented.</w:t>
+      </w:r>
+    </w:p>
+    <w:p/>
+    <w:p>
+      <w:r>
+        <w:t>August 5: Stage 6</w:t>
+      </w:r>
+    </w:p>
+    <w:p>
+      <w:r>
+        <w:t>Player class will be responsible for death/restart mechanics, instead of Main.</w:t>
+      </w:r>
+    </w:p>
+    <w:p>
+      <w:pPr>
+        <w:spacing w:before="100" w:beforeAutospacing="1" w:after="100" w:afterAutospacing="1" w:line="240" w:lineRule="auto"/>
+        <w:rPr>
+          <w:rFonts w:ascii="Times New Roman" w:eastAsia="Times New Roman" w:hAnsi="Times New Roman" w:cs="Times New Roman"/>
+          <w:kern w:val="0"/>
+          <w14:ligatures w14:val="none"/>
+        </w:rPr>
+      </w:pPr>
+      <w:r>
+        <w:t xml:space="preserve">Pressing R respawns the player. Death stops movement of player, </w:t>
+      </w:r>
+      <w:r>
+        <w:rPr>
+          <w:rFonts w:ascii="Times New Roman" w:eastAsia="Times New Roman" w:hAnsi="Times New Roman" w:cs="Times New Roman"/>
+          <w:kern w:val="0"/>
+          <w14:ligatures w14:val="none"/>
+        </w:rPr>
+        <w:t>Reset restores position, velocity, rotation, and color</w:t>
+      </w:r>
+    </w:p>
+    <w:p/>
+    <w:p>
+      <w:r>
+        <w:t>New variable in player:</w:t>
+      </w:r>
+    </w:p>
+    <w:p>
+      <w:pPr>
+        <w:tabs>
+          <w:tab w:val="left" w:pos="916"/>
+          <w:tab w:val="left" w:pos="1832"/>
+          <w:tab w:val="left" w:pos="2748"/>
+          <w:tab w:val="left" w:pos="3664"/>
+          <w:tab w:val="left" w:pos="4580"/>
+          <w:tab w:val="left" w:pos="5496"/>
+          <w:tab w:val="left" w:pos="6412"/>
+          <w:tab w:val="left" w:pos="7328"/>
+          <w:tab w:val="left" w:pos="8244"/>
+          <w:tab w:val="left" w:pos="9160"/>
+          <w:tab w:val="left" w:pos="10076"/>
+          <w:tab w:val="left" w:pos="10992"/>
+          <w:tab w:val="left" w:pos="11908"/>
+          <w:tab w:val="left" w:pos="12824"/>
+          <w:tab w:val="left" w:pos="13740"/>
+          <w:tab w:val="left" w:pos="14656"/>
+        </w:tabs>
+        <w:spacing w:after="0" w:line="240" w:lineRule="auto"/>
+        <w:rPr>
+          <w:rFonts w:ascii="Courier New" w:eastAsia="Times New Roman" w:hAnsi="Courier New" w:cs="Courier New"/>
+          <w:kern w:val="0"/>
+          <w:sz w:val="20"/>
+          <w:szCs w:val="20"/>
+          <w14:ligatures w14:val="none"/>
+        </w:rPr>
+      </w:pPr>
+      <w:r>
+        <w:rPr>
+          <w:rFonts w:ascii="Courier New" w:eastAsia="Times New Roman" w:hAnsi="Courier New" w:cs="Courier New"/>
+          <w:kern w:val="0"/>
+          <w:sz w:val="20"/>
+          <w:szCs w:val="20"/>
+          <w14:ligatures w14:val="none"/>
+        </w:rPr>
+        <w:t>bool alive;</w:t>
+      </w:r>
+    </w:p>
+    <w:p>
+      <w:pPr>
+        <w:spacing w:before="100" w:beforeAutospacing="1" w:after="100" w:afterAutospacing="1" w:line="240" w:lineRule="auto"/>
+        <w:rPr>
+          <w:rFonts w:ascii="Times New Roman" w:eastAsia="Times New Roman" w:hAnsi="Times New Roman" w:cs="Times New Roman"/>
+          <w:kern w:val="0"/>
+          <w14:ligatures w14:val="none"/>
+        </w:rPr>
+      </w:pPr>
+      <w:r>
+        <w:rPr>
+          <w:rFonts w:ascii="Times New Roman" w:eastAsia="Times New Roman" w:hAnsi="Times New Roman" w:cs="Times New Roman"/>
+          <w:kern w:val="0"/>
+          <w14:ligatures w14:val="none"/>
+        </w:rPr>
+        <w:t>New functions:</w:t>
+      </w:r>
+    </w:p>
+    <w:p>
+      <w:pPr>
+        <w:tabs>
+          <w:tab w:val="left" w:pos="916"/>
+          <w:tab w:val="left" w:pos="1832"/>
+          <w:tab w:val="left" w:pos="2748"/>
+          <w:tab w:val="left" w:pos="3664"/>
+          <w:tab w:val="left" w:pos="4580"/>
+          <w:tab w:val="left" w:pos="5496"/>
+          <w:tab w:val="left" w:pos="6412"/>
+          <w:tab w:val="left" w:pos="7328"/>
+          <w:tab w:val="left" w:pos="8244"/>
+          <w:tab w:val="left" w:pos="9160"/>
+          <w:tab w:val="left" w:pos="10076"/>
+          <w:tab w:val="left" w:pos="10992"/>
+          <w:tab w:val="left" w:pos="11908"/>
+          <w:tab w:val="left" w:pos="12824"/>
+          <w:tab w:val="left" w:pos="13740"/>
+          <w:tab w:val="left" w:pos="14656"/>
+        </w:tabs>
+        <w:spacing w:after="0" w:line="240" w:lineRule="auto"/>
+        <w:rPr>
+          <w:rFonts w:ascii="Courier New" w:eastAsia="Times New Roman" w:hAnsi="Courier New" w:cs="Courier New"/>
+          <w:kern w:val="0"/>
+          <w:sz w:val="20"/>
+          <w:szCs w:val="20"/>
+          <w14:ligatures w14:val="none"/>
+        </w:rPr>
+      </w:pPr>
+      <w:r>
+        <w:rPr>
+          <w:rFonts w:ascii="Courier New" w:eastAsia="Times New Roman" w:hAnsi="Courier New" w:cs="Courier New"/>
+          <w:kern w:val="0"/>
+          <w:sz w:val="20"/>
+          <w:szCs w:val="20"/>
+          <w14:ligatures w14:val="none"/>
+        </w:rPr>
+        <w:t xml:space="preserve">void </w:t>
+      </w:r>
+      <w:proofErr w:type="gramStart"/>
+      <w:r>
+        <w:rPr>
+          <w:rFonts w:ascii="Courier New" w:eastAsia="Times New Roman" w:hAnsi="Courier New" w:cs="Courier New"/>
+          <w:kern w:val="0"/>
+          <w:sz w:val="20"/>
+          <w:szCs w:val="20"/>
+          <w14:ligatures w14:val="none"/>
+        </w:rPr>
+        <w:t>die(</w:t>
+      </w:r>
+      <w:proofErr w:type="gramEnd"/>
+      <w:r>
+        <w:rPr>
+          <w:rFonts w:ascii="Courier New" w:eastAsia="Times New Roman" w:hAnsi="Courier New" w:cs="Courier New"/>
+          <w:kern w:val="0"/>
+          <w:sz w:val="20"/>
+          <w:szCs w:val="20"/>
+          <w14:ligatures w14:val="none"/>
+        </w:rPr>
+        <w:t>);</w:t>
+      </w:r>
+    </w:p>
+    <w:p>
+      <w:pPr>
+        <w:tabs>
+          <w:tab w:val="left" w:pos="916"/>
+          <w:tab w:val="left" w:pos="1832"/>
+          <w:tab w:val="left" w:pos="2748"/>
+          <w:tab w:val="left" w:pos="3664"/>
+          <w:tab w:val="left" w:pos="4580"/>
+          <w:tab w:val="left" w:pos="5496"/>
+          <w:tab w:val="left" w:pos="6412"/>
+          <w:tab w:val="left" w:pos="7328"/>
+          <w:tab w:val="left" w:pos="8244"/>
+          <w:tab w:val="left" w:pos="9160"/>
+          <w:tab w:val="left" w:pos="10076"/>
+          <w:tab w:val="left" w:pos="10992"/>
+          <w:tab w:val="left" w:pos="11908"/>
+          <w:tab w:val="left" w:pos="12824"/>
+          <w:tab w:val="left" w:pos="13740"/>
+          <w:tab w:val="left" w:pos="14656"/>
+        </w:tabs>
+        <w:spacing w:after="0" w:line="240" w:lineRule="auto"/>
+        <w:rPr>
+          <w:rFonts w:ascii="Courier New" w:eastAsia="Times New Roman" w:hAnsi="Courier New" w:cs="Courier New"/>
+          <w:kern w:val="0"/>
+          <w:sz w:val="20"/>
+          <w:szCs w:val="20"/>
+          <w14:ligatures w14:val="none"/>
+        </w:rPr>
+      </w:pPr>
+      <w:r>
+        <w:rPr>
+          <w:rFonts w:ascii="Courier New" w:eastAsia="Times New Roman" w:hAnsi="Courier New" w:cs="Courier New"/>
+          <w:kern w:val="0"/>
+          <w:sz w:val="20"/>
+          <w:szCs w:val="20"/>
+          <w14:ligatures w14:val="none"/>
+        </w:rPr>
+        <w:t xml:space="preserve">void </w:t>
+      </w:r>
+      <w:proofErr w:type="gramStart"/>
+      <w:r>
+        <w:rPr>
+          <w:rFonts w:ascii="Courier New" w:eastAsia="Times New Roman" w:hAnsi="Courier New" w:cs="Courier New"/>
+          <w:kern w:val="0"/>
+          <w:sz w:val="20"/>
+          <w:szCs w:val="20"/>
+          <w14:ligatures w14:val="none"/>
+        </w:rPr>
+        <w:t>reset(</w:t>
+      </w:r>
+      <w:proofErr w:type="gramEnd"/>
+      <w:r>
+        <w:rPr>
+          <w:rFonts w:ascii="Courier New" w:eastAsia="Times New Roman" w:hAnsi="Courier New" w:cs="Courier New"/>
+          <w:kern w:val="0"/>
+          <w:sz w:val="20"/>
+          <w:szCs w:val="20"/>
+          <w14:ligatures w14:val="none"/>
+        </w:rPr>
+        <w:t>);</w:t>
+      </w:r>
+    </w:p>
+    <w:p>
+      <w:pPr>
+        <w:tabs>
+          <w:tab w:val="left" w:pos="916"/>
+          <w:tab w:val="left" w:pos="1832"/>
+          <w:tab w:val="left" w:pos="2748"/>
+          <w:tab w:val="left" w:pos="3664"/>
+          <w:tab w:val="left" w:pos="4580"/>
+          <w:tab w:val="left" w:pos="5496"/>
+          <w:tab w:val="left" w:pos="6412"/>
+          <w:tab w:val="left" w:pos="7328"/>
+          <w:tab w:val="left" w:pos="8244"/>
+          <w:tab w:val="left" w:pos="9160"/>
+          <w:tab w:val="left" w:pos="10076"/>
+          <w:tab w:val="left" w:pos="10992"/>
+          <w:tab w:val="left" w:pos="11908"/>
+          <w:tab w:val="left" w:pos="12824"/>
+          <w:tab w:val="left" w:pos="13740"/>
+          <w:tab w:val="left" w:pos="14656"/>
+        </w:tabs>
+        <w:spacing w:after="0" w:line="240" w:lineRule="auto"/>
+        <w:rPr>
+          <w:rFonts w:ascii="Courier New" w:eastAsia="Times New Roman" w:hAnsi="Courier New" w:cs="Courier New"/>
+          <w:kern w:val="0"/>
+          <w:sz w:val="20"/>
+          <w:szCs w:val="20"/>
+          <w14:ligatures w14:val="none"/>
+        </w:rPr>
+      </w:pPr>
+      <w:r>
+        <w:rPr>
+          <w:rFonts w:ascii="Courier New" w:eastAsia="Times New Roman" w:hAnsi="Courier New" w:cs="Courier New"/>
+          <w:kern w:val="0"/>
+          <w:sz w:val="20"/>
+          <w:szCs w:val="20"/>
+          <w14:ligatures w14:val="none"/>
+        </w:rPr>
+        <w:t xml:space="preserve">bool </w:t>
+      </w:r>
+      <w:proofErr w:type="spellStart"/>
+      <w:proofErr w:type="gramStart"/>
+      <w:r>
+        <w:rPr>
+          <w:rFonts w:ascii="Courier New" w:eastAsia="Times New Roman" w:hAnsi="Courier New" w:cs="Courier New"/>
+          <w:kern w:val="0"/>
+          <w:sz w:val="20"/>
+          <w:szCs w:val="20"/>
+          <w14:ligatures w14:val="none"/>
+        </w:rPr>
+        <w:t>isAlive</w:t>
+      </w:r>
+      <w:proofErr w:type="spellEnd"/>
+      <w:r>
+        <w:rPr>
+          <w:rFonts w:ascii="Courier New" w:eastAsia="Times New Roman" w:hAnsi="Courier New" w:cs="Courier New"/>
+          <w:kern w:val="0"/>
+          <w:sz w:val="20"/>
+          <w:szCs w:val="20"/>
+          <w14:ligatures w14:val="none"/>
+        </w:rPr>
+        <w:t>(</w:t>
+      </w:r>
+      <w:proofErr w:type="gramEnd"/>
+      <w:r>
+        <w:rPr>
+          <w:rFonts w:ascii="Courier New" w:eastAsia="Times New Roman" w:hAnsi="Courier New" w:cs="Courier New"/>
+          <w:kern w:val="0"/>
+          <w:sz w:val="20"/>
+          <w:szCs w:val="20"/>
+          <w14:ligatures w14:val="none"/>
+        </w:rPr>
+        <w:t>) const;</w:t>
+      </w:r>
+    </w:p>
+    <w:p/>
+    <w:p/>
+    <w:p/>
+    <w:p/>
+    <w:p/>
+    <w:p/>
+    <w:p>
+      <w:r>
+        <w:lastRenderedPageBreak/>
+        <w:t>Stage 7: implement jumping</w:t>
+      </w:r>
+      <w:r>
+        <w:t xml:space="preserve"> </w:t>
+      </w:r>
+    </w:p>
+    <w:p>
+      <w:r>
+        <w:t xml:space="preserve">Implemented in </w:t>
+      </w:r>
+      <w:proofErr w:type="spellStart"/>
+      <w:r>
+        <w:t>Player.h</w:t>
+      </w:r>
+      <w:proofErr w:type="spellEnd"/>
+      <w:r>
+        <w:t xml:space="preserve"> and Player.cpp</w:t>
+      </w:r>
+    </w:p>
+    <w:p>
+      <w:r>
+        <w:t>Press space to jump. Player can only jump when on the ground. Gravity pulls the player down, and lands back on the platform using existing collision detection.</w:t>
+      </w:r>
+    </w:p>
+    <w:p/>
     <w:p/>
     <w:sectPr>
       <w:pgSz w:w="12240" w:h="15840"/>
@@ -8630,6 +10648,155 @@
     </w:lvl>
   </w:abstractNum>
   <w:abstractNum w:abstractNumId="2" w15:restartNumberingAfterBreak="0">
+    <w:nsid w:val="3C0B32AA"/>
+    <w:multiLevelType w:val="multilevel"/>
+    <w:tmpl w:val="DF3C9D14"/>
+    <w:lvl w:ilvl="0">
+      <w:start w:val="1"/>
+      <w:numFmt w:val="bullet"/>
+      <w:lvlText w:val=""/>
+      <w:lvlJc w:val="left"/>
+      <w:pPr>
+        <w:tabs>
+          <w:tab w:val="num" w:pos="720"/>
+        </w:tabs>
+        <w:ind w:left="720" w:hanging="360"/>
+      </w:pPr>
+      <w:rPr>
+        <w:rFonts w:ascii="Symbol" w:hAnsi="Symbol" w:hint="default"/>
+        <w:sz w:val="20"/>
+      </w:rPr>
+    </w:lvl>
+    <w:lvl w:ilvl="1" w:tentative="1">
+      <w:start w:val="1"/>
+      <w:numFmt w:val="bullet"/>
+      <w:lvlText w:val="o"/>
+      <w:lvlJc w:val="left"/>
+      <w:pPr>
+        <w:tabs>
+          <w:tab w:val="num" w:pos="1440"/>
+        </w:tabs>
+        <w:ind w:left="1440" w:hanging="360"/>
+      </w:pPr>
+      <w:rPr>
+        <w:rFonts w:ascii="Courier New" w:hAnsi="Courier New" w:hint="default"/>
+        <w:sz w:val="20"/>
+      </w:rPr>
+    </w:lvl>
+    <w:lvl w:ilvl="2" w:tentative="1">
+      <w:start w:val="1"/>
+      <w:numFmt w:val="bullet"/>
+      <w:lvlText w:val=""/>
+      <w:lvlJc w:val="left"/>
+      <w:pPr>
+        <w:tabs>
+          <w:tab w:val="num" w:pos="2160"/>
+        </w:tabs>
+        <w:ind w:left="2160" w:hanging="360"/>
+      </w:pPr>
+      <w:rPr>
+        <w:rFonts w:ascii="Wingdings" w:hAnsi="Wingdings" w:hint="default"/>
+        <w:sz w:val="20"/>
+      </w:rPr>
+    </w:lvl>
+    <w:lvl w:ilvl="3" w:tentative="1">
+      <w:start w:val="1"/>
+      <w:numFmt w:val="bullet"/>
+      <w:lvlText w:val=""/>
+      <w:lvlJc w:val="left"/>
+      <w:pPr>
+        <w:tabs>
+          <w:tab w:val="num" w:pos="2880"/>
+        </w:tabs>
+        <w:ind w:left="2880" w:hanging="360"/>
+      </w:pPr>
+      <w:rPr>
+        <w:rFonts w:ascii="Wingdings" w:hAnsi="Wingdings" w:hint="default"/>
+        <w:sz w:val="20"/>
+      </w:rPr>
+    </w:lvl>
+    <w:lvl w:ilvl="4" w:tentative="1">
+      <w:start w:val="1"/>
+      <w:numFmt w:val="bullet"/>
+      <w:lvlText w:val=""/>
+      <w:lvlJc w:val="left"/>
+      <w:pPr>
+        <w:tabs>
+          <w:tab w:val="num" w:pos="3600"/>
+        </w:tabs>
+        <w:ind w:left="3600" w:hanging="360"/>
+      </w:pPr>
+      <w:rPr>
+        <w:rFonts w:ascii="Wingdings" w:hAnsi="Wingdings" w:hint="default"/>
+        <w:sz w:val="20"/>
+      </w:rPr>
+    </w:lvl>
+    <w:lvl w:ilvl="5" w:tentative="1">
+      <w:start w:val="1"/>
+      <w:numFmt w:val="bullet"/>
+      <w:lvlText w:val=""/>
+      <w:lvlJc w:val="left"/>
+      <w:pPr>
+        <w:tabs>
+          <w:tab w:val="num" w:pos="4320"/>
+        </w:tabs>
+        <w:ind w:left="4320" w:hanging="360"/>
+      </w:pPr>
+      <w:rPr>
+        <w:rFonts w:ascii="Wingdings" w:hAnsi="Wingdings" w:hint="default"/>
+        <w:sz w:val="20"/>
+      </w:rPr>
+    </w:lvl>
+    <w:lvl w:ilvl="6" w:tentative="1">
+      <w:start w:val="1"/>
+      <w:numFmt w:val="bullet"/>
+      <w:lvlText w:val=""/>
+      <w:lvlJc w:val="left"/>
+      <w:pPr>
+        <w:tabs>
+          <w:tab w:val="num" w:pos="5040"/>
+        </w:tabs>
+        <w:ind w:left="5040" w:hanging="360"/>
+      </w:pPr>
+      <w:rPr>
+        <w:rFonts w:ascii="Wingdings" w:hAnsi="Wingdings" w:hint="default"/>
+        <w:sz w:val="20"/>
+      </w:rPr>
+    </w:lvl>
+    <w:lvl w:ilvl="7" w:tentative="1">
+      <w:start w:val="1"/>
+      <w:numFmt w:val="bullet"/>
+      <w:lvlText w:val=""/>
+      <w:lvlJc w:val="left"/>
+      <w:pPr>
+        <w:tabs>
+          <w:tab w:val="num" w:pos="5760"/>
+        </w:tabs>
+        <w:ind w:left="5760" w:hanging="360"/>
+      </w:pPr>
+      <w:rPr>
+        <w:rFonts w:ascii="Wingdings" w:hAnsi="Wingdings" w:hint="default"/>
+        <w:sz w:val="20"/>
+      </w:rPr>
+    </w:lvl>
+    <w:lvl w:ilvl="8" w:tentative="1">
+      <w:start w:val="1"/>
+      <w:numFmt w:val="bullet"/>
+      <w:lvlText w:val=""/>
+      <w:lvlJc w:val="left"/>
+      <w:pPr>
+        <w:tabs>
+          <w:tab w:val="num" w:pos="6480"/>
+        </w:tabs>
+        <w:ind w:left="6480" w:hanging="360"/>
+      </w:pPr>
+      <w:rPr>
+        <w:rFonts w:ascii="Wingdings" w:hAnsi="Wingdings" w:hint="default"/>
+        <w:sz w:val="20"/>
+      </w:rPr>
+    </w:lvl>
+  </w:abstractNum>
+  <w:abstractNum w:abstractNumId="3" w15:restartNumberingAfterBreak="0">
     <w:nsid w:val="589C199E"/>
     <w:multiLevelType w:val="hybridMultilevel"/>
     <w:tmpl w:val="FD86A1B8"/>
@@ -8741,14 +10908,169 @@
       </w:rPr>
     </w:lvl>
   </w:abstractNum>
+  <w:abstractNum w:abstractNumId="4" w15:restartNumberingAfterBreak="0">
+    <w:nsid w:val="76FE3FE4"/>
+    <w:multiLevelType w:val="multilevel"/>
+    <w:tmpl w:val="833623C8"/>
+    <w:lvl w:ilvl="0">
+      <w:start w:val="1"/>
+      <w:numFmt w:val="bullet"/>
+      <w:lvlText w:val=""/>
+      <w:lvlJc w:val="left"/>
+      <w:pPr>
+        <w:tabs>
+          <w:tab w:val="num" w:pos="720"/>
+        </w:tabs>
+        <w:ind w:left="720" w:hanging="360"/>
+      </w:pPr>
+      <w:rPr>
+        <w:rFonts w:ascii="Symbol" w:hAnsi="Symbol" w:hint="default"/>
+        <w:sz w:val="20"/>
+      </w:rPr>
+    </w:lvl>
+    <w:lvl w:ilvl="1" w:tentative="1">
+      <w:start w:val="1"/>
+      <w:numFmt w:val="bullet"/>
+      <w:lvlText w:val="o"/>
+      <w:lvlJc w:val="left"/>
+      <w:pPr>
+        <w:tabs>
+          <w:tab w:val="num" w:pos="1440"/>
+        </w:tabs>
+        <w:ind w:left="1440" w:hanging="360"/>
+      </w:pPr>
+      <w:rPr>
+        <w:rFonts w:ascii="Courier New" w:hAnsi="Courier New" w:hint="default"/>
+        <w:sz w:val="20"/>
+      </w:rPr>
+    </w:lvl>
+    <w:lvl w:ilvl="2" w:tentative="1">
+      <w:start w:val="1"/>
+      <w:numFmt w:val="bullet"/>
+      <w:lvlText w:val=""/>
+      <w:lvlJc w:val="left"/>
+      <w:pPr>
+        <w:tabs>
+          <w:tab w:val="num" w:pos="2160"/>
+        </w:tabs>
+        <w:ind w:left="2160" w:hanging="360"/>
+      </w:pPr>
+      <w:rPr>
+        <w:rFonts w:ascii="Wingdings" w:hAnsi="Wingdings" w:hint="default"/>
+        <w:sz w:val="20"/>
+      </w:rPr>
+    </w:lvl>
+    <w:lvl w:ilvl="3" w:tentative="1">
+      <w:start w:val="1"/>
+      <w:numFmt w:val="bullet"/>
+      <w:lvlText w:val=""/>
+      <w:lvlJc w:val="left"/>
+      <w:pPr>
+        <w:tabs>
+          <w:tab w:val="num" w:pos="2880"/>
+        </w:tabs>
+        <w:ind w:left="2880" w:hanging="360"/>
+      </w:pPr>
+      <w:rPr>
+        <w:rFonts w:ascii="Wingdings" w:hAnsi="Wingdings" w:hint="default"/>
+        <w:sz w:val="20"/>
+      </w:rPr>
+    </w:lvl>
+    <w:lvl w:ilvl="4" w:tentative="1">
+      <w:start w:val="1"/>
+      <w:numFmt w:val="bullet"/>
+      <w:lvlText w:val=""/>
+      <w:lvlJc w:val="left"/>
+      <w:pPr>
+        <w:tabs>
+          <w:tab w:val="num" w:pos="3600"/>
+        </w:tabs>
+        <w:ind w:left="3600" w:hanging="360"/>
+      </w:pPr>
+      <w:rPr>
+        <w:rFonts w:ascii="Wingdings" w:hAnsi="Wingdings" w:hint="default"/>
+        <w:sz w:val="20"/>
+      </w:rPr>
+    </w:lvl>
+    <w:lvl w:ilvl="5" w:tentative="1">
+      <w:start w:val="1"/>
+      <w:numFmt w:val="bullet"/>
+      <w:lvlText w:val=""/>
+      <w:lvlJc w:val="left"/>
+      <w:pPr>
+        <w:tabs>
+          <w:tab w:val="num" w:pos="4320"/>
+        </w:tabs>
+        <w:ind w:left="4320" w:hanging="360"/>
+      </w:pPr>
+      <w:rPr>
+        <w:rFonts w:ascii="Wingdings" w:hAnsi="Wingdings" w:hint="default"/>
+        <w:sz w:val="20"/>
+      </w:rPr>
+    </w:lvl>
+    <w:lvl w:ilvl="6" w:tentative="1">
+      <w:start w:val="1"/>
+      <w:numFmt w:val="bullet"/>
+      <w:lvlText w:val=""/>
+      <w:lvlJc w:val="left"/>
+      <w:pPr>
+        <w:tabs>
+          <w:tab w:val="num" w:pos="5040"/>
+        </w:tabs>
+        <w:ind w:left="5040" w:hanging="360"/>
+      </w:pPr>
+      <w:rPr>
+        <w:rFonts w:ascii="Wingdings" w:hAnsi="Wingdings" w:hint="default"/>
+        <w:sz w:val="20"/>
+      </w:rPr>
+    </w:lvl>
+    <w:lvl w:ilvl="7" w:tentative="1">
+      <w:start w:val="1"/>
+      <w:numFmt w:val="bullet"/>
+      <w:lvlText w:val=""/>
+      <w:lvlJc w:val="left"/>
+      <w:pPr>
+        <w:tabs>
+          <w:tab w:val="num" w:pos="5760"/>
+        </w:tabs>
+        <w:ind w:left="5760" w:hanging="360"/>
+      </w:pPr>
+      <w:rPr>
+        <w:rFonts w:ascii="Wingdings" w:hAnsi="Wingdings" w:hint="default"/>
+        <w:sz w:val="20"/>
+      </w:rPr>
+    </w:lvl>
+    <w:lvl w:ilvl="8" w:tentative="1">
+      <w:start w:val="1"/>
+      <w:numFmt w:val="bullet"/>
+      <w:lvlText w:val=""/>
+      <w:lvlJc w:val="left"/>
+      <w:pPr>
+        <w:tabs>
+          <w:tab w:val="num" w:pos="6480"/>
+        </w:tabs>
+        <w:ind w:left="6480" w:hanging="360"/>
+      </w:pPr>
+      <w:rPr>
+        <w:rFonts w:ascii="Wingdings" w:hAnsi="Wingdings" w:hint="default"/>
+        <w:sz w:val="20"/>
+      </w:rPr>
+    </w:lvl>
+  </w:abstractNum>
   <w:num w:numId="1" w16cid:durableId="700977380">
     <w:abstractNumId w:val="0"/>
   </w:num>
   <w:num w:numId="2" w16cid:durableId="1628196754">
-    <w:abstractNumId w:val="2"/>
+    <w:abstractNumId w:val="3"/>
   </w:num>
   <w:num w:numId="3" w16cid:durableId="1903901708">
     <w:abstractNumId w:val="1"/>
+  </w:num>
+  <w:num w:numId="4" w16cid:durableId="355082902">
+    <w:abstractNumId w:val="4"/>
+  </w:num>
+  <w:num w:numId="5" w16cid:durableId="1088038182">
+    <w:abstractNumId w:val="2"/>
   </w:num>
 </w:numbering>
 </file>

--- a/development log.docx
+++ b/development log.docx
@@ -14,6 +14,16 @@
     </w:p>
     <w:p>
       <w:r>
+        <w:t xml:space="preserve">Git </w:t>
+      </w:r>
+      <w:proofErr w:type="gramStart"/>
+      <w:r>
+        <w:t>add .</w:t>
+      </w:r>
+      <w:proofErr w:type="gramEnd"/>
+    </w:p>
+    <w:p>
+      <w:r>
         <w:t xml:space="preserve">git commit -m "Stage 2: </w:t>
       </w:r>
       <w:r>
@@ -21,6 +31,11 @@
       </w:r>
       <w:r>
         <w:t>ravity and vertical movement"</w:t>
+      </w:r>
+    </w:p>
+    <w:p>
+      <w:r>
+        <w:t>git push -u origin main</w:t>
       </w:r>
     </w:p>
     <w:p>

--- a/development log.docx
+++ b/development log.docx
@@ -10388,7 +10388,144 @@
       </w:r>
     </w:p>
     <w:p/>
-    <w:p/>
+    <w:p>
+      <w:r>
+        <w:t xml:space="preserve">Stage 8: Multiple platforms using </w:t>
+      </w:r>
+      <w:proofErr w:type="gramStart"/>
+      <w:r>
+        <w:t>std::</w:t>
+      </w:r>
+      <w:proofErr w:type="gramEnd"/>
+      <w:r>
+        <w:t>vector</w:t>
+      </w:r>
+    </w:p>
+    <w:p>
+      <w:r>
+        <w:t xml:space="preserve">Replaced the single ground object with </w:t>
+      </w:r>
+    </w:p>
+    <w:p>
+      <w:pPr>
+        <w:shd w:val="clear" w:color="auto" w:fill="1F1F1F"/>
+        <w:spacing w:after="0" w:line="270" w:lineRule="atLeast"/>
+        <w:rPr>
+          <w:rFonts w:ascii="Menlo" w:eastAsia="Times New Roman" w:hAnsi="Menlo" w:cs="Menlo"/>
+          <w:color w:val="CCCCCC"/>
+          <w:kern w:val="0"/>
+          <w:sz w:val="18"/>
+          <w:szCs w:val="18"/>
+          <w14:ligatures w14:val="none"/>
+        </w:rPr>
+      </w:pPr>
+      <w:proofErr w:type="gramStart"/>
+      <w:r>
+        <w:rPr>
+          <w:rFonts w:ascii="Menlo" w:eastAsia="Times New Roman" w:hAnsi="Menlo" w:cs="Menlo"/>
+          <w:color w:val="4EC9B0"/>
+          <w:kern w:val="0"/>
+          <w:sz w:val="18"/>
+          <w:szCs w:val="18"/>
+          <w14:ligatures w14:val="none"/>
+        </w:rPr>
+        <w:t>std</w:t>
+      </w:r>
+      <w:r>
+        <w:rPr>
+          <w:rFonts w:ascii="Menlo" w:eastAsia="Times New Roman" w:hAnsi="Menlo" w:cs="Menlo"/>
+          <w:color w:val="CCCCCC"/>
+          <w:kern w:val="0"/>
+          <w:sz w:val="18"/>
+          <w:szCs w:val="18"/>
+          <w14:ligatures w14:val="none"/>
+        </w:rPr>
+        <w:t>::</w:t>
+      </w:r>
+      <w:proofErr w:type="gramEnd"/>
+      <w:r>
+        <w:rPr>
+          <w:rFonts w:ascii="Menlo" w:eastAsia="Times New Roman" w:hAnsi="Menlo" w:cs="Menlo"/>
+          <w:color w:val="4EC9B0"/>
+          <w:kern w:val="0"/>
+          <w:sz w:val="18"/>
+          <w:szCs w:val="18"/>
+          <w14:ligatures w14:val="none"/>
+        </w:rPr>
+        <w:t>vector</w:t>
+      </w:r>
+      <w:r>
+        <w:rPr>
+          <w:rFonts w:ascii="Menlo" w:eastAsia="Times New Roman" w:hAnsi="Menlo" w:cs="Menlo"/>
+          <w:color w:val="D4D4D4"/>
+          <w:kern w:val="0"/>
+          <w:sz w:val="18"/>
+          <w:szCs w:val="18"/>
+          <w14:ligatures w14:val="none"/>
+        </w:rPr>
+        <w:t>&lt;</w:t>
+      </w:r>
+      <w:r>
+        <w:rPr>
+          <w:rFonts w:ascii="Menlo" w:eastAsia="Times New Roman" w:hAnsi="Menlo" w:cs="Menlo"/>
+          <w:color w:val="4EC9B0"/>
+          <w:kern w:val="0"/>
+          <w:sz w:val="18"/>
+          <w:szCs w:val="18"/>
+          <w14:ligatures w14:val="none"/>
+        </w:rPr>
+        <w:t>Platform</w:t>
+      </w:r>
+      <w:r>
+        <w:rPr>
+          <w:rFonts w:ascii="Menlo" w:eastAsia="Times New Roman" w:hAnsi="Menlo" w:cs="Menlo"/>
+          <w:color w:val="D4D4D4"/>
+          <w:kern w:val="0"/>
+          <w:sz w:val="18"/>
+          <w:szCs w:val="18"/>
+          <w14:ligatures w14:val="none"/>
+        </w:rPr>
+        <w:t>&gt;</w:t>
+      </w:r>
+      <w:r>
+        <w:rPr>
+          <w:rFonts w:ascii="Menlo" w:eastAsia="Times New Roman" w:hAnsi="Menlo" w:cs="Menlo"/>
+          <w:color w:val="CCCCCC"/>
+          <w:kern w:val="0"/>
+          <w:sz w:val="18"/>
+          <w:szCs w:val="18"/>
+          <w14:ligatures w14:val="none"/>
+        </w:rPr>
+        <w:t xml:space="preserve"> </w:t>
+      </w:r>
+      <w:r>
+        <w:rPr>
+          <w:rFonts w:ascii="Menlo" w:eastAsia="Times New Roman" w:hAnsi="Menlo" w:cs="Menlo"/>
+          <w:color w:val="9CDCFE"/>
+          <w:kern w:val="0"/>
+          <w:sz w:val="18"/>
+          <w:szCs w:val="18"/>
+          <w14:ligatures w14:val="none"/>
+        </w:rPr>
+        <w:t>platforms</w:t>
+      </w:r>
+      <w:r>
+        <w:rPr>
+          <w:rFonts w:ascii="Menlo" w:eastAsia="Times New Roman" w:hAnsi="Menlo" w:cs="Menlo"/>
+          <w:color w:val="CCCCCC"/>
+          <w:kern w:val="0"/>
+          <w:sz w:val="18"/>
+          <w:szCs w:val="18"/>
+          <w14:ligatures w14:val="none"/>
+        </w:rPr>
+        <w:t>;</w:t>
+      </w:r>
+    </w:p>
+    <w:p>
+      <w:r>
+        <w:t>An empty vector capable of storing Platform objects</w:t>
+      </w:r>
+    </w:p>
     <w:sectPr>
       <w:pgSz w:w="12240" w:h="15840"/>
       <w:pgMar w:top="1440" w:right="1440" w:bottom="1440" w:left="1440" w:header="720" w:footer="720" w:gutter="0"/>

--- a/development log.docx
+++ b/development log.docx
@@ -10526,6 +10526,8 @@
         <w:t>An empty vector capable of storing Platform objects</w:t>
       </w:r>
     </w:p>
+    <w:p/>
+    <w:p/>
     <w:sectPr>
       <w:pgSz w:w="12240" w:h="15840"/>
       <w:pgMar w:top="1440" w:right="1440" w:bottom="1440" w:left="1440" w:header="720" w:footer="720" w:gutter="0"/>

--- a/development log.docx
+++ b/development log.docx
@@ -8261,7 +8261,7 @@
           <w:noProof/>
         </w:rPr>
         <w:drawing>
-          <wp:anchor distT="0" distB="0" distL="114300" distR="114300" simplePos="0" relativeHeight="251658240" behindDoc="0" locked="0" layoutInCell="1" allowOverlap="1" wp14:anchorId="44CA20CA" wp14:editId="36EC0965">
+          <wp:anchor distT="0" distB="0" distL="114300" distR="114300" simplePos="0" relativeHeight="251658240" behindDoc="0" locked="0" layoutInCell="1" allowOverlap="1" wp14:anchorId="44CA20CA" wp14:editId="2C3AF301">
             <wp:simplePos x="914400" y="3212327"/>
             <wp:positionH relativeFrom="column">
               <wp:align>left</wp:align>
@@ -10524,6 +10524,756 @@
     <w:p>
       <w:r>
         <w:t>An empty vector capable of storing Platform objects</w:t>
+      </w:r>
+    </w:p>
+    <w:p/>
+    <w:p>
+      <w:r>
+        <w:t xml:space="preserve">Stage 9: add camera movement </w:t>
+      </w:r>
+    </w:p>
+    <w:p>
+      <w:r>
+        <w:t>August 10, 2026</w:t>
+      </w:r>
+    </w:p>
+    <w:p>
+      <w:r>
+        <w:t>Main:</w:t>
+      </w:r>
+    </w:p>
+    <w:p>
+      <w:pPr>
+        <w:shd w:val="clear" w:color="auto" w:fill="1F1F1F"/>
+        <w:spacing w:after="0" w:line="270" w:lineRule="atLeast"/>
+        <w:rPr>
+          <w:rFonts w:ascii="Menlo" w:eastAsia="Times New Roman" w:hAnsi="Menlo" w:cs="Menlo"/>
+          <w:color w:val="CCCCCC"/>
+          <w:kern w:val="0"/>
+          <w:sz w:val="18"/>
+          <w:szCs w:val="18"/>
+          <w14:ligatures w14:val="none"/>
+        </w:rPr>
+      </w:pPr>
+      <w:r>
+        <w:rPr>
+          <w:rFonts w:ascii="Menlo" w:eastAsia="Times New Roman" w:hAnsi="Menlo" w:cs="Menlo"/>
+          <w:color w:val="6A9955"/>
+          <w:kern w:val="0"/>
+          <w:sz w:val="18"/>
+          <w:szCs w:val="18"/>
+          <w14:ligatures w14:val="none"/>
+        </w:rPr>
+        <w:t>// Camera movement</w:t>
+      </w:r>
+    </w:p>
+    <w:p>
+      <w:pPr>
+        <w:shd w:val="clear" w:color="auto" w:fill="1F1F1F"/>
+        <w:spacing w:after="0" w:line="270" w:lineRule="atLeast"/>
+        <w:rPr>
+          <w:rFonts w:ascii="Menlo" w:eastAsia="Times New Roman" w:hAnsi="Menlo" w:cs="Menlo"/>
+          <w:color w:val="CCCCCC"/>
+          <w:kern w:val="0"/>
+          <w:sz w:val="18"/>
+          <w:szCs w:val="18"/>
+          <w14:ligatures w14:val="none"/>
+        </w:rPr>
+      </w:pPr>
+      <w:r>
+        <w:rPr>
+          <w:rFonts w:ascii="Menlo" w:eastAsia="Times New Roman" w:hAnsi="Menlo" w:cs="Menlo"/>
+          <w:color w:val="CCCCCC"/>
+          <w:kern w:val="0"/>
+          <w:sz w:val="18"/>
+          <w:szCs w:val="18"/>
+          <w14:ligatures w14:val="none"/>
+        </w:rPr>
+        <w:t xml:space="preserve">        </w:t>
+      </w:r>
+      <w:r>
+        <w:rPr>
+          <w:rFonts w:ascii="Menlo" w:eastAsia="Times New Roman" w:hAnsi="Menlo" w:cs="Menlo"/>
+          <w:color w:val="569CD6"/>
+          <w:kern w:val="0"/>
+          <w:sz w:val="18"/>
+          <w:szCs w:val="18"/>
+          <w14:ligatures w14:val="none"/>
+        </w:rPr>
+        <w:t>float</w:t>
+      </w:r>
+      <w:r>
+        <w:rPr>
+          <w:rFonts w:ascii="Menlo" w:eastAsia="Times New Roman" w:hAnsi="Menlo" w:cs="Menlo"/>
+          <w:color w:val="CCCCCC"/>
+          <w:kern w:val="0"/>
+          <w:sz w:val="18"/>
+          <w:szCs w:val="18"/>
+          <w14:ligatures w14:val="none"/>
+        </w:rPr>
+        <w:t xml:space="preserve"> </w:t>
+      </w:r>
+      <w:proofErr w:type="spellStart"/>
+      <w:r>
+        <w:rPr>
+          <w:rFonts w:ascii="Menlo" w:eastAsia="Times New Roman" w:hAnsi="Menlo" w:cs="Menlo"/>
+          <w:color w:val="9CDCFE"/>
+          <w:kern w:val="0"/>
+          <w:sz w:val="18"/>
+          <w:szCs w:val="18"/>
+          <w14:ligatures w14:val="none"/>
+        </w:rPr>
+        <w:t>cameraX</w:t>
+      </w:r>
+      <w:proofErr w:type="spellEnd"/>
+      <w:r>
+        <w:rPr>
+          <w:rFonts w:ascii="Menlo" w:eastAsia="Times New Roman" w:hAnsi="Menlo" w:cs="Menlo"/>
+          <w:color w:val="CCCCCC"/>
+          <w:kern w:val="0"/>
+          <w:sz w:val="18"/>
+          <w:szCs w:val="18"/>
+          <w14:ligatures w14:val="none"/>
+        </w:rPr>
+        <w:t xml:space="preserve"> </w:t>
+      </w:r>
+      <w:r>
+        <w:rPr>
+          <w:rFonts w:ascii="Menlo" w:eastAsia="Times New Roman" w:hAnsi="Menlo" w:cs="Menlo"/>
+          <w:color w:val="D4D4D4"/>
+          <w:kern w:val="0"/>
+          <w:sz w:val="18"/>
+          <w:szCs w:val="18"/>
+          <w14:ligatures w14:val="none"/>
+        </w:rPr>
+        <w:t>=</w:t>
+      </w:r>
+    </w:p>
+    <w:p>
+      <w:pPr>
+        <w:shd w:val="clear" w:color="auto" w:fill="1F1F1F"/>
+        <w:spacing w:after="0" w:line="270" w:lineRule="atLeast"/>
+        <w:rPr>
+          <w:rFonts w:ascii="Menlo" w:eastAsia="Times New Roman" w:hAnsi="Menlo" w:cs="Menlo"/>
+          <w:color w:val="CCCCCC"/>
+          <w:kern w:val="0"/>
+          <w:sz w:val="18"/>
+          <w:szCs w:val="18"/>
+          <w14:ligatures w14:val="none"/>
+        </w:rPr>
+      </w:pPr>
+      <w:r>
+        <w:rPr>
+          <w:rFonts w:ascii="Menlo" w:eastAsia="Times New Roman" w:hAnsi="Menlo" w:cs="Menlo"/>
+          <w:color w:val="CCCCCC"/>
+          <w:kern w:val="0"/>
+          <w:sz w:val="18"/>
+          <w:szCs w:val="18"/>
+          <w14:ligatures w14:val="none"/>
+        </w:rPr>
+        <w:t xml:space="preserve">            </w:t>
+      </w:r>
+      <w:proofErr w:type="spellStart"/>
+      <w:proofErr w:type="gramStart"/>
+      <w:r>
+        <w:rPr>
+          <w:rFonts w:ascii="Menlo" w:eastAsia="Times New Roman" w:hAnsi="Menlo" w:cs="Menlo"/>
+          <w:color w:val="9CDCFE"/>
+          <w:kern w:val="0"/>
+          <w:sz w:val="18"/>
+          <w:szCs w:val="18"/>
+          <w14:ligatures w14:val="none"/>
+        </w:rPr>
+        <w:t>player</w:t>
+      </w:r>
+      <w:r>
+        <w:rPr>
+          <w:rFonts w:ascii="Menlo" w:eastAsia="Times New Roman" w:hAnsi="Menlo" w:cs="Menlo"/>
+          <w:color w:val="CCCCCC"/>
+          <w:kern w:val="0"/>
+          <w:sz w:val="18"/>
+          <w:szCs w:val="18"/>
+          <w14:ligatures w14:val="none"/>
+        </w:rPr>
+        <w:t>.</w:t>
+      </w:r>
+      <w:r>
+        <w:rPr>
+          <w:rFonts w:ascii="Menlo" w:eastAsia="Times New Roman" w:hAnsi="Menlo" w:cs="Menlo"/>
+          <w:color w:val="DCDCAA"/>
+          <w:kern w:val="0"/>
+          <w:sz w:val="18"/>
+          <w:szCs w:val="18"/>
+          <w14:ligatures w14:val="none"/>
+        </w:rPr>
+        <w:t>getPosition</w:t>
+      </w:r>
+      <w:proofErr w:type="spellEnd"/>
+      <w:proofErr w:type="gramEnd"/>
+      <w:r>
+        <w:rPr>
+          <w:rFonts w:ascii="Menlo" w:eastAsia="Times New Roman" w:hAnsi="Menlo" w:cs="Menlo"/>
+          <w:color w:val="CCCCCC"/>
+          <w:kern w:val="0"/>
+          <w:sz w:val="18"/>
+          <w:szCs w:val="18"/>
+          <w14:ligatures w14:val="none"/>
+        </w:rPr>
+        <w:t>().</w:t>
+      </w:r>
+      <w:r>
+        <w:rPr>
+          <w:rFonts w:ascii="Menlo" w:eastAsia="Times New Roman" w:hAnsi="Menlo" w:cs="Menlo"/>
+          <w:color w:val="9CDCFE"/>
+          <w:kern w:val="0"/>
+          <w:sz w:val="18"/>
+          <w:szCs w:val="18"/>
+          <w14:ligatures w14:val="none"/>
+        </w:rPr>
+        <w:t>x</w:t>
+      </w:r>
+      <w:r>
+        <w:rPr>
+          <w:rFonts w:ascii="Menlo" w:eastAsia="Times New Roman" w:hAnsi="Menlo" w:cs="Menlo"/>
+          <w:color w:val="CCCCCC"/>
+          <w:kern w:val="0"/>
+          <w:sz w:val="18"/>
+          <w:szCs w:val="18"/>
+          <w14:ligatures w14:val="none"/>
+        </w:rPr>
+        <w:t xml:space="preserve"> </w:t>
+      </w:r>
+      <w:r>
+        <w:rPr>
+          <w:rFonts w:ascii="Menlo" w:eastAsia="Times New Roman" w:hAnsi="Menlo" w:cs="Menlo"/>
+          <w:color w:val="D4D4D4"/>
+          <w:kern w:val="0"/>
+          <w:sz w:val="18"/>
+          <w:szCs w:val="18"/>
+          <w14:ligatures w14:val="none"/>
+        </w:rPr>
+        <w:t>+</w:t>
+      </w:r>
+      <w:r>
+        <w:rPr>
+          <w:rFonts w:ascii="Menlo" w:eastAsia="Times New Roman" w:hAnsi="Menlo" w:cs="Menlo"/>
+          <w:color w:val="CCCCCC"/>
+          <w:kern w:val="0"/>
+          <w:sz w:val="18"/>
+          <w:szCs w:val="18"/>
+          <w14:ligatures w14:val="none"/>
+        </w:rPr>
+        <w:t xml:space="preserve"> </w:t>
+      </w:r>
+      <w:r>
+        <w:rPr>
+          <w:rFonts w:ascii="Menlo" w:eastAsia="Times New Roman" w:hAnsi="Menlo" w:cs="Menlo"/>
+          <w:color w:val="B5CEA8"/>
+          <w:kern w:val="0"/>
+          <w:sz w:val="18"/>
+          <w:szCs w:val="18"/>
+          <w14:ligatures w14:val="none"/>
+        </w:rPr>
+        <w:t>300.f</w:t>
+      </w:r>
+      <w:r>
+        <w:rPr>
+          <w:rFonts w:ascii="Menlo" w:eastAsia="Times New Roman" w:hAnsi="Menlo" w:cs="Menlo"/>
+          <w:color w:val="CCCCCC"/>
+          <w:kern w:val="0"/>
+          <w:sz w:val="18"/>
+          <w:szCs w:val="18"/>
+          <w14:ligatures w14:val="none"/>
+        </w:rPr>
+        <w:t>;</w:t>
+      </w:r>
+    </w:p>
+    <w:p>
+      <w:pPr>
+        <w:shd w:val="clear" w:color="auto" w:fill="1F1F1F"/>
+        <w:spacing w:after="0" w:line="270" w:lineRule="atLeast"/>
+        <w:rPr>
+          <w:rFonts w:ascii="Menlo" w:eastAsia="Times New Roman" w:hAnsi="Menlo" w:cs="Menlo"/>
+          <w:color w:val="CCCCCC"/>
+          <w:kern w:val="0"/>
+          <w:sz w:val="18"/>
+          <w:szCs w:val="18"/>
+          <w14:ligatures w14:val="none"/>
+        </w:rPr>
+      </w:pPr>
+    </w:p>
+    <w:p>
+      <w:pPr>
+        <w:shd w:val="clear" w:color="auto" w:fill="1F1F1F"/>
+        <w:spacing w:after="0" w:line="270" w:lineRule="atLeast"/>
+        <w:rPr>
+          <w:rFonts w:ascii="Menlo" w:eastAsia="Times New Roman" w:hAnsi="Menlo" w:cs="Menlo"/>
+          <w:color w:val="CCCCCC"/>
+          <w:kern w:val="0"/>
+          <w:sz w:val="18"/>
+          <w:szCs w:val="18"/>
+          <w14:ligatures w14:val="none"/>
+        </w:rPr>
+      </w:pPr>
+      <w:r>
+        <w:rPr>
+          <w:rFonts w:ascii="Menlo" w:eastAsia="Times New Roman" w:hAnsi="Menlo" w:cs="Menlo"/>
+          <w:color w:val="CCCCCC"/>
+          <w:kern w:val="0"/>
+          <w:sz w:val="18"/>
+          <w:szCs w:val="18"/>
+          <w14:ligatures w14:val="none"/>
+        </w:rPr>
+        <w:t xml:space="preserve">        </w:t>
+      </w:r>
+      <w:r>
+        <w:rPr>
+          <w:rFonts w:ascii="Menlo" w:eastAsia="Times New Roman" w:hAnsi="Menlo" w:cs="Menlo"/>
+          <w:color w:val="C586C0"/>
+          <w:kern w:val="0"/>
+          <w:sz w:val="18"/>
+          <w:szCs w:val="18"/>
+          <w14:ligatures w14:val="none"/>
+        </w:rPr>
+        <w:t>if</w:t>
+      </w:r>
+      <w:r>
+        <w:rPr>
+          <w:rFonts w:ascii="Menlo" w:eastAsia="Times New Roman" w:hAnsi="Menlo" w:cs="Menlo"/>
+          <w:color w:val="CCCCCC"/>
+          <w:kern w:val="0"/>
+          <w:sz w:val="18"/>
+          <w:szCs w:val="18"/>
+          <w14:ligatures w14:val="none"/>
+        </w:rPr>
+        <w:t xml:space="preserve"> (</w:t>
+      </w:r>
+      <w:proofErr w:type="spellStart"/>
+      <w:r>
+        <w:rPr>
+          <w:rFonts w:ascii="Menlo" w:eastAsia="Times New Roman" w:hAnsi="Menlo" w:cs="Menlo"/>
+          <w:color w:val="9CDCFE"/>
+          <w:kern w:val="0"/>
+          <w:sz w:val="18"/>
+          <w:szCs w:val="18"/>
+          <w14:ligatures w14:val="none"/>
+        </w:rPr>
+        <w:t>cameraX</w:t>
+      </w:r>
+      <w:proofErr w:type="spellEnd"/>
+      <w:r>
+        <w:rPr>
+          <w:rFonts w:ascii="Menlo" w:eastAsia="Times New Roman" w:hAnsi="Menlo" w:cs="Menlo"/>
+          <w:color w:val="CCCCCC"/>
+          <w:kern w:val="0"/>
+          <w:sz w:val="18"/>
+          <w:szCs w:val="18"/>
+          <w14:ligatures w14:val="none"/>
+        </w:rPr>
+        <w:t xml:space="preserve"> </w:t>
+      </w:r>
+      <w:r>
+        <w:rPr>
+          <w:rFonts w:ascii="Menlo" w:eastAsia="Times New Roman" w:hAnsi="Menlo" w:cs="Menlo"/>
+          <w:color w:val="D4D4D4"/>
+          <w:kern w:val="0"/>
+          <w:sz w:val="18"/>
+          <w:szCs w:val="18"/>
+          <w14:ligatures w14:val="none"/>
+        </w:rPr>
+        <w:t>&lt;</w:t>
+      </w:r>
+      <w:r>
+        <w:rPr>
+          <w:rFonts w:ascii="Menlo" w:eastAsia="Times New Roman" w:hAnsi="Menlo" w:cs="Menlo"/>
+          <w:color w:val="CCCCCC"/>
+          <w:kern w:val="0"/>
+          <w:sz w:val="18"/>
+          <w:szCs w:val="18"/>
+          <w14:ligatures w14:val="none"/>
+        </w:rPr>
+        <w:t xml:space="preserve"> </w:t>
+      </w:r>
+      <w:r>
+        <w:rPr>
+          <w:rFonts w:ascii="Menlo" w:eastAsia="Times New Roman" w:hAnsi="Menlo" w:cs="Menlo"/>
+          <w:color w:val="B5CEA8"/>
+          <w:kern w:val="0"/>
+          <w:sz w:val="18"/>
+          <w:szCs w:val="18"/>
+          <w14:ligatures w14:val="none"/>
+        </w:rPr>
+        <w:t>500.f</w:t>
+      </w:r>
+      <w:r>
+        <w:rPr>
+          <w:rFonts w:ascii="Menlo" w:eastAsia="Times New Roman" w:hAnsi="Menlo" w:cs="Menlo"/>
+          <w:color w:val="CCCCCC"/>
+          <w:kern w:val="0"/>
+          <w:sz w:val="18"/>
+          <w:szCs w:val="18"/>
+          <w14:ligatures w14:val="none"/>
+        </w:rPr>
+        <w:t>) {</w:t>
+      </w:r>
+    </w:p>
+    <w:p>
+      <w:pPr>
+        <w:shd w:val="clear" w:color="auto" w:fill="1F1F1F"/>
+        <w:spacing w:after="0" w:line="270" w:lineRule="atLeast"/>
+        <w:rPr>
+          <w:rFonts w:ascii="Menlo" w:eastAsia="Times New Roman" w:hAnsi="Menlo" w:cs="Menlo"/>
+          <w:color w:val="CCCCCC"/>
+          <w:kern w:val="0"/>
+          <w:sz w:val="18"/>
+          <w:szCs w:val="18"/>
+          <w14:ligatures w14:val="none"/>
+        </w:rPr>
+      </w:pPr>
+      <w:r>
+        <w:rPr>
+          <w:rFonts w:ascii="Menlo" w:eastAsia="Times New Roman" w:hAnsi="Menlo" w:cs="Menlo"/>
+          <w:color w:val="CCCCCC"/>
+          <w:kern w:val="0"/>
+          <w:sz w:val="18"/>
+          <w:szCs w:val="18"/>
+          <w14:ligatures w14:val="none"/>
+        </w:rPr>
+        <w:t xml:space="preserve">            </w:t>
+      </w:r>
+      <w:proofErr w:type="spellStart"/>
+      <w:r>
+        <w:rPr>
+          <w:rFonts w:ascii="Menlo" w:eastAsia="Times New Roman" w:hAnsi="Menlo" w:cs="Menlo"/>
+          <w:color w:val="9CDCFE"/>
+          <w:kern w:val="0"/>
+          <w:sz w:val="18"/>
+          <w:szCs w:val="18"/>
+          <w14:ligatures w14:val="none"/>
+        </w:rPr>
+        <w:t>cameraX</w:t>
+      </w:r>
+      <w:proofErr w:type="spellEnd"/>
+      <w:r>
+        <w:rPr>
+          <w:rFonts w:ascii="Menlo" w:eastAsia="Times New Roman" w:hAnsi="Menlo" w:cs="Menlo"/>
+          <w:color w:val="CCCCCC"/>
+          <w:kern w:val="0"/>
+          <w:sz w:val="18"/>
+          <w:szCs w:val="18"/>
+          <w14:ligatures w14:val="none"/>
+        </w:rPr>
+        <w:t xml:space="preserve"> </w:t>
+      </w:r>
+      <w:r>
+        <w:rPr>
+          <w:rFonts w:ascii="Menlo" w:eastAsia="Times New Roman" w:hAnsi="Menlo" w:cs="Menlo"/>
+          <w:color w:val="D4D4D4"/>
+          <w:kern w:val="0"/>
+          <w:sz w:val="18"/>
+          <w:szCs w:val="18"/>
+          <w14:ligatures w14:val="none"/>
+        </w:rPr>
+        <w:t>=</w:t>
+      </w:r>
+      <w:r>
+        <w:rPr>
+          <w:rFonts w:ascii="Menlo" w:eastAsia="Times New Roman" w:hAnsi="Menlo" w:cs="Menlo"/>
+          <w:color w:val="CCCCCC"/>
+          <w:kern w:val="0"/>
+          <w:sz w:val="18"/>
+          <w:szCs w:val="18"/>
+          <w14:ligatures w14:val="none"/>
+        </w:rPr>
+        <w:t xml:space="preserve"> </w:t>
+      </w:r>
+      <w:r>
+        <w:rPr>
+          <w:rFonts w:ascii="Menlo" w:eastAsia="Times New Roman" w:hAnsi="Menlo" w:cs="Menlo"/>
+          <w:color w:val="B5CEA8"/>
+          <w:kern w:val="0"/>
+          <w:sz w:val="18"/>
+          <w:szCs w:val="18"/>
+          <w14:ligatures w14:val="none"/>
+        </w:rPr>
+        <w:t>500.f</w:t>
+      </w:r>
+      <w:r>
+        <w:rPr>
+          <w:rFonts w:ascii="Menlo" w:eastAsia="Times New Roman" w:hAnsi="Menlo" w:cs="Menlo"/>
+          <w:color w:val="CCCCCC"/>
+          <w:kern w:val="0"/>
+          <w:sz w:val="18"/>
+          <w:szCs w:val="18"/>
+          <w14:ligatures w14:val="none"/>
+        </w:rPr>
+        <w:t>;</w:t>
+      </w:r>
+    </w:p>
+    <w:p>
+      <w:pPr>
+        <w:shd w:val="clear" w:color="auto" w:fill="1F1F1F"/>
+        <w:spacing w:after="0" w:line="270" w:lineRule="atLeast"/>
+        <w:rPr>
+          <w:rFonts w:ascii="Menlo" w:eastAsia="Times New Roman" w:hAnsi="Menlo" w:cs="Menlo"/>
+          <w:color w:val="CCCCCC"/>
+          <w:kern w:val="0"/>
+          <w:sz w:val="18"/>
+          <w:szCs w:val="18"/>
+          <w14:ligatures w14:val="none"/>
+        </w:rPr>
+      </w:pPr>
+      <w:r>
+        <w:rPr>
+          <w:rFonts w:ascii="Menlo" w:eastAsia="Times New Roman" w:hAnsi="Menlo" w:cs="Menlo"/>
+          <w:color w:val="CCCCCC"/>
+          <w:kern w:val="0"/>
+          <w:sz w:val="18"/>
+          <w:szCs w:val="18"/>
+          <w14:ligatures w14:val="none"/>
+        </w:rPr>
+        <w:t xml:space="preserve">        }</w:t>
+      </w:r>
+    </w:p>
+    <w:p>
+      <w:pPr>
+        <w:shd w:val="clear" w:color="auto" w:fill="1F1F1F"/>
+        <w:spacing w:after="0" w:line="270" w:lineRule="atLeast"/>
+        <w:rPr>
+          <w:rFonts w:ascii="Menlo" w:eastAsia="Times New Roman" w:hAnsi="Menlo" w:cs="Menlo"/>
+          <w:color w:val="CCCCCC"/>
+          <w:kern w:val="0"/>
+          <w:sz w:val="18"/>
+          <w:szCs w:val="18"/>
+          <w14:ligatures w14:val="none"/>
+        </w:rPr>
+      </w:pPr>
+    </w:p>
+    <w:p>
+      <w:pPr>
+        <w:shd w:val="clear" w:color="auto" w:fill="1F1F1F"/>
+        <w:spacing w:after="0" w:line="270" w:lineRule="atLeast"/>
+        <w:rPr>
+          <w:rFonts w:ascii="Menlo" w:eastAsia="Times New Roman" w:hAnsi="Menlo" w:cs="Menlo"/>
+          <w:color w:val="CCCCCC"/>
+          <w:kern w:val="0"/>
+          <w:sz w:val="18"/>
+          <w:szCs w:val="18"/>
+          <w14:ligatures w14:val="none"/>
+        </w:rPr>
+      </w:pPr>
+      <w:r>
+        <w:rPr>
+          <w:rFonts w:ascii="Menlo" w:eastAsia="Times New Roman" w:hAnsi="Menlo" w:cs="Menlo"/>
+          <w:color w:val="CCCCCC"/>
+          <w:kern w:val="0"/>
+          <w:sz w:val="18"/>
+          <w:szCs w:val="18"/>
+          <w14:ligatures w14:val="none"/>
+        </w:rPr>
+        <w:t xml:space="preserve">        </w:t>
+      </w:r>
+      <w:proofErr w:type="spellStart"/>
+      <w:proofErr w:type="gramStart"/>
+      <w:r>
+        <w:rPr>
+          <w:rFonts w:ascii="Menlo" w:eastAsia="Times New Roman" w:hAnsi="Menlo" w:cs="Menlo"/>
+          <w:color w:val="9CDCFE"/>
+          <w:kern w:val="0"/>
+          <w:sz w:val="18"/>
+          <w:szCs w:val="18"/>
+          <w14:ligatures w14:val="none"/>
+        </w:rPr>
+        <w:t>camera</w:t>
+      </w:r>
+      <w:r>
+        <w:rPr>
+          <w:rFonts w:ascii="Menlo" w:eastAsia="Times New Roman" w:hAnsi="Menlo" w:cs="Menlo"/>
+          <w:color w:val="CCCCCC"/>
+          <w:kern w:val="0"/>
+          <w:sz w:val="18"/>
+          <w:szCs w:val="18"/>
+          <w14:ligatures w14:val="none"/>
+        </w:rPr>
+        <w:t>.</w:t>
+      </w:r>
+      <w:r>
+        <w:rPr>
+          <w:rFonts w:ascii="Menlo" w:eastAsia="Times New Roman" w:hAnsi="Menlo" w:cs="Menlo"/>
+          <w:color w:val="DCDCAA"/>
+          <w:kern w:val="0"/>
+          <w:sz w:val="18"/>
+          <w:szCs w:val="18"/>
+          <w14:ligatures w14:val="none"/>
+        </w:rPr>
+        <w:t>setCenter</w:t>
+      </w:r>
+      <w:proofErr w:type="spellEnd"/>
+      <w:proofErr w:type="gramEnd"/>
+      <w:r>
+        <w:rPr>
+          <w:rFonts w:ascii="Menlo" w:eastAsia="Times New Roman" w:hAnsi="Menlo" w:cs="Menlo"/>
+          <w:color w:val="CCCCCC"/>
+          <w:kern w:val="0"/>
+          <w:sz w:val="18"/>
+          <w:szCs w:val="18"/>
+          <w14:ligatures w14:val="none"/>
+        </w:rPr>
+        <w:t>(</w:t>
+      </w:r>
+    </w:p>
+    <w:p>
+      <w:pPr>
+        <w:shd w:val="clear" w:color="auto" w:fill="1F1F1F"/>
+        <w:spacing w:after="0" w:line="270" w:lineRule="atLeast"/>
+        <w:rPr>
+          <w:rFonts w:ascii="Menlo" w:eastAsia="Times New Roman" w:hAnsi="Menlo" w:cs="Menlo"/>
+          <w:color w:val="CCCCCC"/>
+          <w:kern w:val="0"/>
+          <w:sz w:val="18"/>
+          <w:szCs w:val="18"/>
+          <w14:ligatures w14:val="none"/>
+        </w:rPr>
+      </w:pPr>
+      <w:r>
+        <w:rPr>
+          <w:rFonts w:ascii="Menlo" w:eastAsia="Times New Roman" w:hAnsi="Menlo" w:cs="Menlo"/>
+          <w:color w:val="CCCCCC"/>
+          <w:kern w:val="0"/>
+          <w:sz w:val="18"/>
+          <w:szCs w:val="18"/>
+          <w14:ligatures w14:val="none"/>
+        </w:rPr>
+        <w:t xml:space="preserve">            </w:t>
+      </w:r>
+      <w:proofErr w:type="spellStart"/>
+      <w:r>
+        <w:rPr>
+          <w:rFonts w:ascii="Menlo" w:eastAsia="Times New Roman" w:hAnsi="Menlo" w:cs="Menlo"/>
+          <w:color w:val="9CDCFE"/>
+          <w:kern w:val="0"/>
+          <w:sz w:val="18"/>
+          <w:szCs w:val="18"/>
+          <w14:ligatures w14:val="none"/>
+        </w:rPr>
+        <w:t>cameraX</w:t>
+      </w:r>
+      <w:proofErr w:type="spellEnd"/>
+      <w:r>
+        <w:rPr>
+          <w:rFonts w:ascii="Menlo" w:eastAsia="Times New Roman" w:hAnsi="Menlo" w:cs="Menlo"/>
+          <w:color w:val="CCCCCC"/>
+          <w:kern w:val="0"/>
+          <w:sz w:val="18"/>
+          <w:szCs w:val="18"/>
+          <w14:ligatures w14:val="none"/>
+        </w:rPr>
+        <w:t>,</w:t>
+      </w:r>
+    </w:p>
+    <w:p>
+      <w:pPr>
+        <w:shd w:val="clear" w:color="auto" w:fill="1F1F1F"/>
+        <w:spacing w:after="0" w:line="270" w:lineRule="atLeast"/>
+        <w:rPr>
+          <w:rFonts w:ascii="Menlo" w:eastAsia="Times New Roman" w:hAnsi="Menlo" w:cs="Menlo"/>
+          <w:color w:val="CCCCCC"/>
+          <w:kern w:val="0"/>
+          <w:sz w:val="18"/>
+          <w:szCs w:val="18"/>
+          <w14:ligatures w14:val="none"/>
+        </w:rPr>
+      </w:pPr>
+      <w:r>
+        <w:rPr>
+          <w:rFonts w:ascii="Menlo" w:eastAsia="Times New Roman" w:hAnsi="Menlo" w:cs="Menlo"/>
+          <w:color w:val="CCCCCC"/>
+          <w:kern w:val="0"/>
+          <w:sz w:val="18"/>
+          <w:szCs w:val="18"/>
+          <w14:ligatures w14:val="none"/>
+        </w:rPr>
+        <w:t xml:space="preserve">            </w:t>
+      </w:r>
+      <w:r>
+        <w:rPr>
+          <w:rFonts w:ascii="Menlo" w:eastAsia="Times New Roman" w:hAnsi="Menlo" w:cs="Menlo"/>
+          <w:color w:val="B5CEA8"/>
+          <w:kern w:val="0"/>
+          <w:sz w:val="18"/>
+          <w:szCs w:val="18"/>
+          <w14:ligatures w14:val="none"/>
+        </w:rPr>
+        <w:t>300.f</w:t>
+      </w:r>
+    </w:p>
+    <w:p>
+      <w:pPr>
+        <w:shd w:val="clear" w:color="auto" w:fill="1F1F1F"/>
+        <w:spacing w:after="0" w:line="270" w:lineRule="atLeast"/>
+        <w:rPr>
+          <w:rFonts w:ascii="Menlo" w:eastAsia="Times New Roman" w:hAnsi="Menlo" w:cs="Menlo"/>
+          <w:color w:val="CCCCCC"/>
+          <w:kern w:val="0"/>
+          <w:sz w:val="18"/>
+          <w:szCs w:val="18"/>
+          <w14:ligatures w14:val="none"/>
+        </w:rPr>
+      </w:pPr>
+      <w:r>
+        <w:rPr>
+          <w:rFonts w:ascii="Menlo" w:eastAsia="Times New Roman" w:hAnsi="Menlo" w:cs="Menlo"/>
+          <w:color w:val="CCCCCC"/>
+          <w:kern w:val="0"/>
+          <w:sz w:val="18"/>
+          <w:szCs w:val="18"/>
+          <w14:ligatures w14:val="none"/>
+        </w:rPr>
+        <w:t xml:space="preserve">        );</w:t>
+      </w:r>
+    </w:p>
+    <w:p/>
+    <w:p>
+      <w:r>
+        <w:t xml:space="preserve">Camera is slightly centered on the left </w:t>
+      </w:r>
+      <w:proofErr w:type="gramStart"/>
+      <w:r>
+        <w:t>side</w:t>
+      </w:r>
+      <w:proofErr w:type="gramEnd"/>
+      <w:r>
+        <w:t xml:space="preserve"> so we have space to see incoming obstacles, using the player location getters implemented in </w:t>
+      </w:r>
+      <w:proofErr w:type="spellStart"/>
+      <w:r>
+        <w:t>player.h</w:t>
+      </w:r>
+      <w:proofErr w:type="spellEnd"/>
+      <w:r>
+        <w:t xml:space="preserve"> and player.cpp</w:t>
+      </w:r>
+    </w:p>
+    <w:p>
+      <w:proofErr w:type="spellStart"/>
+      <w:proofErr w:type="gramStart"/>
+      <w:r>
+        <w:t>window.setView</w:t>
+      </w:r>
+      <w:proofErr w:type="spellEnd"/>
+      <w:proofErr w:type="gramEnd"/>
+      <w:r>
+        <w:t>(camera);</w:t>
+      </w:r>
+    </w:p>
+    <w:p>
+      <w:r>
+        <w:t>added camera as the viewpoint in the rendering section</w:t>
+      </w:r>
+    </w:p>
+    <w:p>
+      <w:r>
+        <w:t>The camera’s x-axis is also reset in the reset block when R is pressed</w:t>
       </w:r>
     </w:p>
     <w:p/>

--- a/development log.docx
+++ b/development log.docx
@@ -11277,6 +11277,432 @@
       </w:r>
     </w:p>
     <w:p/>
+    <w:p>
+      <w:r>
+        <w:lastRenderedPageBreak/>
+        <w:t>August 10, 2026</w:t>
+      </w:r>
+    </w:p>
+    <w:p>
+      <w:r>
+        <w:t xml:space="preserve">Stage 10- move some of main into a Game.cpp and </w:t>
+      </w:r>
+      <w:proofErr w:type="spellStart"/>
+      <w:r>
+        <w:t>Game.h</w:t>
+      </w:r>
+      <w:proofErr w:type="spellEnd"/>
+      <w:r>
+        <w:t xml:space="preserve"> class to divide the large Main file.</w:t>
+      </w:r>
+    </w:p>
+    <w:p>
+      <w:r>
+        <w:t>main.cpp</w:t>
+      </w:r>
+      <w:r>
+        <w:t xml:space="preserve"> creates </w:t>
+      </w:r>
+      <w:r>
+        <w:t>Game</w:t>
+      </w:r>
+      <w:r>
+        <w:t>, which:</w:t>
+      </w:r>
+    </w:p>
+    <w:p>
+      <w:r>
+        <w:rPr>
+          <w:rFonts w:hint="eastAsia"/>
+        </w:rPr>
+        <w:t>owns Player</w:t>
+      </w:r>
+      <w:r>
+        <w:t xml:space="preserve">, </w:t>
+      </w:r>
+      <w:r>
+        <w:rPr>
+          <w:rFonts w:hint="eastAsia"/>
+        </w:rPr>
+        <w:t>owns Platforms</w:t>
+      </w:r>
+      <w:r>
+        <w:t xml:space="preserve">, </w:t>
+      </w:r>
+      <w:r>
+        <w:rPr>
+          <w:rFonts w:hint="eastAsia"/>
+        </w:rPr>
+        <w:t>owns Spikes</w:t>
+      </w:r>
+      <w:r>
+        <w:t xml:space="preserve">, </w:t>
+      </w:r>
+      <w:r>
+        <w:rPr>
+          <w:rFonts w:hint="eastAsia"/>
+        </w:rPr>
+        <w:t>owns Window</w:t>
+      </w:r>
+      <w:r>
+        <w:t xml:space="preserve">, and </w:t>
+      </w:r>
+      <w:r>
+        <w:rPr>
+          <w:rFonts w:hint="eastAsia"/>
+        </w:rPr>
+        <w:t>owns Camera</w:t>
+      </w:r>
+    </w:p>
+    <w:p>
+      <w:r>
+        <w:t xml:space="preserve">The original game loop was separated into several functions: </w:t>
+      </w:r>
+      <w:proofErr w:type="spellStart"/>
+      <w:proofErr w:type="gramStart"/>
+      <w:r>
+        <w:t>processEvents</w:t>
+      </w:r>
+      <w:proofErr w:type="spellEnd"/>
+      <w:r>
+        <w:t>(</w:t>
+      </w:r>
+      <w:proofErr w:type="gramEnd"/>
+      <w:r>
+        <w:t xml:space="preserve">) handles keyboard/window events, </w:t>
+      </w:r>
+      <w:proofErr w:type="gramStart"/>
+      <w:r>
+        <w:t>update(</w:t>
+      </w:r>
+      <w:proofErr w:type="gramEnd"/>
+      <w:r>
+        <w:t xml:space="preserve">) updates the game each frame, </w:t>
+      </w:r>
+      <w:proofErr w:type="spellStart"/>
+      <w:proofErr w:type="gramStart"/>
+      <w:r>
+        <w:t>handlePlatformCollisions</w:t>
+      </w:r>
+      <w:proofErr w:type="spellEnd"/>
+      <w:r>
+        <w:t>(</w:t>
+      </w:r>
+      <w:proofErr w:type="gramEnd"/>
+      <w:r>
+        <w:t xml:space="preserve">) and </w:t>
+      </w:r>
+      <w:proofErr w:type="spellStart"/>
+      <w:proofErr w:type="gramStart"/>
+      <w:r>
+        <w:t>handleSpikeCollisions</w:t>
+      </w:r>
+      <w:proofErr w:type="spellEnd"/>
+      <w:r>
+        <w:t>(</w:t>
+      </w:r>
+      <w:proofErr w:type="gramEnd"/>
+      <w:r>
+        <w:t xml:space="preserve">) manage collisions, </w:t>
+      </w:r>
+      <w:proofErr w:type="spellStart"/>
+      <w:proofErr w:type="gramStart"/>
+      <w:r>
+        <w:t>updateCamera</w:t>
+      </w:r>
+      <w:proofErr w:type="spellEnd"/>
+      <w:r>
+        <w:t>(</w:t>
+      </w:r>
+      <w:proofErr w:type="gramEnd"/>
+      <w:r>
+        <w:t xml:space="preserve">) controls the scrolling camera, and </w:t>
+      </w:r>
+      <w:proofErr w:type="gramStart"/>
+      <w:r>
+        <w:t>render(</w:t>
+      </w:r>
+      <w:proofErr w:type="gramEnd"/>
+      <w:r>
+        <w:t>) draws the game.</w:t>
+      </w:r>
+    </w:p>
+    <w:p>
+      <w:r>
+        <w:t xml:space="preserve">The platform and spike initialization was also moved into the Game constructor. main.cpp was simplified so that it only creates a Game object and calls </w:t>
+      </w:r>
+      <w:proofErr w:type="spellStart"/>
+      <w:proofErr w:type="gramStart"/>
+      <w:r>
+        <w:t>game.run</w:t>
+      </w:r>
+      <w:proofErr w:type="spellEnd"/>
+      <w:r>
+        <w:t>(</w:t>
+      </w:r>
+      <w:proofErr w:type="gramEnd"/>
+      <w:r>
+        <w:t xml:space="preserve">). Finally, Game.cpp was added to the </w:t>
+      </w:r>
+      <w:proofErr w:type="spellStart"/>
+      <w:r>
+        <w:t>Makefile</w:t>
+      </w:r>
+      <w:proofErr w:type="spellEnd"/>
+      <w:r>
+        <w:t xml:space="preserve"> so it is compiled with the rest of the project.</w:t>
+      </w:r>
+    </w:p>
+    <w:p/>
+    <w:p>
+      <w:r>
+        <w:t>Stage 11- update the death mechanic + finish line</w:t>
+      </w:r>
+    </w:p>
+    <w:p>
+      <w:pPr>
+        <w:shd w:val="clear" w:color="auto" w:fill="1F1F1F"/>
+        <w:spacing w:after="0" w:line="270" w:lineRule="atLeast"/>
+        <w:rPr>
+          <w:rFonts w:ascii="Menlo" w:eastAsia="Times New Roman" w:hAnsi="Menlo" w:cs="Menlo"/>
+          <w:color w:val="CCCCCC"/>
+          <w:kern w:val="0"/>
+          <w:sz w:val="18"/>
+          <w:szCs w:val="18"/>
+          <w14:ligatures w14:val="none"/>
+        </w:rPr>
+      </w:pPr>
+      <w:proofErr w:type="spellStart"/>
+      <w:r>
+        <w:rPr>
+          <w:rFonts w:ascii="Menlo" w:eastAsia="Times New Roman" w:hAnsi="Menlo" w:cs="Menlo"/>
+          <w:color w:val="569CD6"/>
+          <w:kern w:val="0"/>
+          <w:sz w:val="18"/>
+          <w:szCs w:val="18"/>
+          <w14:ligatures w14:val="none"/>
+        </w:rPr>
+        <w:t>enum</w:t>
+      </w:r>
+      <w:proofErr w:type="spellEnd"/>
+      <w:r>
+        <w:rPr>
+          <w:rFonts w:ascii="Menlo" w:eastAsia="Times New Roman" w:hAnsi="Menlo" w:cs="Menlo"/>
+          <w:color w:val="CCCCCC"/>
+          <w:kern w:val="0"/>
+          <w:sz w:val="18"/>
+          <w:szCs w:val="18"/>
+          <w14:ligatures w14:val="none"/>
+        </w:rPr>
+        <w:t xml:space="preserve"> </w:t>
+      </w:r>
+      <w:r>
+        <w:rPr>
+          <w:rFonts w:ascii="Menlo" w:eastAsia="Times New Roman" w:hAnsi="Menlo" w:cs="Menlo"/>
+          <w:color w:val="569CD6"/>
+          <w:kern w:val="0"/>
+          <w:sz w:val="18"/>
+          <w:szCs w:val="18"/>
+          <w14:ligatures w14:val="none"/>
+        </w:rPr>
+        <w:t>class</w:t>
+      </w:r>
+      <w:r>
+        <w:rPr>
+          <w:rFonts w:ascii="Menlo" w:eastAsia="Times New Roman" w:hAnsi="Menlo" w:cs="Menlo"/>
+          <w:color w:val="CCCCCC"/>
+          <w:kern w:val="0"/>
+          <w:sz w:val="18"/>
+          <w:szCs w:val="18"/>
+          <w14:ligatures w14:val="none"/>
+        </w:rPr>
+        <w:t xml:space="preserve"> </w:t>
+      </w:r>
+      <w:proofErr w:type="spellStart"/>
+      <w:r>
+        <w:rPr>
+          <w:rFonts w:ascii="Menlo" w:eastAsia="Times New Roman" w:hAnsi="Menlo" w:cs="Menlo"/>
+          <w:color w:val="4EC9B0"/>
+          <w:kern w:val="0"/>
+          <w:sz w:val="18"/>
+          <w:szCs w:val="18"/>
+          <w14:ligatures w14:val="none"/>
+        </w:rPr>
+        <w:t>GameState</w:t>
+      </w:r>
+      <w:proofErr w:type="spellEnd"/>
+      <w:r>
+        <w:rPr>
+          <w:rFonts w:ascii="Menlo" w:eastAsia="Times New Roman" w:hAnsi="Menlo" w:cs="Menlo"/>
+          <w:color w:val="CCCCCC"/>
+          <w:kern w:val="0"/>
+          <w:sz w:val="18"/>
+          <w:szCs w:val="18"/>
+          <w14:ligatures w14:val="none"/>
+        </w:rPr>
+        <w:t xml:space="preserve"> {</w:t>
+      </w:r>
+    </w:p>
+    <w:p>
+      <w:pPr>
+        <w:shd w:val="clear" w:color="auto" w:fill="1F1F1F"/>
+        <w:spacing w:after="0" w:line="270" w:lineRule="atLeast"/>
+        <w:rPr>
+          <w:rFonts w:ascii="Menlo" w:eastAsia="Times New Roman" w:hAnsi="Menlo" w:cs="Menlo"/>
+          <w:color w:val="CCCCCC"/>
+          <w:kern w:val="0"/>
+          <w:sz w:val="18"/>
+          <w:szCs w:val="18"/>
+          <w14:ligatures w14:val="none"/>
+        </w:rPr>
+      </w:pPr>
+      <w:r>
+        <w:rPr>
+          <w:rFonts w:ascii="Menlo" w:eastAsia="Times New Roman" w:hAnsi="Menlo" w:cs="Menlo"/>
+          <w:color w:val="CCCCCC"/>
+          <w:kern w:val="0"/>
+          <w:sz w:val="18"/>
+          <w:szCs w:val="18"/>
+          <w14:ligatures w14:val="none"/>
+        </w:rPr>
+        <w:t xml:space="preserve">    </w:t>
+      </w:r>
+      <w:r>
+        <w:rPr>
+          <w:rFonts w:ascii="Menlo" w:eastAsia="Times New Roman" w:hAnsi="Menlo" w:cs="Menlo"/>
+          <w:color w:val="4FC1FF"/>
+          <w:kern w:val="0"/>
+          <w:sz w:val="18"/>
+          <w:szCs w:val="18"/>
+          <w14:ligatures w14:val="none"/>
+        </w:rPr>
+        <w:t>Playing</w:t>
+      </w:r>
+      <w:r>
+        <w:rPr>
+          <w:rFonts w:ascii="Menlo" w:eastAsia="Times New Roman" w:hAnsi="Menlo" w:cs="Menlo"/>
+          <w:color w:val="CCCCCC"/>
+          <w:kern w:val="0"/>
+          <w:sz w:val="18"/>
+          <w:szCs w:val="18"/>
+          <w14:ligatures w14:val="none"/>
+        </w:rPr>
+        <w:t>,</w:t>
+      </w:r>
+    </w:p>
+    <w:p>
+      <w:pPr>
+        <w:shd w:val="clear" w:color="auto" w:fill="1F1F1F"/>
+        <w:spacing w:after="0" w:line="270" w:lineRule="atLeast"/>
+        <w:rPr>
+          <w:rFonts w:ascii="Menlo" w:eastAsia="Times New Roman" w:hAnsi="Menlo" w:cs="Menlo"/>
+          <w:color w:val="CCCCCC"/>
+          <w:kern w:val="0"/>
+          <w:sz w:val="18"/>
+          <w:szCs w:val="18"/>
+          <w14:ligatures w14:val="none"/>
+        </w:rPr>
+      </w:pPr>
+      <w:r>
+        <w:rPr>
+          <w:rFonts w:ascii="Menlo" w:eastAsia="Times New Roman" w:hAnsi="Menlo" w:cs="Menlo"/>
+          <w:color w:val="CCCCCC"/>
+          <w:kern w:val="0"/>
+          <w:sz w:val="18"/>
+          <w:szCs w:val="18"/>
+          <w14:ligatures w14:val="none"/>
+        </w:rPr>
+        <w:t xml:space="preserve">    </w:t>
+      </w:r>
+      <w:r>
+        <w:rPr>
+          <w:rFonts w:ascii="Menlo" w:eastAsia="Times New Roman" w:hAnsi="Menlo" w:cs="Menlo"/>
+          <w:color w:val="4FC1FF"/>
+          <w:kern w:val="0"/>
+          <w:sz w:val="18"/>
+          <w:szCs w:val="18"/>
+          <w14:ligatures w14:val="none"/>
+        </w:rPr>
+        <w:t>Dead</w:t>
+      </w:r>
+      <w:r>
+        <w:rPr>
+          <w:rFonts w:ascii="Menlo" w:eastAsia="Times New Roman" w:hAnsi="Menlo" w:cs="Menlo"/>
+          <w:color w:val="CCCCCC"/>
+          <w:kern w:val="0"/>
+          <w:sz w:val="18"/>
+          <w:szCs w:val="18"/>
+          <w14:ligatures w14:val="none"/>
+        </w:rPr>
+        <w:t>,</w:t>
+      </w:r>
+    </w:p>
+    <w:p>
+      <w:pPr>
+        <w:shd w:val="clear" w:color="auto" w:fill="1F1F1F"/>
+        <w:spacing w:after="0" w:line="270" w:lineRule="atLeast"/>
+        <w:rPr>
+          <w:rFonts w:ascii="Menlo" w:eastAsia="Times New Roman" w:hAnsi="Menlo" w:cs="Menlo"/>
+          <w:color w:val="CCCCCC"/>
+          <w:kern w:val="0"/>
+          <w:sz w:val="18"/>
+          <w:szCs w:val="18"/>
+          <w14:ligatures w14:val="none"/>
+        </w:rPr>
+      </w:pPr>
+      <w:r>
+        <w:rPr>
+          <w:rFonts w:ascii="Menlo" w:eastAsia="Times New Roman" w:hAnsi="Menlo" w:cs="Menlo"/>
+          <w:color w:val="CCCCCC"/>
+          <w:kern w:val="0"/>
+          <w:sz w:val="18"/>
+          <w:szCs w:val="18"/>
+          <w14:ligatures w14:val="none"/>
+        </w:rPr>
+        <w:t xml:space="preserve">    </w:t>
+      </w:r>
+      <w:r>
+        <w:rPr>
+          <w:rFonts w:ascii="Menlo" w:eastAsia="Times New Roman" w:hAnsi="Menlo" w:cs="Menlo"/>
+          <w:color w:val="4FC1FF"/>
+          <w:kern w:val="0"/>
+          <w:sz w:val="18"/>
+          <w:szCs w:val="18"/>
+          <w14:ligatures w14:val="none"/>
+        </w:rPr>
+        <w:t>Complete</w:t>
+      </w:r>
+    </w:p>
+    <w:p>
+      <w:pPr>
+        <w:shd w:val="clear" w:color="auto" w:fill="1F1F1F"/>
+        <w:spacing w:after="0" w:line="270" w:lineRule="atLeast"/>
+        <w:rPr>
+          <w:rFonts w:ascii="Menlo" w:eastAsia="Times New Roman" w:hAnsi="Menlo" w:cs="Menlo"/>
+          <w:color w:val="CCCCCC"/>
+          <w:kern w:val="0"/>
+          <w:sz w:val="18"/>
+          <w:szCs w:val="18"/>
+          <w14:ligatures w14:val="none"/>
+        </w:rPr>
+      </w:pPr>
+      <w:r>
+        <w:rPr>
+          <w:rFonts w:ascii="Menlo" w:eastAsia="Times New Roman" w:hAnsi="Menlo" w:cs="Menlo"/>
+          <w:color w:val="CCCCCC"/>
+          <w:kern w:val="0"/>
+          <w:sz w:val="18"/>
+          <w:szCs w:val="18"/>
+          <w14:ligatures w14:val="none"/>
+        </w:rPr>
+        <w:t>};</w:t>
+      </w:r>
+    </w:p>
+    <w:p>
+      <w:r>
+        <w:t>3 states- Player, Dead, and Complete once crossing the finish line</w:t>
+      </w:r>
+    </w:p>
     <w:p/>
     <w:sectPr>
       <w:pgSz w:w="12240" w:h="15840"/>
@@ -12582,7 +13008,6 @@
   <w:style w:type="character" w:default="1" w:styleId="DefaultParagraphFont">
     <w:name w:val="Default Paragraph Font"/>
     <w:uiPriority w:val="1"/>
-    <w:semiHidden/>
     <w:unhideWhenUsed/>
   </w:style>
   <w:style w:type="table" w:default="1" w:styleId="TableNormal">
@@ -12909,6 +13334,24 @@
       <w14:ligatures w14:val="none"/>
     </w:rPr>
   </w:style>
+  <w:style w:type="paragraph" w:styleId="Date">
+    <w:name w:val="Date"/>
+    <w:basedOn w:val="Normal"/>
+    <w:next w:val="Normal"/>
+    <w:link w:val="DateChar"/>
+    <w:uiPriority w:val="99"/>
+    <w:semiHidden/>
+    <w:unhideWhenUsed/>
+    <w:rsid w:val="002714AF"/>
+  </w:style>
+  <w:style w:type="character" w:customStyle="1" w:styleId="DateChar">
+    <w:name w:val="Date Char"/>
+    <w:basedOn w:val="DefaultParagraphFont"/>
+    <w:link w:val="Date"/>
+    <w:uiPriority w:val="99"/>
+    <w:semiHidden/>
+    <w:rsid w:val="002714AF"/>
+  </w:style>
 </w:styles>
 </file>
 

--- a/development log.docx
+++ b/development log.docx
@@ -11703,7 +11703,117 @@
         <w:t>3 states- Player, Dead, and Complete once crossing the finish line</w:t>
       </w:r>
     </w:p>
+    <w:p>
+      <w:r>
+        <w:t>I then made a green line which is a long green platform object. Upon collision, the game state will update to Complete</w:t>
+      </w:r>
+    </w:p>
     <w:p/>
+    <w:p>
+      <w:r>
+        <w:t>Stage 12: Add a level manager</w:t>
+      </w:r>
+      <w:r>
+        <w:t xml:space="preserve"> </w:t>
+      </w:r>
+      <w:proofErr w:type="spellStart"/>
+      <w:r>
+        <w:t>Level.h</w:t>
+      </w:r>
+      <w:proofErr w:type="spellEnd"/>
+      <w:r>
+        <w:t xml:space="preserve"> and Level.cpp</w:t>
+      </w:r>
+      <w:r>
+        <w:t>, loading objects from a Level.txt file</w:t>
+      </w:r>
+    </w:p>
+    <w:p>
+      <w:r>
+        <w:t>The Level class now owns all the platforms and spikes.</w:t>
+      </w:r>
+    </w:p>
+    <w:p/>
+    <w:p>
+      <w:r>
+        <w:t xml:space="preserve">Stage 13: Changed Level to read from a </w:t>
+      </w:r>
+      <w:proofErr w:type="spellStart"/>
+      <w:r>
+        <w:t>level.json</w:t>
+      </w:r>
+      <w:proofErr w:type="spellEnd"/>
+      <w:r>
+        <w:t xml:space="preserve"> file instead</w:t>
+      </w:r>
+    </w:p>
+    <w:p>
+      <w:r>
+        <w:t xml:space="preserve">Stage 14: </w:t>
+      </w:r>
+      <w:r>
+        <w:t>Factory pattern for creating level objects from JSON.</w:t>
+      </w:r>
+    </w:p>
+    <w:p>
+      <w:r>
+        <w:t xml:space="preserve">The idea is: </w:t>
+      </w:r>
+      <w:proofErr w:type="spellStart"/>
+      <w:proofErr w:type="gramStart"/>
+      <w:r>
+        <w:t>level.json</w:t>
+      </w:r>
+      <w:proofErr w:type="spellEnd"/>
+      <w:proofErr w:type="gramEnd"/>
+      <w:r>
+        <w:t xml:space="preserve"> </w:t>
+      </w:r>
+      <w:r>
+        <w:sym w:font="Wingdings" w:char="F0E0"/>
+      </w:r>
+      <w:r>
+        <w:t xml:space="preserve"> </w:t>
+      </w:r>
+      <w:r>
+        <w:t>Level</w:t>
+      </w:r>
+      <w:r>
+        <w:t xml:space="preserve"> </w:t>
+      </w:r>
+      <w:r>
+        <w:sym w:font="Wingdings" w:char="F0E0"/>
+      </w:r>
+      <w:proofErr w:type="spellStart"/>
+      <w:r>
+        <w:t>ObjectFactory</w:t>
+      </w:r>
+      <w:proofErr w:type="spellEnd"/>
+      <w:r>
+        <w:t xml:space="preserve"> </w:t>
+      </w:r>
+      <w:r>
+        <w:sym w:font="Wingdings" w:char="F0E0"/>
+      </w:r>
+      <w:r>
+        <w:t xml:space="preserve"> </w:t>
+      </w:r>
+      <w:r>
+        <w:t>creates Platform / Spike</w:t>
+      </w:r>
+    </w:p>
+    <w:p/>
+    <w:p>
+      <w:r>
+        <w:lastRenderedPageBreak/>
+        <w:t>Stage 15: Add player rotation when jumping</w:t>
+      </w:r>
+    </w:p>
+    <w:p>
+      <w:r>
+        <w:t>***currently on this step, pseudocode partially done***</w:t>
+      </w:r>
+    </w:p>
     <w:sectPr>
       <w:pgSz w:w="12240" w:h="15840"/>
       <w:pgMar w:top="1440" w:right="1440" w:bottom="1440" w:left="1440" w:header="720" w:footer="720" w:gutter="0"/>
